--- a/5.人员管理/1.流程制度规范类文件/050107-人员入离职管理制度.docx
+++ b/5.人员管理/1.流程制度规范类文件/050107-人员入离职管理制度.docx
@@ -1,10 +1,11 @@
 
 <file path=word/document.xml><?xml version="1.0" encoding="utf-8"?>
-<w:document xmlns:wpc="http://schemas.microsoft.com/office/word/2010/wordprocessingCanvas" xmlns:mc="http://schemas.openxmlformats.org/markup-compatibility/2006" xmlns:o="urn:schemas-microsoft-com:office:office" xmlns:r="http://schemas.openxmlformats.org/officeDocument/2006/relationships" xmlns:m="http://schemas.openxmlformats.org/officeDocument/2006/math" xmlns:v="urn:schemas-microsoft-com:vml" xmlns:wp14="http://schemas.microsoft.com/office/word/2010/wordprocessingDrawing" xmlns:wp="http://schemas.openxmlformats.org/drawingml/2006/wordprocessingDrawing" xmlns:w="http://schemas.openxmlformats.org/wordprocessingml/2006/main" xmlns:w14="http://schemas.microsoft.com/office/word/2010/wordml" xmlns:w10="urn:schemas-microsoft-com:office:word" xmlns:w15="http://schemas.microsoft.com/office/word/2012/wordml" xmlns:wpg="http://schemas.microsoft.com/office/word/2010/wordprocessingGroup" xmlns:wpi="http://schemas.microsoft.com/office/word/2010/wordprocessingInk" xmlns:wne="http://schemas.microsoft.com/office/word/2006/wordml" xmlns:wps="http://schemas.microsoft.com/office/word/2010/wordprocessingShape" xmlns:wpsCustomData="http://www.wps.cn/officeDocument/2013/wpsCustomData" mc:Ignorable="w14 w15 wp14">
+<w:document xmlns:wpc="http://schemas.microsoft.com/office/word/2010/wordprocessingCanvas" xmlns:mc="http://schemas.openxmlformats.org/markup-compatibility/2006" xmlns:o="urn:schemas-microsoft-com:office:office" xmlns:r="http://schemas.openxmlformats.org/officeDocument/2006/relationships" xmlns:m="http://schemas.openxmlformats.org/officeDocument/2006/math" xmlns:v="urn:schemas-microsoft-com:vml" xmlns:wp14="http://schemas.microsoft.com/office/word/2010/wordprocessingDrawing" xmlns:wp="http://schemas.openxmlformats.org/drawingml/2006/wordprocessingDrawing" xmlns:w10="urn:schemas-microsoft-com:office:word" xmlns:w="http://schemas.openxmlformats.org/wordprocessingml/2006/main" xmlns:w14="http://schemas.microsoft.com/office/word/2010/wordml" xmlns:w15="http://schemas.microsoft.com/office/word/2012/wordml" xmlns:wne="http://schemas.microsoft.com/office/word/2006/wordml" xmlns:wpg="http://schemas.microsoft.com/office/word/2010/wordprocessingGroup" xmlns:wpi="http://schemas.microsoft.com/office/word/2010/wordprocessingInk" xmlns:wps="http://schemas.microsoft.com/office/word/2010/wordprocessingShape" mc:Ignorable="w14 w15 wp14">
+  <!-- Generated by Aspose.Words for .NET 13.3.0.1 -->
   <w:body>
     <w:p>
       <w:pPr>
-        <w:pStyle w:val="31"/>
+        <w:pStyle w:val="a1"/>
         <w:keepNext w:val="0"/>
         <w:keepLines w:val="0"/>
         <w:pageBreakBefore w:val="0"/>
@@ -24,7 +25,7 @@
     </w:p>
     <w:p>
       <w:pPr>
-        <w:pStyle w:val="31"/>
+        <w:pStyle w:val="a1"/>
         <w:keepNext w:val="0"/>
         <w:keepLines w:val="0"/>
         <w:pageBreakBefore w:val="0"/>
@@ -40,8 +41,8 @@
         <w:snapToGrid w:val="0"/>
         <w:textAlignment w:val="baseline"/>
       </w:pPr>
-      <w:bookmarkStart w:id="76" w:name="_GoBack"/>
-      <w:bookmarkEnd w:id="76"/>
+      <w:bookmarkStart w:id="1" w:name="_GoBack"/>
+      <w:bookmarkEnd w:id="1"/>
       <w:r>
         <w:t>人员</w:t>
       </w:r>
@@ -59,7 +60,7 @@
     </w:p>
     <w:p>
       <w:pPr>
-        <w:pStyle w:val="32"/>
+        <w:pStyle w:val="a2"/>
         <w:keepNext w:val="0"/>
         <w:keepLines w:val="0"/>
         <w:pageBreakBefore w:val="0"/>
@@ -75,15 +76,15 @@
         <w:snapToGrid w:val="0"/>
         <w:textAlignment w:val="baseline"/>
       </w:pPr>
-      <w:bookmarkStart w:id="1" w:name="_Toc12296"/>
-      <w:r>
-        <w:t>甘肃国邦信息科技有限公司</w:t>
-      </w:r>
-      <w:bookmarkEnd w:id="1"/>
+      <w:bookmarkStart w:id="2" w:name="_Toc12296"/>
+      <w:r>
+        <w:t>中达丰集团有限公司</w:t>
+      </w:r>
+      <w:bookmarkEnd w:id="2"/>
     </w:p>
     <w:p>
       <w:pPr>
-        <w:pStyle w:val="32"/>
+        <w:pStyle w:val="a2"/>
         <w:keepNext w:val="0"/>
         <w:keepLines w:val="0"/>
         <w:pageBreakBefore w:val="0"/>
@@ -99,7 +100,7 @@
         <w:snapToGrid w:val="0"/>
         <w:textAlignment w:val="baseline"/>
         <w:rPr>
-          <w:rFonts w:hint="eastAsia" w:ascii="宋体" w:hAnsi="宋体" w:eastAsia="宋体" w:cs="宋体"/>
+          <w:rFonts w:ascii="宋体" w:eastAsia="宋体" w:hAnsi="宋体" w:cs="宋体" w:hint="eastAsia"/>
           <w:b w:val="0"/>
           <w:bCs w:val="0"/>
           <w:sz w:val="36"/>
@@ -107,23 +108,23 @@
           <w:lang w:val="en-US" w:eastAsia="zh-CN"/>
         </w:rPr>
       </w:pPr>
-      <w:bookmarkStart w:id="2" w:name="_Toc12533"/>
-      <w:r>
-        <w:rPr>
-          <w:rFonts w:hint="eastAsia" w:ascii="宋体" w:hAnsi="宋体" w:eastAsia="宋体" w:cs="宋体"/>
+      <w:bookmarkStart w:id="3" w:name="_Toc12533"/>
+      <w:r>
+        <w:rPr>
+          <w:rFonts w:ascii="宋体" w:eastAsia="宋体" w:hAnsi="宋体" w:cs="宋体" w:hint="eastAsia"/>
           <w:b w:val="0"/>
           <w:bCs w:val="0"/>
           <w:sz w:val="36"/>
           <w:szCs w:val="36"/>
           <w:lang w:val="en-US" w:eastAsia="zh-CN"/>
         </w:rPr>
-        <w:t>2025年1月4日</w:t>
-      </w:r>
-      <w:bookmarkEnd w:id="2"/>
+        <w:t>2025年7月4日</w:t>
+      </w:r>
+      <w:bookmarkEnd w:id="3"/>
     </w:p>
     <w:p>
       <w:pPr>
-        <w:pStyle w:val="32"/>
+        <w:pStyle w:val="a2"/>
         <w:keepNext w:val="0"/>
         <w:keepLines w:val="0"/>
         <w:pageBreakBefore w:val="0"/>
@@ -139,7 +140,7 @@
         <w:snapToGrid w:val="0"/>
         <w:textAlignment w:val="baseline"/>
         <w:rPr>
-          <w:rFonts w:hint="eastAsia" w:ascii="宋体" w:hAnsi="宋体" w:eastAsia="宋体" w:cs="宋体"/>
+          <w:rFonts w:ascii="宋体" w:eastAsia="宋体" w:hAnsi="宋体" w:cs="宋体" w:hint="eastAsia"/>
           <w:b w:val="0"/>
           <w:bCs w:val="0"/>
           <w:sz w:val="36"/>
@@ -148,7 +149,7 @@
         <w:sectPr>
           <w:pgSz w:w="11906" w:h="16839"/>
           <w:pgMar w:top="1431" w:right="1785" w:bottom="0" w:left="1785" w:header="0" w:footer="0" w:gutter="0"/>
-          <w:cols w:space="720" w:num="1"/>
+          <w:cols w:num="1" w:space="720"/>
         </w:sectPr>
       </w:pPr>
     </w:p>
@@ -172,22 +173,22 @@
         <w:textAlignment w:val="baseline"/>
         <w:outlineLvl w:val="1"/>
         <w:rPr>
-          <w:rFonts w:ascii="宋体" w:hAnsi="宋体" w:eastAsia="宋体" w:cs="宋体"/>
+          <w:rFonts w:ascii="宋体" w:eastAsia="宋体" w:hAnsi="宋体" w:cs="宋体"/>
           <w:sz w:val="28"/>
           <w:szCs w:val="28"/>
         </w:rPr>
       </w:pPr>
-      <w:bookmarkStart w:id="3" w:name="_Toc131"/>
-      <w:r>
-        <w:rPr>
-          <w:rFonts w:ascii="宋体" w:hAnsi="宋体" w:eastAsia="宋体" w:cs="宋体"/>
+      <w:bookmarkStart w:id="4" w:name="_Toc131"/>
+      <w:r>
+        <w:rPr>
+          <w:rFonts w:ascii="宋体" w:eastAsia="宋体" w:hAnsi="宋体" w:cs="宋体"/>
           <w:spacing w:val="-3"/>
           <w:sz w:val="28"/>
           <w:szCs w:val="28"/>
         </w:rPr>
         <w:t>文档信息</w:t>
       </w:r>
-      <w:bookmarkEnd w:id="3"/>
+      <w:bookmarkEnd w:id="4"/>
     </w:p>
     <w:p>
       <w:pPr>
@@ -210,16 +211,16 @@
     </w:p>
     <w:tbl>
       <w:tblPr>
-        <w:tblStyle w:val="24"/>
+        <w:tblStyle w:val="TableNormal0"/>
         <w:tblW w:w="9072" w:type="dxa"/>
         <w:tblInd w:w="5" w:type="dxa"/>
         <w:tblBorders>
-          <w:top w:val="single" w:color="000000" w:sz="4" w:space="0"/>
-          <w:left w:val="single" w:color="000000" w:sz="4" w:space="0"/>
-          <w:bottom w:val="single" w:color="000000" w:sz="4" w:space="0"/>
-          <w:right w:val="single" w:color="000000" w:sz="4" w:space="0"/>
-          <w:insideH w:val="single" w:color="000000" w:sz="4" w:space="0"/>
-          <w:insideV w:val="single" w:color="000000" w:sz="4" w:space="0"/>
+          <w:top w:val="single" w:sz="4" w:space="0" w:color="000000"/>
+          <w:left w:val="single" w:sz="4" w:space="0" w:color="000000"/>
+          <w:bottom w:val="single" w:sz="4" w:space="0" w:color="000000"/>
+          <w:right w:val="single" w:sz="4" w:space="0" w:color="000000"/>
+          <w:insideH w:val="single" w:sz="4" w:space="0" w:color="000000"/>
+          <w:insideV w:val="single" w:sz="4" w:space="0" w:color="000000"/>
         </w:tblBorders>
         <w:tblLayout w:type="fixed"/>
         <w:tblCellMar>
@@ -238,14 +239,17 @@
       </w:tblGrid>
       <w:tr>
         <w:tblPrEx>
+          <w:tblW w:w="9072" w:type="dxa"/>
+          <w:tblInd w:w="5" w:type="dxa"/>
           <w:tblBorders>
-            <w:top w:val="single" w:color="000000" w:sz="4" w:space="0"/>
-            <w:left w:val="single" w:color="000000" w:sz="4" w:space="0"/>
-            <w:bottom w:val="single" w:color="000000" w:sz="4" w:space="0"/>
-            <w:right w:val="single" w:color="000000" w:sz="4" w:space="0"/>
-            <w:insideH w:val="single" w:color="000000" w:sz="4" w:space="0"/>
-            <w:insideV w:val="single" w:color="000000" w:sz="4" w:space="0"/>
+            <w:top w:val="single" w:sz="4" w:space="0" w:color="000000"/>
+            <w:left w:val="single" w:sz="4" w:space="0" w:color="000000"/>
+            <w:bottom w:val="single" w:sz="4" w:space="0" w:color="000000"/>
+            <w:right w:val="single" w:sz="4" w:space="0" w:color="000000"/>
+            <w:insideH w:val="single" w:sz="4" w:space="0" w:color="000000"/>
+            <w:insideV w:val="single" w:sz="4" w:space="0" w:color="000000"/>
           </w:tblBorders>
+          <w:tblLayout w:type="fixed"/>
           <w:tblCellMar>
             <w:top w:w="0" w:type="dxa"/>
             <w:left w:w="0" w:type="dxa"/>
@@ -254,7 +258,7 @@
           </w:tblCellMar>
         </w:tblPrEx>
         <w:trPr>
-          <w:trHeight w:val="611" w:hRule="atLeast"/>
+          <w:trHeight w:val="611"/>
         </w:trPr>
         <w:tc>
           <w:tcPr>
@@ -279,14 +283,14 @@
               <w:ind w:left="296"/>
               <w:textAlignment w:val="baseline"/>
               <w:rPr>
-                <w:rFonts w:ascii="宋体" w:hAnsi="宋体" w:eastAsia="宋体" w:cs="宋体"/>
+                <w:rFonts w:ascii="宋体" w:eastAsia="宋体" w:hAnsi="宋体" w:cs="宋体"/>
                 <w:sz w:val="21"/>
                 <w:szCs w:val="21"/>
               </w:rPr>
             </w:pPr>
             <w:r>
               <w:rPr>
-                <w:rFonts w:ascii="宋体" w:hAnsi="宋体" w:eastAsia="宋体" w:cs="宋体"/>
+                <w:rFonts w:ascii="宋体" w:eastAsia="宋体" w:hAnsi="宋体" w:cs="宋体"/>
                 <w:spacing w:val="-2"/>
                 <w:sz w:val="21"/>
                 <w:szCs w:val="21"/>
@@ -319,14 +323,14 @@
               <w:ind w:left="109"/>
               <w:textAlignment w:val="baseline"/>
               <w:rPr>
-                <w:rFonts w:ascii="宋体" w:hAnsi="宋体" w:eastAsia="宋体" w:cs="宋体"/>
+                <w:rFonts w:ascii="宋体" w:eastAsia="宋体" w:hAnsi="宋体" w:cs="宋体"/>
                 <w:sz w:val="21"/>
                 <w:szCs w:val="21"/>
               </w:rPr>
             </w:pPr>
             <w:r>
               <w:rPr>
-                <w:rFonts w:ascii="宋体" w:hAnsi="宋体" w:eastAsia="宋体" w:cs="宋体"/>
+                <w:rFonts w:ascii="宋体" w:eastAsia="宋体" w:hAnsi="宋体" w:cs="宋体"/>
                 <w:spacing w:val="-1"/>
                 <w:sz w:val="21"/>
                 <w:szCs w:val="21"/>
@@ -335,7 +339,7 @@
             </w:r>
             <w:r>
               <w:rPr>
-                <w:rFonts w:hint="eastAsia" w:ascii="宋体" w:hAnsi="宋体" w:cs="宋体"/>
+                <w:rFonts w:ascii="宋体" w:hAnsi="宋体" w:cs="宋体" w:hint="eastAsia"/>
                 <w:spacing w:val="-1"/>
                 <w:sz w:val="21"/>
                 <w:szCs w:val="21"/>
@@ -345,16 +349,16 @@
             </w:r>
             <w:r>
               <w:rPr>
-                <w:rFonts w:ascii="宋体" w:hAnsi="宋体" w:eastAsia="宋体" w:cs="宋体"/>
+                <w:rFonts w:ascii="宋体" w:eastAsia="宋体" w:hAnsi="宋体" w:cs="宋体"/>
                 <w:spacing w:val="-1"/>
                 <w:sz w:val="21"/>
                 <w:szCs w:val="21"/>
               </w:rPr>
-              <w:t>管理制度（GSGB-ITSS-RY</w:t>
+              <w:t>管理制度（ZDFJT-ITSS-RY</w:t>
             </w:r>
             <w:r>
               <w:rPr>
-                <w:rFonts w:hint="eastAsia" w:ascii="宋体" w:hAnsi="宋体" w:cs="宋体"/>
+                <w:rFonts w:ascii="宋体" w:hAnsi="宋体" w:cs="宋体" w:hint="eastAsia"/>
                 <w:spacing w:val="-1"/>
                 <w:sz w:val="21"/>
                 <w:szCs w:val="21"/>
@@ -364,7 +368,7 @@
             </w:r>
             <w:r>
               <w:rPr>
-                <w:rFonts w:ascii="宋体" w:hAnsi="宋体" w:eastAsia="宋体" w:cs="宋体"/>
+                <w:rFonts w:ascii="宋体" w:eastAsia="宋体" w:hAnsi="宋体" w:cs="宋体"/>
                 <w:spacing w:val="-1"/>
                 <w:sz w:val="21"/>
                 <w:szCs w:val="21"/>
@@ -376,14 +380,9 @@
       </w:tr>
       <w:tr>
         <w:tblPrEx>
-          <w:tblBorders>
-            <w:top w:val="single" w:color="000000" w:sz="4" w:space="0"/>
-            <w:left w:val="single" w:color="000000" w:sz="4" w:space="0"/>
-            <w:bottom w:val="single" w:color="000000" w:sz="4" w:space="0"/>
-            <w:right w:val="single" w:color="000000" w:sz="4" w:space="0"/>
-            <w:insideH w:val="single" w:color="000000" w:sz="4" w:space="0"/>
-            <w:insideV w:val="single" w:color="000000" w:sz="4" w:space="0"/>
-          </w:tblBorders>
+          <w:tblW w:w="9072" w:type="dxa"/>
+          <w:tblInd w:w="5" w:type="dxa"/>
+          <w:tblLayout w:type="fixed"/>
           <w:tblCellMar>
             <w:top w:w="0" w:type="dxa"/>
             <w:left w:w="0" w:type="dxa"/>
@@ -392,7 +391,7 @@
           </w:tblCellMar>
         </w:tblPrEx>
         <w:trPr>
-          <w:trHeight w:val="606" w:hRule="atLeast"/>
+          <w:trHeight w:val="606"/>
         </w:trPr>
         <w:tc>
           <w:tcPr>
@@ -417,14 +416,14 @@
               <w:ind w:left="506"/>
               <w:textAlignment w:val="baseline"/>
               <w:rPr>
-                <w:rFonts w:ascii="宋体" w:hAnsi="宋体" w:eastAsia="宋体" w:cs="宋体"/>
+                <w:rFonts w:ascii="宋体" w:eastAsia="宋体" w:hAnsi="宋体" w:cs="宋体"/>
                 <w:sz w:val="21"/>
                 <w:szCs w:val="21"/>
               </w:rPr>
             </w:pPr>
             <w:r>
               <w:rPr>
-                <w:rFonts w:ascii="宋体" w:hAnsi="宋体" w:eastAsia="宋体" w:cs="宋体"/>
+                <w:rFonts w:ascii="宋体" w:eastAsia="宋体" w:hAnsi="宋体" w:cs="宋体"/>
                 <w:spacing w:val="-2"/>
                 <w:sz w:val="21"/>
                 <w:szCs w:val="21"/>
@@ -457,33 +456,28 @@
               <w:ind w:left="108"/>
               <w:textAlignment w:val="baseline"/>
               <w:rPr>
-                <w:rFonts w:ascii="宋体" w:hAnsi="宋体" w:eastAsia="宋体" w:cs="宋体"/>
+                <w:rFonts w:ascii="宋体" w:eastAsia="宋体" w:hAnsi="宋体" w:cs="宋体"/>
                 <w:sz w:val="21"/>
                 <w:szCs w:val="21"/>
               </w:rPr>
             </w:pPr>
             <w:r>
               <w:rPr>
-                <w:rFonts w:ascii="宋体" w:hAnsi="宋体" w:eastAsia="宋体" w:cs="宋体"/>
+                <w:rFonts w:ascii="宋体" w:eastAsia="宋体" w:hAnsi="宋体" w:cs="宋体"/>
                 <w:spacing w:val="-1"/>
                 <w:sz w:val="21"/>
                 <w:szCs w:val="21"/>
               </w:rPr>
-              <w:t>甘肃国邦信息科技有限公司</w:t>
+              <w:t>中达丰集团有限公司</w:t>
             </w:r>
           </w:p>
         </w:tc>
       </w:tr>
       <w:tr>
         <w:tblPrEx>
-          <w:tblBorders>
-            <w:top w:val="single" w:color="000000" w:sz="4" w:space="0"/>
-            <w:left w:val="single" w:color="000000" w:sz="4" w:space="0"/>
-            <w:bottom w:val="single" w:color="000000" w:sz="4" w:space="0"/>
-            <w:right w:val="single" w:color="000000" w:sz="4" w:space="0"/>
-            <w:insideH w:val="single" w:color="000000" w:sz="4" w:space="0"/>
-            <w:insideV w:val="single" w:color="000000" w:sz="4" w:space="0"/>
-          </w:tblBorders>
+          <w:tblW w:w="9072" w:type="dxa"/>
+          <w:tblInd w:w="5" w:type="dxa"/>
+          <w:tblLayout w:type="fixed"/>
           <w:tblCellMar>
             <w:top w:w="0" w:type="dxa"/>
             <w:left w:w="0" w:type="dxa"/>
@@ -492,7 +486,7 @@
           </w:tblCellMar>
         </w:tblPrEx>
         <w:trPr>
-          <w:trHeight w:val="606" w:hRule="atLeast"/>
+          <w:trHeight w:val="606"/>
         </w:trPr>
         <w:tc>
           <w:tcPr>
@@ -517,14 +511,14 @@
               <w:ind w:left="506"/>
               <w:textAlignment w:val="baseline"/>
               <w:rPr>
-                <w:rFonts w:ascii="宋体" w:hAnsi="宋体" w:eastAsia="宋体" w:cs="宋体"/>
+                <w:rFonts w:ascii="宋体" w:eastAsia="宋体" w:hAnsi="宋体" w:cs="宋体"/>
                 <w:sz w:val="21"/>
                 <w:szCs w:val="21"/>
               </w:rPr>
             </w:pPr>
             <w:r>
               <w:rPr>
-                <w:rFonts w:ascii="宋体" w:hAnsi="宋体" w:eastAsia="宋体" w:cs="宋体"/>
+                <w:rFonts w:ascii="宋体" w:eastAsia="宋体" w:hAnsi="宋体" w:cs="宋体"/>
                 <w:spacing w:val="-2"/>
                 <w:sz w:val="21"/>
                 <w:szCs w:val="21"/>
@@ -556,14 +550,14 @@
               <w:ind w:left="288"/>
               <w:textAlignment w:val="baseline"/>
               <w:rPr>
-                <w:rFonts w:ascii="宋体" w:hAnsi="宋体" w:eastAsia="宋体" w:cs="宋体"/>
+                <w:rFonts w:ascii="宋体" w:eastAsia="宋体" w:hAnsi="宋体" w:cs="宋体"/>
                 <w:sz w:val="21"/>
                 <w:szCs w:val="21"/>
               </w:rPr>
             </w:pPr>
             <w:r>
               <w:rPr>
-                <w:rFonts w:ascii="宋体" w:hAnsi="宋体" w:eastAsia="宋体" w:cs="宋体"/>
+                <w:rFonts w:ascii="宋体" w:eastAsia="宋体" w:hAnsi="宋体" w:cs="宋体"/>
                 <w:spacing w:val="-2"/>
                 <w:sz w:val="21"/>
                 <w:szCs w:val="21"/>
@@ -595,14 +589,14 @@
               <w:ind w:left="735"/>
               <w:textAlignment w:val="baseline"/>
               <w:rPr>
-                <w:rFonts w:ascii="宋体" w:hAnsi="宋体" w:eastAsia="宋体" w:cs="宋体"/>
+                <w:rFonts w:ascii="宋体" w:eastAsia="宋体" w:hAnsi="宋体" w:cs="宋体"/>
                 <w:sz w:val="21"/>
                 <w:szCs w:val="21"/>
               </w:rPr>
             </w:pPr>
             <w:r>
               <w:rPr>
-                <w:rFonts w:ascii="宋体" w:hAnsi="宋体" w:eastAsia="宋体" w:cs="宋体"/>
+                <w:rFonts w:ascii="宋体" w:eastAsia="宋体" w:hAnsi="宋体" w:cs="宋体"/>
                 <w:spacing w:val="-2"/>
                 <w:sz w:val="21"/>
                 <w:szCs w:val="21"/>
@@ -634,14 +628,14 @@
               <w:ind w:left="574"/>
               <w:textAlignment w:val="baseline"/>
               <w:rPr>
-                <w:rFonts w:ascii="宋体" w:hAnsi="宋体" w:eastAsia="宋体" w:cs="宋体"/>
+                <w:rFonts w:ascii="宋体" w:eastAsia="宋体" w:hAnsi="宋体" w:cs="宋体"/>
                 <w:sz w:val="21"/>
                 <w:szCs w:val="21"/>
               </w:rPr>
             </w:pPr>
             <w:r>
               <w:rPr>
-                <w:rFonts w:ascii="宋体" w:hAnsi="宋体" w:eastAsia="宋体" w:cs="宋体"/>
+                <w:rFonts w:ascii="宋体" w:eastAsia="宋体" w:hAnsi="宋体" w:cs="宋体"/>
                 <w:spacing w:val="-3"/>
                 <w:sz w:val="21"/>
                 <w:szCs w:val="21"/>
@@ -673,14 +667,14 @@
               <w:ind w:left="781"/>
               <w:textAlignment w:val="baseline"/>
               <w:rPr>
-                <w:rFonts w:ascii="宋体" w:hAnsi="宋体" w:eastAsia="宋体" w:cs="宋体"/>
+                <w:rFonts w:ascii="宋体" w:eastAsia="宋体" w:hAnsi="宋体" w:cs="宋体"/>
                 <w:sz w:val="21"/>
                 <w:szCs w:val="21"/>
               </w:rPr>
             </w:pPr>
             <w:r>
               <w:rPr>
-                <w:rFonts w:ascii="宋体" w:hAnsi="宋体" w:eastAsia="宋体" w:cs="宋体"/>
+                <w:rFonts w:ascii="宋体" w:eastAsia="宋体" w:hAnsi="宋体" w:cs="宋体"/>
                 <w:spacing w:val="-5"/>
                 <w:sz w:val="21"/>
                 <w:szCs w:val="21"/>
@@ -692,14 +686,9 @@
       </w:tr>
       <w:tr>
         <w:tblPrEx>
-          <w:tblBorders>
-            <w:top w:val="single" w:color="000000" w:sz="4" w:space="0"/>
-            <w:left w:val="single" w:color="000000" w:sz="4" w:space="0"/>
-            <w:bottom w:val="single" w:color="000000" w:sz="4" w:space="0"/>
-            <w:right w:val="single" w:color="000000" w:sz="4" w:space="0"/>
-            <w:insideH w:val="single" w:color="000000" w:sz="4" w:space="0"/>
-            <w:insideV w:val="single" w:color="000000" w:sz="4" w:space="0"/>
-          </w:tblBorders>
+          <w:tblW w:w="9072" w:type="dxa"/>
+          <w:tblInd w:w="5" w:type="dxa"/>
+          <w:tblLayout w:type="fixed"/>
           <w:tblCellMar>
             <w:top w:w="0" w:type="dxa"/>
             <w:left w:w="0" w:type="dxa"/>
@@ -708,7 +697,7 @@
           </w:tblCellMar>
         </w:tblPrEx>
         <w:trPr>
-          <w:trHeight w:val="474" w:hRule="atLeast"/>
+          <w:trHeight w:val="474"/>
         </w:trPr>
         <w:tc>
           <w:tcPr>
@@ -733,14 +722,14 @@
               <w:ind w:left="709"/>
               <w:textAlignment w:val="baseline"/>
               <w:rPr>
-                <w:rFonts w:ascii="宋体" w:hAnsi="宋体" w:eastAsia="宋体" w:cs="宋体"/>
+                <w:rFonts w:ascii="宋体" w:eastAsia="宋体" w:hAnsi="宋体" w:cs="宋体"/>
                 <w:sz w:val="21"/>
                 <w:szCs w:val="21"/>
               </w:rPr>
             </w:pPr>
             <w:r>
               <w:rPr>
-                <w:rFonts w:ascii="宋体" w:hAnsi="宋体" w:eastAsia="宋体" w:cs="宋体"/>
+                <w:rFonts w:ascii="宋体" w:eastAsia="宋体" w:hAnsi="宋体" w:cs="宋体"/>
                 <w:spacing w:val="-1"/>
                 <w:sz w:val="21"/>
                 <w:szCs w:val="21"/>
@@ -772,19 +761,19 @@
               <w:ind w:left="290"/>
               <w:textAlignment w:val="baseline"/>
               <w:rPr>
-                <w:rFonts w:ascii="宋体" w:hAnsi="宋体" w:eastAsia="宋体" w:cs="宋体"/>
+                <w:rFonts w:ascii="宋体" w:eastAsia="宋体" w:hAnsi="宋体" w:cs="宋体"/>
                 <w:sz w:val="21"/>
                 <w:szCs w:val="21"/>
               </w:rPr>
             </w:pPr>
             <w:r>
               <w:rPr>
-                <w:rFonts w:ascii="宋体" w:hAnsi="宋体" w:eastAsia="宋体" w:cs="宋体"/>
+                <w:rFonts w:ascii="宋体" w:eastAsia="宋体" w:hAnsi="宋体" w:cs="宋体"/>
                 <w:spacing w:val="-2"/>
                 <w:sz w:val="21"/>
                 <w:szCs w:val="21"/>
               </w:rPr>
-              <w:t>2025-1-4</w:t>
+              <w:t>2025-7-4</w:t>
             </w:r>
           </w:p>
         </w:tc>
@@ -811,14 +800,14 @@
               <w:ind w:left="738"/>
               <w:textAlignment w:val="baseline"/>
               <w:rPr>
-                <w:rFonts w:ascii="宋体" w:hAnsi="宋体" w:eastAsia="宋体" w:cs="宋体"/>
+                <w:rFonts w:ascii="宋体" w:eastAsia="宋体" w:hAnsi="宋体" w:cs="宋体"/>
                 <w:sz w:val="21"/>
                 <w:szCs w:val="21"/>
               </w:rPr>
             </w:pPr>
             <w:r>
               <w:rPr>
-                <w:rFonts w:ascii="宋体" w:hAnsi="宋体" w:eastAsia="宋体" w:cs="宋体"/>
+                <w:rFonts w:ascii="宋体" w:eastAsia="宋体" w:hAnsi="宋体" w:cs="宋体"/>
                 <w:spacing w:val="-3"/>
                 <w:sz w:val="21"/>
                 <w:szCs w:val="21"/>
@@ -850,19 +839,19 @@
               <w:ind w:left="575"/>
               <w:textAlignment w:val="baseline"/>
               <w:rPr>
-                <w:rFonts w:ascii="宋体" w:hAnsi="宋体" w:eastAsia="宋体" w:cs="宋体"/>
+                <w:rFonts w:ascii="宋体" w:eastAsia="宋体" w:hAnsi="宋体" w:cs="宋体"/>
                 <w:sz w:val="21"/>
                 <w:szCs w:val="21"/>
               </w:rPr>
             </w:pPr>
             <w:r>
               <w:rPr>
-                <w:rFonts w:hint="eastAsia" w:ascii="宋体" w:hAnsi="宋体" w:eastAsia="宋体" w:cs="宋体"/>
+                <w:rFonts w:ascii="宋体" w:eastAsia="宋体" w:hAnsi="宋体" w:cs="宋体" w:hint="eastAsia"/>
                 <w:sz w:val="21"/>
                 <w:szCs w:val="21"/>
                 <w:lang w:val="en-US" w:eastAsia="zh-CN"/>
               </w:rPr>
-              <w:t>王海燕</w:t>
+              <w:t>庄霞</w:t>
             </w:r>
           </w:p>
         </w:tc>
@@ -889,33 +878,28 @@
               <w:ind w:left="671"/>
               <w:textAlignment w:val="baseline"/>
               <w:rPr>
-                <w:rFonts w:ascii="宋体" w:hAnsi="宋体" w:eastAsia="宋体" w:cs="宋体"/>
+                <w:rFonts w:ascii="宋体" w:eastAsia="宋体" w:hAnsi="宋体" w:cs="宋体"/>
                 <w:sz w:val="21"/>
                 <w:szCs w:val="21"/>
               </w:rPr>
             </w:pPr>
             <w:r>
               <w:rPr>
-                <w:rFonts w:ascii="宋体" w:hAnsi="宋体" w:eastAsia="宋体" w:cs="宋体"/>
+                <w:rFonts w:ascii="宋体" w:eastAsia="宋体" w:hAnsi="宋体" w:cs="宋体"/>
                 <w:spacing w:val="-3"/>
                 <w:sz w:val="21"/>
                 <w:szCs w:val="21"/>
               </w:rPr>
-              <w:t>黄益溪</w:t>
+              <w:t>吴向阳</w:t>
             </w:r>
           </w:p>
         </w:tc>
       </w:tr>
       <w:tr>
         <w:tblPrEx>
-          <w:tblBorders>
-            <w:top w:val="single" w:color="000000" w:sz="4" w:space="0"/>
-            <w:left w:val="single" w:color="000000" w:sz="4" w:space="0"/>
-            <w:bottom w:val="single" w:color="000000" w:sz="4" w:space="0"/>
-            <w:right w:val="single" w:color="000000" w:sz="4" w:space="0"/>
-            <w:insideH w:val="single" w:color="000000" w:sz="4" w:space="0"/>
-            <w:insideV w:val="single" w:color="000000" w:sz="4" w:space="0"/>
-          </w:tblBorders>
+          <w:tblW w:w="9072" w:type="dxa"/>
+          <w:tblInd w:w="5" w:type="dxa"/>
+          <w:tblLayout w:type="fixed"/>
           <w:tblCellMar>
             <w:top w:w="0" w:type="dxa"/>
             <w:left w:w="0" w:type="dxa"/>
@@ -924,7 +908,7 @@
           </w:tblCellMar>
         </w:tblPrEx>
         <w:trPr>
-          <w:trHeight w:val="528" w:hRule="atLeast"/>
+          <w:trHeight w:val="528"/>
         </w:trPr>
         <w:tc>
           <w:tcPr>
@@ -932,7 +916,7 @@
           </w:tcPr>
           <w:p>
             <w:pPr>
-              <w:pStyle w:val="25"/>
+              <w:pStyle w:val="TableText"/>
               <w:keepNext w:val="0"/>
               <w:keepLines w:val="0"/>
               <w:pageBreakBefore w:val="0"/>
@@ -956,7 +940,7 @@
           </w:tcPr>
           <w:p>
             <w:pPr>
-              <w:pStyle w:val="25"/>
+              <w:pStyle w:val="TableText"/>
               <w:keepNext w:val="0"/>
               <w:keepLines w:val="0"/>
               <w:pageBreakBefore w:val="0"/>
@@ -980,7 +964,7 @@
           </w:tcPr>
           <w:p>
             <w:pPr>
-              <w:pStyle w:val="25"/>
+              <w:pStyle w:val="TableText"/>
               <w:keepNext w:val="0"/>
               <w:keepLines w:val="0"/>
               <w:pageBreakBefore w:val="0"/>
@@ -1004,7 +988,7 @@
           </w:tcPr>
           <w:p>
             <w:pPr>
-              <w:pStyle w:val="25"/>
+              <w:pStyle w:val="TableText"/>
               <w:keepNext w:val="0"/>
               <w:keepLines w:val="0"/>
               <w:pageBreakBefore w:val="0"/>
@@ -1028,7 +1012,7 @@
           </w:tcPr>
           <w:p>
             <w:pPr>
-              <w:pStyle w:val="25"/>
+              <w:pStyle w:val="TableText"/>
               <w:keepNext w:val="0"/>
               <w:keepLines w:val="0"/>
               <w:pageBreakBefore w:val="0"/>
@@ -1049,14 +1033,9 @@
       </w:tr>
       <w:tr>
         <w:tblPrEx>
-          <w:tblBorders>
-            <w:top w:val="single" w:color="000000" w:sz="4" w:space="0"/>
-            <w:left w:val="single" w:color="000000" w:sz="4" w:space="0"/>
-            <w:bottom w:val="single" w:color="000000" w:sz="4" w:space="0"/>
-            <w:right w:val="single" w:color="000000" w:sz="4" w:space="0"/>
-            <w:insideH w:val="single" w:color="000000" w:sz="4" w:space="0"/>
-            <w:insideV w:val="single" w:color="000000" w:sz="4" w:space="0"/>
-          </w:tblBorders>
+          <w:tblW w:w="9072" w:type="dxa"/>
+          <w:tblInd w:w="5" w:type="dxa"/>
+          <w:tblLayout w:type="fixed"/>
           <w:tblCellMar>
             <w:top w:w="0" w:type="dxa"/>
             <w:left w:w="0" w:type="dxa"/>
@@ -1065,7 +1044,7 @@
           </w:tblCellMar>
         </w:tblPrEx>
         <w:trPr>
-          <w:trHeight w:val="528" w:hRule="atLeast"/>
+          <w:trHeight w:val="528"/>
         </w:trPr>
         <w:tc>
           <w:tcPr>
@@ -1073,7 +1052,7 @@
           </w:tcPr>
           <w:p>
             <w:pPr>
-              <w:pStyle w:val="25"/>
+              <w:pStyle w:val="TableText"/>
               <w:keepNext w:val="0"/>
               <w:keepLines w:val="0"/>
               <w:pageBreakBefore w:val="0"/>
@@ -1097,7 +1076,7 @@
           </w:tcPr>
           <w:p>
             <w:pPr>
-              <w:pStyle w:val="25"/>
+              <w:pStyle w:val="TableText"/>
               <w:keepNext w:val="0"/>
               <w:keepLines w:val="0"/>
               <w:pageBreakBefore w:val="0"/>
@@ -1121,7 +1100,7 @@
           </w:tcPr>
           <w:p>
             <w:pPr>
-              <w:pStyle w:val="25"/>
+              <w:pStyle w:val="TableText"/>
               <w:keepNext w:val="0"/>
               <w:keepLines w:val="0"/>
               <w:pageBreakBefore w:val="0"/>
@@ -1145,7 +1124,7 @@
           </w:tcPr>
           <w:p>
             <w:pPr>
-              <w:pStyle w:val="25"/>
+              <w:pStyle w:val="TableText"/>
               <w:keepNext w:val="0"/>
               <w:keepLines w:val="0"/>
               <w:pageBreakBefore w:val="0"/>
@@ -1169,7 +1148,7 @@
           </w:tcPr>
           <w:p>
             <w:pPr>
-              <w:pStyle w:val="25"/>
+              <w:pStyle w:val="TableText"/>
               <w:keepNext w:val="0"/>
               <w:keepLines w:val="0"/>
               <w:pageBreakBefore w:val="0"/>
@@ -1190,14 +1169,9 @@
       </w:tr>
       <w:tr>
         <w:tblPrEx>
-          <w:tblBorders>
-            <w:top w:val="single" w:color="000000" w:sz="4" w:space="0"/>
-            <w:left w:val="single" w:color="000000" w:sz="4" w:space="0"/>
-            <w:bottom w:val="single" w:color="000000" w:sz="4" w:space="0"/>
-            <w:right w:val="single" w:color="000000" w:sz="4" w:space="0"/>
-            <w:insideH w:val="single" w:color="000000" w:sz="4" w:space="0"/>
-            <w:insideV w:val="single" w:color="000000" w:sz="4" w:space="0"/>
-          </w:tblBorders>
+          <w:tblW w:w="9072" w:type="dxa"/>
+          <w:tblInd w:w="5" w:type="dxa"/>
+          <w:tblLayout w:type="fixed"/>
           <w:tblCellMar>
             <w:top w:w="0" w:type="dxa"/>
             <w:left w:w="0" w:type="dxa"/>
@@ -1206,7 +1180,7 @@
           </w:tblCellMar>
         </w:tblPrEx>
         <w:trPr>
-          <w:trHeight w:val="528" w:hRule="atLeast"/>
+          <w:trHeight w:val="528"/>
         </w:trPr>
         <w:tc>
           <w:tcPr>
@@ -1214,7 +1188,7 @@
           </w:tcPr>
           <w:p>
             <w:pPr>
-              <w:pStyle w:val="25"/>
+              <w:pStyle w:val="TableText"/>
               <w:keepNext w:val="0"/>
               <w:keepLines w:val="0"/>
               <w:pageBreakBefore w:val="0"/>
@@ -1238,7 +1212,7 @@
           </w:tcPr>
           <w:p>
             <w:pPr>
-              <w:pStyle w:val="25"/>
+              <w:pStyle w:val="TableText"/>
               <w:keepNext w:val="0"/>
               <w:keepLines w:val="0"/>
               <w:pageBreakBefore w:val="0"/>
@@ -1262,7 +1236,7 @@
           </w:tcPr>
           <w:p>
             <w:pPr>
-              <w:pStyle w:val="25"/>
+              <w:pStyle w:val="TableText"/>
               <w:keepNext w:val="0"/>
               <w:keepLines w:val="0"/>
               <w:pageBreakBefore w:val="0"/>
@@ -1286,7 +1260,7 @@
           </w:tcPr>
           <w:p>
             <w:pPr>
-              <w:pStyle w:val="25"/>
+              <w:pStyle w:val="TableText"/>
               <w:keepNext w:val="0"/>
               <w:keepLines w:val="0"/>
               <w:pageBreakBefore w:val="0"/>
@@ -1310,7 +1284,7 @@
           </w:tcPr>
           <w:p>
             <w:pPr>
-              <w:pStyle w:val="25"/>
+              <w:pStyle w:val="TableText"/>
               <w:keepNext w:val="0"/>
               <w:keepLines w:val="0"/>
               <w:pageBreakBefore w:val="0"/>
@@ -1331,14 +1305,9 @@
       </w:tr>
       <w:tr>
         <w:tblPrEx>
-          <w:tblBorders>
-            <w:top w:val="single" w:color="000000" w:sz="4" w:space="0"/>
-            <w:left w:val="single" w:color="000000" w:sz="4" w:space="0"/>
-            <w:bottom w:val="single" w:color="000000" w:sz="4" w:space="0"/>
-            <w:right w:val="single" w:color="000000" w:sz="4" w:space="0"/>
-            <w:insideH w:val="single" w:color="000000" w:sz="4" w:space="0"/>
-            <w:insideV w:val="single" w:color="000000" w:sz="4" w:space="0"/>
-          </w:tblBorders>
+          <w:tblW w:w="9072" w:type="dxa"/>
+          <w:tblInd w:w="5" w:type="dxa"/>
+          <w:tblLayout w:type="fixed"/>
           <w:tblCellMar>
             <w:top w:w="0" w:type="dxa"/>
             <w:left w:w="0" w:type="dxa"/>
@@ -1347,7 +1316,7 @@
           </w:tblCellMar>
         </w:tblPrEx>
         <w:trPr>
-          <w:trHeight w:val="589" w:hRule="atLeast"/>
+          <w:trHeight w:val="589"/>
         </w:trPr>
         <w:tc>
           <w:tcPr>
@@ -1355,7 +1324,7 @@
           </w:tcPr>
           <w:p>
             <w:pPr>
-              <w:pStyle w:val="25"/>
+              <w:pStyle w:val="TableText"/>
               <w:keepNext w:val="0"/>
               <w:keepLines w:val="0"/>
               <w:pageBreakBefore w:val="0"/>
@@ -1379,7 +1348,7 @@
           </w:tcPr>
           <w:p>
             <w:pPr>
-              <w:pStyle w:val="25"/>
+              <w:pStyle w:val="TableText"/>
               <w:keepNext w:val="0"/>
               <w:keepLines w:val="0"/>
               <w:pageBreakBefore w:val="0"/>
@@ -1403,7 +1372,7 @@
           </w:tcPr>
           <w:p>
             <w:pPr>
-              <w:pStyle w:val="25"/>
+              <w:pStyle w:val="TableText"/>
               <w:keepNext w:val="0"/>
               <w:keepLines w:val="0"/>
               <w:pageBreakBefore w:val="0"/>
@@ -1427,7 +1396,7 @@
           </w:tcPr>
           <w:p>
             <w:pPr>
-              <w:pStyle w:val="25"/>
+              <w:pStyle w:val="TableText"/>
               <w:keepNext w:val="0"/>
               <w:keepLines w:val="0"/>
               <w:pageBreakBefore w:val="0"/>
@@ -1451,7 +1420,7 @@
           </w:tcPr>
           <w:p>
             <w:pPr>
-              <w:pStyle w:val="25"/>
+              <w:pStyle w:val="TableText"/>
               <w:keepNext w:val="0"/>
               <w:keepLines w:val="0"/>
               <w:pageBreakBefore w:val="0"/>
@@ -1473,7 +1442,7 @@
     </w:tbl>
     <w:p>
       <w:pPr>
-        <w:pStyle w:val="12"/>
+        <w:pStyle w:val="BodyText"/>
         <w:keepNext w:val="0"/>
         <w:keepLines w:val="0"/>
         <w:pageBreakBefore w:val="0"/>
@@ -1507,17 +1476,17 @@
         <w:snapToGrid w:val="0"/>
         <w:textAlignment w:val="baseline"/>
         <w:sectPr>
-          <w:footerReference r:id="rId5" w:type="default"/>
+          <w:footerReference w:type="default" r:id="rId4"/>
           <w:pgSz w:w="11906" w:h="16839"/>
           <w:pgMar w:top="1431" w:right="1127" w:bottom="1233" w:left="1696" w:header="0" w:footer="1070" w:gutter="0"/>
-          <w:cols w:space="720" w:num="1"/>
+          <w:cols w:num="1" w:space="720"/>
         </w:sectPr>
       </w:pPr>
     </w:p>
     <w:sdt>
       <w:sdtPr>
         <w:rPr>
-          <w:rFonts w:ascii="宋体" w:hAnsi="宋体" w:eastAsia="宋体" w:cs="Arial"/>
+          <w:rFonts w:ascii="宋体" w:eastAsia="宋体" w:hAnsi="宋体" w:cs="Arial"/>
           <w:snapToGrid w:val="0"/>
           <w:color w:val="000000"/>
           <w:kern w:val="0"/>
@@ -1526,7 +1495,6 @@
           <w:lang w:val="en-US" w:eastAsia="en-US" w:bidi="ar-SA"/>
         </w:rPr>
         <w:id w:val="147474549"/>
-        <w15:color w:val="DBDBDB"/>
         <w:docPartObj>
           <w:docPartGallery w:val="Table of Contents"/>
           <w:docPartUnique/>
@@ -1534,7 +1502,7 @@
       </w:sdtPr>
       <w:sdtEndPr>
         <w:rPr>
-          <w:rFonts w:ascii="宋体" w:hAnsi="宋体" w:eastAsia="宋体" w:cs="宋体"/>
+          <w:rFonts w:ascii="宋体" w:eastAsia="宋体" w:hAnsi="宋体" w:cs="宋体"/>
           <w:snapToGrid w:val="0"/>
           <w:color w:val="000000"/>
           <w:kern w:val="0"/>
@@ -1560,13 +1528,13 @@
             <w:adjustRightInd w:val="0"/>
             <w:snapToGrid w:val="0"/>
             <w:spacing w:before="0" w:beforeLines="0" w:after="0" w:afterLines="0" w:line="240" w:lineRule="auto"/>
-            <w:ind w:left="0" w:leftChars="0" w:right="0" w:rightChars="0" w:firstLine="0" w:firstLineChars="0"/>
+            <w:ind w:left="0" w:right="0" w:firstLine="0" w:leftChars="0" w:rightChars="0" w:firstLineChars="0"/>
             <w:jc w:val="center"/>
             <w:textAlignment w:val="baseline"/>
           </w:pPr>
           <w:r>
             <w:rPr>
-              <w:rFonts w:ascii="宋体" w:hAnsi="宋体" w:eastAsia="宋体"/>
+              <w:rFonts w:ascii="宋体" w:eastAsia="宋体" w:hAnsi="宋体"/>
               <w:sz w:val="21"/>
             </w:rPr>
             <w:t>目录</w:t>
@@ -1574,7 +1542,7 @@
         </w:p>
         <w:p>
           <w:pPr>
-            <w:pStyle w:val="16"/>
+            <w:pStyle w:val="TOC1"/>
             <w:keepNext w:val="0"/>
             <w:keepLines w:val="0"/>
             <w:pageBreakBefore w:val="0"/>
@@ -1595,7 +1563,7 @@
           </w:pPr>
           <w:r>
             <w:rPr>
-              <w:rFonts w:ascii="宋体" w:hAnsi="宋体" w:eastAsia="宋体" w:cs="宋体"/>
+              <w:rFonts w:ascii="宋体" w:eastAsia="宋体" w:hAnsi="宋体" w:cs="宋体"/>
               <w:sz w:val="21"/>
               <w:szCs w:val="21"/>
             </w:rPr>
@@ -1603,7 +1571,7 @@
           </w:r>
           <w:r>
             <w:rPr>
-              <w:rFonts w:ascii="宋体" w:hAnsi="宋体" w:eastAsia="宋体" w:cs="宋体"/>
+              <w:rFonts w:ascii="宋体" w:eastAsia="宋体" w:hAnsi="宋体" w:cs="宋体"/>
               <w:sz w:val="21"/>
               <w:szCs w:val="21"/>
             </w:rPr>
@@ -1611,7 +1579,7 @@
           </w:r>
           <w:r>
             <w:rPr>
-              <w:rFonts w:ascii="宋体" w:hAnsi="宋体" w:eastAsia="宋体" w:cs="宋体"/>
+              <w:rFonts w:ascii="宋体" w:eastAsia="宋体" w:hAnsi="宋体" w:cs="宋体"/>
               <w:sz w:val="21"/>
               <w:szCs w:val="21"/>
             </w:rPr>
@@ -1619,21 +1587,21 @@
           </w:r>
           <w:r>
             <w:rPr>
-              <w:rFonts w:ascii="宋体" w:hAnsi="宋体" w:eastAsia="宋体" w:cs="宋体"/>
+              <w:rFonts w:ascii="宋体" w:eastAsia="宋体" w:hAnsi="宋体" w:cs="宋体"/>
               <w:szCs w:val="21"/>
             </w:rPr>
             <w:fldChar w:fldCharType="begin"/>
           </w:r>
           <w:r>
             <w:rPr>
-              <w:rFonts w:ascii="宋体" w:hAnsi="宋体" w:eastAsia="宋体" w:cs="宋体"/>
+              <w:rFonts w:ascii="宋体" w:eastAsia="宋体" w:hAnsi="宋体" w:cs="宋体"/>
               <w:szCs w:val="21"/>
             </w:rPr>
             <w:instrText xml:space="preserve"> HYPERLINK \l _Toc16653 </w:instrText>
           </w:r>
           <w:r>
             <w:rPr>
-              <w:rFonts w:ascii="宋体" w:hAnsi="宋体" w:eastAsia="宋体" w:cs="宋体"/>
+              <w:rFonts w:ascii="宋体" w:eastAsia="宋体" w:hAnsi="宋体" w:cs="宋体"/>
               <w:szCs w:val="21"/>
             </w:rPr>
             <w:fldChar w:fldCharType="separate"/>
@@ -1671,7 +1639,7 @@
           </w:r>
           <w:r>
             <w:rPr>
-              <w:rFonts w:ascii="宋体" w:hAnsi="宋体" w:eastAsia="宋体" w:cs="宋体"/>
+              <w:rFonts w:ascii="宋体" w:eastAsia="宋体" w:hAnsi="宋体" w:cs="宋体"/>
               <w:szCs w:val="21"/>
             </w:rPr>
             <w:fldChar w:fldCharType="end"/>
@@ -1679,7 +1647,7 @@
         </w:p>
         <w:p>
           <w:pPr>
-            <w:pStyle w:val="16"/>
+            <w:pStyle w:val="TOC1"/>
             <w:keepNext w:val="0"/>
             <w:keepLines w:val="0"/>
             <w:pageBreakBefore w:val="0"/>
@@ -1700,27 +1668,27 @@
           </w:pPr>
           <w:r>
             <w:rPr>
-              <w:rFonts w:ascii="宋体" w:hAnsi="宋体" w:eastAsia="宋体" w:cs="宋体"/>
+              <w:rFonts w:ascii="宋体" w:eastAsia="宋体" w:hAnsi="宋体" w:cs="宋体"/>
               <w:szCs w:val="21"/>
             </w:rPr>
             <w:fldChar w:fldCharType="begin"/>
           </w:r>
           <w:r>
             <w:rPr>
-              <w:rFonts w:ascii="宋体" w:hAnsi="宋体" w:eastAsia="宋体" w:cs="宋体"/>
+              <w:rFonts w:ascii="宋体" w:eastAsia="宋体" w:hAnsi="宋体" w:cs="宋体"/>
               <w:szCs w:val="21"/>
             </w:rPr>
             <w:instrText xml:space="preserve"> HYPERLINK \l _Toc12296 </w:instrText>
           </w:r>
           <w:r>
             <w:rPr>
-              <w:rFonts w:ascii="宋体" w:hAnsi="宋体" w:eastAsia="宋体" w:cs="宋体"/>
+              <w:rFonts w:ascii="宋体" w:eastAsia="宋体" w:hAnsi="宋体" w:cs="宋体"/>
               <w:szCs w:val="21"/>
             </w:rPr>
             <w:fldChar w:fldCharType="separate"/>
           </w:r>
           <w:r>
-            <w:t>甘肃国邦信息科技有限公司</w:t>
+            <w:t>中达丰集团有限公司</w:t>
           </w:r>
           <w:r>
             <w:tab/>
@@ -1742,7 +1710,7 @@
           </w:r>
           <w:r>
             <w:rPr>
-              <w:rFonts w:ascii="宋体" w:hAnsi="宋体" w:eastAsia="宋体" w:cs="宋体"/>
+              <w:rFonts w:ascii="宋体" w:eastAsia="宋体" w:hAnsi="宋体" w:cs="宋体"/>
               <w:szCs w:val="21"/>
             </w:rPr>
             <w:fldChar w:fldCharType="end"/>
@@ -1750,7 +1718,7 @@
         </w:p>
         <w:p>
           <w:pPr>
-            <w:pStyle w:val="16"/>
+            <w:pStyle w:val="TOC1"/>
             <w:keepNext w:val="0"/>
             <w:keepLines w:val="0"/>
             <w:pageBreakBefore w:val="0"/>
@@ -1771,33 +1739,33 @@
           </w:pPr>
           <w:r>
             <w:rPr>
-              <w:rFonts w:ascii="宋体" w:hAnsi="宋体" w:eastAsia="宋体" w:cs="宋体"/>
+              <w:rFonts w:ascii="宋体" w:eastAsia="宋体" w:hAnsi="宋体" w:cs="宋体"/>
               <w:szCs w:val="21"/>
             </w:rPr>
             <w:fldChar w:fldCharType="begin"/>
           </w:r>
           <w:r>
             <w:rPr>
-              <w:rFonts w:ascii="宋体" w:hAnsi="宋体" w:eastAsia="宋体" w:cs="宋体"/>
+              <w:rFonts w:ascii="宋体" w:eastAsia="宋体" w:hAnsi="宋体" w:cs="宋体"/>
               <w:szCs w:val="21"/>
             </w:rPr>
             <w:instrText xml:space="preserve"> HYPERLINK \l _Toc12533 </w:instrText>
           </w:r>
           <w:r>
             <w:rPr>
-              <w:rFonts w:ascii="宋体" w:hAnsi="宋体" w:eastAsia="宋体" w:cs="宋体"/>
+              <w:rFonts w:ascii="宋体" w:eastAsia="宋体" w:hAnsi="宋体" w:cs="宋体"/>
               <w:szCs w:val="21"/>
             </w:rPr>
             <w:fldChar w:fldCharType="separate"/>
           </w:r>
           <w:r>
             <w:rPr>
-              <w:rFonts w:hint="eastAsia" w:ascii="宋体" w:hAnsi="宋体" w:eastAsia="宋体" w:cs="宋体"/>
+              <w:rFonts w:ascii="宋体" w:eastAsia="宋体" w:hAnsi="宋体" w:cs="宋体" w:hint="eastAsia"/>
               <w:bCs w:val="0"/>
               <w:szCs w:val="36"/>
               <w:lang w:val="en-US" w:eastAsia="zh-CN"/>
             </w:rPr>
-            <w:t>2025年1月4日</w:t>
+            <w:t>2025年7月4日</w:t>
           </w:r>
           <w:r>
             <w:tab/>
@@ -1819,7 +1787,7 @@
           </w:r>
           <w:r>
             <w:rPr>
-              <w:rFonts w:ascii="宋体" w:hAnsi="宋体" w:eastAsia="宋体" w:cs="宋体"/>
+              <w:rFonts w:ascii="宋体" w:eastAsia="宋体" w:hAnsi="宋体" w:cs="宋体"/>
               <w:szCs w:val="21"/>
             </w:rPr>
             <w:fldChar w:fldCharType="end"/>
@@ -1827,7 +1795,7 @@
         </w:p>
         <w:p>
           <w:pPr>
-            <w:pStyle w:val="17"/>
+            <w:pStyle w:val="TOC2"/>
             <w:keepNext w:val="0"/>
             <w:keepLines w:val="0"/>
             <w:pageBreakBefore w:val="0"/>
@@ -1848,28 +1816,28 @@
           </w:pPr>
           <w:r>
             <w:rPr>
-              <w:rFonts w:ascii="宋体" w:hAnsi="宋体" w:eastAsia="宋体" w:cs="宋体"/>
+              <w:rFonts w:ascii="宋体" w:eastAsia="宋体" w:hAnsi="宋体" w:cs="宋体"/>
               <w:szCs w:val="21"/>
             </w:rPr>
             <w:fldChar w:fldCharType="begin"/>
           </w:r>
           <w:r>
             <w:rPr>
-              <w:rFonts w:ascii="宋体" w:hAnsi="宋体" w:eastAsia="宋体" w:cs="宋体"/>
+              <w:rFonts w:ascii="宋体" w:eastAsia="宋体" w:hAnsi="宋体" w:cs="宋体"/>
               <w:szCs w:val="21"/>
             </w:rPr>
             <w:instrText xml:space="preserve"> HYPERLINK \l _Toc131 </w:instrText>
           </w:r>
           <w:r>
             <w:rPr>
-              <w:rFonts w:ascii="宋体" w:hAnsi="宋体" w:eastAsia="宋体" w:cs="宋体"/>
+              <w:rFonts w:ascii="宋体" w:eastAsia="宋体" w:hAnsi="宋体" w:cs="宋体"/>
               <w:szCs w:val="21"/>
             </w:rPr>
             <w:fldChar w:fldCharType="separate"/>
           </w:r>
           <w:r>
             <w:rPr>
-              <w:rFonts w:ascii="宋体" w:hAnsi="宋体" w:eastAsia="宋体" w:cs="宋体"/>
+              <w:rFonts w:ascii="宋体" w:eastAsia="宋体" w:hAnsi="宋体" w:cs="宋体"/>
               <w:spacing w:val="-3"/>
               <w:szCs w:val="28"/>
             </w:rPr>
@@ -1895,7 +1863,7 @@
           </w:r>
           <w:r>
             <w:rPr>
-              <w:rFonts w:ascii="宋体" w:hAnsi="宋体" w:eastAsia="宋体" w:cs="宋体"/>
+              <w:rFonts w:ascii="宋体" w:eastAsia="宋体" w:hAnsi="宋体" w:cs="宋体"/>
               <w:szCs w:val="21"/>
             </w:rPr>
             <w:fldChar w:fldCharType="end"/>
@@ -1903,7 +1871,7 @@
         </w:p>
         <w:p>
           <w:pPr>
-            <w:pStyle w:val="16"/>
+            <w:pStyle w:val="TOC1"/>
             <w:keepNext w:val="0"/>
             <w:keepLines w:val="0"/>
             <w:pageBreakBefore w:val="0"/>
@@ -1924,21 +1892,21 @@
           </w:pPr>
           <w:r>
             <w:rPr>
-              <w:rFonts w:ascii="宋体" w:hAnsi="宋体" w:eastAsia="宋体" w:cs="宋体"/>
+              <w:rFonts w:ascii="宋体" w:eastAsia="宋体" w:hAnsi="宋体" w:cs="宋体"/>
               <w:szCs w:val="21"/>
             </w:rPr>
             <w:fldChar w:fldCharType="begin"/>
           </w:r>
           <w:r>
             <w:rPr>
-              <w:rFonts w:ascii="宋体" w:hAnsi="宋体" w:eastAsia="宋体" w:cs="宋体"/>
+              <w:rFonts w:ascii="宋体" w:eastAsia="宋体" w:hAnsi="宋体" w:cs="宋体"/>
               <w:szCs w:val="21"/>
             </w:rPr>
             <w:instrText xml:space="preserve"> HYPERLINK \l _Toc9993 </w:instrText>
           </w:r>
           <w:r>
             <w:rPr>
-              <w:rFonts w:ascii="宋体" w:hAnsi="宋体" w:eastAsia="宋体" w:cs="宋体"/>
+              <w:rFonts w:ascii="宋体" w:eastAsia="宋体" w:hAnsi="宋体" w:cs="宋体"/>
               <w:szCs w:val="21"/>
             </w:rPr>
             <w:fldChar w:fldCharType="separate"/>
@@ -1975,7 +1943,7 @@
           </w:r>
           <w:r>
             <w:rPr>
-              <w:rFonts w:ascii="宋体" w:hAnsi="宋体" w:eastAsia="宋体" w:cs="宋体"/>
+              <w:rFonts w:ascii="宋体" w:eastAsia="宋体" w:hAnsi="宋体" w:cs="宋体"/>
               <w:szCs w:val="21"/>
             </w:rPr>
             <w:fldChar w:fldCharType="end"/>
@@ -1983,7 +1951,7 @@
         </w:p>
         <w:p>
           <w:pPr>
-            <w:pStyle w:val="16"/>
+            <w:pStyle w:val="TOC1"/>
             <w:keepNext w:val="0"/>
             <w:keepLines w:val="0"/>
             <w:pageBreakBefore w:val="0"/>
@@ -2004,21 +1972,21 @@
           </w:pPr>
           <w:r>
             <w:rPr>
-              <w:rFonts w:ascii="宋体" w:hAnsi="宋体" w:eastAsia="宋体" w:cs="宋体"/>
+              <w:rFonts w:ascii="宋体" w:eastAsia="宋体" w:hAnsi="宋体" w:cs="宋体"/>
               <w:szCs w:val="21"/>
             </w:rPr>
             <w:fldChar w:fldCharType="begin"/>
           </w:r>
           <w:r>
             <w:rPr>
-              <w:rFonts w:ascii="宋体" w:hAnsi="宋体" w:eastAsia="宋体" w:cs="宋体"/>
+              <w:rFonts w:ascii="宋体" w:eastAsia="宋体" w:hAnsi="宋体" w:cs="宋体"/>
               <w:szCs w:val="21"/>
             </w:rPr>
             <w:instrText xml:space="preserve"> HYPERLINK \l _Toc3926 </w:instrText>
           </w:r>
           <w:r>
             <w:rPr>
-              <w:rFonts w:ascii="宋体" w:hAnsi="宋体" w:eastAsia="宋体" w:cs="宋体"/>
+              <w:rFonts w:ascii="宋体" w:eastAsia="宋体" w:hAnsi="宋体" w:cs="宋体"/>
               <w:szCs w:val="21"/>
             </w:rPr>
             <w:fldChar w:fldCharType="separate"/>
@@ -2055,7 +2023,7 @@
           </w:r>
           <w:r>
             <w:rPr>
-              <w:rFonts w:ascii="宋体" w:hAnsi="宋体" w:eastAsia="宋体" w:cs="宋体"/>
+              <w:rFonts w:ascii="宋体" w:eastAsia="宋体" w:hAnsi="宋体" w:cs="宋体"/>
               <w:szCs w:val="21"/>
             </w:rPr>
             <w:fldChar w:fldCharType="end"/>
@@ -2063,7 +2031,7 @@
         </w:p>
         <w:p>
           <w:pPr>
-            <w:pStyle w:val="16"/>
+            <w:pStyle w:val="TOC1"/>
             <w:keepNext w:val="0"/>
             <w:keepLines w:val="0"/>
             <w:pageBreakBefore w:val="0"/>
@@ -2084,21 +2052,21 @@
           </w:pPr>
           <w:r>
             <w:rPr>
-              <w:rFonts w:ascii="宋体" w:hAnsi="宋体" w:eastAsia="宋体" w:cs="宋体"/>
+              <w:rFonts w:ascii="宋体" w:eastAsia="宋体" w:hAnsi="宋体" w:cs="宋体"/>
               <w:szCs w:val="21"/>
             </w:rPr>
             <w:fldChar w:fldCharType="begin"/>
           </w:r>
           <w:r>
             <w:rPr>
-              <w:rFonts w:ascii="宋体" w:hAnsi="宋体" w:eastAsia="宋体" w:cs="宋体"/>
+              <w:rFonts w:ascii="宋体" w:eastAsia="宋体" w:hAnsi="宋体" w:cs="宋体"/>
               <w:szCs w:val="21"/>
             </w:rPr>
             <w:instrText xml:space="preserve"> HYPERLINK \l _Toc12416 </w:instrText>
           </w:r>
           <w:r>
             <w:rPr>
-              <w:rFonts w:ascii="宋体" w:hAnsi="宋体" w:eastAsia="宋体" w:cs="宋体"/>
+              <w:rFonts w:ascii="宋体" w:eastAsia="宋体" w:hAnsi="宋体" w:cs="宋体"/>
               <w:szCs w:val="21"/>
             </w:rPr>
             <w:fldChar w:fldCharType="separate"/>
@@ -2135,7 +2103,7 @@
           </w:r>
           <w:r>
             <w:rPr>
-              <w:rFonts w:ascii="宋体" w:hAnsi="宋体" w:eastAsia="宋体" w:cs="宋体"/>
+              <w:rFonts w:ascii="宋体" w:eastAsia="宋体" w:hAnsi="宋体" w:cs="宋体"/>
               <w:szCs w:val="21"/>
             </w:rPr>
             <w:fldChar w:fldCharType="end"/>
@@ -2143,7 +2111,7 @@
         </w:p>
         <w:p>
           <w:pPr>
-            <w:pStyle w:val="17"/>
+            <w:pStyle w:val="TOC2"/>
             <w:keepNext w:val="0"/>
             <w:keepLines w:val="0"/>
             <w:pageBreakBefore w:val="0"/>
@@ -2164,21 +2132,21 @@
           </w:pPr>
           <w:r>
             <w:rPr>
-              <w:rFonts w:ascii="宋体" w:hAnsi="宋体" w:eastAsia="宋体" w:cs="宋体"/>
+              <w:rFonts w:ascii="宋体" w:eastAsia="宋体" w:hAnsi="宋体" w:cs="宋体"/>
               <w:szCs w:val="21"/>
             </w:rPr>
             <w:fldChar w:fldCharType="begin"/>
           </w:r>
           <w:r>
             <w:rPr>
-              <w:rFonts w:ascii="宋体" w:hAnsi="宋体" w:eastAsia="宋体" w:cs="宋体"/>
+              <w:rFonts w:ascii="宋体" w:eastAsia="宋体" w:hAnsi="宋体" w:cs="宋体"/>
               <w:szCs w:val="21"/>
             </w:rPr>
             <w:instrText xml:space="preserve"> HYPERLINK \l _Toc13759 </w:instrText>
           </w:r>
           <w:r>
             <w:rPr>
-              <w:rFonts w:ascii="宋体" w:hAnsi="宋体" w:eastAsia="宋体" w:cs="宋体"/>
+              <w:rFonts w:ascii="宋体" w:eastAsia="宋体" w:hAnsi="宋体" w:cs="宋体"/>
               <w:szCs w:val="21"/>
             </w:rPr>
             <w:fldChar w:fldCharType="separate"/>
@@ -2215,7 +2183,7 @@
           </w:r>
           <w:r>
             <w:rPr>
-              <w:rFonts w:ascii="宋体" w:hAnsi="宋体" w:eastAsia="宋体" w:cs="宋体"/>
+              <w:rFonts w:ascii="宋体" w:eastAsia="宋体" w:hAnsi="宋体" w:cs="宋体"/>
               <w:szCs w:val="21"/>
             </w:rPr>
             <w:fldChar w:fldCharType="end"/>
@@ -2223,7 +2191,7 @@
         </w:p>
         <w:p>
           <w:pPr>
-            <w:pStyle w:val="17"/>
+            <w:pStyle w:val="TOC2"/>
             <w:keepNext w:val="0"/>
             <w:keepLines w:val="0"/>
             <w:pageBreakBefore w:val="0"/>
@@ -2244,21 +2212,21 @@
           </w:pPr>
           <w:r>
             <w:rPr>
-              <w:rFonts w:ascii="宋体" w:hAnsi="宋体" w:eastAsia="宋体" w:cs="宋体"/>
+              <w:rFonts w:ascii="宋体" w:eastAsia="宋体" w:hAnsi="宋体" w:cs="宋体"/>
               <w:szCs w:val="21"/>
             </w:rPr>
             <w:fldChar w:fldCharType="begin"/>
           </w:r>
           <w:r>
             <w:rPr>
-              <w:rFonts w:ascii="宋体" w:hAnsi="宋体" w:eastAsia="宋体" w:cs="宋体"/>
+              <w:rFonts w:ascii="宋体" w:eastAsia="宋体" w:hAnsi="宋体" w:cs="宋体"/>
               <w:szCs w:val="21"/>
             </w:rPr>
             <w:instrText xml:space="preserve"> HYPERLINK \l _Toc18171 </w:instrText>
           </w:r>
           <w:r>
             <w:rPr>
-              <w:rFonts w:ascii="宋体" w:hAnsi="宋体" w:eastAsia="宋体" w:cs="宋体"/>
+              <w:rFonts w:ascii="宋体" w:eastAsia="宋体" w:hAnsi="宋体" w:cs="宋体"/>
               <w:szCs w:val="21"/>
             </w:rPr>
             <w:fldChar w:fldCharType="separate"/>
@@ -2295,7 +2263,7 @@
           </w:r>
           <w:r>
             <w:rPr>
-              <w:rFonts w:ascii="宋体" w:hAnsi="宋体" w:eastAsia="宋体" w:cs="宋体"/>
+              <w:rFonts w:ascii="宋体" w:eastAsia="宋体" w:hAnsi="宋体" w:cs="宋体"/>
               <w:szCs w:val="21"/>
             </w:rPr>
             <w:fldChar w:fldCharType="end"/>
@@ -2303,7 +2271,7 @@
         </w:p>
         <w:p>
           <w:pPr>
-            <w:pStyle w:val="17"/>
+            <w:pStyle w:val="TOC2"/>
             <w:keepNext w:val="0"/>
             <w:keepLines w:val="0"/>
             <w:pageBreakBefore w:val="0"/>
@@ -2324,21 +2292,21 @@
           </w:pPr>
           <w:r>
             <w:rPr>
-              <w:rFonts w:ascii="宋体" w:hAnsi="宋体" w:eastAsia="宋体" w:cs="宋体"/>
+              <w:rFonts w:ascii="宋体" w:eastAsia="宋体" w:hAnsi="宋体" w:cs="宋体"/>
               <w:szCs w:val="21"/>
             </w:rPr>
             <w:fldChar w:fldCharType="begin"/>
           </w:r>
           <w:r>
             <w:rPr>
-              <w:rFonts w:ascii="宋体" w:hAnsi="宋体" w:eastAsia="宋体" w:cs="宋体"/>
+              <w:rFonts w:ascii="宋体" w:eastAsia="宋体" w:hAnsi="宋体" w:cs="宋体"/>
               <w:szCs w:val="21"/>
             </w:rPr>
             <w:instrText xml:space="preserve"> HYPERLINK \l _Toc24268 </w:instrText>
           </w:r>
           <w:r>
             <w:rPr>
-              <w:rFonts w:ascii="宋体" w:hAnsi="宋体" w:eastAsia="宋体" w:cs="宋体"/>
+              <w:rFonts w:ascii="宋体" w:eastAsia="宋体" w:hAnsi="宋体" w:cs="宋体"/>
               <w:szCs w:val="21"/>
             </w:rPr>
             <w:fldChar w:fldCharType="separate"/>
@@ -2375,7 +2343,7 @@
           </w:r>
           <w:r>
             <w:rPr>
-              <w:rFonts w:ascii="宋体" w:hAnsi="宋体" w:eastAsia="宋体" w:cs="宋体"/>
+              <w:rFonts w:ascii="宋体" w:eastAsia="宋体" w:hAnsi="宋体" w:cs="宋体"/>
               <w:szCs w:val="21"/>
             </w:rPr>
             <w:fldChar w:fldCharType="end"/>
@@ -2383,7 +2351,7 @@
         </w:p>
         <w:p>
           <w:pPr>
-            <w:pStyle w:val="16"/>
+            <w:pStyle w:val="TOC1"/>
             <w:keepNext w:val="0"/>
             <w:keepLines w:val="0"/>
             <w:pageBreakBefore w:val="0"/>
@@ -2404,21 +2372,21 @@
           </w:pPr>
           <w:r>
             <w:rPr>
-              <w:rFonts w:ascii="宋体" w:hAnsi="宋体" w:eastAsia="宋体" w:cs="宋体"/>
+              <w:rFonts w:ascii="宋体" w:eastAsia="宋体" w:hAnsi="宋体" w:cs="宋体"/>
               <w:szCs w:val="21"/>
             </w:rPr>
             <w:fldChar w:fldCharType="begin"/>
           </w:r>
           <w:r>
             <w:rPr>
-              <w:rFonts w:ascii="宋体" w:hAnsi="宋体" w:eastAsia="宋体" w:cs="宋体"/>
+              <w:rFonts w:ascii="宋体" w:eastAsia="宋体" w:hAnsi="宋体" w:cs="宋体"/>
               <w:szCs w:val="21"/>
             </w:rPr>
             <w:instrText xml:space="preserve"> HYPERLINK \l _Toc27003 </w:instrText>
           </w:r>
           <w:r>
             <w:rPr>
-              <w:rFonts w:ascii="宋体" w:hAnsi="宋体" w:eastAsia="宋体" w:cs="宋体"/>
+              <w:rFonts w:ascii="宋体" w:eastAsia="宋体" w:hAnsi="宋体" w:cs="宋体"/>
               <w:szCs w:val="21"/>
             </w:rPr>
             <w:fldChar w:fldCharType="separate"/>
@@ -2455,7 +2423,7 @@
           </w:r>
           <w:r>
             <w:rPr>
-              <w:rFonts w:ascii="宋体" w:hAnsi="宋体" w:eastAsia="宋体" w:cs="宋体"/>
+              <w:rFonts w:ascii="宋体" w:eastAsia="宋体" w:hAnsi="宋体" w:cs="宋体"/>
               <w:szCs w:val="21"/>
             </w:rPr>
             <w:fldChar w:fldCharType="end"/>
@@ -2463,7 +2431,7 @@
         </w:p>
         <w:p>
           <w:pPr>
-            <w:pStyle w:val="17"/>
+            <w:pStyle w:val="TOC2"/>
             <w:keepNext w:val="0"/>
             <w:keepLines w:val="0"/>
             <w:pageBreakBefore w:val="0"/>
@@ -2484,21 +2452,21 @@
           </w:pPr>
           <w:r>
             <w:rPr>
-              <w:rFonts w:ascii="宋体" w:hAnsi="宋体" w:eastAsia="宋体" w:cs="宋体"/>
+              <w:rFonts w:ascii="宋体" w:eastAsia="宋体" w:hAnsi="宋体" w:cs="宋体"/>
               <w:szCs w:val="21"/>
             </w:rPr>
             <w:fldChar w:fldCharType="begin"/>
           </w:r>
           <w:r>
             <w:rPr>
-              <w:rFonts w:ascii="宋体" w:hAnsi="宋体" w:eastAsia="宋体" w:cs="宋体"/>
+              <w:rFonts w:ascii="宋体" w:eastAsia="宋体" w:hAnsi="宋体" w:cs="宋体"/>
               <w:szCs w:val="21"/>
             </w:rPr>
             <w:instrText xml:space="preserve"> HYPERLINK \l _Toc29950 </w:instrText>
           </w:r>
           <w:r>
             <w:rPr>
-              <w:rFonts w:ascii="宋体" w:hAnsi="宋体" w:eastAsia="宋体" w:cs="宋体"/>
+              <w:rFonts w:ascii="宋体" w:eastAsia="宋体" w:hAnsi="宋体" w:cs="宋体"/>
               <w:szCs w:val="21"/>
             </w:rPr>
             <w:fldChar w:fldCharType="separate"/>
@@ -2535,7 +2503,7 @@
           </w:r>
           <w:r>
             <w:rPr>
-              <w:rFonts w:ascii="宋体" w:hAnsi="宋体" w:eastAsia="宋体" w:cs="宋体"/>
+              <w:rFonts w:ascii="宋体" w:eastAsia="宋体" w:hAnsi="宋体" w:cs="宋体"/>
               <w:szCs w:val="21"/>
             </w:rPr>
             <w:fldChar w:fldCharType="end"/>
@@ -2543,7 +2511,7 @@
         </w:p>
         <w:p>
           <w:pPr>
-            <w:pStyle w:val="17"/>
+            <w:pStyle w:val="TOC2"/>
             <w:keepNext w:val="0"/>
             <w:keepLines w:val="0"/>
             <w:pageBreakBefore w:val="0"/>
@@ -2564,21 +2532,21 @@
           </w:pPr>
           <w:r>
             <w:rPr>
-              <w:rFonts w:ascii="宋体" w:hAnsi="宋体" w:eastAsia="宋体" w:cs="宋体"/>
+              <w:rFonts w:ascii="宋体" w:eastAsia="宋体" w:hAnsi="宋体" w:cs="宋体"/>
               <w:szCs w:val="21"/>
             </w:rPr>
             <w:fldChar w:fldCharType="begin"/>
           </w:r>
           <w:r>
             <w:rPr>
-              <w:rFonts w:ascii="宋体" w:hAnsi="宋体" w:eastAsia="宋体" w:cs="宋体"/>
+              <w:rFonts w:ascii="宋体" w:eastAsia="宋体" w:hAnsi="宋体" w:cs="宋体"/>
               <w:szCs w:val="21"/>
             </w:rPr>
             <w:instrText xml:space="preserve"> HYPERLINK \l _Toc10738 </w:instrText>
           </w:r>
           <w:r>
             <w:rPr>
-              <w:rFonts w:ascii="宋体" w:hAnsi="宋体" w:eastAsia="宋体" w:cs="宋体"/>
+              <w:rFonts w:ascii="宋体" w:eastAsia="宋体" w:hAnsi="宋体" w:cs="宋体"/>
               <w:szCs w:val="21"/>
             </w:rPr>
             <w:fldChar w:fldCharType="separate"/>
@@ -2593,7 +2561,7 @@
             <w:rPr>
               <w:rFonts w:hint="eastAsia"/>
             </w:rPr>
-            <w:t>人力部</w:t>
+            <w:t>人力资源部</w:t>
           </w:r>
           <w:r>
             <w:tab/>
@@ -2615,7 +2583,7 @@
           </w:r>
           <w:r>
             <w:rPr>
-              <w:rFonts w:ascii="宋体" w:hAnsi="宋体" w:eastAsia="宋体" w:cs="宋体"/>
+              <w:rFonts w:ascii="宋体" w:eastAsia="宋体" w:hAnsi="宋体" w:cs="宋体"/>
               <w:szCs w:val="21"/>
             </w:rPr>
             <w:fldChar w:fldCharType="end"/>
@@ -2623,7 +2591,7 @@
         </w:p>
         <w:p>
           <w:pPr>
-            <w:pStyle w:val="16"/>
+            <w:pStyle w:val="TOC1"/>
             <w:keepNext w:val="0"/>
             <w:keepLines w:val="0"/>
             <w:pageBreakBefore w:val="0"/>
@@ -2644,21 +2612,21 @@
           </w:pPr>
           <w:r>
             <w:rPr>
-              <w:rFonts w:ascii="宋体" w:hAnsi="宋体" w:eastAsia="宋体" w:cs="宋体"/>
+              <w:rFonts w:ascii="宋体" w:eastAsia="宋体" w:hAnsi="宋体" w:cs="宋体"/>
               <w:szCs w:val="21"/>
             </w:rPr>
             <w:fldChar w:fldCharType="begin"/>
           </w:r>
           <w:r>
             <w:rPr>
-              <w:rFonts w:ascii="宋体" w:hAnsi="宋体" w:eastAsia="宋体" w:cs="宋体"/>
+              <w:rFonts w:ascii="宋体" w:eastAsia="宋体" w:hAnsi="宋体" w:cs="宋体"/>
               <w:szCs w:val="21"/>
             </w:rPr>
             <w:instrText xml:space="preserve"> HYPERLINK \l _Toc13837 </w:instrText>
           </w:r>
           <w:r>
             <w:rPr>
-              <w:rFonts w:ascii="宋体" w:hAnsi="宋体" w:eastAsia="宋体" w:cs="宋体"/>
+              <w:rFonts w:ascii="宋体" w:eastAsia="宋体" w:hAnsi="宋体" w:cs="宋体"/>
               <w:szCs w:val="21"/>
             </w:rPr>
             <w:fldChar w:fldCharType="separate"/>
@@ -2695,7 +2663,7 @@
           </w:r>
           <w:r>
             <w:rPr>
-              <w:rFonts w:ascii="宋体" w:hAnsi="宋体" w:eastAsia="宋体" w:cs="宋体"/>
+              <w:rFonts w:ascii="宋体" w:eastAsia="宋体" w:hAnsi="宋体" w:cs="宋体"/>
               <w:szCs w:val="21"/>
             </w:rPr>
             <w:fldChar w:fldCharType="end"/>
@@ -2703,7 +2671,7 @@
         </w:p>
         <w:p>
           <w:pPr>
-            <w:pStyle w:val="17"/>
+            <w:pStyle w:val="TOC2"/>
             <w:keepNext w:val="0"/>
             <w:keepLines w:val="0"/>
             <w:pageBreakBefore w:val="0"/>
@@ -2724,21 +2692,21 @@
           </w:pPr>
           <w:r>
             <w:rPr>
-              <w:rFonts w:ascii="宋体" w:hAnsi="宋体" w:eastAsia="宋体" w:cs="宋体"/>
+              <w:rFonts w:ascii="宋体" w:eastAsia="宋体" w:hAnsi="宋体" w:cs="宋体"/>
               <w:szCs w:val="21"/>
             </w:rPr>
             <w:fldChar w:fldCharType="begin"/>
           </w:r>
           <w:r>
             <w:rPr>
-              <w:rFonts w:ascii="宋体" w:hAnsi="宋体" w:eastAsia="宋体" w:cs="宋体"/>
+              <w:rFonts w:ascii="宋体" w:eastAsia="宋体" w:hAnsi="宋体" w:cs="宋体"/>
               <w:szCs w:val="21"/>
             </w:rPr>
             <w:instrText xml:space="preserve"> HYPERLINK \l _Toc15495 </w:instrText>
           </w:r>
           <w:r>
             <w:rPr>
-              <w:rFonts w:ascii="宋体" w:hAnsi="宋体" w:eastAsia="宋体" w:cs="宋体"/>
+              <w:rFonts w:ascii="宋体" w:eastAsia="宋体" w:hAnsi="宋体" w:cs="宋体"/>
               <w:szCs w:val="21"/>
             </w:rPr>
             <w:fldChar w:fldCharType="separate"/>
@@ -2775,7 +2743,7 @@
           </w:r>
           <w:r>
             <w:rPr>
-              <w:rFonts w:ascii="宋体" w:hAnsi="宋体" w:eastAsia="宋体" w:cs="宋体"/>
+              <w:rFonts w:ascii="宋体" w:eastAsia="宋体" w:hAnsi="宋体" w:cs="宋体"/>
               <w:szCs w:val="21"/>
             </w:rPr>
             <w:fldChar w:fldCharType="end"/>
@@ -2783,7 +2751,7 @@
         </w:p>
         <w:p>
           <w:pPr>
-            <w:pStyle w:val="17"/>
+            <w:pStyle w:val="TOC2"/>
             <w:keepNext w:val="0"/>
             <w:keepLines w:val="0"/>
             <w:pageBreakBefore w:val="0"/>
@@ -2804,21 +2772,21 @@
           </w:pPr>
           <w:r>
             <w:rPr>
-              <w:rFonts w:ascii="宋体" w:hAnsi="宋体" w:eastAsia="宋体" w:cs="宋体"/>
+              <w:rFonts w:ascii="宋体" w:eastAsia="宋体" w:hAnsi="宋体" w:cs="宋体"/>
               <w:szCs w:val="21"/>
             </w:rPr>
             <w:fldChar w:fldCharType="begin"/>
           </w:r>
           <w:r>
             <w:rPr>
-              <w:rFonts w:ascii="宋体" w:hAnsi="宋体" w:eastAsia="宋体" w:cs="宋体"/>
+              <w:rFonts w:ascii="宋体" w:eastAsia="宋体" w:hAnsi="宋体" w:cs="宋体"/>
               <w:szCs w:val="21"/>
             </w:rPr>
             <w:instrText xml:space="preserve"> HYPERLINK \l _Toc26026 </w:instrText>
           </w:r>
           <w:r>
             <w:rPr>
-              <w:rFonts w:ascii="宋体" w:hAnsi="宋体" w:eastAsia="宋体" w:cs="宋体"/>
+              <w:rFonts w:ascii="宋体" w:eastAsia="宋体" w:hAnsi="宋体" w:cs="宋体"/>
               <w:szCs w:val="21"/>
             </w:rPr>
             <w:fldChar w:fldCharType="separate"/>
@@ -2855,7 +2823,7 @@
           </w:r>
           <w:r>
             <w:rPr>
-              <w:rFonts w:ascii="宋体" w:hAnsi="宋体" w:eastAsia="宋体" w:cs="宋体"/>
+              <w:rFonts w:ascii="宋体" w:eastAsia="宋体" w:hAnsi="宋体" w:cs="宋体"/>
               <w:szCs w:val="21"/>
             </w:rPr>
             <w:fldChar w:fldCharType="end"/>
@@ -2863,7 +2831,7 @@
         </w:p>
         <w:p>
           <w:pPr>
-            <w:pStyle w:val="13"/>
+            <w:pStyle w:val="TOC3"/>
             <w:keepNext w:val="0"/>
             <w:keepLines w:val="0"/>
             <w:pageBreakBefore w:val="0"/>
@@ -2884,21 +2852,21 @@
           </w:pPr>
           <w:r>
             <w:rPr>
-              <w:rFonts w:ascii="宋体" w:hAnsi="宋体" w:eastAsia="宋体" w:cs="宋体"/>
+              <w:rFonts w:ascii="宋体" w:eastAsia="宋体" w:hAnsi="宋体" w:cs="宋体"/>
               <w:szCs w:val="21"/>
             </w:rPr>
             <w:fldChar w:fldCharType="begin"/>
           </w:r>
           <w:r>
             <w:rPr>
-              <w:rFonts w:ascii="宋体" w:hAnsi="宋体" w:eastAsia="宋体" w:cs="宋体"/>
+              <w:rFonts w:ascii="宋体" w:eastAsia="宋体" w:hAnsi="宋体" w:cs="宋体"/>
               <w:szCs w:val="21"/>
             </w:rPr>
             <w:instrText xml:space="preserve"> HYPERLINK \l _Toc15808 </w:instrText>
           </w:r>
           <w:r>
             <w:rPr>
-              <w:rFonts w:ascii="宋体" w:hAnsi="宋体" w:eastAsia="宋体" w:cs="宋体"/>
+              <w:rFonts w:ascii="宋体" w:eastAsia="宋体" w:hAnsi="宋体" w:cs="宋体"/>
               <w:szCs w:val="21"/>
             </w:rPr>
             <w:fldChar w:fldCharType="separate"/>
@@ -2935,7 +2903,7 @@
           </w:r>
           <w:r>
             <w:rPr>
-              <w:rFonts w:ascii="宋体" w:hAnsi="宋体" w:eastAsia="宋体" w:cs="宋体"/>
+              <w:rFonts w:ascii="宋体" w:eastAsia="宋体" w:hAnsi="宋体" w:cs="宋体"/>
               <w:szCs w:val="21"/>
             </w:rPr>
             <w:fldChar w:fldCharType="end"/>
@@ -2943,7 +2911,7 @@
         </w:p>
         <w:p>
           <w:pPr>
-            <w:pStyle w:val="13"/>
+            <w:pStyle w:val="TOC3"/>
             <w:keepNext w:val="0"/>
             <w:keepLines w:val="0"/>
             <w:pageBreakBefore w:val="0"/>
@@ -2964,21 +2932,21 @@
           </w:pPr>
           <w:r>
             <w:rPr>
-              <w:rFonts w:ascii="宋体" w:hAnsi="宋体" w:eastAsia="宋体" w:cs="宋体"/>
+              <w:rFonts w:ascii="宋体" w:eastAsia="宋体" w:hAnsi="宋体" w:cs="宋体"/>
               <w:szCs w:val="21"/>
             </w:rPr>
             <w:fldChar w:fldCharType="begin"/>
           </w:r>
           <w:r>
             <w:rPr>
-              <w:rFonts w:ascii="宋体" w:hAnsi="宋体" w:eastAsia="宋体" w:cs="宋体"/>
+              <w:rFonts w:ascii="宋体" w:eastAsia="宋体" w:hAnsi="宋体" w:cs="宋体"/>
               <w:szCs w:val="21"/>
             </w:rPr>
             <w:instrText xml:space="preserve"> HYPERLINK \l _Toc24434 </w:instrText>
           </w:r>
           <w:r>
             <w:rPr>
-              <w:rFonts w:ascii="宋体" w:hAnsi="宋体" w:eastAsia="宋体" w:cs="宋体"/>
+              <w:rFonts w:ascii="宋体" w:eastAsia="宋体" w:hAnsi="宋体" w:cs="宋体"/>
               <w:szCs w:val="21"/>
             </w:rPr>
             <w:fldChar w:fldCharType="separate"/>
@@ -3015,7 +2983,7 @@
           </w:r>
           <w:r>
             <w:rPr>
-              <w:rFonts w:ascii="宋体" w:hAnsi="宋体" w:eastAsia="宋体" w:cs="宋体"/>
+              <w:rFonts w:ascii="宋体" w:eastAsia="宋体" w:hAnsi="宋体" w:cs="宋体"/>
               <w:szCs w:val="21"/>
             </w:rPr>
             <w:fldChar w:fldCharType="end"/>
@@ -3023,7 +2991,7 @@
         </w:p>
         <w:p>
           <w:pPr>
-            <w:pStyle w:val="17"/>
+            <w:pStyle w:val="TOC2"/>
             <w:keepNext w:val="0"/>
             <w:keepLines w:val="0"/>
             <w:pageBreakBefore w:val="0"/>
@@ -3044,21 +3012,21 @@
           </w:pPr>
           <w:r>
             <w:rPr>
-              <w:rFonts w:ascii="宋体" w:hAnsi="宋体" w:eastAsia="宋体" w:cs="宋体"/>
+              <w:rFonts w:ascii="宋体" w:eastAsia="宋体" w:hAnsi="宋体" w:cs="宋体"/>
               <w:szCs w:val="21"/>
             </w:rPr>
             <w:fldChar w:fldCharType="begin"/>
           </w:r>
           <w:r>
             <w:rPr>
-              <w:rFonts w:ascii="宋体" w:hAnsi="宋体" w:eastAsia="宋体" w:cs="宋体"/>
+              <w:rFonts w:ascii="宋体" w:eastAsia="宋体" w:hAnsi="宋体" w:cs="宋体"/>
               <w:szCs w:val="21"/>
             </w:rPr>
             <w:instrText xml:space="preserve"> HYPERLINK \l _Toc20269 </w:instrText>
           </w:r>
           <w:r>
             <w:rPr>
-              <w:rFonts w:ascii="宋体" w:hAnsi="宋体" w:eastAsia="宋体" w:cs="宋体"/>
+              <w:rFonts w:ascii="宋体" w:eastAsia="宋体" w:hAnsi="宋体" w:cs="宋体"/>
               <w:szCs w:val="21"/>
             </w:rPr>
             <w:fldChar w:fldCharType="separate"/>
@@ -3095,7 +3063,7 @@
           </w:r>
           <w:r>
             <w:rPr>
-              <w:rFonts w:ascii="宋体" w:hAnsi="宋体" w:eastAsia="宋体" w:cs="宋体"/>
+              <w:rFonts w:ascii="宋体" w:eastAsia="宋体" w:hAnsi="宋体" w:cs="宋体"/>
               <w:szCs w:val="21"/>
             </w:rPr>
             <w:fldChar w:fldCharType="end"/>
@@ -3103,7 +3071,7 @@
         </w:p>
         <w:p>
           <w:pPr>
-            <w:pStyle w:val="13"/>
+            <w:pStyle w:val="TOC3"/>
             <w:keepNext w:val="0"/>
             <w:keepLines w:val="0"/>
             <w:pageBreakBefore w:val="0"/>
@@ -3124,21 +3092,21 @@
           </w:pPr>
           <w:r>
             <w:rPr>
-              <w:rFonts w:ascii="宋体" w:hAnsi="宋体" w:eastAsia="宋体" w:cs="宋体"/>
+              <w:rFonts w:ascii="宋体" w:eastAsia="宋体" w:hAnsi="宋体" w:cs="宋体"/>
               <w:szCs w:val="21"/>
             </w:rPr>
             <w:fldChar w:fldCharType="begin"/>
           </w:r>
           <w:r>
             <w:rPr>
-              <w:rFonts w:ascii="宋体" w:hAnsi="宋体" w:eastAsia="宋体" w:cs="宋体"/>
+              <w:rFonts w:ascii="宋体" w:eastAsia="宋体" w:hAnsi="宋体" w:cs="宋体"/>
               <w:szCs w:val="21"/>
             </w:rPr>
             <w:instrText xml:space="preserve"> HYPERLINK \l _Toc18809 </w:instrText>
           </w:r>
           <w:r>
             <w:rPr>
-              <w:rFonts w:ascii="宋体" w:hAnsi="宋体" w:eastAsia="宋体" w:cs="宋体"/>
+              <w:rFonts w:ascii="宋体" w:eastAsia="宋体" w:hAnsi="宋体" w:cs="宋体"/>
               <w:szCs w:val="21"/>
             </w:rPr>
             <w:fldChar w:fldCharType="separate"/>
@@ -3175,7 +3143,7 @@
           </w:r>
           <w:r>
             <w:rPr>
-              <w:rFonts w:ascii="宋体" w:hAnsi="宋体" w:eastAsia="宋体" w:cs="宋体"/>
+              <w:rFonts w:ascii="宋体" w:eastAsia="宋体" w:hAnsi="宋体" w:cs="宋体"/>
               <w:szCs w:val="21"/>
             </w:rPr>
             <w:fldChar w:fldCharType="end"/>
@@ -3183,7 +3151,7 @@
         </w:p>
         <w:p>
           <w:pPr>
-            <w:pStyle w:val="13"/>
+            <w:pStyle w:val="TOC3"/>
             <w:keepNext w:val="0"/>
             <w:keepLines w:val="0"/>
             <w:pageBreakBefore w:val="0"/>
@@ -3204,21 +3172,21 @@
           </w:pPr>
           <w:r>
             <w:rPr>
-              <w:rFonts w:ascii="宋体" w:hAnsi="宋体" w:eastAsia="宋体" w:cs="宋体"/>
+              <w:rFonts w:ascii="宋体" w:eastAsia="宋体" w:hAnsi="宋体" w:cs="宋体"/>
               <w:szCs w:val="21"/>
             </w:rPr>
             <w:fldChar w:fldCharType="begin"/>
           </w:r>
           <w:r>
             <w:rPr>
-              <w:rFonts w:ascii="宋体" w:hAnsi="宋体" w:eastAsia="宋体" w:cs="宋体"/>
+              <w:rFonts w:ascii="宋体" w:eastAsia="宋体" w:hAnsi="宋体" w:cs="宋体"/>
               <w:szCs w:val="21"/>
             </w:rPr>
             <w:instrText xml:space="preserve"> HYPERLINK \l _Toc26192 </w:instrText>
           </w:r>
           <w:r>
             <w:rPr>
-              <w:rFonts w:ascii="宋体" w:hAnsi="宋体" w:eastAsia="宋体" w:cs="宋体"/>
+              <w:rFonts w:ascii="宋体" w:eastAsia="宋体" w:hAnsi="宋体" w:cs="宋体"/>
               <w:szCs w:val="21"/>
             </w:rPr>
             <w:fldChar w:fldCharType="separate"/>
@@ -3255,7 +3223,7 @@
           </w:r>
           <w:r>
             <w:rPr>
-              <w:rFonts w:ascii="宋体" w:hAnsi="宋体" w:eastAsia="宋体" w:cs="宋体"/>
+              <w:rFonts w:ascii="宋体" w:eastAsia="宋体" w:hAnsi="宋体" w:cs="宋体"/>
               <w:szCs w:val="21"/>
             </w:rPr>
             <w:fldChar w:fldCharType="end"/>
@@ -3263,7 +3231,7 @@
         </w:p>
         <w:p>
           <w:pPr>
-            <w:pStyle w:val="13"/>
+            <w:pStyle w:val="TOC3"/>
             <w:keepNext w:val="0"/>
             <w:keepLines w:val="0"/>
             <w:pageBreakBefore w:val="0"/>
@@ -3284,21 +3252,21 @@
           </w:pPr>
           <w:r>
             <w:rPr>
-              <w:rFonts w:ascii="宋体" w:hAnsi="宋体" w:eastAsia="宋体" w:cs="宋体"/>
+              <w:rFonts w:ascii="宋体" w:eastAsia="宋体" w:hAnsi="宋体" w:cs="宋体"/>
               <w:szCs w:val="21"/>
             </w:rPr>
             <w:fldChar w:fldCharType="begin"/>
           </w:r>
           <w:r>
             <w:rPr>
-              <w:rFonts w:ascii="宋体" w:hAnsi="宋体" w:eastAsia="宋体" w:cs="宋体"/>
+              <w:rFonts w:ascii="宋体" w:eastAsia="宋体" w:hAnsi="宋体" w:cs="宋体"/>
               <w:szCs w:val="21"/>
             </w:rPr>
             <w:instrText xml:space="preserve"> HYPERLINK \l _Toc29706 </w:instrText>
           </w:r>
           <w:r>
             <w:rPr>
-              <w:rFonts w:ascii="宋体" w:hAnsi="宋体" w:eastAsia="宋体" w:cs="宋体"/>
+              <w:rFonts w:ascii="宋体" w:eastAsia="宋体" w:hAnsi="宋体" w:cs="宋体"/>
               <w:szCs w:val="21"/>
             </w:rPr>
             <w:fldChar w:fldCharType="separate"/>
@@ -3335,7 +3303,7 @@
           </w:r>
           <w:r>
             <w:rPr>
-              <w:rFonts w:ascii="宋体" w:hAnsi="宋体" w:eastAsia="宋体" w:cs="宋体"/>
+              <w:rFonts w:ascii="宋体" w:eastAsia="宋体" w:hAnsi="宋体" w:cs="宋体"/>
               <w:szCs w:val="21"/>
             </w:rPr>
             <w:fldChar w:fldCharType="end"/>
@@ -3343,7 +3311,7 @@
         </w:p>
         <w:p>
           <w:pPr>
-            <w:pStyle w:val="13"/>
+            <w:pStyle w:val="TOC3"/>
             <w:keepNext w:val="0"/>
             <w:keepLines w:val="0"/>
             <w:pageBreakBefore w:val="0"/>
@@ -3364,21 +3332,21 @@
           </w:pPr>
           <w:r>
             <w:rPr>
-              <w:rFonts w:ascii="宋体" w:hAnsi="宋体" w:eastAsia="宋体" w:cs="宋体"/>
+              <w:rFonts w:ascii="宋体" w:eastAsia="宋体" w:hAnsi="宋体" w:cs="宋体"/>
               <w:szCs w:val="21"/>
             </w:rPr>
             <w:fldChar w:fldCharType="begin"/>
           </w:r>
           <w:r>
             <w:rPr>
-              <w:rFonts w:ascii="宋体" w:hAnsi="宋体" w:eastAsia="宋体" w:cs="宋体"/>
+              <w:rFonts w:ascii="宋体" w:eastAsia="宋体" w:hAnsi="宋体" w:cs="宋体"/>
               <w:szCs w:val="21"/>
             </w:rPr>
             <w:instrText xml:space="preserve"> HYPERLINK \l _Toc18383 </w:instrText>
           </w:r>
           <w:r>
             <w:rPr>
-              <w:rFonts w:ascii="宋体" w:hAnsi="宋体" w:eastAsia="宋体" w:cs="宋体"/>
+              <w:rFonts w:ascii="宋体" w:eastAsia="宋体" w:hAnsi="宋体" w:cs="宋体"/>
               <w:szCs w:val="21"/>
             </w:rPr>
             <w:fldChar w:fldCharType="separate"/>
@@ -3415,7 +3383,7 @@
           </w:r>
           <w:r>
             <w:rPr>
-              <w:rFonts w:ascii="宋体" w:hAnsi="宋体" w:eastAsia="宋体" w:cs="宋体"/>
+              <w:rFonts w:ascii="宋体" w:eastAsia="宋体" w:hAnsi="宋体" w:cs="宋体"/>
               <w:szCs w:val="21"/>
             </w:rPr>
             <w:fldChar w:fldCharType="end"/>
@@ -3439,7 +3407,7 @@
             <w:spacing w:line="219" w:lineRule="auto"/>
             <w:textAlignment w:val="baseline"/>
             <w:rPr>
-              <w:rFonts w:ascii="宋体" w:hAnsi="宋体" w:eastAsia="宋体" w:cs="宋体"/>
+              <w:rFonts w:ascii="宋体" w:eastAsia="宋体" w:hAnsi="宋体" w:cs="宋体"/>
               <w:snapToGrid w:val="0"/>
               <w:color w:val="000000"/>
               <w:kern w:val="0"/>
@@ -3450,7 +3418,7 @@
           </w:pPr>
           <w:r>
             <w:rPr>
-              <w:rFonts w:ascii="宋体" w:hAnsi="宋体" w:eastAsia="宋体" w:cs="宋体"/>
+              <w:rFonts w:ascii="宋体" w:eastAsia="宋体" w:hAnsi="宋体" w:cs="宋体"/>
               <w:szCs w:val="21"/>
             </w:rPr>
             <w:fldChar w:fldCharType="end"/>
@@ -3476,7 +3444,7 @@
         <w:spacing w:line="219" w:lineRule="auto"/>
         <w:textAlignment w:val="baseline"/>
         <w:rPr>
-          <w:rFonts w:ascii="宋体" w:hAnsi="宋体" w:eastAsia="宋体" w:cs="宋体"/>
+          <w:rFonts w:ascii="宋体" w:eastAsia="宋体" w:hAnsi="宋体" w:cs="宋体"/>
           <w:snapToGrid w:val="0"/>
           <w:color w:val="000000"/>
           <w:kern w:val="0"/>
@@ -3485,16 +3453,16 @@
           <w:lang w:val="en-US" w:eastAsia="en-US" w:bidi="ar-SA"/>
         </w:rPr>
         <w:sectPr>
-          <w:footerReference r:id="rId6" w:type="default"/>
+          <w:footerReference w:type="default" r:id="rId5"/>
           <w:pgSz w:w="11906" w:h="16839"/>
           <w:pgMar w:top="1431" w:right="1710" w:bottom="1234" w:left="1708" w:header="0" w:footer="1070" w:gutter="0"/>
-          <w:cols w:space="720" w:num="1"/>
+          <w:cols w:num="1" w:space="720"/>
         </w:sectPr>
       </w:pPr>
     </w:p>
     <w:p>
       <w:pPr>
-        <w:pStyle w:val="26"/>
+        <w:pStyle w:val="1"/>
         <w:keepNext w:val="0"/>
         <w:keepLines w:val="0"/>
         <w:pageBreakBefore w:val="0"/>
@@ -3510,22 +3478,22 @@
         <w:snapToGrid w:val="0"/>
         <w:textAlignment w:val="baseline"/>
       </w:pPr>
-      <w:bookmarkStart w:id="4" w:name="_Toc5665"/>
-      <w:bookmarkStart w:id="5" w:name="_Toc9993"/>
-      <w:bookmarkStart w:id="6" w:name="_Toc28195"/>
+      <w:bookmarkStart w:id="5" w:name="_Toc5665"/>
+      <w:bookmarkStart w:id="6" w:name="_Toc9993"/>
+      <w:bookmarkStart w:id="7" w:name="_Toc28195"/>
       <w:r>
         <w:rPr>
           <w:rFonts w:hint="eastAsia"/>
         </w:rPr>
         <w:t>目的</w:t>
       </w:r>
-      <w:bookmarkEnd w:id="4"/>
       <w:bookmarkEnd w:id="5"/>
       <w:bookmarkEnd w:id="6"/>
+      <w:bookmarkEnd w:id="7"/>
     </w:p>
     <w:p>
       <w:pPr>
-        <w:pStyle w:val="27"/>
+        <w:pStyle w:val="a"/>
         <w:keepNext w:val="0"/>
         <w:keepLines w:val="0"/>
         <w:pageBreakBefore w:val="0"/>
@@ -3550,7 +3518,7 @@
     </w:p>
     <w:p>
       <w:pPr>
-        <w:pStyle w:val="26"/>
+        <w:pStyle w:val="1"/>
         <w:keepNext w:val="0"/>
         <w:keepLines w:val="0"/>
         <w:pageBreakBefore w:val="0"/>
@@ -3566,24 +3534,24 @@
         <w:snapToGrid w:val="0"/>
         <w:textAlignment w:val="baseline"/>
       </w:pPr>
-      <w:bookmarkStart w:id="7" w:name="_Toc28351"/>
-      <w:bookmarkStart w:id="8" w:name="_Toc3926"/>
+      <w:bookmarkStart w:id="8" w:name="_Toc28351"/>
+      <w:bookmarkStart w:id="9" w:name="_Toc3926"/>
       <w:r>
         <w:rPr>
           <w:rFonts w:hint="eastAsia"/>
         </w:rPr>
         <w:t>范围</w:t>
       </w:r>
-      <w:bookmarkEnd w:id="7"/>
       <w:bookmarkEnd w:id="8"/>
-      <w:bookmarkStart w:id="9" w:name="2范围"/>
       <w:bookmarkEnd w:id="9"/>
-      <w:bookmarkStart w:id="10" w:name="_bookmark1"/>
+      <w:bookmarkStart w:id="10" w:name="2范围"/>
       <w:bookmarkEnd w:id="10"/>
+      <w:bookmarkStart w:id="11" w:name="_bookmark1"/>
+      <w:bookmarkEnd w:id="11"/>
     </w:p>
     <w:p>
       <w:pPr>
-        <w:pStyle w:val="27"/>
+        <w:pStyle w:val="a"/>
         <w:keepNext w:val="0"/>
         <w:keepLines w:val="0"/>
         <w:pageBreakBefore w:val="0"/>
@@ -3608,7 +3576,7 @@
     </w:p>
     <w:p>
       <w:pPr>
-        <w:pStyle w:val="26"/>
+        <w:pStyle w:val="1"/>
         <w:keepNext w:val="0"/>
         <w:keepLines w:val="0"/>
         <w:pageBreakBefore w:val="0"/>
@@ -3624,24 +3592,24 @@
         <w:snapToGrid w:val="0"/>
         <w:textAlignment w:val="baseline"/>
       </w:pPr>
-      <w:bookmarkStart w:id="11" w:name="3术语定义"/>
-      <w:bookmarkEnd w:id="11"/>
-      <w:bookmarkStart w:id="12" w:name="_bookmark2"/>
+      <w:bookmarkStart w:id="12" w:name="3术语定义"/>
       <w:bookmarkEnd w:id="12"/>
-      <w:bookmarkStart w:id="13" w:name="_Toc12416"/>
-      <w:bookmarkStart w:id="14" w:name="_Toc6142"/>
+      <w:bookmarkStart w:id="13" w:name="_bookmark2"/>
+      <w:bookmarkEnd w:id="13"/>
+      <w:bookmarkStart w:id="14" w:name="_Toc12416"/>
+      <w:bookmarkStart w:id="15" w:name="_Toc6142"/>
       <w:r>
         <w:rPr>
           <w:rFonts w:hint="eastAsia"/>
         </w:rPr>
         <w:t>术语定义</w:t>
       </w:r>
-      <w:bookmarkEnd w:id="13"/>
       <w:bookmarkEnd w:id="14"/>
+      <w:bookmarkEnd w:id="15"/>
     </w:p>
     <w:p>
       <w:pPr>
-        <w:pStyle w:val="28"/>
+        <w:pStyle w:val="2"/>
         <w:keepNext w:val="0"/>
         <w:keepLines w:val="0"/>
         <w:pageBreakBefore w:val="0"/>
@@ -3660,18 +3628,18 @@
           <w:rFonts w:hint="eastAsia"/>
         </w:rPr>
       </w:pPr>
-      <w:bookmarkStart w:id="15" w:name="_Toc13759"/>
+      <w:bookmarkStart w:id="16" w:name="_Toc13759"/>
       <w:r>
         <w:rPr>
           <w:rFonts w:hint="eastAsia"/>
         </w:rPr>
         <w:t>辞职</w:t>
       </w:r>
-      <w:bookmarkEnd w:id="15"/>
+      <w:bookmarkEnd w:id="16"/>
     </w:p>
     <w:p>
       <w:pPr>
-        <w:pStyle w:val="27"/>
+        <w:pStyle w:val="a"/>
         <w:keepNext w:val="0"/>
         <w:keepLines w:val="0"/>
         <w:pageBreakBefore w:val="0"/>
@@ -3696,7 +3664,7 @@
     </w:p>
     <w:p>
       <w:pPr>
-        <w:pStyle w:val="28"/>
+        <w:pStyle w:val="2"/>
         <w:keepNext w:val="0"/>
         <w:keepLines w:val="0"/>
         <w:pageBreakBefore w:val="0"/>
@@ -3715,18 +3683,18 @@
           <w:rFonts w:hint="eastAsia"/>
         </w:rPr>
       </w:pPr>
-      <w:bookmarkStart w:id="16" w:name="_Toc18171"/>
+      <w:bookmarkStart w:id="17" w:name="_Toc18171"/>
       <w:r>
         <w:rPr>
           <w:rFonts w:hint="eastAsia"/>
         </w:rPr>
         <w:t>辞退</w:t>
       </w:r>
-      <w:bookmarkEnd w:id="16"/>
+      <w:bookmarkEnd w:id="17"/>
     </w:p>
     <w:p>
       <w:pPr>
-        <w:pStyle w:val="27"/>
+        <w:pStyle w:val="a"/>
         <w:keepNext w:val="0"/>
         <w:keepLines w:val="0"/>
         <w:pageBreakBefore w:val="0"/>
@@ -3751,7 +3719,7 @@
     </w:p>
     <w:p>
       <w:pPr>
-        <w:pStyle w:val="28"/>
+        <w:pStyle w:val="2"/>
         <w:keepNext w:val="0"/>
         <w:keepLines w:val="0"/>
         <w:pageBreakBefore w:val="0"/>
@@ -3770,18 +3738,18 @@
           <w:rFonts w:hint="eastAsia"/>
         </w:rPr>
       </w:pPr>
-      <w:bookmarkStart w:id="17" w:name="_Toc24268"/>
+      <w:bookmarkStart w:id="18" w:name="_Toc24268"/>
       <w:r>
         <w:rPr>
           <w:rFonts w:hint="eastAsia"/>
         </w:rPr>
         <w:t>自动离职</w:t>
       </w:r>
-      <w:bookmarkEnd w:id="17"/>
+      <w:bookmarkEnd w:id="18"/>
     </w:p>
     <w:p>
       <w:pPr>
-        <w:pStyle w:val="27"/>
+        <w:pStyle w:val="a"/>
         <w:keepNext w:val="0"/>
         <w:keepLines w:val="0"/>
         <w:pageBreakBefore w:val="0"/>
@@ -3803,15 +3771,15 @@
         </w:rPr>
         <w:t>在合同期内，员工未办理请休假或离职手续，不在工作岗位三天以上，即构成自动离职。</w:t>
       </w:r>
-      <w:bookmarkStart w:id="18" w:name="4角色职责"/>
-      <w:bookmarkEnd w:id="18"/>
-      <w:bookmarkStart w:id="19" w:name="_bookmark3"/>
+      <w:bookmarkStart w:id="19" w:name="4角色职责"/>
       <w:bookmarkEnd w:id="19"/>
-      <w:bookmarkStart w:id="20" w:name="_Toc19748"/>
+      <w:bookmarkStart w:id="20" w:name="_bookmark3"/>
+      <w:bookmarkEnd w:id="20"/>
+      <w:bookmarkStart w:id="21" w:name="_Toc19748"/>
     </w:p>
     <w:p>
       <w:pPr>
-        <w:pStyle w:val="26"/>
+        <w:pStyle w:val="1"/>
         <w:keepNext w:val="0"/>
         <w:keepLines w:val="0"/>
         <w:pageBreakBefore w:val="0"/>
@@ -3827,26 +3795,26 @@
         <w:snapToGrid w:val="0"/>
         <w:textAlignment w:val="baseline"/>
       </w:pPr>
-      <w:bookmarkStart w:id="21" w:name="_Toc27003"/>
-      <w:bookmarkStart w:id="22" w:name="_Toc632"/>
+      <w:bookmarkStart w:id="22" w:name="_Toc27003"/>
+      <w:bookmarkStart w:id="23" w:name="_Toc632"/>
       <w:r>
         <w:rPr>
           <w:rFonts w:hint="eastAsia"/>
         </w:rPr>
         <w:t>角色职责</w:t>
       </w:r>
-      <w:bookmarkEnd w:id="20"/>
       <w:bookmarkEnd w:id="21"/>
       <w:bookmarkEnd w:id="22"/>
-      <w:bookmarkStart w:id="23" w:name="_bookmark4"/>
       <w:bookmarkEnd w:id="23"/>
-      <w:bookmarkStart w:id="24" w:name="4.1部门负责人"/>
+      <w:bookmarkStart w:id="24" w:name="_bookmark4"/>
       <w:bookmarkEnd w:id="24"/>
-      <w:bookmarkStart w:id="25" w:name="_Toc8586"/>
+      <w:bookmarkStart w:id="25" w:name="4.1部门负责人"/>
+      <w:bookmarkEnd w:id="25"/>
+      <w:bookmarkStart w:id="26" w:name="_Toc8586"/>
     </w:p>
     <w:p>
       <w:pPr>
-        <w:pStyle w:val="28"/>
+        <w:pStyle w:val="2"/>
         <w:keepNext w:val="0"/>
         <w:keepLines w:val="0"/>
         <w:pageBreakBefore w:val="0"/>
@@ -3862,21 +3830,21 @@
         <w:snapToGrid w:val="0"/>
         <w:textAlignment w:val="baseline"/>
       </w:pPr>
-      <w:bookmarkStart w:id="26" w:name="_Toc6678"/>
-      <w:bookmarkStart w:id="27" w:name="_Toc29950"/>
+      <w:bookmarkStart w:id="27" w:name="_Toc6678"/>
+      <w:bookmarkStart w:id="28" w:name="_Toc29950"/>
       <w:r>
         <w:rPr>
           <w:rFonts w:hint="eastAsia"/>
         </w:rPr>
         <w:t>部门负责人</w:t>
       </w:r>
-      <w:bookmarkEnd w:id="25"/>
       <w:bookmarkEnd w:id="26"/>
       <w:bookmarkEnd w:id="27"/>
+      <w:bookmarkEnd w:id="28"/>
     </w:p>
     <w:p>
       <w:pPr>
-        <w:pStyle w:val="27"/>
+        <w:pStyle w:val="a"/>
         <w:keepNext w:val="0"/>
         <w:keepLines w:val="0"/>
         <w:pageBreakBefore w:val="0"/>
@@ -3901,7 +3869,7 @@
     </w:p>
     <w:p>
       <w:pPr>
-        <w:pStyle w:val="27"/>
+        <w:pStyle w:val="a"/>
         <w:keepNext w:val="0"/>
         <w:keepLines w:val="0"/>
         <w:pageBreakBefore w:val="0"/>
@@ -3926,7 +3894,7 @@
     </w:p>
     <w:p>
       <w:pPr>
-        <w:pStyle w:val="27"/>
+        <w:pStyle w:val="a"/>
         <w:keepNext w:val="0"/>
         <w:keepLines w:val="0"/>
         <w:pageBreakBefore w:val="0"/>
@@ -3951,7 +3919,7 @@
     </w:p>
     <w:p>
       <w:pPr>
-        <w:pStyle w:val="28"/>
+        <w:pStyle w:val="2"/>
         <w:keepNext w:val="0"/>
         <w:keepLines w:val="0"/>
         <w:pageBreakBefore w:val="0"/>
@@ -3967,24 +3935,24 @@
         <w:snapToGrid w:val="0"/>
         <w:textAlignment w:val="baseline"/>
       </w:pPr>
-      <w:bookmarkStart w:id="28" w:name="4.2人力资源部"/>
-      <w:bookmarkEnd w:id="28"/>
-      <w:bookmarkStart w:id="29" w:name="_Toc17784"/>
-      <w:bookmarkStart w:id="30" w:name="_Toc10738"/>
-      <w:bookmarkStart w:id="31" w:name="_Toc28936"/>
-      <w:r>
-        <w:rPr>
-          <w:rFonts w:hint="eastAsia"/>
-        </w:rPr>
-        <w:t>人力部</w:t>
-      </w:r>
+      <w:bookmarkStart w:id="29" w:name="4.2人力资源部"/>
       <w:bookmarkEnd w:id="29"/>
+      <w:bookmarkStart w:id="30" w:name="_Toc17784"/>
+      <w:bookmarkStart w:id="31" w:name="_Toc10738"/>
+      <w:bookmarkStart w:id="32" w:name="_Toc28936"/>
+      <w:r>
+        <w:rPr>
+          <w:rFonts w:hint="eastAsia"/>
+        </w:rPr>
+        <w:t>人力资源部</w:t>
+      </w:r>
       <w:bookmarkEnd w:id="30"/>
       <w:bookmarkEnd w:id="31"/>
+      <w:bookmarkEnd w:id="32"/>
     </w:p>
     <w:p>
       <w:pPr>
-        <w:pStyle w:val="27"/>
+        <w:pStyle w:val="a"/>
         <w:keepNext w:val="0"/>
         <w:keepLines w:val="0"/>
         <w:pageBreakBefore w:val="0"/>
@@ -4009,7 +3977,7 @@
     </w:p>
     <w:p>
       <w:pPr>
-        <w:pStyle w:val="27"/>
+        <w:pStyle w:val="a"/>
         <w:keepNext w:val="0"/>
         <w:keepLines w:val="0"/>
         <w:pageBreakBefore w:val="0"/>
@@ -4034,7 +4002,7 @@
     </w:p>
     <w:p>
       <w:pPr>
-        <w:pStyle w:val="27"/>
+        <w:pStyle w:val="a"/>
         <w:keepNext w:val="0"/>
         <w:keepLines w:val="0"/>
         <w:pageBreakBefore w:val="0"/>
@@ -4059,7 +4027,7 @@
     </w:p>
     <w:p>
       <w:pPr>
-        <w:pStyle w:val="26"/>
+        <w:pStyle w:val="1"/>
         <w:keepNext w:val="0"/>
         <w:keepLines w:val="0"/>
         <w:pageBreakBefore w:val="0"/>
@@ -4075,26 +4043,26 @@
         <w:snapToGrid w:val="0"/>
         <w:textAlignment w:val="baseline"/>
       </w:pPr>
-      <w:bookmarkStart w:id="32" w:name="5具体流程"/>
-      <w:bookmarkEnd w:id="32"/>
-      <w:bookmarkStart w:id="33" w:name="_bookmark5"/>
+      <w:bookmarkStart w:id="33" w:name="5具体流程"/>
       <w:bookmarkEnd w:id="33"/>
-      <w:bookmarkStart w:id="34" w:name="_Toc2234"/>
-      <w:bookmarkStart w:id="35" w:name="_Toc27134"/>
-      <w:bookmarkStart w:id="36" w:name="_Toc13837"/>
+      <w:bookmarkStart w:id="34" w:name="_bookmark5"/>
+      <w:bookmarkEnd w:id="34"/>
+      <w:bookmarkStart w:id="35" w:name="_Toc2234"/>
+      <w:bookmarkStart w:id="36" w:name="_Toc27134"/>
+      <w:bookmarkStart w:id="37" w:name="_Toc13837"/>
       <w:r>
         <w:rPr>
           <w:rFonts w:hint="eastAsia"/>
         </w:rPr>
         <w:t>具体流程</w:t>
       </w:r>
-      <w:bookmarkEnd w:id="34"/>
       <w:bookmarkEnd w:id="35"/>
       <w:bookmarkEnd w:id="36"/>
+      <w:bookmarkEnd w:id="37"/>
     </w:p>
     <w:p>
       <w:pPr>
-        <w:pStyle w:val="28"/>
+        <w:pStyle w:val="2"/>
         <w:keepNext w:val="0"/>
         <w:keepLines w:val="0"/>
         <w:pageBreakBefore w:val="0"/>
@@ -4110,26 +4078,26 @@
         <w:snapToGrid w:val="0"/>
         <w:textAlignment w:val="baseline"/>
       </w:pPr>
-      <w:bookmarkStart w:id="37" w:name="5.1入职"/>
-      <w:bookmarkEnd w:id="37"/>
-      <w:bookmarkStart w:id="38" w:name="_bookmark6"/>
+      <w:bookmarkStart w:id="38" w:name="5.1入职"/>
       <w:bookmarkEnd w:id="38"/>
-      <w:bookmarkStart w:id="39" w:name="_Toc14981"/>
-      <w:bookmarkStart w:id="40" w:name="_Toc15495"/>
-      <w:bookmarkStart w:id="41" w:name="_Toc16424"/>
+      <w:bookmarkStart w:id="39" w:name="_bookmark6"/>
+      <w:bookmarkEnd w:id="39"/>
+      <w:bookmarkStart w:id="40" w:name="_Toc14981"/>
+      <w:bookmarkStart w:id="41" w:name="_Toc15495"/>
+      <w:bookmarkStart w:id="42" w:name="_Toc16424"/>
       <w:r>
         <w:rPr>
           <w:rFonts w:hint="eastAsia"/>
         </w:rPr>
         <w:t>入职</w:t>
       </w:r>
-      <w:bookmarkEnd w:id="39"/>
       <w:bookmarkEnd w:id="40"/>
       <w:bookmarkEnd w:id="41"/>
+      <w:bookmarkEnd w:id="42"/>
     </w:p>
     <w:p>
       <w:pPr>
-        <w:pStyle w:val="27"/>
+        <w:pStyle w:val="a"/>
         <w:keepNext w:val="0"/>
         <w:keepLines w:val="0"/>
         <w:pageBreakBefore w:val="0"/>
@@ -4150,7 +4118,7 @@
           <w:rFonts w:hint="eastAsia"/>
           <w:lang w:eastAsia="zh-CN"/>
         </w:rPr>
-        <w:t>人力部</w:t>
+        <w:t>人力资源部</w:t>
       </w:r>
       <w:r>
         <w:rPr>
@@ -4163,7 +4131,7 @@
           <w:rFonts w:hint="eastAsia"/>
           <w:lang w:eastAsia="zh-CN"/>
         </w:rPr>
-        <w:t>人力部</w:t>
+        <w:t>人力资源部</w:t>
       </w:r>
       <w:r>
         <w:rPr>
@@ -4174,7 +4142,7 @@
     </w:p>
     <w:p>
       <w:pPr>
-        <w:pStyle w:val="27"/>
+        <w:pStyle w:val="a"/>
         <w:keepNext w:val="0"/>
         <w:keepLines w:val="0"/>
         <w:pageBreakBefore w:val="0"/>
@@ -4199,7 +4167,7 @@
     </w:p>
     <w:p>
       <w:pPr>
-        <w:pStyle w:val="27"/>
+        <w:pStyle w:val="a"/>
         <w:keepNext w:val="0"/>
         <w:keepLines w:val="0"/>
         <w:pageBreakBefore w:val="0"/>
@@ -4250,7 +4218,7 @@
     </w:p>
     <w:p>
       <w:pPr>
-        <w:pStyle w:val="27"/>
+        <w:pStyle w:val="a"/>
         <w:keepNext w:val="0"/>
         <w:keepLines w:val="0"/>
         <w:pageBreakBefore w:val="0"/>
@@ -4275,7 +4243,7 @@
     </w:p>
     <w:p>
       <w:pPr>
-        <w:pStyle w:val="28"/>
+        <w:pStyle w:val="2"/>
         <w:keepNext w:val="0"/>
         <w:keepLines w:val="0"/>
         <w:pageBreakBefore w:val="0"/>
@@ -4291,26 +4259,26 @@
         <w:snapToGrid w:val="0"/>
         <w:textAlignment w:val="baseline"/>
       </w:pPr>
-      <w:bookmarkStart w:id="42" w:name="_bookmark7"/>
-      <w:bookmarkEnd w:id="42"/>
-      <w:bookmarkStart w:id="43" w:name="5.2试用及转正"/>
+      <w:bookmarkStart w:id="43" w:name="_bookmark7"/>
       <w:bookmarkEnd w:id="43"/>
-      <w:bookmarkStart w:id="44" w:name="_Toc2869"/>
-      <w:bookmarkStart w:id="45" w:name="_Toc26026"/>
-      <w:bookmarkStart w:id="46" w:name="_Toc22625"/>
+      <w:bookmarkStart w:id="44" w:name="5.2试用及转正"/>
+      <w:bookmarkEnd w:id="44"/>
+      <w:bookmarkStart w:id="45" w:name="_Toc2869"/>
+      <w:bookmarkStart w:id="46" w:name="_Toc26026"/>
+      <w:bookmarkStart w:id="47" w:name="_Toc22625"/>
       <w:r>
         <w:rPr>
           <w:rFonts w:hint="eastAsia"/>
         </w:rPr>
         <w:t>试用及转正</w:t>
       </w:r>
-      <w:bookmarkEnd w:id="44"/>
       <w:bookmarkEnd w:id="45"/>
       <w:bookmarkEnd w:id="46"/>
+      <w:bookmarkEnd w:id="47"/>
     </w:p>
     <w:p>
       <w:pPr>
-        <w:pStyle w:val="29"/>
+        <w:pStyle w:val="3"/>
         <w:keepNext w:val="0"/>
         <w:keepLines w:val="0"/>
         <w:pageBreakBefore w:val="0"/>
@@ -4326,24 +4294,24 @@
         <w:snapToGrid w:val="0"/>
         <w:textAlignment w:val="baseline"/>
       </w:pPr>
-      <w:bookmarkStart w:id="47" w:name="5.2.1试用"/>
-      <w:bookmarkEnd w:id="47"/>
-      <w:bookmarkStart w:id="48" w:name="_bookmark8"/>
+      <w:bookmarkStart w:id="48" w:name="5.2.1试用"/>
       <w:bookmarkEnd w:id="48"/>
-      <w:bookmarkStart w:id="49" w:name="_Toc13123"/>
-      <w:bookmarkStart w:id="50" w:name="_Toc15808"/>
+      <w:bookmarkStart w:id="49" w:name="_bookmark8"/>
+      <w:bookmarkEnd w:id="49"/>
+      <w:bookmarkStart w:id="50" w:name="_Toc13123"/>
+      <w:bookmarkStart w:id="51" w:name="_Toc15808"/>
       <w:r>
         <w:rPr>
           <w:rFonts w:hint="eastAsia"/>
         </w:rPr>
         <w:t>试用</w:t>
       </w:r>
-      <w:bookmarkEnd w:id="49"/>
       <w:bookmarkEnd w:id="50"/>
+      <w:bookmarkEnd w:id="51"/>
     </w:p>
     <w:p>
       <w:pPr>
-        <w:pStyle w:val="27"/>
+        <w:pStyle w:val="a"/>
         <w:keepNext w:val="0"/>
         <w:keepLines w:val="0"/>
         <w:pageBreakBefore w:val="0"/>
@@ -4370,7 +4338,7 @@
           <w:rFonts w:hint="eastAsia"/>
           <w:lang w:eastAsia="zh-CN"/>
         </w:rPr>
-        <w:t>人力部</w:t>
+        <w:t>人力资源部</w:t>
       </w:r>
       <w:r>
         <w:rPr>
@@ -4381,7 +4349,7 @@
     </w:p>
     <w:p>
       <w:pPr>
-        <w:pStyle w:val="27"/>
+        <w:pStyle w:val="a"/>
         <w:keepNext w:val="0"/>
         <w:keepLines w:val="0"/>
         <w:pageBreakBefore w:val="0"/>
@@ -4408,7 +4376,7 @@
           <w:rFonts w:hint="eastAsia"/>
           <w:lang w:eastAsia="zh-CN"/>
         </w:rPr>
-        <w:t>人力部</w:t>
+        <w:t>人力资源部</w:t>
       </w:r>
       <w:r>
         <w:rPr>
@@ -4419,7 +4387,7 @@
     </w:p>
     <w:p>
       <w:pPr>
-        <w:pStyle w:val="27"/>
+        <w:pStyle w:val="a"/>
         <w:keepNext w:val="0"/>
         <w:keepLines w:val="0"/>
         <w:pageBreakBefore w:val="0"/>
@@ -4446,7 +4414,7 @@
           <w:rFonts w:hint="eastAsia"/>
           <w:lang w:eastAsia="zh-CN"/>
         </w:rPr>
-        <w:t>人力部</w:t>
+        <w:t>人力资源部</w:t>
       </w:r>
       <w:r>
         <w:rPr>
@@ -4457,7 +4425,7 @@
     </w:p>
     <w:p>
       <w:pPr>
-        <w:pStyle w:val="27"/>
+        <w:pStyle w:val="a"/>
         <w:keepNext w:val="0"/>
         <w:keepLines w:val="0"/>
         <w:pageBreakBefore w:val="0"/>
@@ -4482,7 +4450,7 @@
     </w:p>
     <w:p>
       <w:pPr>
-        <w:pStyle w:val="29"/>
+        <w:pStyle w:val="3"/>
         <w:keepNext w:val="0"/>
         <w:keepLines w:val="0"/>
         <w:pageBreakBefore w:val="0"/>
@@ -4498,24 +4466,24 @@
         <w:snapToGrid w:val="0"/>
         <w:textAlignment w:val="baseline"/>
       </w:pPr>
-      <w:bookmarkStart w:id="51" w:name="5.2.2转正"/>
-      <w:bookmarkEnd w:id="51"/>
-      <w:bookmarkStart w:id="52" w:name="_bookmark9"/>
+      <w:bookmarkStart w:id="52" w:name="5.2.2转正"/>
       <w:bookmarkEnd w:id="52"/>
-      <w:bookmarkStart w:id="53" w:name="_Toc23209"/>
-      <w:bookmarkStart w:id="54" w:name="_Toc24434"/>
+      <w:bookmarkStart w:id="53" w:name="_bookmark9"/>
+      <w:bookmarkEnd w:id="53"/>
+      <w:bookmarkStart w:id="54" w:name="_Toc23209"/>
+      <w:bookmarkStart w:id="55" w:name="_Toc24434"/>
       <w:r>
         <w:rPr>
           <w:rFonts w:hint="eastAsia"/>
         </w:rPr>
         <w:t>转正</w:t>
       </w:r>
-      <w:bookmarkEnd w:id="53"/>
       <w:bookmarkEnd w:id="54"/>
+      <w:bookmarkEnd w:id="55"/>
     </w:p>
     <w:p>
       <w:pPr>
-        <w:pStyle w:val="27"/>
+        <w:pStyle w:val="a"/>
         <w:keepNext w:val="0"/>
         <w:keepLines w:val="0"/>
         <w:pageBreakBefore w:val="0"/>
@@ -4547,7 +4515,7 @@
     </w:p>
     <w:p>
       <w:pPr>
-        <w:pStyle w:val="27"/>
+        <w:pStyle w:val="a"/>
         <w:keepNext w:val="0"/>
         <w:keepLines w:val="0"/>
         <w:pageBreakBefore w:val="0"/>
@@ -4585,7 +4553,7 @@
     </w:p>
     <w:p>
       <w:pPr>
-        <w:pStyle w:val="27"/>
+        <w:pStyle w:val="a"/>
         <w:keepNext w:val="0"/>
         <w:keepLines w:val="0"/>
         <w:pageBreakBefore w:val="0"/>
@@ -4607,15 +4575,15 @@
         </w:rPr>
         <w:t>员工转正后公司将依法为员工办理自签订劳动合同当月起的各项社会保险及人事关系接收手续，具体执行参照公司《劳动合同管理规定》。</w:t>
       </w:r>
-      <w:bookmarkStart w:id="55" w:name="_bookmark10"/>
-      <w:bookmarkEnd w:id="55"/>
-      <w:bookmarkStart w:id="56" w:name="5.3离职"/>
+      <w:bookmarkStart w:id="56" w:name="_bookmark10"/>
       <w:bookmarkEnd w:id="56"/>
-      <w:bookmarkStart w:id="57" w:name="_Toc31749"/>
+      <w:bookmarkStart w:id="57" w:name="5.3离职"/>
+      <w:bookmarkEnd w:id="57"/>
+      <w:bookmarkStart w:id="58" w:name="_Toc31749"/>
     </w:p>
     <w:p>
       <w:pPr>
-        <w:pStyle w:val="28"/>
+        <w:pStyle w:val="2"/>
         <w:keepNext w:val="0"/>
         <w:keepLines w:val="0"/>
         <w:pageBreakBefore w:val="0"/>
@@ -4631,21 +4599,21 @@
         <w:snapToGrid w:val="0"/>
         <w:textAlignment w:val="baseline"/>
       </w:pPr>
-      <w:bookmarkStart w:id="58" w:name="_Toc20319"/>
-      <w:bookmarkStart w:id="59" w:name="_Toc20269"/>
+      <w:bookmarkStart w:id="59" w:name="_Toc20319"/>
+      <w:bookmarkStart w:id="60" w:name="_Toc20269"/>
       <w:r>
         <w:rPr>
           <w:rFonts w:hint="eastAsia"/>
         </w:rPr>
         <w:t>离职</w:t>
       </w:r>
-      <w:bookmarkEnd w:id="57"/>
       <w:bookmarkEnd w:id="58"/>
       <w:bookmarkEnd w:id="59"/>
+      <w:bookmarkEnd w:id="60"/>
     </w:p>
     <w:p>
       <w:pPr>
-        <w:pStyle w:val="29"/>
+        <w:pStyle w:val="3"/>
         <w:keepNext w:val="0"/>
         <w:keepLines w:val="0"/>
         <w:pageBreakBefore w:val="0"/>
@@ -4661,24 +4629,24 @@
         <w:snapToGrid w:val="0"/>
         <w:textAlignment w:val="baseline"/>
       </w:pPr>
-      <w:bookmarkStart w:id="60" w:name="_bookmark11"/>
-      <w:bookmarkEnd w:id="60"/>
-      <w:bookmarkStart w:id="61" w:name="5.3.1离职通知"/>
+      <w:bookmarkStart w:id="61" w:name="_bookmark11"/>
       <w:bookmarkEnd w:id="61"/>
-      <w:bookmarkStart w:id="62" w:name="_Toc21054"/>
-      <w:bookmarkStart w:id="63" w:name="_Toc18809"/>
+      <w:bookmarkStart w:id="62" w:name="5.3.1离职通知"/>
+      <w:bookmarkEnd w:id="62"/>
+      <w:bookmarkStart w:id="63" w:name="_Toc21054"/>
+      <w:bookmarkStart w:id="64" w:name="_Toc18809"/>
       <w:r>
         <w:rPr>
           <w:rFonts w:hint="eastAsia"/>
         </w:rPr>
         <w:t>离职通知</w:t>
       </w:r>
-      <w:bookmarkEnd w:id="62"/>
       <w:bookmarkEnd w:id="63"/>
+      <w:bookmarkEnd w:id="64"/>
     </w:p>
     <w:p>
       <w:pPr>
-        <w:pStyle w:val="27"/>
+        <w:pStyle w:val="a"/>
         <w:keepNext w:val="0"/>
         <w:keepLines w:val="0"/>
         <w:pageBreakBefore w:val="0"/>
@@ -4703,7 +4671,7 @@
     </w:p>
     <w:p>
       <w:pPr>
-        <w:pStyle w:val="27"/>
+        <w:pStyle w:val="a"/>
         <w:keepNext w:val="0"/>
         <w:keepLines w:val="0"/>
         <w:pageBreakBefore w:val="0"/>
@@ -4741,7 +4709,7 @@
     </w:p>
     <w:p>
       <w:pPr>
-        <w:pStyle w:val="29"/>
+        <w:pStyle w:val="3"/>
         <w:keepNext w:val="0"/>
         <w:keepLines w:val="0"/>
         <w:pageBreakBefore w:val="0"/>
@@ -4757,24 +4725,24 @@
         <w:snapToGrid w:val="0"/>
         <w:textAlignment w:val="baseline"/>
       </w:pPr>
-      <w:bookmarkStart w:id="64" w:name="_bookmark12"/>
-      <w:bookmarkEnd w:id="64"/>
-      <w:bookmarkStart w:id="65" w:name="5.3.2离职面谈"/>
+      <w:bookmarkStart w:id="65" w:name="_bookmark12"/>
       <w:bookmarkEnd w:id="65"/>
-      <w:bookmarkStart w:id="66" w:name="_Toc24027"/>
-      <w:bookmarkStart w:id="67" w:name="_Toc26192"/>
+      <w:bookmarkStart w:id="66" w:name="5.3.2离职面谈"/>
+      <w:bookmarkEnd w:id="66"/>
+      <w:bookmarkStart w:id="67" w:name="_Toc24027"/>
+      <w:bookmarkStart w:id="68" w:name="_Toc26192"/>
       <w:r>
         <w:rPr>
           <w:rFonts w:hint="eastAsia"/>
         </w:rPr>
         <w:t>离职面谈</w:t>
       </w:r>
-      <w:bookmarkEnd w:id="66"/>
       <w:bookmarkEnd w:id="67"/>
+      <w:bookmarkEnd w:id="68"/>
     </w:p>
     <w:p>
       <w:pPr>
-        <w:pStyle w:val="27"/>
+        <w:pStyle w:val="a"/>
         <w:keepNext w:val="0"/>
         <w:keepLines w:val="0"/>
         <w:pageBreakBefore w:val="0"/>
@@ -4799,7 +4767,7 @@
     </w:p>
     <w:p>
       <w:pPr>
-        <w:pStyle w:val="27"/>
+        <w:pStyle w:val="a"/>
         <w:keepNext w:val="0"/>
         <w:keepLines w:val="0"/>
         <w:pageBreakBefore w:val="0"/>
@@ -4837,7 +4805,7 @@
     </w:p>
     <w:p>
       <w:pPr>
-        <w:pStyle w:val="29"/>
+        <w:pStyle w:val="3"/>
         <w:keepNext w:val="0"/>
         <w:keepLines w:val="0"/>
         <w:pageBreakBefore w:val="0"/>
@@ -4853,24 +4821,24 @@
         <w:snapToGrid w:val="0"/>
         <w:textAlignment w:val="baseline"/>
       </w:pPr>
-      <w:bookmarkStart w:id="68" w:name="5.3.3离职手续"/>
-      <w:bookmarkEnd w:id="68"/>
-      <w:bookmarkStart w:id="69" w:name="_bookmark13"/>
+      <w:bookmarkStart w:id="69" w:name="5.3.3离职手续"/>
       <w:bookmarkEnd w:id="69"/>
-      <w:bookmarkStart w:id="70" w:name="_Toc29706"/>
-      <w:bookmarkStart w:id="71" w:name="_Toc6302"/>
+      <w:bookmarkStart w:id="70" w:name="_bookmark13"/>
+      <w:bookmarkEnd w:id="70"/>
+      <w:bookmarkStart w:id="71" w:name="_Toc29706"/>
+      <w:bookmarkStart w:id="72" w:name="_Toc6302"/>
       <w:r>
         <w:rPr>
           <w:rFonts w:hint="eastAsia"/>
         </w:rPr>
         <w:t>离职手续</w:t>
       </w:r>
-      <w:bookmarkEnd w:id="70"/>
       <w:bookmarkEnd w:id="71"/>
+      <w:bookmarkEnd w:id="72"/>
     </w:p>
     <w:p>
       <w:pPr>
-        <w:pStyle w:val="27"/>
+        <w:pStyle w:val="a"/>
         <w:keepNext w:val="0"/>
         <w:keepLines w:val="0"/>
         <w:pageBreakBefore w:val="0"/>
@@ -4908,7 +4876,7 @@
     </w:p>
     <w:p>
       <w:pPr>
-        <w:pStyle w:val="27"/>
+        <w:pStyle w:val="a"/>
         <w:keepNext w:val="0"/>
         <w:keepLines w:val="0"/>
         <w:pageBreakBefore w:val="0"/>
@@ -4940,7 +4908,7 @@
     </w:p>
     <w:p>
       <w:pPr>
-        <w:pStyle w:val="27"/>
+        <w:pStyle w:val="a"/>
         <w:keepNext w:val="0"/>
         <w:keepLines w:val="0"/>
         <w:pageBreakBefore w:val="0"/>
@@ -4978,7 +4946,7 @@
     </w:p>
     <w:p>
       <w:pPr>
-        <w:pStyle w:val="27"/>
+        <w:pStyle w:val="a"/>
         <w:keepNext w:val="0"/>
         <w:keepLines w:val="0"/>
         <w:pageBreakBefore w:val="0"/>
@@ -5005,7 +4973,7 @@
           <w:rFonts w:hint="eastAsia"/>
           <w:lang w:eastAsia="zh-CN"/>
         </w:rPr>
-        <w:t>人力部</w:t>
+        <w:t>人力资源部</w:t>
       </w:r>
       <w:r>
         <w:rPr>
@@ -5029,7 +4997,7 @@
     </w:p>
     <w:p>
       <w:pPr>
-        <w:pStyle w:val="27"/>
+        <w:pStyle w:val="a"/>
         <w:keepNext w:val="0"/>
         <w:keepLines w:val="0"/>
         <w:pageBreakBefore w:val="0"/>
@@ -5054,7 +5022,7 @@
     </w:p>
     <w:p>
       <w:pPr>
-        <w:pStyle w:val="27"/>
+        <w:pStyle w:val="a"/>
         <w:keepNext w:val="0"/>
         <w:keepLines w:val="0"/>
         <w:pageBreakBefore w:val="0"/>
@@ -5086,7 +5054,7 @@
     </w:p>
     <w:p>
       <w:pPr>
-        <w:pStyle w:val="27"/>
+        <w:pStyle w:val="a"/>
         <w:keepNext w:val="0"/>
         <w:keepLines w:val="0"/>
         <w:pageBreakBefore w:val="0"/>
@@ -5113,7 +5081,7 @@
           <w:rFonts w:hint="eastAsia"/>
           <w:lang w:eastAsia="zh-CN"/>
         </w:rPr>
-        <w:t>人力部</w:t>
+        <w:t>人力资源部</w:t>
       </w:r>
       <w:r>
         <w:rPr>
@@ -5137,7 +5105,7 @@
     </w:p>
     <w:p>
       <w:pPr>
-        <w:pStyle w:val="29"/>
+        <w:pStyle w:val="3"/>
         <w:keepNext w:val="0"/>
         <w:keepLines w:val="0"/>
         <w:pageBreakBefore w:val="0"/>
@@ -5153,24 +5121,24 @@
         <w:snapToGrid w:val="0"/>
         <w:textAlignment w:val="baseline"/>
       </w:pPr>
-      <w:bookmarkStart w:id="72" w:name="_bookmark14"/>
-      <w:bookmarkEnd w:id="72"/>
-      <w:bookmarkStart w:id="73" w:name="5.3.4离职工资结算"/>
+      <w:bookmarkStart w:id="73" w:name="_bookmark14"/>
       <w:bookmarkEnd w:id="73"/>
-      <w:bookmarkStart w:id="74" w:name="_Toc30262"/>
-      <w:bookmarkStart w:id="75" w:name="_Toc18383"/>
+      <w:bookmarkStart w:id="74" w:name="5.3.4离职工资结算"/>
+      <w:bookmarkEnd w:id="74"/>
+      <w:bookmarkStart w:id="75" w:name="_Toc30262"/>
+      <w:bookmarkStart w:id="76" w:name="_Toc18383"/>
       <w:r>
         <w:rPr>
           <w:rFonts w:hint="eastAsia"/>
         </w:rPr>
         <w:t>离职工资结算</w:t>
       </w:r>
-      <w:bookmarkEnd w:id="74"/>
       <w:bookmarkEnd w:id="75"/>
+      <w:bookmarkEnd w:id="76"/>
     </w:p>
     <w:p>
       <w:pPr>
-        <w:pStyle w:val="27"/>
+        <w:pStyle w:val="a"/>
         <w:keepNext w:val="0"/>
         <w:keepLines w:val="0"/>
         <w:pageBreakBefore w:val="0"/>
@@ -5208,7 +5176,7 @@
     </w:p>
     <w:p>
       <w:pPr>
-        <w:pStyle w:val="27"/>
+        <w:pStyle w:val="a"/>
         <w:keepNext w:val="0"/>
         <w:keepLines w:val="0"/>
         <w:pageBreakBefore w:val="0"/>
@@ -5233,7 +5201,7 @@
     </w:p>
     <w:p>
       <w:pPr>
-        <w:pStyle w:val="27"/>
+        <w:pStyle w:val="a"/>
         <w:keepNext w:val="0"/>
         <w:keepLines w:val="0"/>
         <w:pageBreakBefore w:val="0"/>
@@ -5258,7 +5226,7 @@
     </w:p>
     <w:p>
       <w:pPr>
-        <w:pStyle w:val="27"/>
+        <w:pStyle w:val="a"/>
         <w:keepNext w:val="0"/>
         <w:keepLines w:val="0"/>
         <w:pageBreakBefore w:val="0"/>
@@ -5282,55 +5250,30 @@
       </w:r>
     </w:p>
     <w:sectPr>
-      <w:footerReference r:id="rId7" w:type="default"/>
+      <w:footerReference w:type="default" r:id="rId6"/>
       <w:pgSz w:w="11906" w:h="16839"/>
       <w:pgMar w:top="1431" w:right="1785" w:bottom="1373" w:left="1686" w:header="0" w:footer="1211" w:gutter="0"/>
-      <w:cols w:space="720" w:num="1"/>
+      <w:cols w:num="1" w:space="720"/>
     </w:sectPr>
   </w:body>
 </w:document>
 </file>
 
-<file path=word/endnotes.xml><?xml version="1.0" encoding="utf-8"?>
-<w:endnotes xmlns:wpc="http://schemas.microsoft.com/office/word/2010/wordprocessingCanvas" xmlns:mc="http://schemas.openxmlformats.org/markup-compatibility/2006" xmlns:o="urn:schemas-microsoft-com:office:office" xmlns:r="http://schemas.openxmlformats.org/officeDocument/2006/relationships" xmlns:m="http://schemas.openxmlformats.org/officeDocument/2006/math" xmlns:v="urn:schemas-microsoft-com:vml" xmlns:wp14="http://schemas.microsoft.com/office/word/2010/wordprocessingDrawing" xmlns:wp="http://schemas.openxmlformats.org/drawingml/2006/wordprocessingDrawing" xmlns:w="http://schemas.openxmlformats.org/wordprocessingml/2006/main" xmlns:w14="http://schemas.microsoft.com/office/word/2010/wordml" xmlns:w15="http://schemas.microsoft.com/office/word/2012/wordml" xmlns:w10="urn:schemas-microsoft-com:office:word" xmlns:wpg="http://schemas.microsoft.com/office/word/2010/wordprocessingGroup" xmlns:wpi="http://schemas.microsoft.com/office/word/2010/wordprocessingInk" xmlns:wne="http://schemas.microsoft.com/office/word/2006/wordml" xmlns:wps="http://schemas.microsoft.com/office/word/2010/wordprocessingShape" xmlns:wpsCustomData="http://www.wps.cn/officeDocument/2013/wpsCustomData" mc:Ignorable="w14 w15 wp14">
-  <w:endnote w:type="separator" w:id="0">
-    <w:p>
-      <w:pPr>
-        <w:spacing w:line="240" w:lineRule="auto"/>
-      </w:pPr>
-      <w:r>
-        <w:separator/>
-      </w:r>
-    </w:p>
-  </w:endnote>
-  <w:endnote w:type="continuationSeparator" w:id="1">
-    <w:p>
-      <w:pPr>
-        <w:spacing w:line="240" w:lineRule="auto"/>
-      </w:pPr>
-      <w:r>
-        <w:continuationSeparator/>
-      </w:r>
-    </w:p>
-  </w:endnote>
-</w:endnotes>
-</file>
-
 <file path=word/footer1.xml><?xml version="1.0" encoding="utf-8"?>
-<w:ftr xmlns:wpc="http://schemas.microsoft.com/office/word/2010/wordprocessingCanvas" xmlns:mc="http://schemas.openxmlformats.org/markup-compatibility/2006" xmlns:o="urn:schemas-microsoft-com:office:office" xmlns:r="http://schemas.openxmlformats.org/officeDocument/2006/relationships" xmlns:m="http://schemas.openxmlformats.org/officeDocument/2006/math" xmlns:v="urn:schemas-microsoft-com:vml" xmlns:wp14="http://schemas.microsoft.com/office/word/2010/wordprocessingDrawing" xmlns:wp="http://schemas.openxmlformats.org/drawingml/2006/wordprocessingDrawing" xmlns:w10="urn:schemas-microsoft-com:office:word" xmlns:w="http://schemas.openxmlformats.org/wordprocessingml/2006/main" xmlns:w14="http://schemas.microsoft.com/office/word/2010/wordml" xmlns:w15="http://schemas.microsoft.com/office/word/2012/wordml" xmlns:wpg="http://schemas.microsoft.com/office/word/2010/wordprocessingGroup" xmlns:wpi="http://schemas.microsoft.com/office/word/2010/wordprocessingInk" xmlns:wne="http://schemas.microsoft.com/office/word/2006/wordml" xmlns:wps="http://schemas.microsoft.com/office/word/2010/wordprocessingShape" xmlns:wpsCustomData="http://www.wps.cn/officeDocument/2013/wpsCustomData" mc:Ignorable="w14 w15 wp14">
+<w:ftr xmlns:wpc="http://schemas.microsoft.com/office/word/2010/wordprocessingCanvas" xmlns:mc="http://schemas.openxmlformats.org/markup-compatibility/2006" xmlns:o="urn:schemas-microsoft-com:office:office" xmlns:r="http://schemas.openxmlformats.org/officeDocument/2006/relationships" xmlns:m="http://schemas.openxmlformats.org/officeDocument/2006/math" xmlns:v="urn:schemas-microsoft-com:vml" xmlns:wp14="http://schemas.microsoft.com/office/word/2010/wordprocessingDrawing" xmlns:wp="http://schemas.openxmlformats.org/drawingml/2006/wordprocessingDrawing" xmlns:w10="urn:schemas-microsoft-com:office:word" xmlns:w="http://schemas.openxmlformats.org/wordprocessingml/2006/main" xmlns:w14="http://schemas.microsoft.com/office/word/2010/wordml" xmlns:w15="http://schemas.microsoft.com/office/word/2012/wordml" xmlns:wne="http://schemas.microsoft.com/office/word/2006/wordml" xmlns:wpg="http://schemas.microsoft.com/office/word/2010/wordprocessingGroup" xmlns:wpi="http://schemas.microsoft.com/office/word/2010/wordprocessingInk" xmlns:wps="http://schemas.microsoft.com/office/word/2010/wordprocessingShape" mc:Ignorable="w14 w15 wp14">
   <w:p>
     <w:pPr>
       <w:spacing w:line="166" w:lineRule="auto"/>
       <w:ind w:left="4226"/>
       <w:rPr>
-        <w:rFonts w:ascii="Calibri" w:hAnsi="Calibri" w:eastAsia="Calibri" w:cs="Calibri"/>
+        <w:rFonts w:ascii="Calibri" w:eastAsia="Calibri" w:hAnsi="Calibri" w:cs="Calibri"/>
         <w:sz w:val="18"/>
         <w:szCs w:val="18"/>
       </w:rPr>
     </w:pPr>
     <w:r>
       <w:rPr>
-        <w:rFonts w:ascii="Calibri" w:hAnsi="Calibri" w:eastAsia="Calibri" w:cs="Calibri"/>
+        <w:rFonts w:ascii="Calibri" w:eastAsia="Calibri" w:hAnsi="Calibri" w:cs="Calibri"/>
         <w:sz w:val="18"/>
         <w:szCs w:val="18"/>
       </w:rPr>
@@ -5341,20 +5284,20 @@
 </file>
 
 <file path=word/footer2.xml><?xml version="1.0" encoding="utf-8"?>
-<w:ftr xmlns:wpc="http://schemas.microsoft.com/office/word/2010/wordprocessingCanvas" xmlns:mc="http://schemas.openxmlformats.org/markup-compatibility/2006" xmlns:o="urn:schemas-microsoft-com:office:office" xmlns:r="http://schemas.openxmlformats.org/officeDocument/2006/relationships" xmlns:m="http://schemas.openxmlformats.org/officeDocument/2006/math" xmlns:v="urn:schemas-microsoft-com:vml" xmlns:wp14="http://schemas.microsoft.com/office/word/2010/wordprocessingDrawing" xmlns:wp="http://schemas.openxmlformats.org/drawingml/2006/wordprocessingDrawing" xmlns:w10="urn:schemas-microsoft-com:office:word" xmlns:w="http://schemas.openxmlformats.org/wordprocessingml/2006/main" xmlns:w14="http://schemas.microsoft.com/office/word/2010/wordml" xmlns:w15="http://schemas.microsoft.com/office/word/2012/wordml" xmlns:wpg="http://schemas.microsoft.com/office/word/2010/wordprocessingGroup" xmlns:wpi="http://schemas.microsoft.com/office/word/2010/wordprocessingInk" xmlns:wne="http://schemas.microsoft.com/office/word/2006/wordml" xmlns:wps="http://schemas.microsoft.com/office/word/2010/wordprocessingShape" xmlns:wpsCustomData="http://www.wps.cn/officeDocument/2013/wpsCustomData" mc:Ignorable="w14 w15 wp14">
+<w:ftr xmlns:wpc="http://schemas.microsoft.com/office/word/2010/wordprocessingCanvas" xmlns:mc="http://schemas.openxmlformats.org/markup-compatibility/2006" xmlns:o="urn:schemas-microsoft-com:office:office" xmlns:r="http://schemas.openxmlformats.org/officeDocument/2006/relationships" xmlns:m="http://schemas.openxmlformats.org/officeDocument/2006/math" xmlns:v="urn:schemas-microsoft-com:vml" xmlns:wp14="http://schemas.microsoft.com/office/word/2010/wordprocessingDrawing" xmlns:wp="http://schemas.openxmlformats.org/drawingml/2006/wordprocessingDrawing" xmlns:w10="urn:schemas-microsoft-com:office:word" xmlns:w="http://schemas.openxmlformats.org/wordprocessingml/2006/main" xmlns:w14="http://schemas.microsoft.com/office/word/2010/wordml" xmlns:w15="http://schemas.microsoft.com/office/word/2012/wordml" xmlns:wne="http://schemas.microsoft.com/office/word/2006/wordml" xmlns:wpg="http://schemas.microsoft.com/office/word/2010/wordprocessingGroup" xmlns:wpi="http://schemas.microsoft.com/office/word/2010/wordprocessingInk" xmlns:wps="http://schemas.microsoft.com/office/word/2010/wordprocessingShape" mc:Ignorable="w14 w15 wp14">
   <w:p>
     <w:pPr>
       <w:spacing w:line="167" w:lineRule="auto"/>
       <w:ind w:left="4209"/>
       <w:rPr>
-        <w:rFonts w:ascii="Calibri" w:hAnsi="Calibri" w:eastAsia="Calibri" w:cs="Calibri"/>
+        <w:rFonts w:ascii="Calibri" w:eastAsia="Calibri" w:hAnsi="Calibri" w:cs="Calibri"/>
         <w:sz w:val="18"/>
         <w:szCs w:val="18"/>
       </w:rPr>
     </w:pPr>
     <w:r>
       <w:rPr>
-        <w:rFonts w:ascii="Calibri" w:hAnsi="Calibri" w:eastAsia="Calibri" w:cs="Calibri"/>
+        <w:rFonts w:ascii="Calibri" w:eastAsia="Calibri" w:hAnsi="Calibri" w:cs="Calibri"/>
         <w:sz w:val="18"/>
         <w:szCs w:val="18"/>
       </w:rPr>
@@ -5365,20 +5308,20 @@
 </file>
 
 <file path=word/footer3.xml><?xml version="1.0" encoding="utf-8"?>
-<w:ftr xmlns:wpc="http://schemas.microsoft.com/office/word/2010/wordprocessingCanvas" xmlns:mc="http://schemas.openxmlformats.org/markup-compatibility/2006" xmlns:o="urn:schemas-microsoft-com:office:office" xmlns:r="http://schemas.openxmlformats.org/officeDocument/2006/relationships" xmlns:m="http://schemas.openxmlformats.org/officeDocument/2006/math" xmlns:v="urn:schemas-microsoft-com:vml" xmlns:wp14="http://schemas.microsoft.com/office/word/2010/wordprocessingDrawing" xmlns:wp="http://schemas.openxmlformats.org/drawingml/2006/wordprocessingDrawing" xmlns:w10="urn:schemas-microsoft-com:office:word" xmlns:w="http://schemas.openxmlformats.org/wordprocessingml/2006/main" xmlns:w14="http://schemas.microsoft.com/office/word/2010/wordml" xmlns:w15="http://schemas.microsoft.com/office/word/2012/wordml" xmlns:wpg="http://schemas.microsoft.com/office/word/2010/wordprocessingGroup" xmlns:wpi="http://schemas.microsoft.com/office/word/2010/wordprocessingInk" xmlns:wne="http://schemas.microsoft.com/office/word/2006/wordml" xmlns:wps="http://schemas.microsoft.com/office/word/2010/wordprocessingShape" xmlns:wpsCustomData="http://www.wps.cn/officeDocument/2013/wpsCustomData" mc:Ignorable="w14 w15 wp14">
+<w:ftr xmlns:wpc="http://schemas.microsoft.com/office/word/2010/wordprocessingCanvas" xmlns:mc="http://schemas.openxmlformats.org/markup-compatibility/2006" xmlns:o="urn:schemas-microsoft-com:office:office" xmlns:r="http://schemas.openxmlformats.org/officeDocument/2006/relationships" xmlns:m="http://schemas.openxmlformats.org/officeDocument/2006/math" xmlns:v="urn:schemas-microsoft-com:vml" xmlns:wp14="http://schemas.microsoft.com/office/word/2010/wordprocessingDrawing" xmlns:wp="http://schemas.openxmlformats.org/drawingml/2006/wordprocessingDrawing" xmlns:w10="urn:schemas-microsoft-com:office:word" xmlns:w="http://schemas.openxmlformats.org/wordprocessingml/2006/main" xmlns:w14="http://schemas.microsoft.com/office/word/2010/wordml" xmlns:w15="http://schemas.microsoft.com/office/word/2012/wordml" xmlns:wne="http://schemas.microsoft.com/office/word/2006/wordml" xmlns:wpg="http://schemas.microsoft.com/office/word/2010/wordprocessingGroup" xmlns:wpi="http://schemas.microsoft.com/office/word/2010/wordprocessingInk" xmlns:wps="http://schemas.microsoft.com/office/word/2010/wordprocessingShape" mc:Ignorable="w14 w15 wp14">
   <w:p>
     <w:pPr>
       <w:spacing w:line="165" w:lineRule="auto"/>
       <w:ind w:left="4229"/>
       <w:rPr>
-        <w:rFonts w:ascii="Calibri" w:hAnsi="Calibri" w:eastAsia="Calibri" w:cs="Calibri"/>
+        <w:rFonts w:ascii="Calibri" w:eastAsia="Calibri" w:hAnsi="Calibri" w:cs="Calibri"/>
         <w:sz w:val="18"/>
         <w:szCs w:val="18"/>
       </w:rPr>
     </w:pPr>
     <w:r>
       <w:rPr>
-        <w:rFonts w:ascii="Calibri" w:hAnsi="Calibri" w:eastAsia="Calibri" w:cs="Calibri"/>
+        <w:rFonts w:ascii="Calibri" w:eastAsia="Calibri" w:hAnsi="Calibri" w:cs="Calibri"/>
         <w:sz w:val="18"/>
         <w:szCs w:val="18"/>
       </w:rPr>
@@ -5388,41 +5331,16 @@
 </w:ftr>
 </file>
 
-<file path=word/footnotes.xml><?xml version="1.0" encoding="utf-8"?>
-<w:footnotes xmlns:wpc="http://schemas.microsoft.com/office/word/2010/wordprocessingCanvas" xmlns:mc="http://schemas.openxmlformats.org/markup-compatibility/2006" xmlns:o="urn:schemas-microsoft-com:office:office" xmlns:r="http://schemas.openxmlformats.org/officeDocument/2006/relationships" xmlns:m="http://schemas.openxmlformats.org/officeDocument/2006/math" xmlns:v="urn:schemas-microsoft-com:vml" xmlns:wp14="http://schemas.microsoft.com/office/word/2010/wordprocessingDrawing" xmlns:wp="http://schemas.openxmlformats.org/drawingml/2006/wordprocessingDrawing" xmlns:w="http://schemas.openxmlformats.org/wordprocessingml/2006/main" xmlns:w14="http://schemas.microsoft.com/office/word/2010/wordml" xmlns:w15="http://schemas.microsoft.com/office/word/2012/wordml" xmlns:w10="urn:schemas-microsoft-com:office:word" xmlns:wpg="http://schemas.microsoft.com/office/word/2010/wordprocessingGroup" xmlns:wpi="http://schemas.microsoft.com/office/word/2010/wordprocessingInk" xmlns:wne="http://schemas.microsoft.com/office/word/2006/wordml" xmlns:wps="http://schemas.microsoft.com/office/word/2010/wordprocessingShape" xmlns:wpsCustomData="http://www.wps.cn/officeDocument/2013/wpsCustomData" mc:Ignorable="w14 w15 wp14">
-  <w:footnote w:type="separator" w:id="0">
-    <w:p>
-      <w:pPr>
-        <w:spacing w:line="360" w:lineRule="auto"/>
-      </w:pPr>
-      <w:r>
-        <w:separator/>
-      </w:r>
-    </w:p>
-  </w:footnote>
-  <w:footnote w:type="continuationSeparator" w:id="1">
-    <w:p>
-      <w:pPr>
-        <w:spacing w:line="360" w:lineRule="auto"/>
-      </w:pPr>
-      <w:r>
-        <w:continuationSeparator/>
-      </w:r>
-    </w:p>
-  </w:footnote>
-</w:footnotes>
-</file>
-
 <file path=word/numbering.xml><?xml version="1.0" encoding="utf-8"?>
-<w:numbering xmlns:wpc="http://schemas.microsoft.com/office/word/2010/wordprocessingCanvas" xmlns:mc="http://schemas.openxmlformats.org/markup-compatibility/2006" xmlns:o="urn:schemas-microsoft-com:office:office" xmlns:r="http://schemas.openxmlformats.org/officeDocument/2006/relationships" xmlns:m="http://schemas.openxmlformats.org/officeDocument/2006/math" xmlns:v="urn:schemas-microsoft-com:vml" xmlns:wp14="http://schemas.microsoft.com/office/word/2010/wordprocessingDrawing" xmlns:wp="http://schemas.openxmlformats.org/drawingml/2006/wordprocessingDrawing" xmlns:w10="urn:schemas-microsoft-com:office:word" xmlns:w="http://schemas.openxmlformats.org/wordprocessingml/2006/main" xmlns:w14="http://schemas.microsoft.com/office/word/2010/wordml" xmlns:wpg="http://schemas.microsoft.com/office/word/2010/wordprocessingGroup" xmlns:wpi="http://schemas.microsoft.com/office/word/2010/wordprocessingInk" xmlns:wne="http://schemas.microsoft.com/office/word/2006/wordml" xmlns:wps="http://schemas.microsoft.com/office/word/2010/wordprocessingShape" xmlns:wpsCustomData="http://www.wps.cn/officeDocument/2013/wpsCustomData" mc:Ignorable="w14 wp14">
+<w:numbering xmlns:wpc="http://schemas.microsoft.com/office/word/2010/wordprocessingCanvas" xmlns:mc="http://schemas.openxmlformats.org/markup-compatibility/2006" xmlns:o="urn:schemas-microsoft-com:office:office" xmlns:r="http://schemas.openxmlformats.org/officeDocument/2006/relationships" xmlns:m="http://schemas.openxmlformats.org/officeDocument/2006/math" xmlns:v="urn:schemas-microsoft-com:vml" xmlns:wp14="http://schemas.microsoft.com/office/word/2010/wordprocessingDrawing" xmlns:wp="http://schemas.openxmlformats.org/drawingml/2006/wordprocessingDrawing" xmlns:w10="urn:schemas-microsoft-com:office:word" xmlns:w="http://schemas.openxmlformats.org/wordprocessingml/2006/main" xmlns:w14="http://schemas.microsoft.com/office/word/2010/wordml" xmlns:w15="http://schemas.microsoft.com/office/word/2012/wordml" xmlns:wne="http://schemas.microsoft.com/office/word/2006/wordml" xmlns:wpg="http://schemas.microsoft.com/office/word/2010/wordprocessingGroup" xmlns:wpi="http://schemas.microsoft.com/office/word/2010/wordprocessingInk" xmlns:wps="http://schemas.microsoft.com/office/word/2010/wordprocessingShape" mc:Ignorable="w14 w15 wp14">
   <w:abstractNum w:abstractNumId="0">
     <w:nsid w:val="8E964DCE"/>
     <w:multiLevelType w:val="multilevel"/>
     <w:tmpl w:val="8E964DCE"/>
-    <w:lvl w:ilvl="0" w:tentative="0">
+    <w:lvl w:ilvl="0">
       <w:start w:val="1"/>
       <w:numFmt w:val="decimal"/>
-      <w:pStyle w:val="2"/>
+      <w:pStyle w:val="Heading1"/>
       <w:lvlText w:val="%1."/>
       <w:lvlJc w:val="left"/>
       <w:pPr>
@@ -5432,10 +5350,10 @@
         <w:rFonts w:hint="default"/>
       </w:rPr>
     </w:lvl>
-    <w:lvl w:ilvl="1" w:tentative="0">
+    <w:lvl w:ilvl="1">
       <w:start w:val="1"/>
       <w:numFmt w:val="decimal"/>
-      <w:pStyle w:val="3"/>
+      <w:pStyle w:val="Heading2"/>
       <w:lvlText w:val="%1.%2."/>
       <w:lvlJc w:val="left"/>
       <w:pPr>
@@ -5445,10 +5363,10 @@
         <w:rFonts w:hint="default"/>
       </w:rPr>
     </w:lvl>
-    <w:lvl w:ilvl="2" w:tentative="0">
+    <w:lvl w:ilvl="2">
       <w:start w:val="1"/>
       <w:numFmt w:val="decimal"/>
-      <w:pStyle w:val="4"/>
+      <w:pStyle w:val="Heading3"/>
       <w:lvlText w:val="%1.%2.%3."/>
       <w:lvlJc w:val="left"/>
       <w:pPr>
@@ -5458,10 +5376,10 @@
         <w:rFonts w:hint="default"/>
       </w:rPr>
     </w:lvl>
-    <w:lvl w:ilvl="3" w:tentative="0">
+    <w:lvl w:ilvl="3">
       <w:start w:val="1"/>
       <w:numFmt w:val="decimal"/>
-      <w:pStyle w:val="5"/>
+      <w:pStyle w:val="Heading4"/>
       <w:lvlText w:val="%1.%2.%3.%4."/>
       <w:lvlJc w:val="left"/>
       <w:pPr>
@@ -5471,10 +5389,10 @@
         <w:rFonts w:hint="default"/>
       </w:rPr>
     </w:lvl>
-    <w:lvl w:ilvl="4" w:tentative="0">
+    <w:lvl w:ilvl="4">
       <w:start w:val="1"/>
       <w:numFmt w:val="decimal"/>
-      <w:pStyle w:val="6"/>
+      <w:pStyle w:val="Heading5"/>
       <w:lvlText w:val="%1.%2.%3.%4.%5."/>
       <w:lvlJc w:val="left"/>
       <w:pPr>
@@ -5484,10 +5402,10 @@
         <w:rFonts w:hint="default"/>
       </w:rPr>
     </w:lvl>
-    <w:lvl w:ilvl="5" w:tentative="0">
+    <w:lvl w:ilvl="5">
       <w:start w:val="1"/>
       <w:numFmt w:val="decimal"/>
-      <w:pStyle w:val="7"/>
+      <w:pStyle w:val="Heading6"/>
       <w:lvlText w:val="%1.%2.%3.%4.%5.%6."/>
       <w:lvlJc w:val="left"/>
       <w:pPr>
@@ -5497,10 +5415,10 @@
         <w:rFonts w:hint="default"/>
       </w:rPr>
     </w:lvl>
-    <w:lvl w:ilvl="6" w:tentative="0">
+    <w:lvl w:ilvl="6">
       <w:start w:val="1"/>
       <w:numFmt w:val="decimal"/>
-      <w:pStyle w:val="8"/>
+      <w:pStyle w:val="Heading7"/>
       <w:lvlText w:val="%1.%2.%3.%4.%5.%6.%7."/>
       <w:lvlJc w:val="left"/>
       <w:pPr>
@@ -5510,10 +5428,10 @@
         <w:rFonts w:hint="default"/>
       </w:rPr>
     </w:lvl>
-    <w:lvl w:ilvl="7" w:tentative="0">
+    <w:lvl w:ilvl="7">
       <w:start w:val="1"/>
       <w:numFmt w:val="decimal"/>
-      <w:pStyle w:val="9"/>
+      <w:pStyle w:val="Heading8"/>
       <w:lvlText w:val="%1.%2.%3.%4.%5.%6.%7.%8."/>
       <w:lvlJc w:val="left"/>
       <w:pPr>
@@ -5523,10 +5441,10 @@
         <w:rFonts w:hint="default"/>
       </w:rPr>
     </w:lvl>
-    <w:lvl w:ilvl="8" w:tentative="0">
+    <w:lvl w:ilvl="8">
       <w:start w:val="1"/>
       <w:numFmt w:val="decimal"/>
-      <w:pStyle w:val="10"/>
+      <w:pStyle w:val="Heading9"/>
       <w:lvlText w:val="%1.%2.%3.%4.%5.%6.%7.%8.%9."/>
       <w:lvlJc w:val="left"/>
       <w:pPr>
@@ -5544,269 +5462,267 @@
 </file>
 
 <file path=word/styles.xml><?xml version="1.0" encoding="utf-8"?>
-<w:styles xmlns:mc="http://schemas.openxmlformats.org/markup-compatibility/2006" xmlns:o="urn:schemas-microsoft-com:office:office" xmlns:r="http://schemas.openxmlformats.org/officeDocument/2006/relationships" xmlns:m="http://schemas.openxmlformats.org/officeDocument/2006/math" xmlns:v="urn:schemas-microsoft-com:vml" xmlns:w="http://schemas.openxmlformats.org/wordprocessingml/2006/main" xmlns:w14="http://schemas.microsoft.com/office/word/2010/wordml" xmlns:w10="urn:schemas-microsoft-com:office:word" xmlns:sl="http://schemas.openxmlformats.org/schemaLibrary/2006/main" xmlns:wpsCustomData="http://www.wps.cn/officeDocument/2013/wpsCustomData" mc:Ignorable="w14">
+<w:styles xmlns:mc="http://schemas.openxmlformats.org/markup-compatibility/2006" xmlns:r="http://schemas.openxmlformats.org/officeDocument/2006/relationships" xmlns:w="http://schemas.openxmlformats.org/wordprocessingml/2006/main" xmlns:w14="http://schemas.microsoft.com/office/word/2010/wordml" xmlns:w15="http://schemas.microsoft.com/office/word/2012/wordml" mc:Ignorable="w14 w15">
   <w:docDefaults>
     <w:rPrDefault>
       <w:rPr>
-        <w:rFonts w:ascii="Arial" w:hAnsi="Arial" w:eastAsia="Arial" w:cs="Arial"/>
+        <w:rFonts w:ascii="Arial" w:eastAsia="Arial" w:hAnsi="Arial" w:cs="Arial"/>
       </w:rPr>
     </w:rPrDefault>
     <w:pPrDefault/>
   </w:docDefaults>
-  <w:latentStyles w:count="260" w:defQFormat="0" w:defUnhideWhenUsed="1" w:defSemiHidden="1" w:defUIPriority="99" w:defLockedState="0">
-    <w:lsdException w:qFormat="1" w:unhideWhenUsed="0" w:uiPriority="0" w:semiHidden="0" w:name="Normal"/>
-    <w:lsdException w:qFormat="1" w:unhideWhenUsed="0" w:uiPriority="0" w:semiHidden="0" w:name="heading 1"/>
-    <w:lsdException w:qFormat="1" w:uiPriority="0" w:semiHidden="0" w:name="heading 2"/>
-    <w:lsdException w:qFormat="1" w:uiPriority="0" w:name="heading 3"/>
-    <w:lsdException w:qFormat="1" w:uiPriority="0" w:semiHidden="0" w:name="heading 4"/>
-    <w:lsdException w:qFormat="1" w:uiPriority="0" w:name="heading 5"/>
-    <w:lsdException w:qFormat="1" w:uiPriority="0" w:name="heading 6"/>
-    <w:lsdException w:qFormat="1" w:uiPriority="0" w:name="heading 7"/>
-    <w:lsdException w:qFormat="1" w:uiPriority="0" w:name="heading 8"/>
-    <w:lsdException w:qFormat="1" w:uiPriority="0" w:name="heading 9"/>
-    <w:lsdException w:unhideWhenUsed="0" w:uiPriority="0" w:semiHidden="0" w:name="index 1"/>
-    <w:lsdException w:unhideWhenUsed="0" w:uiPriority="0" w:semiHidden="0" w:name="index 2"/>
-    <w:lsdException w:unhideWhenUsed="0" w:uiPriority="0" w:semiHidden="0" w:name="index 3"/>
-    <w:lsdException w:unhideWhenUsed="0" w:uiPriority="0" w:semiHidden="0" w:name="index 4"/>
-    <w:lsdException w:unhideWhenUsed="0" w:uiPriority="0" w:semiHidden="0" w:name="index 5"/>
-    <w:lsdException w:unhideWhenUsed="0" w:uiPriority="0" w:semiHidden="0" w:name="index 6"/>
-    <w:lsdException w:unhideWhenUsed="0" w:uiPriority="0" w:semiHidden="0" w:name="index 7"/>
-    <w:lsdException w:unhideWhenUsed="0" w:uiPriority="0" w:semiHidden="0" w:name="index 8"/>
-    <w:lsdException w:unhideWhenUsed="0" w:uiPriority="0" w:semiHidden="0" w:name="index 9"/>
-    <w:lsdException w:qFormat="1" w:unhideWhenUsed="0" w:uiPriority="0" w:semiHidden="0" w:name="toc 1"/>
-    <w:lsdException w:qFormat="1" w:unhideWhenUsed="0" w:uiPriority="0" w:semiHidden="0" w:name="toc 2"/>
-    <w:lsdException w:qFormat="1" w:unhideWhenUsed="0" w:uiPriority="0" w:semiHidden="0" w:name="toc 3"/>
-    <w:lsdException w:unhideWhenUsed="0" w:uiPriority="0" w:semiHidden="0" w:name="toc 4"/>
-    <w:lsdException w:unhideWhenUsed="0" w:uiPriority="0" w:semiHidden="0" w:name="toc 5"/>
-    <w:lsdException w:unhideWhenUsed="0" w:uiPriority="0" w:semiHidden="0" w:name="toc 6"/>
-    <w:lsdException w:unhideWhenUsed="0" w:uiPriority="0" w:semiHidden="0" w:name="toc 7"/>
-    <w:lsdException w:unhideWhenUsed="0" w:uiPriority="0" w:semiHidden="0" w:name="toc 8"/>
-    <w:lsdException w:unhideWhenUsed="0" w:uiPriority="0" w:semiHidden="0" w:name="toc 9"/>
-    <w:lsdException w:unhideWhenUsed="0" w:uiPriority="0" w:semiHidden="0" w:name="Normal Indent"/>
-    <w:lsdException w:unhideWhenUsed="0" w:uiPriority="0" w:semiHidden="0" w:name="footnote text"/>
-    <w:lsdException w:qFormat="1" w:unhideWhenUsed="0" w:uiPriority="0" w:semiHidden="0" w:name="annotation text"/>
-    <w:lsdException w:qFormat="1" w:unhideWhenUsed="0" w:uiPriority="0" w:semiHidden="0" w:name="header"/>
-    <w:lsdException w:qFormat="1" w:unhideWhenUsed="0" w:uiPriority="0" w:semiHidden="0" w:name="footer"/>
-    <w:lsdException w:unhideWhenUsed="0" w:uiPriority="0" w:semiHidden="0" w:name="index heading"/>
-    <w:lsdException w:qFormat="1" w:uiPriority="0" w:name="caption"/>
-    <w:lsdException w:unhideWhenUsed="0" w:uiPriority="0" w:semiHidden="0" w:name="table of figures"/>
-    <w:lsdException w:unhideWhenUsed="0" w:uiPriority="0" w:semiHidden="0" w:name="envelope address"/>
-    <w:lsdException w:unhideWhenUsed="0" w:uiPriority="0" w:semiHidden="0" w:name="envelope return"/>
-    <w:lsdException w:unhideWhenUsed="0" w:uiPriority="0" w:semiHidden="0" w:name="footnote reference"/>
-    <w:lsdException w:unhideWhenUsed="0" w:uiPriority="0" w:semiHidden="0" w:name="annotation reference"/>
-    <w:lsdException w:unhideWhenUsed="0" w:uiPriority="0" w:semiHidden="0" w:name="line number"/>
-    <w:lsdException w:unhideWhenUsed="0" w:uiPriority="0" w:semiHidden="0" w:name="page number"/>
-    <w:lsdException w:unhideWhenUsed="0" w:uiPriority="0" w:semiHidden="0" w:name="endnote reference"/>
-    <w:lsdException w:unhideWhenUsed="0" w:uiPriority="0" w:semiHidden="0" w:name="endnote text"/>
-    <w:lsdException w:unhideWhenUsed="0" w:uiPriority="0" w:semiHidden="0" w:name="table of authorities"/>
-    <w:lsdException w:unhideWhenUsed="0" w:uiPriority="0" w:semiHidden="0" w:name="macro"/>
-    <w:lsdException w:unhideWhenUsed="0" w:uiPriority="0" w:semiHidden="0" w:name="toa heading"/>
-    <w:lsdException w:unhideWhenUsed="0" w:uiPriority="0" w:semiHidden="0" w:name="List"/>
-    <w:lsdException w:unhideWhenUsed="0" w:uiPriority="0" w:semiHidden="0" w:name="List Bullet"/>
-    <w:lsdException w:unhideWhenUsed="0" w:uiPriority="0" w:semiHidden="0" w:name="List Number"/>
-    <w:lsdException w:unhideWhenUsed="0" w:uiPriority="0" w:semiHidden="0" w:name="List 2"/>
-    <w:lsdException w:unhideWhenUsed="0" w:uiPriority="0" w:semiHidden="0" w:name="List 3"/>
-    <w:lsdException w:unhideWhenUsed="0" w:uiPriority="0" w:semiHidden="0" w:name="List 4"/>
-    <w:lsdException w:unhideWhenUsed="0" w:uiPriority="0" w:semiHidden="0" w:name="List 5"/>
-    <w:lsdException w:unhideWhenUsed="0" w:uiPriority="0" w:semiHidden="0" w:name="List Bullet 2"/>
-    <w:lsdException w:unhideWhenUsed="0" w:uiPriority="0" w:semiHidden="0" w:name="List Bullet 3"/>
-    <w:lsdException w:unhideWhenUsed="0" w:uiPriority="0" w:semiHidden="0" w:name="List Bullet 4"/>
-    <w:lsdException w:unhideWhenUsed="0" w:uiPriority="0" w:semiHidden="0" w:name="List Bullet 5"/>
-    <w:lsdException w:unhideWhenUsed="0" w:uiPriority="0" w:semiHidden="0" w:name="List Number 2"/>
-    <w:lsdException w:unhideWhenUsed="0" w:uiPriority="0" w:semiHidden="0" w:name="List Number 3"/>
-    <w:lsdException w:unhideWhenUsed="0" w:uiPriority="0" w:semiHidden="0" w:name="List Number 4"/>
-    <w:lsdException w:unhideWhenUsed="0" w:uiPriority="0" w:semiHidden="0" w:name="List Number 5"/>
-    <w:lsdException w:qFormat="1" w:unhideWhenUsed="0" w:uiPriority="0" w:semiHidden="0" w:name="Title"/>
-    <w:lsdException w:unhideWhenUsed="0" w:uiPriority="0" w:semiHidden="0" w:name="Closing"/>
-    <w:lsdException w:unhideWhenUsed="0" w:uiPriority="0" w:semiHidden="0" w:name="Signature"/>
-    <w:lsdException w:qFormat="1" w:unhideWhenUsed="0" w:uiPriority="0" w:name="Default Paragraph Font"/>
-    <w:lsdException w:qFormat="1" w:unhideWhenUsed="0" w:uiPriority="0" w:name="Body Text"/>
-    <w:lsdException w:unhideWhenUsed="0" w:uiPriority="0" w:semiHidden="0" w:name="Body Text Indent"/>
-    <w:lsdException w:unhideWhenUsed="0" w:uiPriority="0" w:semiHidden="0" w:name="List Continue"/>
-    <w:lsdException w:unhideWhenUsed="0" w:uiPriority="0" w:semiHidden="0" w:name="List Continue 2"/>
-    <w:lsdException w:unhideWhenUsed="0" w:uiPriority="0" w:semiHidden="0" w:name="List Continue 3"/>
-    <w:lsdException w:unhideWhenUsed="0" w:uiPriority="0" w:semiHidden="0" w:name="List Continue 4"/>
-    <w:lsdException w:unhideWhenUsed="0" w:uiPriority="0" w:semiHidden="0" w:name="List Continue 5"/>
-    <w:lsdException w:unhideWhenUsed="0" w:uiPriority="0" w:semiHidden="0" w:name="Message Header"/>
-    <w:lsdException w:qFormat="1" w:unhideWhenUsed="0" w:uiPriority="0" w:semiHidden="0" w:name="Subtitle"/>
-    <w:lsdException w:unhideWhenUsed="0" w:uiPriority="0" w:semiHidden="0" w:name="Salutation"/>
-    <w:lsdException w:unhideWhenUsed="0" w:uiPriority="0" w:semiHidden="0" w:name="Date"/>
-    <w:lsdException w:unhideWhenUsed="0" w:uiPriority="0" w:semiHidden="0" w:name="Body Text First Indent"/>
-    <w:lsdException w:unhideWhenUsed="0" w:uiPriority="0" w:semiHidden="0" w:name="Body Text First Indent 2"/>
-    <w:lsdException w:uiPriority="99" w:name="Note Heading"/>
-    <w:lsdException w:unhideWhenUsed="0" w:uiPriority="0" w:semiHidden="0" w:name="Body Text 2"/>
-    <w:lsdException w:unhideWhenUsed="0" w:uiPriority="0" w:semiHidden="0" w:name="Body Text 3"/>
-    <w:lsdException w:unhideWhenUsed="0" w:uiPriority="0" w:semiHidden="0" w:name="Body Text Indent 2"/>
-    <w:lsdException w:unhideWhenUsed="0" w:uiPriority="0" w:semiHidden="0" w:name="Body Text Indent 3"/>
-    <w:lsdException w:unhideWhenUsed="0" w:uiPriority="0" w:semiHidden="0" w:name="Block Text"/>
-    <w:lsdException w:unhideWhenUsed="0" w:uiPriority="0" w:semiHidden="0" w:name="Hyperlink"/>
-    <w:lsdException w:unhideWhenUsed="0" w:uiPriority="0" w:semiHidden="0" w:name="FollowedHyperlink"/>
-    <w:lsdException w:qFormat="1" w:unhideWhenUsed="0" w:uiPriority="0" w:semiHidden="0" w:name="Strong"/>
-    <w:lsdException w:qFormat="1" w:unhideWhenUsed="0" w:uiPriority="0" w:semiHidden="0" w:name="Emphasis"/>
-    <w:lsdException w:unhideWhenUsed="0" w:uiPriority="0" w:semiHidden="0" w:name="Document Map"/>
-    <w:lsdException w:unhideWhenUsed="0" w:uiPriority="0" w:semiHidden="0" w:name="Plain Text"/>
-    <w:lsdException w:unhideWhenUsed="0" w:uiPriority="0" w:semiHidden="0" w:name="E-mail Signature"/>
-    <w:lsdException w:qFormat="1" w:unhideWhenUsed="0" w:uiPriority="0" w:semiHidden="0" w:name="Normal (Web)"/>
-    <w:lsdException w:unhideWhenUsed="0" w:uiPriority="0" w:semiHidden="0" w:name="HTML Acronym"/>
-    <w:lsdException w:unhideWhenUsed="0" w:uiPriority="0" w:semiHidden="0" w:name="HTML Address"/>
-    <w:lsdException w:unhideWhenUsed="0" w:uiPriority="0" w:semiHidden="0" w:name="HTML Cite"/>
-    <w:lsdException w:unhideWhenUsed="0" w:uiPriority="0" w:semiHidden="0" w:name="HTML Code"/>
-    <w:lsdException w:unhideWhenUsed="0" w:uiPriority="0" w:semiHidden="0" w:name="HTML Definition"/>
-    <w:lsdException w:unhideWhenUsed="0" w:uiPriority="0" w:semiHidden="0" w:name="HTML Keyboard"/>
-    <w:lsdException w:unhideWhenUsed="0" w:uiPriority="0" w:semiHidden="0" w:name="HTML Preformatted"/>
-    <w:lsdException w:unhideWhenUsed="0" w:uiPriority="0" w:semiHidden="0" w:name="HTML Sample"/>
-    <w:lsdException w:unhideWhenUsed="0" w:uiPriority="0" w:semiHidden="0" w:name="HTML Typewriter"/>
-    <w:lsdException w:unhideWhenUsed="0" w:uiPriority="0" w:semiHidden="0" w:name="HTML Variable"/>
-    <w:lsdException w:qFormat="1" w:unhideWhenUsed="0" w:uiPriority="0" w:name="Normal Table"/>
-    <w:lsdException w:unhideWhenUsed="0" w:uiPriority="0" w:semiHidden="0" w:name="annotation subject"/>
-    <w:lsdException w:unhideWhenUsed="0" w:uiPriority="0" w:semiHidden="0" w:name="Table Simple 1"/>
-    <w:lsdException w:unhideWhenUsed="0" w:uiPriority="0" w:semiHidden="0" w:name="Table Simple 2"/>
-    <w:lsdException w:unhideWhenUsed="0" w:uiPriority="0" w:semiHidden="0" w:name="Table Simple 3"/>
-    <w:lsdException w:unhideWhenUsed="0" w:uiPriority="0" w:semiHidden="0" w:name="Table Classic 1"/>
-    <w:lsdException w:unhideWhenUsed="0" w:uiPriority="0" w:semiHidden="0" w:name="Table Classic 2"/>
-    <w:lsdException w:unhideWhenUsed="0" w:uiPriority="0" w:semiHidden="0" w:name="Table Classic 3"/>
-    <w:lsdException w:unhideWhenUsed="0" w:uiPriority="0" w:semiHidden="0" w:name="Table Classic 4"/>
-    <w:lsdException w:unhideWhenUsed="0" w:uiPriority="0" w:semiHidden="0" w:name="Table Colorful 1"/>
-    <w:lsdException w:unhideWhenUsed="0" w:uiPriority="0" w:semiHidden="0" w:name="Table Colorful 2"/>
-    <w:lsdException w:unhideWhenUsed="0" w:uiPriority="0" w:semiHidden="0" w:name="Table Colorful 3"/>
-    <w:lsdException w:unhideWhenUsed="0" w:uiPriority="0" w:semiHidden="0" w:name="Table Columns 1"/>
-    <w:lsdException w:unhideWhenUsed="0" w:uiPriority="0" w:semiHidden="0" w:name="Table Columns 2"/>
-    <w:lsdException w:unhideWhenUsed="0" w:uiPriority="0" w:semiHidden="0" w:name="Table Columns 3"/>
-    <w:lsdException w:unhideWhenUsed="0" w:uiPriority="0" w:semiHidden="0" w:name="Table Columns 4"/>
-    <w:lsdException w:unhideWhenUsed="0" w:uiPriority="0" w:semiHidden="0" w:name="Table Columns 5"/>
-    <w:lsdException w:unhideWhenUsed="0" w:uiPriority="0" w:semiHidden="0" w:name="Table Grid 1"/>
-    <w:lsdException w:unhideWhenUsed="0" w:uiPriority="0" w:semiHidden="0" w:name="Table Grid 2"/>
-    <w:lsdException w:unhideWhenUsed="0" w:uiPriority="0" w:semiHidden="0" w:name="Table Grid 3"/>
-    <w:lsdException w:unhideWhenUsed="0" w:uiPriority="0" w:semiHidden="0" w:name="Table Grid 4"/>
-    <w:lsdException w:unhideWhenUsed="0" w:uiPriority="0" w:semiHidden="0" w:name="Table Grid 5"/>
-    <w:lsdException w:unhideWhenUsed="0" w:uiPriority="0" w:semiHidden="0" w:name="Table Grid 6"/>
-    <w:lsdException w:unhideWhenUsed="0" w:uiPriority="0" w:semiHidden="0" w:name="Table Grid 7"/>
-    <w:lsdException w:unhideWhenUsed="0" w:uiPriority="0" w:semiHidden="0" w:name="Table Grid 8"/>
-    <w:lsdException w:unhideWhenUsed="0" w:uiPriority="0" w:semiHidden="0" w:name="Table List 1"/>
-    <w:lsdException w:unhideWhenUsed="0" w:uiPriority="0" w:semiHidden="0" w:name="Table List 2"/>
-    <w:lsdException w:unhideWhenUsed="0" w:uiPriority="0" w:semiHidden="0" w:name="Table List 3"/>
-    <w:lsdException w:unhideWhenUsed="0" w:uiPriority="0" w:semiHidden="0" w:name="Table List 4"/>
-    <w:lsdException w:unhideWhenUsed="0" w:uiPriority="0" w:semiHidden="0" w:name="Table List 5"/>
-    <w:lsdException w:unhideWhenUsed="0" w:uiPriority="0" w:semiHidden="0" w:name="Table List 6"/>
-    <w:lsdException w:unhideWhenUsed="0" w:uiPriority="0" w:semiHidden="0" w:name="Table List 7"/>
-    <w:lsdException w:unhideWhenUsed="0" w:uiPriority="0" w:semiHidden="0" w:name="Table List 8"/>
-    <w:lsdException w:unhideWhenUsed="0" w:uiPriority="0" w:semiHidden="0" w:name="Table 3D effects 1"/>
-    <w:lsdException w:unhideWhenUsed="0" w:uiPriority="0" w:semiHidden="0" w:name="Table 3D effects 2"/>
-    <w:lsdException w:unhideWhenUsed="0" w:uiPriority="0" w:semiHidden="0" w:name="Table 3D effects 3"/>
-    <w:lsdException w:unhideWhenUsed="0" w:uiPriority="0" w:semiHidden="0" w:name="Table Contemporary"/>
-    <w:lsdException w:unhideWhenUsed="0" w:uiPriority="0" w:semiHidden="0" w:name="Table Elegant"/>
-    <w:lsdException w:unhideWhenUsed="0" w:uiPriority="0" w:semiHidden="0" w:name="Table Professional"/>
-    <w:lsdException w:unhideWhenUsed="0" w:uiPriority="0" w:semiHidden="0" w:name="Table Subtle 1"/>
-    <w:lsdException w:unhideWhenUsed="0" w:uiPriority="0" w:semiHidden="0" w:name="Table Subtle 2"/>
-    <w:lsdException w:unhideWhenUsed="0" w:uiPriority="0" w:semiHidden="0" w:name="Table Web 1"/>
-    <w:lsdException w:unhideWhenUsed="0" w:uiPriority="0" w:semiHidden="0" w:name="Table Web 2"/>
-    <w:lsdException w:unhideWhenUsed="0" w:uiPriority="0" w:semiHidden="0" w:name="Table Web 3"/>
-    <w:lsdException w:unhideWhenUsed="0" w:uiPriority="0" w:semiHidden="0" w:name="Balloon Text"/>
-    <w:lsdException w:qFormat="1" w:unhideWhenUsed="0" w:uiPriority="0" w:semiHidden="0" w:name="Table Grid"/>
-    <w:lsdException w:unhideWhenUsed="0" w:uiPriority="0" w:semiHidden="0" w:name="Table Theme"/>
-    <w:lsdException w:unhideWhenUsed="0" w:uiPriority="60" w:semiHidden="0" w:name="Light Shading"/>
-    <w:lsdException w:unhideWhenUsed="0" w:uiPriority="61" w:semiHidden="0" w:name="Light List"/>
-    <w:lsdException w:unhideWhenUsed="0" w:uiPriority="62" w:semiHidden="0" w:name="Light Grid"/>
-    <w:lsdException w:unhideWhenUsed="0" w:uiPriority="63" w:semiHidden="0" w:name="Medium Shading 1"/>
-    <w:lsdException w:unhideWhenUsed="0" w:uiPriority="64" w:semiHidden="0" w:name="Medium Shading 2"/>
-    <w:lsdException w:unhideWhenUsed="0" w:uiPriority="65" w:semiHidden="0" w:name="Medium List 1"/>
-    <w:lsdException w:unhideWhenUsed="0" w:uiPriority="66" w:semiHidden="0" w:name="Medium List 2"/>
-    <w:lsdException w:unhideWhenUsed="0" w:uiPriority="67" w:semiHidden="0" w:name="Medium Grid 1"/>
-    <w:lsdException w:unhideWhenUsed="0" w:uiPriority="68" w:semiHidden="0" w:name="Medium Grid 2"/>
-    <w:lsdException w:unhideWhenUsed="0" w:uiPriority="69" w:semiHidden="0" w:name="Medium Grid 3"/>
-    <w:lsdException w:unhideWhenUsed="0" w:uiPriority="70" w:semiHidden="0" w:name="Dark List"/>
-    <w:lsdException w:unhideWhenUsed="0" w:uiPriority="71" w:semiHidden="0" w:name="Colorful Shading"/>
-    <w:lsdException w:unhideWhenUsed="0" w:uiPriority="72" w:semiHidden="0" w:name="Colorful List"/>
-    <w:lsdException w:unhideWhenUsed="0" w:uiPriority="73" w:semiHidden="0" w:name="Colorful Grid"/>
-    <w:lsdException w:unhideWhenUsed="0" w:uiPriority="60" w:semiHidden="0" w:name="Light Shading Accent 1"/>
-    <w:lsdException w:unhideWhenUsed="0" w:uiPriority="61" w:semiHidden="0" w:name="Light List Accent 1"/>
-    <w:lsdException w:unhideWhenUsed="0" w:uiPriority="62" w:semiHidden="0" w:name="Light Grid Accent 1"/>
-    <w:lsdException w:unhideWhenUsed="0" w:uiPriority="63" w:semiHidden="0" w:name="Medium Shading 1 Accent 1"/>
-    <w:lsdException w:unhideWhenUsed="0" w:uiPriority="64" w:semiHidden="0" w:name="Medium Shading 2 Accent 1"/>
-    <w:lsdException w:unhideWhenUsed="0" w:uiPriority="65" w:semiHidden="0" w:name="Medium List 1 Accent 1"/>
-    <w:lsdException w:unhideWhenUsed="0" w:uiPriority="66" w:semiHidden="0" w:name="Medium List 2 Accent 1"/>
-    <w:lsdException w:unhideWhenUsed="0" w:uiPriority="67" w:semiHidden="0" w:name="Medium Grid 1 Accent 1"/>
-    <w:lsdException w:unhideWhenUsed="0" w:uiPriority="68" w:semiHidden="0" w:name="Medium Grid 2 Accent 1"/>
-    <w:lsdException w:unhideWhenUsed="0" w:uiPriority="69" w:semiHidden="0" w:name="Medium Grid 3 Accent 1"/>
-    <w:lsdException w:unhideWhenUsed="0" w:uiPriority="70" w:semiHidden="0" w:name="Dark List Accent 1"/>
-    <w:lsdException w:unhideWhenUsed="0" w:uiPriority="71" w:semiHidden="0" w:name="Colorful Shading Accent 1"/>
-    <w:lsdException w:unhideWhenUsed="0" w:uiPriority="72" w:semiHidden="0" w:name="Colorful List Accent 1"/>
-    <w:lsdException w:unhideWhenUsed="0" w:uiPriority="73" w:semiHidden="0" w:name="Colorful Grid Accent 1"/>
-    <w:lsdException w:unhideWhenUsed="0" w:uiPriority="60" w:semiHidden="0" w:name="Light Shading Accent 2"/>
-    <w:lsdException w:unhideWhenUsed="0" w:uiPriority="61" w:semiHidden="0" w:name="Light List Accent 2"/>
-    <w:lsdException w:unhideWhenUsed="0" w:uiPriority="62" w:semiHidden="0" w:name="Light Grid Accent 2"/>
-    <w:lsdException w:unhideWhenUsed="0" w:uiPriority="63" w:semiHidden="0" w:name="Medium Shading 1 Accent 2"/>
-    <w:lsdException w:unhideWhenUsed="0" w:uiPriority="64" w:semiHidden="0" w:name="Medium Shading 2 Accent 2"/>
-    <w:lsdException w:unhideWhenUsed="0" w:uiPriority="65" w:semiHidden="0" w:name="Medium List 1 Accent 2"/>
-    <w:lsdException w:unhideWhenUsed="0" w:uiPriority="66" w:semiHidden="0" w:name="Medium List 2 Accent 2"/>
-    <w:lsdException w:unhideWhenUsed="0" w:uiPriority="67" w:semiHidden="0" w:name="Medium Grid 1 Accent 2"/>
-    <w:lsdException w:unhideWhenUsed="0" w:uiPriority="68" w:semiHidden="0" w:name="Medium Grid 2 Accent 2"/>
-    <w:lsdException w:unhideWhenUsed="0" w:uiPriority="69" w:semiHidden="0" w:name="Medium Grid 3 Accent 2"/>
-    <w:lsdException w:unhideWhenUsed="0" w:uiPriority="70" w:semiHidden="0" w:name="Dark List Accent 2"/>
-    <w:lsdException w:unhideWhenUsed="0" w:uiPriority="71" w:semiHidden="0" w:name="Colorful Shading Accent 2"/>
-    <w:lsdException w:unhideWhenUsed="0" w:uiPriority="72" w:semiHidden="0" w:name="Colorful List Accent 2"/>
-    <w:lsdException w:unhideWhenUsed="0" w:uiPriority="73" w:semiHidden="0" w:name="Colorful Grid Accent 2"/>
-    <w:lsdException w:unhideWhenUsed="0" w:uiPriority="60" w:semiHidden="0" w:name="Light Shading Accent 3"/>
-    <w:lsdException w:unhideWhenUsed="0" w:uiPriority="61" w:semiHidden="0" w:name="Light List Accent 3"/>
-    <w:lsdException w:unhideWhenUsed="0" w:uiPriority="62" w:semiHidden="0" w:name="Light Grid Accent 3"/>
-    <w:lsdException w:unhideWhenUsed="0" w:uiPriority="63" w:semiHidden="0" w:name="Medium Shading 1 Accent 3"/>
-    <w:lsdException w:unhideWhenUsed="0" w:uiPriority="64" w:semiHidden="0" w:name="Medium Shading 2 Accent 3"/>
-    <w:lsdException w:unhideWhenUsed="0" w:uiPriority="65" w:semiHidden="0" w:name="Medium List 1 Accent 3"/>
-    <w:lsdException w:unhideWhenUsed="0" w:uiPriority="66" w:semiHidden="0" w:name="Medium List 2 Accent 3"/>
-    <w:lsdException w:unhideWhenUsed="0" w:uiPriority="67" w:semiHidden="0" w:name="Medium Grid 1 Accent 3"/>
-    <w:lsdException w:unhideWhenUsed="0" w:uiPriority="68" w:semiHidden="0" w:name="Medium Grid 2 Accent 3"/>
-    <w:lsdException w:unhideWhenUsed="0" w:uiPriority="69" w:semiHidden="0" w:name="Medium Grid 3 Accent 3"/>
-    <w:lsdException w:unhideWhenUsed="0" w:uiPriority="70" w:semiHidden="0" w:name="Dark List Accent 3"/>
-    <w:lsdException w:unhideWhenUsed="0" w:uiPriority="71" w:semiHidden="0" w:name="Colorful Shading Accent 3"/>
-    <w:lsdException w:unhideWhenUsed="0" w:uiPriority="72" w:semiHidden="0" w:name="Colorful List Accent 3"/>
-    <w:lsdException w:unhideWhenUsed="0" w:uiPriority="73" w:semiHidden="0" w:name="Colorful Grid Accent 3"/>
-    <w:lsdException w:unhideWhenUsed="0" w:uiPriority="60" w:semiHidden="0" w:name="Light Shading Accent 4"/>
-    <w:lsdException w:unhideWhenUsed="0" w:uiPriority="61" w:semiHidden="0" w:name="Light List Accent 4"/>
-    <w:lsdException w:unhideWhenUsed="0" w:uiPriority="62" w:semiHidden="0" w:name="Light Grid Accent 4"/>
-    <w:lsdException w:unhideWhenUsed="0" w:uiPriority="63" w:semiHidden="0" w:name="Medium Shading 1 Accent 4"/>
-    <w:lsdException w:unhideWhenUsed="0" w:uiPriority="64" w:semiHidden="0" w:name="Medium Shading 2 Accent 4"/>
-    <w:lsdException w:unhideWhenUsed="0" w:uiPriority="65" w:semiHidden="0" w:name="Medium List 1 Accent 4"/>
-    <w:lsdException w:unhideWhenUsed="0" w:uiPriority="66" w:semiHidden="0" w:name="Medium List 2 Accent 4"/>
-    <w:lsdException w:unhideWhenUsed="0" w:uiPriority="67" w:semiHidden="0" w:name="Medium Grid 1 Accent 4"/>
-    <w:lsdException w:unhideWhenUsed="0" w:uiPriority="68" w:semiHidden="0" w:name="Medium Grid 2 Accent 4"/>
-    <w:lsdException w:unhideWhenUsed="0" w:uiPriority="69" w:semiHidden="0" w:name="Medium Grid 3 Accent 4"/>
-    <w:lsdException w:unhideWhenUsed="0" w:uiPriority="70" w:semiHidden="0" w:name="Dark List Accent 4"/>
-    <w:lsdException w:unhideWhenUsed="0" w:uiPriority="71" w:semiHidden="0" w:name="Colorful Shading Accent 4"/>
-    <w:lsdException w:unhideWhenUsed="0" w:uiPriority="72" w:semiHidden="0" w:name="Colorful List Accent 4"/>
-    <w:lsdException w:unhideWhenUsed="0" w:uiPriority="73" w:semiHidden="0" w:name="Colorful Grid Accent 4"/>
-    <w:lsdException w:unhideWhenUsed="0" w:uiPriority="60" w:semiHidden="0" w:name="Light Shading Accent 5"/>
-    <w:lsdException w:unhideWhenUsed="0" w:uiPriority="61" w:semiHidden="0" w:name="Light List Accent 5"/>
-    <w:lsdException w:unhideWhenUsed="0" w:uiPriority="62" w:semiHidden="0" w:name="Light Grid Accent 5"/>
-    <w:lsdException w:unhideWhenUsed="0" w:uiPriority="63" w:semiHidden="0" w:name="Medium Shading 1 Accent 5"/>
-    <w:lsdException w:unhideWhenUsed="0" w:uiPriority="64" w:semiHidden="0" w:name="Medium Shading 2 Accent 5"/>
-    <w:lsdException w:unhideWhenUsed="0" w:uiPriority="65" w:semiHidden="0" w:name="Medium List 1 Accent 5"/>
-    <w:lsdException w:unhideWhenUsed="0" w:uiPriority="66" w:semiHidden="0" w:name="Medium List 2 Accent 5"/>
-    <w:lsdException w:unhideWhenUsed="0" w:uiPriority="67" w:semiHidden="0" w:name="Medium Grid 1 Accent 5"/>
-    <w:lsdException w:unhideWhenUsed="0" w:uiPriority="68" w:semiHidden="0" w:name="Medium Grid 2 Accent 5"/>
-    <w:lsdException w:unhideWhenUsed="0" w:uiPriority="69" w:semiHidden="0" w:name="Medium Grid 3 Accent 5"/>
-    <w:lsdException w:unhideWhenUsed="0" w:uiPriority="70" w:semiHidden="0" w:name="Dark List Accent 5"/>
-    <w:lsdException w:unhideWhenUsed="0" w:uiPriority="71" w:semiHidden="0" w:name="Colorful Shading Accent 5"/>
-    <w:lsdException w:unhideWhenUsed="0" w:uiPriority="72" w:semiHidden="0" w:name="Colorful List Accent 5"/>
-    <w:lsdException w:unhideWhenUsed="0" w:uiPriority="73" w:semiHidden="0" w:name="Colorful Grid Accent 5"/>
-    <w:lsdException w:unhideWhenUsed="0" w:uiPriority="60" w:semiHidden="0" w:name="Light Shading Accent 6"/>
-    <w:lsdException w:unhideWhenUsed="0" w:uiPriority="61" w:semiHidden="0" w:name="Light List Accent 6"/>
-    <w:lsdException w:unhideWhenUsed="0" w:uiPriority="62" w:semiHidden="0" w:name="Light Grid Accent 6"/>
-    <w:lsdException w:unhideWhenUsed="0" w:uiPriority="63" w:semiHidden="0" w:name="Medium Shading 1 Accent 6"/>
-    <w:lsdException w:unhideWhenUsed="0" w:uiPriority="64" w:semiHidden="0" w:name="Medium Shading 2 Accent 6"/>
-    <w:lsdException w:unhideWhenUsed="0" w:uiPriority="65" w:semiHidden="0" w:name="Medium List 1 Accent 6"/>
-    <w:lsdException w:unhideWhenUsed="0" w:uiPriority="66" w:semiHidden="0" w:name="Medium List 2 Accent 6"/>
-    <w:lsdException w:unhideWhenUsed="0" w:uiPriority="67" w:semiHidden="0" w:name="Medium Grid 1 Accent 6"/>
-    <w:lsdException w:unhideWhenUsed="0" w:uiPriority="68" w:semiHidden="0" w:name="Medium Grid 2 Accent 6"/>
-    <w:lsdException w:unhideWhenUsed="0" w:uiPriority="69" w:semiHidden="0" w:name="Medium Grid 3 Accent 6"/>
-    <w:lsdException w:unhideWhenUsed="0" w:uiPriority="70" w:semiHidden="0" w:name="Dark List Accent 6"/>
-    <w:lsdException w:unhideWhenUsed="0" w:uiPriority="71" w:semiHidden="0" w:name="Colorful Shading Accent 6"/>
-    <w:lsdException w:unhideWhenUsed="0" w:uiPriority="72" w:semiHidden="0" w:name="Colorful List Accent 6"/>
-    <w:lsdException w:unhideWhenUsed="0" w:uiPriority="73" w:semiHidden="0" w:name="Colorful Grid Accent 6"/>
+  <w:latentStyles w:defLockedState="0" w:defUIPriority="99" w:defSemiHidden="1" w:defUnhideWhenUsed="1" w:defQFormat="0" w:count="260">
+    <w:lsdException w:name="Normal" w:semiHidden="0" w:uiPriority="0" w:unhideWhenUsed="0" w:qFormat="1"/>
+    <w:lsdException w:name="heading 1" w:semiHidden="0" w:uiPriority="0" w:unhideWhenUsed="0" w:qFormat="1"/>
+    <w:lsdException w:name="heading 2" w:semiHidden="0" w:uiPriority="0" w:qFormat="1"/>
+    <w:lsdException w:name="heading 3" w:uiPriority="0" w:qFormat="1"/>
+    <w:lsdException w:name="heading 4" w:semiHidden="0" w:uiPriority="0" w:qFormat="1"/>
+    <w:lsdException w:name="heading 5" w:uiPriority="0" w:qFormat="1"/>
+    <w:lsdException w:name="heading 6" w:uiPriority="0" w:qFormat="1"/>
+    <w:lsdException w:name="heading 7" w:uiPriority="0" w:qFormat="1"/>
+    <w:lsdException w:name="heading 8" w:uiPriority="0" w:qFormat="1"/>
+    <w:lsdException w:name="heading 9" w:uiPriority="0" w:qFormat="1"/>
+    <w:lsdException w:name="index 1" w:semiHidden="0" w:uiPriority="0" w:unhideWhenUsed="0"/>
+    <w:lsdException w:name="index 2" w:semiHidden="0" w:uiPriority="0" w:unhideWhenUsed="0"/>
+    <w:lsdException w:name="index 3" w:semiHidden="0" w:uiPriority="0" w:unhideWhenUsed="0"/>
+    <w:lsdException w:name="index 4" w:semiHidden="0" w:uiPriority="0" w:unhideWhenUsed="0"/>
+    <w:lsdException w:name="index 5" w:semiHidden="0" w:uiPriority="0" w:unhideWhenUsed="0"/>
+    <w:lsdException w:name="index 6" w:semiHidden="0" w:uiPriority="0" w:unhideWhenUsed="0"/>
+    <w:lsdException w:name="index 7" w:semiHidden="0" w:uiPriority="0" w:unhideWhenUsed="0"/>
+    <w:lsdException w:name="index 8" w:semiHidden="0" w:uiPriority="0" w:unhideWhenUsed="0"/>
+    <w:lsdException w:name="index 9" w:semiHidden="0" w:uiPriority="0" w:unhideWhenUsed="0"/>
+    <w:lsdException w:name="toc 1" w:semiHidden="0" w:uiPriority="0" w:unhideWhenUsed="0" w:qFormat="1"/>
+    <w:lsdException w:name="toc 2" w:semiHidden="0" w:uiPriority="0" w:unhideWhenUsed="0" w:qFormat="1"/>
+    <w:lsdException w:name="toc 3" w:semiHidden="0" w:uiPriority="0" w:unhideWhenUsed="0" w:qFormat="1"/>
+    <w:lsdException w:name="toc 4" w:semiHidden="0" w:uiPriority="0" w:unhideWhenUsed="0"/>
+    <w:lsdException w:name="toc 5" w:semiHidden="0" w:uiPriority="0" w:unhideWhenUsed="0"/>
+    <w:lsdException w:name="toc 6" w:semiHidden="0" w:uiPriority="0" w:unhideWhenUsed="0"/>
+    <w:lsdException w:name="toc 7" w:semiHidden="0" w:uiPriority="0" w:unhideWhenUsed="0"/>
+    <w:lsdException w:name="toc 8" w:semiHidden="0" w:uiPriority="0" w:unhideWhenUsed="0"/>
+    <w:lsdException w:name="toc 9" w:semiHidden="0" w:uiPriority="0" w:unhideWhenUsed="0"/>
+    <w:lsdException w:name="Normal Indent" w:semiHidden="0" w:uiPriority="0" w:unhideWhenUsed="0"/>
+    <w:lsdException w:name="footnote text" w:semiHidden="0" w:uiPriority="0" w:unhideWhenUsed="0"/>
+    <w:lsdException w:name="annotation text" w:semiHidden="0" w:uiPriority="0" w:unhideWhenUsed="0" w:qFormat="1"/>
+    <w:lsdException w:name="header" w:semiHidden="0" w:uiPriority="0" w:unhideWhenUsed="0" w:qFormat="1"/>
+    <w:lsdException w:name="footer" w:semiHidden="0" w:uiPriority="0" w:unhideWhenUsed="0" w:qFormat="1"/>
+    <w:lsdException w:name="index heading" w:semiHidden="0" w:uiPriority="0" w:unhideWhenUsed="0"/>
+    <w:lsdException w:name="caption" w:uiPriority="0" w:qFormat="1"/>
+    <w:lsdException w:name="table of figures" w:semiHidden="0" w:uiPriority="0" w:unhideWhenUsed="0"/>
+    <w:lsdException w:name="envelope address" w:semiHidden="0" w:uiPriority="0" w:unhideWhenUsed="0"/>
+    <w:lsdException w:name="envelope return" w:semiHidden="0" w:uiPriority="0" w:unhideWhenUsed="0"/>
+    <w:lsdException w:name="footnote reference" w:semiHidden="0" w:uiPriority="0" w:unhideWhenUsed="0"/>
+    <w:lsdException w:name="annotation reference" w:semiHidden="0" w:uiPriority="0" w:unhideWhenUsed="0"/>
+    <w:lsdException w:name="line number" w:semiHidden="0" w:uiPriority="0" w:unhideWhenUsed="0"/>
+    <w:lsdException w:name="page number" w:semiHidden="0" w:uiPriority="0" w:unhideWhenUsed="0"/>
+    <w:lsdException w:name="endnote reference" w:semiHidden="0" w:uiPriority="0" w:unhideWhenUsed="0"/>
+    <w:lsdException w:name="endnote text" w:semiHidden="0" w:uiPriority="0" w:unhideWhenUsed="0"/>
+    <w:lsdException w:name="table of authorities" w:semiHidden="0" w:uiPriority="0" w:unhideWhenUsed="0"/>
+    <w:lsdException w:name="macro" w:semiHidden="0" w:uiPriority="0" w:unhideWhenUsed="0"/>
+    <w:lsdException w:name="toa heading" w:semiHidden="0" w:uiPriority="0" w:unhideWhenUsed="0"/>
+    <w:lsdException w:name="List" w:semiHidden="0" w:uiPriority="0" w:unhideWhenUsed="0"/>
+    <w:lsdException w:name="List Bullet" w:semiHidden="0" w:uiPriority="0" w:unhideWhenUsed="0"/>
+    <w:lsdException w:name="List Number" w:semiHidden="0" w:uiPriority="0" w:unhideWhenUsed="0"/>
+    <w:lsdException w:name="List 2" w:semiHidden="0" w:uiPriority="0" w:unhideWhenUsed="0"/>
+    <w:lsdException w:name="List 3" w:semiHidden="0" w:uiPriority="0" w:unhideWhenUsed="0"/>
+    <w:lsdException w:name="List 4" w:semiHidden="0" w:uiPriority="0" w:unhideWhenUsed="0"/>
+    <w:lsdException w:name="List 5" w:semiHidden="0" w:uiPriority="0" w:unhideWhenUsed="0"/>
+    <w:lsdException w:name="List Bullet 2" w:semiHidden="0" w:uiPriority="0" w:unhideWhenUsed="0"/>
+    <w:lsdException w:name="List Bullet 3" w:semiHidden="0" w:uiPriority="0" w:unhideWhenUsed="0"/>
+    <w:lsdException w:name="List Bullet 4" w:semiHidden="0" w:uiPriority="0" w:unhideWhenUsed="0"/>
+    <w:lsdException w:name="List Bullet 5" w:semiHidden="0" w:uiPriority="0" w:unhideWhenUsed="0"/>
+    <w:lsdException w:name="List Number 2" w:semiHidden="0" w:uiPriority="0" w:unhideWhenUsed="0"/>
+    <w:lsdException w:name="List Number 3" w:semiHidden="0" w:uiPriority="0" w:unhideWhenUsed="0"/>
+    <w:lsdException w:name="List Number 4" w:semiHidden="0" w:uiPriority="0" w:unhideWhenUsed="0"/>
+    <w:lsdException w:name="List Number 5" w:semiHidden="0" w:uiPriority="0" w:unhideWhenUsed="0"/>
+    <w:lsdException w:name="Title" w:semiHidden="0" w:uiPriority="0" w:unhideWhenUsed="0" w:qFormat="1"/>
+    <w:lsdException w:name="Closing" w:semiHidden="0" w:uiPriority="0" w:unhideWhenUsed="0"/>
+    <w:lsdException w:name="Signature" w:semiHidden="0" w:uiPriority="0" w:unhideWhenUsed="0"/>
+    <w:lsdException w:name="Default Paragraph Font" w:uiPriority="0" w:unhideWhenUsed="0" w:qFormat="1"/>
+    <w:lsdException w:name="Body Text" w:uiPriority="0" w:unhideWhenUsed="0" w:qFormat="1"/>
+    <w:lsdException w:name="Body Text Indent" w:semiHidden="0" w:uiPriority="0" w:unhideWhenUsed="0"/>
+    <w:lsdException w:name="List Continue" w:semiHidden="0" w:uiPriority="0" w:unhideWhenUsed="0"/>
+    <w:lsdException w:name="List Continue 2" w:semiHidden="0" w:uiPriority="0" w:unhideWhenUsed="0"/>
+    <w:lsdException w:name="List Continue 3" w:semiHidden="0" w:uiPriority="0" w:unhideWhenUsed="0"/>
+    <w:lsdException w:name="List Continue 4" w:semiHidden="0" w:uiPriority="0" w:unhideWhenUsed="0"/>
+    <w:lsdException w:name="List Continue 5" w:semiHidden="0" w:uiPriority="0" w:unhideWhenUsed="0"/>
+    <w:lsdException w:name="Message Header" w:semiHidden="0" w:uiPriority="0" w:unhideWhenUsed="0"/>
+    <w:lsdException w:name="Subtitle" w:semiHidden="0" w:uiPriority="0" w:unhideWhenUsed="0" w:qFormat="1"/>
+    <w:lsdException w:name="Salutation" w:semiHidden="0" w:uiPriority="0" w:unhideWhenUsed="0"/>
+    <w:lsdException w:name="Date" w:semiHidden="0" w:uiPriority="0" w:unhideWhenUsed="0"/>
+    <w:lsdException w:name="Body Text First Indent" w:semiHidden="0" w:uiPriority="0" w:unhideWhenUsed="0"/>
+    <w:lsdException w:name="Body Text First Indent 2" w:semiHidden="0" w:uiPriority="0" w:unhideWhenUsed="0"/>
+    <w:lsdException w:name="Body Text 2" w:semiHidden="0" w:uiPriority="0" w:unhideWhenUsed="0"/>
+    <w:lsdException w:name="Body Text 3" w:semiHidden="0" w:uiPriority="0" w:unhideWhenUsed="0"/>
+    <w:lsdException w:name="Body Text Indent 2" w:semiHidden="0" w:uiPriority="0" w:unhideWhenUsed="0"/>
+    <w:lsdException w:name="Body Text Indent 3" w:semiHidden="0" w:uiPriority="0" w:unhideWhenUsed="0"/>
+    <w:lsdException w:name="Block Text" w:semiHidden="0" w:uiPriority="0" w:unhideWhenUsed="0"/>
+    <w:lsdException w:name="Hyperlink" w:semiHidden="0" w:uiPriority="0" w:unhideWhenUsed="0"/>
+    <w:lsdException w:name="FollowedHyperlink" w:semiHidden="0" w:uiPriority="0" w:unhideWhenUsed="0"/>
+    <w:lsdException w:name="Strong" w:semiHidden="0" w:uiPriority="0" w:unhideWhenUsed="0" w:qFormat="1"/>
+    <w:lsdException w:name="Emphasis" w:semiHidden="0" w:uiPriority="0" w:unhideWhenUsed="0" w:qFormat="1"/>
+    <w:lsdException w:name="Document Map" w:semiHidden="0" w:uiPriority="0" w:unhideWhenUsed="0"/>
+    <w:lsdException w:name="Plain Text" w:semiHidden="0" w:uiPriority="0" w:unhideWhenUsed="0"/>
+    <w:lsdException w:name="E-mail Signature" w:semiHidden="0" w:uiPriority="0" w:unhideWhenUsed="0"/>
+    <w:lsdException w:name="Normal (Web)" w:semiHidden="0" w:uiPriority="0" w:unhideWhenUsed="0" w:qFormat="1"/>
+    <w:lsdException w:name="HTML Acronym" w:semiHidden="0" w:uiPriority="0" w:unhideWhenUsed="0"/>
+    <w:lsdException w:name="HTML Address" w:semiHidden="0" w:uiPriority="0" w:unhideWhenUsed="0"/>
+    <w:lsdException w:name="HTML Cite" w:semiHidden="0" w:uiPriority="0" w:unhideWhenUsed="0"/>
+    <w:lsdException w:name="HTML Code" w:semiHidden="0" w:uiPriority="0" w:unhideWhenUsed="0"/>
+    <w:lsdException w:name="HTML Definition" w:semiHidden="0" w:uiPriority="0" w:unhideWhenUsed="0"/>
+    <w:lsdException w:name="HTML Keyboard" w:semiHidden="0" w:uiPriority="0" w:unhideWhenUsed="0"/>
+    <w:lsdException w:name="HTML Preformatted" w:semiHidden="0" w:uiPriority="0" w:unhideWhenUsed="0"/>
+    <w:lsdException w:name="HTML Sample" w:semiHidden="0" w:uiPriority="0" w:unhideWhenUsed="0"/>
+    <w:lsdException w:name="HTML Typewriter" w:semiHidden="0" w:uiPriority="0" w:unhideWhenUsed="0"/>
+    <w:lsdException w:name="HTML Variable" w:semiHidden="0" w:uiPriority="0" w:unhideWhenUsed="0"/>
+    <w:lsdException w:name="Normal Table" w:uiPriority="0" w:unhideWhenUsed="0" w:qFormat="1"/>
+    <w:lsdException w:name="annotation subject" w:semiHidden="0" w:uiPriority="0" w:unhideWhenUsed="0"/>
+    <w:lsdException w:name="Table Simple 1" w:semiHidden="0" w:uiPriority="0" w:unhideWhenUsed="0"/>
+    <w:lsdException w:name="Table Simple 2" w:semiHidden="0" w:uiPriority="0" w:unhideWhenUsed="0"/>
+    <w:lsdException w:name="Table Simple 3" w:semiHidden="0" w:uiPriority="0" w:unhideWhenUsed="0"/>
+    <w:lsdException w:name="Table Classic 1" w:semiHidden="0" w:uiPriority="0" w:unhideWhenUsed="0"/>
+    <w:lsdException w:name="Table Classic 2" w:semiHidden="0" w:uiPriority="0" w:unhideWhenUsed="0"/>
+    <w:lsdException w:name="Table Classic 3" w:semiHidden="0" w:uiPriority="0" w:unhideWhenUsed="0"/>
+    <w:lsdException w:name="Table Classic 4" w:semiHidden="0" w:uiPriority="0" w:unhideWhenUsed="0"/>
+    <w:lsdException w:name="Table Colorful 1" w:semiHidden="0" w:uiPriority="0" w:unhideWhenUsed="0"/>
+    <w:lsdException w:name="Table Colorful 2" w:semiHidden="0" w:uiPriority="0" w:unhideWhenUsed="0"/>
+    <w:lsdException w:name="Table Colorful 3" w:semiHidden="0" w:uiPriority="0" w:unhideWhenUsed="0"/>
+    <w:lsdException w:name="Table Columns 1" w:semiHidden="0" w:uiPriority="0" w:unhideWhenUsed="0"/>
+    <w:lsdException w:name="Table Columns 2" w:semiHidden="0" w:uiPriority="0" w:unhideWhenUsed="0"/>
+    <w:lsdException w:name="Table Columns 3" w:semiHidden="0" w:uiPriority="0" w:unhideWhenUsed="0"/>
+    <w:lsdException w:name="Table Columns 4" w:semiHidden="0" w:uiPriority="0" w:unhideWhenUsed="0"/>
+    <w:lsdException w:name="Table Columns 5" w:semiHidden="0" w:uiPriority="0" w:unhideWhenUsed="0"/>
+    <w:lsdException w:name="Table Grid 1" w:semiHidden="0" w:uiPriority="0" w:unhideWhenUsed="0"/>
+    <w:lsdException w:name="Table Grid 2" w:semiHidden="0" w:uiPriority="0" w:unhideWhenUsed="0"/>
+    <w:lsdException w:name="Table Grid 3" w:semiHidden="0" w:uiPriority="0" w:unhideWhenUsed="0"/>
+    <w:lsdException w:name="Table Grid 4" w:semiHidden="0" w:uiPriority="0" w:unhideWhenUsed="0"/>
+    <w:lsdException w:name="Table Grid 5" w:semiHidden="0" w:uiPriority="0" w:unhideWhenUsed="0"/>
+    <w:lsdException w:name="Table Grid 6" w:semiHidden="0" w:uiPriority="0" w:unhideWhenUsed="0"/>
+    <w:lsdException w:name="Table Grid 7" w:semiHidden="0" w:uiPriority="0" w:unhideWhenUsed="0"/>
+    <w:lsdException w:name="Table Grid 8" w:semiHidden="0" w:uiPriority="0" w:unhideWhenUsed="0"/>
+    <w:lsdException w:name="Table List 1" w:semiHidden="0" w:uiPriority="0" w:unhideWhenUsed="0"/>
+    <w:lsdException w:name="Table List 2" w:semiHidden="0" w:uiPriority="0" w:unhideWhenUsed="0"/>
+    <w:lsdException w:name="Table List 3" w:semiHidden="0" w:uiPriority="0" w:unhideWhenUsed="0"/>
+    <w:lsdException w:name="Table List 4" w:semiHidden="0" w:uiPriority="0" w:unhideWhenUsed="0"/>
+    <w:lsdException w:name="Table List 5" w:semiHidden="0" w:uiPriority="0" w:unhideWhenUsed="0"/>
+    <w:lsdException w:name="Table List 6" w:semiHidden="0" w:uiPriority="0" w:unhideWhenUsed="0"/>
+    <w:lsdException w:name="Table List 7" w:semiHidden="0" w:uiPriority="0" w:unhideWhenUsed="0"/>
+    <w:lsdException w:name="Table List 8" w:semiHidden="0" w:uiPriority="0" w:unhideWhenUsed="0"/>
+    <w:lsdException w:name="Table 3D effects 1" w:semiHidden="0" w:uiPriority="0" w:unhideWhenUsed="0"/>
+    <w:lsdException w:name="Table 3D effects 2" w:semiHidden="0" w:uiPriority="0" w:unhideWhenUsed="0"/>
+    <w:lsdException w:name="Table 3D effects 3" w:semiHidden="0" w:uiPriority="0" w:unhideWhenUsed="0"/>
+    <w:lsdException w:name="Table Contemporary" w:semiHidden="0" w:uiPriority="0" w:unhideWhenUsed="0"/>
+    <w:lsdException w:name="Table Elegant" w:semiHidden="0" w:uiPriority="0" w:unhideWhenUsed="0"/>
+    <w:lsdException w:name="Table Professional" w:semiHidden="0" w:uiPriority="0" w:unhideWhenUsed="0"/>
+    <w:lsdException w:name="Table Subtle 1" w:semiHidden="0" w:uiPriority="0" w:unhideWhenUsed="0"/>
+    <w:lsdException w:name="Table Subtle 2" w:semiHidden="0" w:uiPriority="0" w:unhideWhenUsed="0"/>
+    <w:lsdException w:name="Table Web 1" w:semiHidden="0" w:uiPriority="0" w:unhideWhenUsed="0"/>
+    <w:lsdException w:name="Table Web 2" w:semiHidden="0" w:uiPriority="0" w:unhideWhenUsed="0"/>
+    <w:lsdException w:name="Table Web 3" w:semiHidden="0" w:uiPriority="0" w:unhideWhenUsed="0"/>
+    <w:lsdException w:name="Balloon Text" w:semiHidden="0" w:uiPriority="0" w:unhideWhenUsed="0"/>
+    <w:lsdException w:name="Table Grid" w:semiHidden="0" w:uiPriority="0" w:unhideWhenUsed="0" w:qFormat="1"/>
+    <w:lsdException w:name="Table Theme" w:semiHidden="0" w:uiPriority="0" w:unhideWhenUsed="0"/>
+    <w:lsdException w:name="Light Shading" w:semiHidden="0" w:uiPriority="60" w:unhideWhenUsed="0"/>
+    <w:lsdException w:name="Light List" w:semiHidden="0" w:uiPriority="61" w:unhideWhenUsed="0"/>
+    <w:lsdException w:name="Light Grid" w:semiHidden="0" w:uiPriority="62" w:unhideWhenUsed="0"/>
+    <w:lsdException w:name="Medium Shading 1" w:semiHidden="0" w:uiPriority="63" w:unhideWhenUsed="0"/>
+    <w:lsdException w:name="Medium Shading 2" w:semiHidden="0" w:uiPriority="64" w:unhideWhenUsed="0"/>
+    <w:lsdException w:name="Medium List 1" w:semiHidden="0" w:uiPriority="65" w:unhideWhenUsed="0"/>
+    <w:lsdException w:name="Medium List 2" w:semiHidden="0" w:uiPriority="66" w:unhideWhenUsed="0"/>
+    <w:lsdException w:name="Medium Grid 1" w:semiHidden="0" w:uiPriority="67" w:unhideWhenUsed="0"/>
+    <w:lsdException w:name="Medium Grid 2" w:semiHidden="0" w:uiPriority="68" w:unhideWhenUsed="0"/>
+    <w:lsdException w:name="Medium Grid 3" w:semiHidden="0" w:uiPriority="69" w:unhideWhenUsed="0"/>
+    <w:lsdException w:name="Dark List" w:semiHidden="0" w:uiPriority="70" w:unhideWhenUsed="0"/>
+    <w:lsdException w:name="Colorful Shading" w:semiHidden="0" w:uiPriority="71" w:unhideWhenUsed="0"/>
+    <w:lsdException w:name="Colorful List" w:semiHidden="0" w:uiPriority="72" w:unhideWhenUsed="0"/>
+    <w:lsdException w:name="Colorful Grid" w:semiHidden="0" w:uiPriority="73" w:unhideWhenUsed="0"/>
+    <w:lsdException w:name="Light Shading Accent 1" w:semiHidden="0" w:uiPriority="60" w:unhideWhenUsed="0"/>
+    <w:lsdException w:name="Light List Accent 1" w:semiHidden="0" w:uiPriority="61" w:unhideWhenUsed="0"/>
+    <w:lsdException w:name="Light Grid Accent 1" w:semiHidden="0" w:uiPriority="62" w:unhideWhenUsed="0"/>
+    <w:lsdException w:name="Medium Shading 1 Accent 1" w:semiHidden="0" w:uiPriority="63" w:unhideWhenUsed="0"/>
+    <w:lsdException w:name="Medium Shading 2 Accent 1" w:semiHidden="0" w:uiPriority="64" w:unhideWhenUsed="0"/>
+    <w:lsdException w:name="Medium List 1 Accent 1" w:semiHidden="0" w:uiPriority="65" w:unhideWhenUsed="0"/>
+    <w:lsdException w:name="Medium List 2 Accent 1" w:semiHidden="0" w:uiPriority="66" w:unhideWhenUsed="0"/>
+    <w:lsdException w:name="Medium Grid 1 Accent 1" w:semiHidden="0" w:uiPriority="67" w:unhideWhenUsed="0"/>
+    <w:lsdException w:name="Medium Grid 2 Accent 1" w:semiHidden="0" w:uiPriority="68" w:unhideWhenUsed="0"/>
+    <w:lsdException w:name="Medium Grid 3 Accent 1" w:semiHidden="0" w:uiPriority="69" w:unhideWhenUsed="0"/>
+    <w:lsdException w:name="Dark List Accent 1" w:semiHidden="0" w:uiPriority="70" w:unhideWhenUsed="0"/>
+    <w:lsdException w:name="Colorful Shading Accent 1" w:semiHidden="0" w:uiPriority="71" w:unhideWhenUsed="0"/>
+    <w:lsdException w:name="Colorful List Accent 1" w:semiHidden="0" w:uiPriority="72" w:unhideWhenUsed="0"/>
+    <w:lsdException w:name="Colorful Grid Accent 1" w:semiHidden="0" w:uiPriority="73" w:unhideWhenUsed="0"/>
+    <w:lsdException w:name="Light Shading Accent 2" w:semiHidden="0" w:uiPriority="60" w:unhideWhenUsed="0"/>
+    <w:lsdException w:name="Light List Accent 2" w:semiHidden="0" w:uiPriority="61" w:unhideWhenUsed="0"/>
+    <w:lsdException w:name="Light Grid Accent 2" w:semiHidden="0" w:uiPriority="62" w:unhideWhenUsed="0"/>
+    <w:lsdException w:name="Medium Shading 1 Accent 2" w:semiHidden="0" w:uiPriority="63" w:unhideWhenUsed="0"/>
+    <w:lsdException w:name="Medium Shading 2 Accent 2" w:semiHidden="0" w:uiPriority="64" w:unhideWhenUsed="0"/>
+    <w:lsdException w:name="Medium List 1 Accent 2" w:semiHidden="0" w:uiPriority="65" w:unhideWhenUsed="0"/>
+    <w:lsdException w:name="Medium List 2 Accent 2" w:semiHidden="0" w:uiPriority="66" w:unhideWhenUsed="0"/>
+    <w:lsdException w:name="Medium Grid 1 Accent 2" w:semiHidden="0" w:uiPriority="67" w:unhideWhenUsed="0"/>
+    <w:lsdException w:name="Medium Grid 2 Accent 2" w:semiHidden="0" w:uiPriority="68" w:unhideWhenUsed="0"/>
+    <w:lsdException w:name="Medium Grid 3 Accent 2" w:semiHidden="0" w:uiPriority="69" w:unhideWhenUsed="0"/>
+    <w:lsdException w:name="Dark List Accent 2" w:semiHidden="0" w:uiPriority="70" w:unhideWhenUsed="0"/>
+    <w:lsdException w:name="Colorful Shading Accent 2" w:semiHidden="0" w:uiPriority="71" w:unhideWhenUsed="0"/>
+    <w:lsdException w:name="Colorful List Accent 2" w:semiHidden="0" w:uiPriority="72" w:unhideWhenUsed="0"/>
+    <w:lsdException w:name="Colorful Grid Accent 2" w:semiHidden="0" w:uiPriority="73" w:unhideWhenUsed="0"/>
+    <w:lsdException w:name="Light Shading Accent 3" w:semiHidden="0" w:uiPriority="60" w:unhideWhenUsed="0"/>
+    <w:lsdException w:name="Light List Accent 3" w:semiHidden="0" w:uiPriority="61" w:unhideWhenUsed="0"/>
+    <w:lsdException w:name="Light Grid Accent 3" w:semiHidden="0" w:uiPriority="62" w:unhideWhenUsed="0"/>
+    <w:lsdException w:name="Medium Shading 1 Accent 3" w:semiHidden="0" w:uiPriority="63" w:unhideWhenUsed="0"/>
+    <w:lsdException w:name="Medium Shading 2 Accent 3" w:semiHidden="0" w:uiPriority="64" w:unhideWhenUsed="0"/>
+    <w:lsdException w:name="Medium List 1 Accent 3" w:semiHidden="0" w:uiPriority="65" w:unhideWhenUsed="0"/>
+    <w:lsdException w:name="Medium List 2 Accent 3" w:semiHidden="0" w:uiPriority="66" w:unhideWhenUsed="0"/>
+    <w:lsdException w:name="Medium Grid 1 Accent 3" w:semiHidden="0" w:uiPriority="67" w:unhideWhenUsed="0"/>
+    <w:lsdException w:name="Medium Grid 2 Accent 3" w:semiHidden="0" w:uiPriority="68" w:unhideWhenUsed="0"/>
+    <w:lsdException w:name="Medium Grid 3 Accent 3" w:semiHidden="0" w:uiPriority="69" w:unhideWhenUsed="0"/>
+    <w:lsdException w:name="Dark List Accent 3" w:semiHidden="0" w:uiPriority="70" w:unhideWhenUsed="0"/>
+    <w:lsdException w:name="Colorful Shading Accent 3" w:semiHidden="0" w:uiPriority="71" w:unhideWhenUsed="0"/>
+    <w:lsdException w:name="Colorful List Accent 3" w:semiHidden="0" w:uiPriority="72" w:unhideWhenUsed="0"/>
+    <w:lsdException w:name="Colorful Grid Accent 3" w:semiHidden="0" w:uiPriority="73" w:unhideWhenUsed="0"/>
+    <w:lsdException w:name="Light Shading Accent 4" w:semiHidden="0" w:uiPriority="60" w:unhideWhenUsed="0"/>
+    <w:lsdException w:name="Light List Accent 4" w:semiHidden="0" w:uiPriority="61" w:unhideWhenUsed="0"/>
+    <w:lsdException w:name="Light Grid Accent 4" w:semiHidden="0" w:uiPriority="62" w:unhideWhenUsed="0"/>
+    <w:lsdException w:name="Medium Shading 1 Accent 4" w:semiHidden="0" w:uiPriority="63" w:unhideWhenUsed="0"/>
+    <w:lsdException w:name="Medium Shading 2 Accent 4" w:semiHidden="0" w:uiPriority="64" w:unhideWhenUsed="0"/>
+    <w:lsdException w:name="Medium List 1 Accent 4" w:semiHidden="0" w:uiPriority="65" w:unhideWhenUsed="0"/>
+    <w:lsdException w:name="Medium List 2 Accent 4" w:semiHidden="0" w:uiPriority="66" w:unhideWhenUsed="0"/>
+    <w:lsdException w:name="Medium Grid 1 Accent 4" w:semiHidden="0" w:uiPriority="67" w:unhideWhenUsed="0"/>
+    <w:lsdException w:name="Medium Grid 2 Accent 4" w:semiHidden="0" w:uiPriority="68" w:unhideWhenUsed="0"/>
+    <w:lsdException w:name="Medium Grid 3 Accent 4" w:semiHidden="0" w:uiPriority="69" w:unhideWhenUsed="0"/>
+    <w:lsdException w:name="Dark List Accent 4" w:semiHidden="0" w:uiPriority="70" w:unhideWhenUsed="0"/>
+    <w:lsdException w:name="Colorful Shading Accent 4" w:semiHidden="0" w:uiPriority="71" w:unhideWhenUsed="0"/>
+    <w:lsdException w:name="Colorful List Accent 4" w:semiHidden="0" w:uiPriority="72" w:unhideWhenUsed="0"/>
+    <w:lsdException w:name="Colorful Grid Accent 4" w:semiHidden="0" w:uiPriority="73" w:unhideWhenUsed="0"/>
+    <w:lsdException w:name="Light Shading Accent 5" w:semiHidden="0" w:uiPriority="60" w:unhideWhenUsed="0"/>
+    <w:lsdException w:name="Light List Accent 5" w:semiHidden="0" w:uiPriority="61" w:unhideWhenUsed="0"/>
+    <w:lsdException w:name="Light Grid Accent 5" w:semiHidden="0" w:uiPriority="62" w:unhideWhenUsed="0"/>
+    <w:lsdException w:name="Medium Shading 1 Accent 5" w:semiHidden="0" w:uiPriority="63" w:unhideWhenUsed="0"/>
+    <w:lsdException w:name="Medium Shading 2 Accent 5" w:semiHidden="0" w:uiPriority="64" w:unhideWhenUsed="0"/>
+    <w:lsdException w:name="Medium List 1 Accent 5" w:semiHidden="0" w:uiPriority="65" w:unhideWhenUsed="0"/>
+    <w:lsdException w:name="Medium List 2 Accent 5" w:semiHidden="0" w:uiPriority="66" w:unhideWhenUsed="0"/>
+    <w:lsdException w:name="Medium Grid 1 Accent 5" w:semiHidden="0" w:uiPriority="67" w:unhideWhenUsed="0"/>
+    <w:lsdException w:name="Medium Grid 2 Accent 5" w:semiHidden="0" w:uiPriority="68" w:unhideWhenUsed="0"/>
+    <w:lsdException w:name="Medium Grid 3 Accent 5" w:semiHidden="0" w:uiPriority="69" w:unhideWhenUsed="0"/>
+    <w:lsdException w:name="Dark List Accent 5" w:semiHidden="0" w:uiPriority="70" w:unhideWhenUsed="0"/>
+    <w:lsdException w:name="Colorful Shading Accent 5" w:semiHidden="0" w:uiPriority="71" w:unhideWhenUsed="0"/>
+    <w:lsdException w:name="Colorful List Accent 5" w:semiHidden="0" w:uiPriority="72" w:unhideWhenUsed="0"/>
+    <w:lsdException w:name="Colorful Grid Accent 5" w:semiHidden="0" w:uiPriority="73" w:unhideWhenUsed="0"/>
+    <w:lsdException w:name="Light Shading Accent 6" w:semiHidden="0" w:uiPriority="60" w:unhideWhenUsed="0"/>
+    <w:lsdException w:name="Light List Accent 6" w:semiHidden="0" w:uiPriority="61" w:unhideWhenUsed="0"/>
+    <w:lsdException w:name="Light Grid Accent 6" w:semiHidden="0" w:uiPriority="62" w:unhideWhenUsed="0"/>
+    <w:lsdException w:name="Medium Shading 1 Accent 6" w:semiHidden="0" w:uiPriority="63" w:unhideWhenUsed="0"/>
+    <w:lsdException w:name="Medium Shading 2 Accent 6" w:semiHidden="0" w:uiPriority="64" w:unhideWhenUsed="0"/>
+    <w:lsdException w:name="Medium List 1 Accent 6" w:semiHidden="0" w:uiPriority="65" w:unhideWhenUsed="0"/>
+    <w:lsdException w:name="Medium List 2 Accent 6" w:semiHidden="0" w:uiPriority="66" w:unhideWhenUsed="0"/>
+    <w:lsdException w:name="Medium Grid 1 Accent 6" w:semiHidden="0" w:uiPriority="67" w:unhideWhenUsed="0"/>
+    <w:lsdException w:name="Medium Grid 2 Accent 6" w:semiHidden="0" w:uiPriority="68" w:unhideWhenUsed="0"/>
+    <w:lsdException w:name="Medium Grid 3 Accent 6" w:semiHidden="0" w:uiPriority="69" w:unhideWhenUsed="0"/>
+    <w:lsdException w:name="Dark List Accent 6" w:semiHidden="0" w:uiPriority="70" w:unhideWhenUsed="0"/>
+    <w:lsdException w:name="Colorful Shading Accent 6" w:semiHidden="0" w:uiPriority="71" w:unhideWhenUsed="0"/>
+    <w:lsdException w:name="Colorful List Accent 6" w:semiHidden="0" w:uiPriority="72" w:unhideWhenUsed="0"/>
+    <w:lsdException w:name="Colorful Grid Accent 6" w:semiHidden="0" w:uiPriority="73" w:unhideWhenUsed="0"/>
   </w:latentStyles>
-  <w:style w:type="paragraph" w:default="1" w:styleId="1">
+  <w:style w:type="paragraph" w:default="1" w:styleId="Normal">
     <w:name w:val="Normal"/>
     <w:qFormat/>
-    <w:uiPriority w:val="0"/>
     <w:pPr>
       <w:kinsoku w:val="0"/>
       <w:autoSpaceDE w:val="0"/>
@@ -5818,7 +5734,7 @@
       <w:textAlignment w:val="baseline"/>
     </w:pPr>
     <w:rPr>
-      <w:rFonts w:ascii="Arial" w:hAnsi="Arial" w:eastAsia="宋体" w:cs="Arial"/>
+      <w:rFonts w:ascii="Arial" w:eastAsia="宋体" w:hAnsi="Arial" w:cs="Arial"/>
       <w:snapToGrid w:val="0"/>
       <w:color w:val="000000"/>
       <w:kern w:val="0"/>
@@ -5827,12 +5743,11 @@
       <w:lang w:val="en-US" w:eastAsia="en-US" w:bidi="ar-SA"/>
     </w:rPr>
   </w:style>
-  <w:style w:type="paragraph" w:styleId="2">
+  <w:style w:type="paragraph" w:styleId="Heading1">
     <w:name w:val="heading 1"/>
-    <w:basedOn w:val="1"/>
-    <w:next w:val="1"/>
+    <w:basedOn w:val="Normal"/>
+    <w:next w:val="Normal"/>
     <w:qFormat/>
-    <w:uiPriority w:val="0"/>
     <w:pPr>
       <w:keepNext/>
       <w:keepLines/>
@@ -5850,13 +5765,12 @@
       <w:sz w:val="44"/>
     </w:rPr>
   </w:style>
-  <w:style w:type="paragraph" w:styleId="3">
+  <w:style w:type="paragraph" w:styleId="Heading2">
     <w:name w:val="heading 2"/>
-    <w:basedOn w:val="1"/>
-    <w:next w:val="1"/>
+    <w:basedOn w:val="Normal"/>
+    <w:next w:val="Normal"/>
     <w:unhideWhenUsed/>
     <w:qFormat/>
-    <w:uiPriority w:val="0"/>
     <w:pPr>
       <w:keepNext/>
       <w:keepLines/>
@@ -5869,19 +5783,18 @@
       <w:outlineLvl w:val="1"/>
     </w:pPr>
     <w:rPr>
-      <w:rFonts w:ascii="Arial" w:hAnsi="Arial" w:eastAsia="黑体"/>
+      <w:rFonts w:ascii="Arial" w:eastAsia="黑体" w:hAnsi="Arial"/>
       <w:b/>
       <w:sz w:val="32"/>
     </w:rPr>
   </w:style>
-  <w:style w:type="paragraph" w:styleId="4">
+  <w:style w:type="paragraph" w:styleId="Heading3">
     <w:name w:val="heading 3"/>
-    <w:basedOn w:val="1"/>
-    <w:next w:val="1"/>
+    <w:basedOn w:val="Normal"/>
+    <w:next w:val="Normal"/>
     <w:semiHidden/>
     <w:unhideWhenUsed/>
     <w:qFormat/>
-    <w:uiPriority w:val="0"/>
     <w:pPr>
       <w:keepNext/>
       <w:keepLines/>
@@ -5898,13 +5811,12 @@
       <w:sz w:val="32"/>
     </w:rPr>
   </w:style>
-  <w:style w:type="paragraph" w:styleId="5">
+  <w:style w:type="paragraph" w:styleId="Heading4">
     <w:name w:val="heading 4"/>
-    <w:basedOn w:val="1"/>
-    <w:next w:val="1"/>
+    <w:basedOn w:val="Normal"/>
+    <w:next w:val="Normal"/>
     <w:unhideWhenUsed/>
     <w:qFormat/>
-    <w:uiPriority w:val="0"/>
     <w:pPr>
       <w:keepNext/>
       <w:keepLines/>
@@ -5917,19 +5829,18 @@
       <w:outlineLvl w:val="3"/>
     </w:pPr>
     <w:rPr>
-      <w:rFonts w:ascii="Arial" w:hAnsi="Arial" w:eastAsia="黑体"/>
+      <w:rFonts w:ascii="Arial" w:eastAsia="黑体" w:hAnsi="Arial"/>
       <w:b/>
       <w:sz w:val="28"/>
     </w:rPr>
   </w:style>
-  <w:style w:type="paragraph" w:styleId="6">
+  <w:style w:type="paragraph" w:styleId="Heading5">
     <w:name w:val="heading 5"/>
-    <w:basedOn w:val="1"/>
-    <w:next w:val="1"/>
+    <w:basedOn w:val="Normal"/>
+    <w:next w:val="Normal"/>
     <w:semiHidden/>
     <w:unhideWhenUsed/>
     <w:qFormat/>
-    <w:uiPriority w:val="0"/>
     <w:pPr>
       <w:keepNext/>
       <w:keepLines/>
@@ -5946,14 +5857,13 @@
       <w:sz w:val="28"/>
     </w:rPr>
   </w:style>
-  <w:style w:type="paragraph" w:styleId="7">
+  <w:style w:type="paragraph" w:styleId="Heading6">
     <w:name w:val="heading 6"/>
-    <w:basedOn w:val="1"/>
-    <w:next w:val="1"/>
+    <w:basedOn w:val="Normal"/>
+    <w:next w:val="Normal"/>
     <w:semiHidden/>
     <w:unhideWhenUsed/>
     <w:qFormat/>
-    <w:uiPriority w:val="0"/>
     <w:pPr>
       <w:keepNext/>
       <w:keepLines/>
@@ -5966,19 +5876,18 @@
       <w:outlineLvl w:val="5"/>
     </w:pPr>
     <w:rPr>
-      <w:rFonts w:ascii="Arial" w:hAnsi="Arial" w:eastAsia="黑体"/>
+      <w:rFonts w:ascii="Arial" w:eastAsia="黑体" w:hAnsi="Arial"/>
       <w:b/>
       <w:sz w:val="24"/>
     </w:rPr>
   </w:style>
-  <w:style w:type="paragraph" w:styleId="8">
+  <w:style w:type="paragraph" w:styleId="Heading7">
     <w:name w:val="heading 7"/>
-    <w:basedOn w:val="1"/>
-    <w:next w:val="1"/>
+    <w:basedOn w:val="Normal"/>
+    <w:next w:val="Normal"/>
     <w:semiHidden/>
     <w:unhideWhenUsed/>
     <w:qFormat/>
-    <w:uiPriority w:val="0"/>
     <w:pPr>
       <w:keepNext/>
       <w:keepLines/>
@@ -5995,14 +5904,13 @@
       <w:sz w:val="24"/>
     </w:rPr>
   </w:style>
-  <w:style w:type="paragraph" w:styleId="9">
+  <w:style w:type="paragraph" w:styleId="Heading8">
     <w:name w:val="heading 8"/>
-    <w:basedOn w:val="1"/>
-    <w:next w:val="1"/>
+    <w:basedOn w:val="Normal"/>
+    <w:next w:val="Normal"/>
     <w:semiHidden/>
     <w:unhideWhenUsed/>
     <w:qFormat/>
-    <w:uiPriority w:val="0"/>
     <w:pPr>
       <w:keepNext/>
       <w:keepLines/>
@@ -6015,18 +5923,17 @@
       <w:outlineLvl w:val="7"/>
     </w:pPr>
     <w:rPr>
-      <w:rFonts w:ascii="Arial" w:hAnsi="Arial" w:eastAsia="黑体"/>
+      <w:rFonts w:ascii="Arial" w:eastAsia="黑体" w:hAnsi="Arial"/>
       <w:sz w:val="24"/>
     </w:rPr>
   </w:style>
-  <w:style w:type="paragraph" w:styleId="10">
+  <w:style w:type="paragraph" w:styleId="Heading9">
     <w:name w:val="heading 9"/>
-    <w:basedOn w:val="1"/>
-    <w:next w:val="1"/>
+    <w:basedOn w:val="Normal"/>
+    <w:next w:val="Normal"/>
     <w:semiHidden/>
     <w:unhideWhenUsed/>
     <w:qFormat/>
-    <w:uiPriority w:val="0"/>
     <w:pPr>
       <w:keepNext/>
       <w:keepLines/>
@@ -6039,21 +5946,19 @@
       <w:outlineLvl w:val="8"/>
     </w:pPr>
     <w:rPr>
-      <w:rFonts w:ascii="Arial" w:hAnsi="Arial" w:eastAsia="黑体"/>
+      <w:rFonts w:ascii="Arial" w:eastAsia="黑体" w:hAnsi="Arial"/>
       <w:sz w:val="21"/>
     </w:rPr>
   </w:style>
-  <w:style w:type="character" w:default="1" w:styleId="22">
+  <w:style w:type="character" w:default="1" w:styleId="DefaultParagraphFont">
     <w:name w:val="Default Paragraph Font"/>
     <w:semiHidden/>
     <w:qFormat/>
-    <w:uiPriority w:val="0"/>
   </w:style>
-  <w:style w:type="table" w:default="1" w:styleId="20">
+  <w:style w:type="table" w:default="1" w:styleId="TableNormal">
     <w:name w:val="Normal Table"/>
     <w:semiHidden/>
     <w:qFormat/>
-    <w:uiPriority w:val="0"/>
     <w:tblPr>
       <w:tblCellMar>
         <w:top w:w="0" w:type="dxa"/>
@@ -6063,43 +5968,39 @@
       </w:tblCellMar>
     </w:tblPr>
   </w:style>
-  <w:style w:type="paragraph" w:styleId="11">
+  <w:style w:type="paragraph" w:styleId="CommentText">
     <w:name w:val="annotation text"/>
-    <w:basedOn w:val="1"/>
+    <w:basedOn w:val="Normal"/>
     <w:qFormat/>
-    <w:uiPriority w:val="0"/>
     <w:pPr>
       <w:jc w:val="left"/>
     </w:pPr>
   </w:style>
-  <w:style w:type="paragraph" w:styleId="12">
+  <w:style w:type="paragraph" w:styleId="BodyText">
     <w:name w:val="Body Text"/>
-    <w:basedOn w:val="1"/>
+    <w:basedOn w:val="Normal"/>
     <w:semiHidden/>
     <w:qFormat/>
-    <w:uiPriority w:val="0"/>
     <w:rPr>
-      <w:rFonts w:ascii="Arial" w:hAnsi="Arial" w:eastAsia="Arial" w:cs="Arial"/>
+      <w:rFonts w:ascii="Arial" w:eastAsia="Arial" w:hAnsi="Arial" w:cs="Arial"/>
       <w:sz w:val="21"/>
       <w:szCs w:val="21"/>
       <w:lang w:val="en-US" w:eastAsia="en-US" w:bidi="ar-SA"/>
     </w:rPr>
   </w:style>
-  <w:style w:type="paragraph" w:styleId="13">
+  <w:style w:type="paragraph" w:styleId="TOC3">
     <w:name w:val="toc 3"/>
-    <w:basedOn w:val="1"/>
-    <w:next w:val="1"/>
+    <w:basedOn w:val="Normal"/>
+    <w:next w:val="Normal"/>
     <w:qFormat/>
-    <w:uiPriority w:val="0"/>
     <w:pPr>
       <w:ind w:left="840" w:leftChars="400"/>
     </w:pPr>
   </w:style>
-  <w:style w:type="paragraph" w:styleId="14">
+  <w:style w:type="paragraph" w:styleId="Footer">
     <w:name w:val="footer"/>
-    <w:basedOn w:val="1"/>
+    <w:basedOn w:val="Normal"/>
     <w:qFormat/>
-    <w:uiPriority w:val="0"/>
     <w:pPr>
       <w:tabs>
         <w:tab w:val="center" w:pos="4153"/>
@@ -6112,17 +6013,16 @@
       <w:sz w:val="18"/>
     </w:rPr>
   </w:style>
-  <w:style w:type="paragraph" w:styleId="15">
+  <w:style w:type="paragraph" w:styleId="Header">
     <w:name w:val="header"/>
-    <w:basedOn w:val="1"/>
+    <w:basedOn w:val="Normal"/>
     <w:qFormat/>
-    <w:uiPriority w:val="0"/>
     <w:pPr>
       <w:pBdr>
-        <w:top w:val="none" w:color="auto" w:sz="0" w:space="0"/>
-        <w:left w:val="none" w:color="auto" w:sz="0" w:space="0"/>
-        <w:bottom w:val="none" w:color="auto" w:sz="0" w:space="0"/>
-        <w:right w:val="none" w:color="auto" w:sz="0" w:space="0"/>
+        <w:top w:val="nil"/>
+        <w:left w:val="nil"/>
+        <w:bottom w:val="nil"/>
+        <w:right w:val="nil"/>
       </w:pBdr>
       <w:tabs>
         <w:tab w:val="center" w:pos="4153"/>
@@ -6137,41 +6037,37 @@
       <w:sz w:val="18"/>
     </w:rPr>
   </w:style>
-  <w:style w:type="paragraph" w:styleId="16">
+  <w:style w:type="paragraph" w:styleId="TOC1">
     <w:name w:val="toc 1"/>
-    <w:basedOn w:val="1"/>
-    <w:next w:val="1"/>
+    <w:basedOn w:val="Normal"/>
+    <w:next w:val="Normal"/>
     <w:qFormat/>
-    <w:uiPriority w:val="0"/>
     <w:rPr>
-      <w:rFonts w:ascii="Arial" w:hAnsi="Arial" w:eastAsia="Microsoft JhengHei"/>
+      <w:rFonts w:ascii="Arial" w:eastAsia="Microsoft JhengHei" w:hAnsi="Arial"/>
       <w:sz w:val="24"/>
     </w:rPr>
   </w:style>
-  <w:style w:type="paragraph" w:styleId="17">
+  <w:style w:type="paragraph" w:styleId="TOC2">
     <w:name w:val="toc 2"/>
-    <w:basedOn w:val="1"/>
-    <w:next w:val="1"/>
+    <w:basedOn w:val="Normal"/>
+    <w:next w:val="Normal"/>
     <w:qFormat/>
-    <w:uiPriority w:val="0"/>
     <w:pPr>
       <w:ind w:left="420" w:leftChars="200"/>
     </w:pPr>
   </w:style>
-  <w:style w:type="paragraph" w:styleId="18">
+  <w:style w:type="paragraph" w:styleId="NormalWeb">
     <w:name w:val="Normal (Web)"/>
-    <w:basedOn w:val="1"/>
+    <w:basedOn w:val="Normal"/>
     <w:qFormat/>
-    <w:uiPriority w:val="0"/>
     <w:rPr>
       <w:sz w:val="24"/>
     </w:rPr>
   </w:style>
-  <w:style w:type="paragraph" w:styleId="19">
+  <w:style w:type="paragraph" w:styleId="Title">
     <w:name w:val="Title"/>
-    <w:basedOn w:val="1"/>
+    <w:basedOn w:val="Normal"/>
     <w:qFormat/>
-    <w:uiPriority w:val="0"/>
     <w:pPr>
       <w:spacing w:before="240" w:beforeLines="0" w:beforeAutospacing="0" w:after="60" w:afterLines="0" w:afterAutospacing="0"/>
       <w:jc w:val="center"/>
@@ -6183,41 +6079,38 @@
       <w:sz w:val="32"/>
     </w:rPr>
   </w:style>
-  <w:style w:type="table" w:styleId="21">
+  <w:style w:type="table" w:styleId="TableGrid">
     <w:name w:val="Table Grid"/>
-    <w:basedOn w:val="20"/>
+    <w:basedOn w:val="TableNormal"/>
     <w:qFormat/>
-    <w:uiPriority w:val="0"/>
     <w:pPr>
       <w:widowControl w:val="0"/>
       <w:jc w:val="both"/>
     </w:pPr>
     <w:tblPr>
       <w:tblBorders>
-        <w:top w:val="single" w:color="auto" w:sz="4" w:space="0"/>
-        <w:left w:val="single" w:color="auto" w:sz="4" w:space="0"/>
-        <w:bottom w:val="single" w:color="auto" w:sz="4" w:space="0"/>
-        <w:right w:val="single" w:color="auto" w:sz="4" w:space="0"/>
-        <w:insideH w:val="single" w:color="auto" w:sz="4" w:space="0"/>
-        <w:insideV w:val="single" w:color="auto" w:sz="4" w:space="0"/>
+        <w:top w:val="single" w:sz="4" w:space="0" w:color="auto"/>
+        <w:left w:val="single" w:sz="4" w:space="0" w:color="auto"/>
+        <w:bottom w:val="single" w:sz="4" w:space="0" w:color="auto"/>
+        <w:right w:val="single" w:sz="4" w:space="0" w:color="auto"/>
+        <w:insideH w:val="single" w:sz="4" w:space="0" w:color="auto"/>
+        <w:insideV w:val="single" w:sz="4" w:space="0" w:color="auto"/>
       </w:tblBorders>
     </w:tblPr>
   </w:style>
-  <w:style w:type="character" w:styleId="23">
+  <w:style w:type="character" w:styleId="Strong">
     <w:name w:val="Strong"/>
-    <w:basedOn w:val="22"/>
+    <w:basedOn w:val="DefaultParagraphFont"/>
     <w:qFormat/>
-    <w:uiPriority w:val="0"/>
     <w:rPr>
       <w:b/>
     </w:rPr>
   </w:style>
-  <w:style w:type="table" w:customStyle="1" w:styleId="24">
+  <w:style w:type="table" w:customStyle="1" w:styleId="TableNormal0">
     <w:name w:val="Table Normal_0"/>
     <w:semiHidden/>
     <w:unhideWhenUsed/>
     <w:qFormat/>
-    <w:uiPriority w:val="0"/>
     <w:tblPr>
       <w:tblCellMar>
         <w:top w:w="0" w:type="dxa"/>
@@ -6227,87 +6120,81 @@
       </w:tblCellMar>
     </w:tblPr>
   </w:style>
-  <w:style w:type="paragraph" w:customStyle="1" w:styleId="25">
+  <w:style w:type="paragraph" w:customStyle="1" w:styleId="TableText">
     <w:name w:val="Table Text"/>
-    <w:basedOn w:val="1"/>
+    <w:basedOn w:val="Normal"/>
     <w:semiHidden/>
     <w:qFormat/>
-    <w:uiPriority w:val="0"/>
     <w:rPr>
-      <w:rFonts w:ascii="宋体" w:hAnsi="宋体" w:eastAsia="宋体" w:cs="宋体"/>
+      <w:rFonts w:ascii="宋体" w:eastAsia="宋体" w:hAnsi="宋体" w:cs="宋体"/>
       <w:sz w:val="21"/>
       <w:szCs w:val="21"/>
       <w:lang w:val="en-US" w:eastAsia="en-US" w:bidi="ar-SA"/>
     </w:rPr>
   </w:style>
-  <w:style w:type="paragraph" w:customStyle="1" w:styleId="26">
+  <w:style w:type="paragraph" w:customStyle="1" w:styleId="1">
     <w:name w:val="柴_标题1"/>
-    <w:basedOn w:val="2"/>
-    <w:next w:val="27"/>
-    <w:link w:val="38"/>
+    <w:basedOn w:val="Heading1"/>
+    <w:next w:val="a"/>
+    <w:link w:val="1Char"/>
     <w:qFormat/>
-    <w:uiPriority w:val="0"/>
     <w:pPr>
       <w:spacing w:before="100" w:after="90" w:line="360" w:lineRule="auto"/>
     </w:pPr>
     <w:rPr>
-      <w:rFonts w:ascii="Arial" w:hAnsi="Arial" w:eastAsia="宋体"/>
+      <w:rFonts w:ascii="Arial" w:eastAsia="宋体" w:hAnsi="Arial"/>
       <w:sz w:val="32"/>
     </w:rPr>
   </w:style>
-  <w:style w:type="paragraph" w:customStyle="1" w:styleId="27">
+  <w:style w:type="paragraph" w:customStyle="1" w:styleId="a">
     <w:name w:val="柴_正文"/>
-    <w:basedOn w:val="12"/>
-    <w:link w:val="41"/>
+    <w:basedOn w:val="BodyText"/>
+    <w:link w:val="Char"/>
     <w:qFormat/>
-    <w:uiPriority w:val="0"/>
     <w:pPr>
       <w:spacing w:line="360" w:lineRule="auto"/>
       <w:ind w:firstLine="470" w:firstLineChars="200"/>
     </w:pPr>
     <w:rPr>
-      <w:rFonts w:ascii="Arial" w:hAnsi="Arial" w:eastAsia="宋体"/>
+      <w:rFonts w:ascii="Arial" w:eastAsia="宋体" w:hAnsi="Arial"/>
       <w:sz w:val="24"/>
       <w:lang w:eastAsia="zh-CN"/>
     </w:rPr>
   </w:style>
-  <w:style w:type="paragraph" w:customStyle="1" w:styleId="28">
+  <w:style w:type="paragraph" w:customStyle="1" w:styleId="2">
     <w:name w:val="柴_标题2"/>
-    <w:basedOn w:val="3"/>
-    <w:next w:val="27"/>
+    <w:basedOn w:val="Heading2"/>
+    <w:next w:val="a"/>
     <w:qFormat/>
-    <w:uiPriority w:val="0"/>
     <w:pPr>
       <w:spacing w:line="360" w:lineRule="auto"/>
     </w:pPr>
     <w:rPr>
-      <w:rFonts w:ascii="Arial" w:hAnsi="Arial" w:eastAsia="宋体"/>
+      <w:rFonts w:ascii="Arial" w:eastAsia="宋体" w:hAnsi="Arial"/>
       <w:sz w:val="28"/>
     </w:rPr>
   </w:style>
-  <w:style w:type="paragraph" w:customStyle="1" w:styleId="29">
+  <w:style w:type="paragraph" w:customStyle="1" w:styleId="3">
     <w:name w:val="柴_标题3"/>
-    <w:basedOn w:val="4"/>
-    <w:next w:val="27"/>
+    <w:basedOn w:val="Heading3"/>
+    <w:next w:val="a"/>
     <w:qFormat/>
-    <w:uiPriority w:val="0"/>
     <w:pPr>
       <w:spacing w:line="360" w:lineRule="auto"/>
       <w:ind w:left="0" w:firstLine="472" w:firstLineChars="200"/>
     </w:pPr>
     <w:rPr>
-      <w:rFonts w:ascii="宋体" w:hAnsi="宋体" w:eastAsia="宋体" w:cs="宋体"/>
+      <w:rFonts w:ascii="宋体" w:eastAsia="宋体" w:hAnsi="宋体" w:cs="宋体"/>
       <w:spacing w:val="-2"/>
       <w:sz w:val="24"/>
       <w:szCs w:val="24"/>
     </w:rPr>
   </w:style>
-  <w:style w:type="paragraph" w:customStyle="1" w:styleId="30">
+  <w:style w:type="paragraph" w:customStyle="1" w:styleId="a0">
     <w:name w:val="柴_目录"/>
-    <w:basedOn w:val="1"/>
-    <w:next w:val="12"/>
+    <w:basedOn w:val="Normal"/>
+    <w:next w:val="BodyText"/>
     <w:qFormat/>
-    <w:uiPriority w:val="0"/>
     <w:pPr>
       <w:tabs>
         <w:tab w:val="right" w:leader="dot" w:pos="8442"/>
@@ -6315,96 +6202,89 @@
       <w:ind w:left="0" w:leftChars="0"/>
     </w:pPr>
     <w:rPr>
-      <w:rFonts w:ascii="Arial" w:hAnsi="Arial" w:eastAsia="Microsoft JhengHei"/>
+      <w:rFonts w:ascii="Arial" w:eastAsia="Microsoft JhengHei" w:hAnsi="Arial"/>
       <w:sz w:val="24"/>
     </w:rPr>
   </w:style>
-  <w:style w:type="paragraph" w:customStyle="1" w:styleId="31">
+  <w:style w:type="paragraph" w:customStyle="1" w:styleId="a1">
     <w:name w:val="柴_公司名"/>
-    <w:basedOn w:val="19"/>
+    <w:basedOn w:val="Title"/>
     <w:qFormat/>
-    <w:uiPriority w:val="0"/>
     <w:pPr>
       <w:spacing w:after="600" w:afterLines="600"/>
     </w:pPr>
     <w:rPr>
-      <w:rFonts w:hint="eastAsia" w:ascii="宋体" w:hAnsi="宋体" w:eastAsia="宋体" w:cs="宋体"/>
+      <w:rFonts w:ascii="宋体" w:eastAsia="宋体" w:hAnsi="宋体" w:cs="宋体" w:hint="eastAsia"/>
       <w:bCs/>
       <w:spacing w:val="-6"/>
       <w:sz w:val="52"/>
       <w:szCs w:val="52"/>
     </w:rPr>
   </w:style>
-  <w:style w:type="paragraph" w:customStyle="1" w:styleId="32">
+  <w:style w:type="paragraph" w:customStyle="1" w:styleId="a2">
     <w:name w:val="柴_文档名"/>
-    <w:basedOn w:val="19"/>
+    <w:basedOn w:val="Title"/>
     <w:qFormat/>
-    <w:uiPriority w:val="0"/>
     <w:pPr>
       <w:spacing w:after="900" w:afterLines="900"/>
     </w:pPr>
     <w:rPr>
-      <w:rFonts w:ascii="黑体" w:hAnsi="黑体" w:eastAsia="黑体" w:cs="黑体"/>
+      <w:rFonts w:ascii="黑体" w:eastAsia="黑体" w:hAnsi="黑体" w:cs="黑体"/>
       <w:bCs/>
       <w:spacing w:val="-7"/>
       <w:sz w:val="52"/>
       <w:szCs w:val="52"/>
     </w:rPr>
   </w:style>
-  <w:style w:type="paragraph" w:customStyle="1" w:styleId="33">
+  <w:style w:type="paragraph" w:customStyle="1" w:styleId="WPSOffice1">
     <w:name w:val="WPSOffice手动目录 1"/>
     <w:qFormat/>
-    <w:uiPriority w:val="0"/>
     <w:pPr>
       <w:ind w:leftChars="0"/>
     </w:pPr>
     <w:rPr>
-      <w:rFonts w:ascii="Times New Roman" w:hAnsi="Times New Roman" w:eastAsia="宋体" w:cs="Times New Roman"/>
+      <w:rFonts w:ascii="Times New Roman" w:eastAsia="宋体" w:hAnsi="Times New Roman" w:cs="Times New Roman"/>
       <w:sz w:val="20"/>
       <w:szCs w:val="20"/>
     </w:rPr>
   </w:style>
-  <w:style w:type="paragraph" w:customStyle="1" w:styleId="34">
+  <w:style w:type="paragraph" w:customStyle="1" w:styleId="WPSOffice2">
     <w:name w:val="WPSOffice手动目录 2"/>
     <w:qFormat/>
-    <w:uiPriority w:val="0"/>
     <w:pPr>
       <w:ind w:leftChars="200"/>
     </w:pPr>
     <w:rPr>
-      <w:rFonts w:ascii="Times New Roman" w:hAnsi="Times New Roman" w:eastAsia="宋体" w:cs="Times New Roman"/>
+      <w:rFonts w:ascii="Times New Roman" w:eastAsia="宋体" w:hAnsi="Times New Roman" w:cs="Times New Roman"/>
       <w:sz w:val="20"/>
       <w:szCs w:val="20"/>
     </w:rPr>
   </w:style>
-  <w:style w:type="paragraph" w:customStyle="1" w:styleId="35">
+  <w:style w:type="paragraph" w:customStyle="1" w:styleId="WPSOffice3">
     <w:name w:val="WPSOffice手动目录 3"/>
     <w:qFormat/>
-    <w:uiPriority w:val="0"/>
     <w:pPr>
       <w:ind w:leftChars="400"/>
     </w:pPr>
     <w:rPr>
-      <w:rFonts w:ascii="Times New Roman" w:hAnsi="Times New Roman" w:eastAsia="宋体" w:cs="Times New Roman"/>
+      <w:rFonts w:ascii="Times New Roman" w:eastAsia="宋体" w:hAnsi="Times New Roman" w:cs="Times New Roman"/>
       <w:sz w:val="20"/>
       <w:szCs w:val="20"/>
     </w:rPr>
   </w:style>
-  <w:style w:type="paragraph" w:customStyle="1" w:styleId="36">
+  <w:style w:type="paragraph" w:customStyle="1" w:styleId="Compact">
     <w:name w:val="Compact"/>
-    <w:basedOn w:val="12"/>
+    <w:basedOn w:val="BodyText"/>
     <w:qFormat/>
-    <w:uiPriority w:val="0"/>
     <w:pPr>
       <w:spacing w:before="36" w:after="36"/>
     </w:pPr>
   </w:style>
-  <w:style w:type="table" w:customStyle="1" w:styleId="37">
+  <w:style w:type="table" w:customStyle="1" w:styleId="Table">
     <w:name w:val="Table"/>
     <w:semiHidden/>
     <w:unhideWhenUsed/>
     <w:qFormat/>
-    <w:uiPriority w:val="0"/>
     <w:tblPr>
       <w:tblCellMar>
         <w:top w:w="0" w:type="dxa"/>
@@ -6416,27 +6296,25 @@
     <w:tblStylePr w:type="firstRow">
       <w:tcPr>
         <w:tcBorders>
-          <w:bottom w:val="single" w:color="auto" w:sz="0" w:space="0"/>
+          <w:bottom w:val="single" w:sz="0" w:space="0" w:color="auto"/>
         </w:tcBorders>
         <w:vAlign w:val="bottom"/>
       </w:tcPr>
     </w:tblStylePr>
   </w:style>
-  <w:style w:type="character" w:customStyle="1" w:styleId="38">
+  <w:style w:type="character" w:customStyle="1" w:styleId="1Char">
     <w:name w:val="柴_标题1 Char"/>
-    <w:link w:val="26"/>
+    <w:link w:val="1"/>
     <w:qFormat/>
-    <w:uiPriority w:val="0"/>
     <w:rPr>
-      <w:rFonts w:ascii="Arial" w:hAnsi="Arial" w:eastAsia="宋体"/>
+      <w:rFonts w:ascii="Arial" w:eastAsia="宋体" w:hAnsi="Arial"/>
       <w:sz w:val="32"/>
     </w:rPr>
   </w:style>
-  <w:style w:type="paragraph" w:customStyle="1" w:styleId="39">
+  <w:style w:type="paragraph" w:customStyle="1" w:styleId="a3">
     <w:name w:val="柴_正文_无缩进"/>
-    <w:basedOn w:val="1"/>
+    <w:basedOn w:val="Normal"/>
     <w:qFormat/>
-    <w:uiPriority w:val="0"/>
     <w:pPr>
       <w:ind w:firstLine="0" w:firstLineChars="0"/>
     </w:pPr>
@@ -6446,31 +6324,29 @@
       <w:lang w:eastAsia="zh-CN"/>
     </w:rPr>
   </w:style>
-  <w:style w:type="paragraph" w:customStyle="1" w:styleId="40">
+  <w:style w:type="paragraph" w:customStyle="1" w:styleId="4">
     <w:name w:val="柴_标题4"/>
-    <w:basedOn w:val="5"/>
-    <w:next w:val="1"/>
+    <w:basedOn w:val="Heading4"/>
+    <w:next w:val="Normal"/>
     <w:qFormat/>
-    <w:uiPriority w:val="0"/>
     <w:pPr>
       <w:widowControl w:val="0"/>
       <w:spacing w:before="160" w:line="360" w:lineRule="auto"/>
-      <w:ind w:left="981" w:leftChars="300" w:hanging="862"/>
+      <w:ind w:left="981" w:hanging="862" w:leftChars="300"/>
     </w:pPr>
     <w:rPr>
-      <w:rFonts w:hint="eastAsia" w:ascii="Calibri" w:hAnsi="Calibri" w:eastAsia="宋体" w:cs="宋体"/>
+      <w:rFonts w:ascii="Calibri" w:eastAsia="宋体" w:hAnsi="Calibri" w:cs="宋体" w:hint="eastAsia"/>
       <w:sz w:val="24"/>
       <w:szCs w:val="24"/>
       <w:lang w:eastAsia="zh-CN" w:bidi="zh-CN"/>
     </w:rPr>
   </w:style>
-  <w:style w:type="character" w:customStyle="1" w:styleId="41">
+  <w:style w:type="character" w:customStyle="1" w:styleId="Char">
     <w:name w:val="柴_正文 Char"/>
-    <w:link w:val="27"/>
+    <w:link w:val="a"/>
     <w:qFormat/>
-    <w:uiPriority w:val="0"/>
     <w:rPr>
-      <w:rFonts w:ascii="Arial" w:hAnsi="Arial" w:eastAsia="宋体"/>
+      <w:rFonts w:ascii="Arial" w:eastAsia="宋体" w:hAnsi="Arial"/>
       <w:sz w:val="24"/>
       <w:lang w:eastAsia="zh-CN"/>
     </w:rPr>

--- a/5.人员管理/1.流程制度规范类文件/050107-人员入离职管理制度.docx
+++ b/5.人员管理/1.流程制度规范类文件/050107-人员入离职管理制度.docx
@@ -1,106 +1,103 @@
 
 <file path=word/document.xml><?xml version="1.0" encoding="utf-8"?>
-<w:document xmlns:wpc="http://schemas.microsoft.com/office/word/2010/wordprocessingCanvas" xmlns:mc="http://schemas.openxmlformats.org/markup-compatibility/2006" xmlns:o="urn:schemas-microsoft-com:office:office" xmlns:r="http://schemas.openxmlformats.org/officeDocument/2006/relationships" xmlns:m="http://schemas.openxmlformats.org/officeDocument/2006/math" xmlns:v="urn:schemas-microsoft-com:vml" xmlns:wp14="http://schemas.microsoft.com/office/word/2010/wordprocessingDrawing" xmlns:wp="http://schemas.openxmlformats.org/drawingml/2006/wordprocessingDrawing" xmlns:w10="urn:schemas-microsoft-com:office:word" xmlns:w="http://schemas.openxmlformats.org/wordprocessingml/2006/main" xmlns:w14="http://schemas.microsoft.com/office/word/2010/wordml" xmlns:w15="http://schemas.microsoft.com/office/word/2012/wordml" xmlns:wne="http://schemas.microsoft.com/office/word/2006/wordml" xmlns:wpg="http://schemas.microsoft.com/office/word/2010/wordprocessingGroup" xmlns:wpi="http://schemas.microsoft.com/office/word/2010/wordprocessingInk" xmlns:wps="http://schemas.microsoft.com/office/word/2010/wordprocessingShape" mc:Ignorable="w14 w15 wp14">
-  <!-- Generated by Aspose.Words for .NET 13.3.0.1 -->
+<w:document xmlns:wpc="http://schemas.microsoft.com/office/word/2010/wordprocessingCanvas" xmlns:mc="http://schemas.openxmlformats.org/markup-compatibility/2006" xmlns:o="urn:schemas-microsoft-com:office:office" xmlns:r="http://schemas.openxmlformats.org/officeDocument/2006/relationships" xmlns:m="http://schemas.openxmlformats.org/officeDocument/2006/math" xmlns:v="urn:schemas-microsoft-com:vml" xmlns:wp14="http://schemas.microsoft.com/office/word/2010/wordprocessingDrawing" xmlns:wp="http://schemas.openxmlformats.org/drawingml/2006/wordprocessingDrawing" xmlns:w="http://schemas.openxmlformats.org/wordprocessingml/2006/main" xmlns:w14="http://schemas.microsoft.com/office/word/2010/wordml" xmlns:w10="urn:schemas-microsoft-com:office:word" xmlns:w15="http://schemas.microsoft.com/office/word/2012/wordml" xmlns:wpg="http://schemas.microsoft.com/office/word/2010/wordprocessingGroup" xmlns:wpi="http://schemas.microsoft.com/office/word/2010/wordprocessingInk" xmlns:wne="http://schemas.microsoft.com/office/word/2006/wordml" xmlns:wps="http://schemas.microsoft.com/office/word/2010/wordprocessingShape" xmlns:wpsCustomData="http://www.wps.cn/officeDocument/2013/wpsCustomData" mc:Ignorable="w14 w15 wp14">
   <w:body>
     <w:p>
       <w:pPr>
-        <w:pStyle w:val="a1"/>
-        <w:keepNext w:val="0"/>
-        <w:keepLines w:val="0"/>
-        <w:pageBreakBefore w:val="0"/>
-        <w:widowControl w:val="0"/>
-        <w:kinsoku w:val="0"/>
-        <w:wordWrap/>
-        <w:overflowPunct/>
-        <w:topLinePunct w:val="0"/>
-        <w:autoSpaceDE w:val="0"/>
-        <w:autoSpaceDN w:val="0"/>
-        <w:bidi w:val="0"/>
-        <w:adjustRightInd w:val="0"/>
-        <w:snapToGrid w:val="0"/>
-        <w:textAlignment w:val="baseline"/>
-      </w:pPr>
-      <w:bookmarkStart w:id="0" w:name="_Toc16653"/>
-    </w:p>
-    <w:p>
-      <w:pPr>
-        <w:pStyle w:val="a1"/>
-        <w:keepNext w:val="0"/>
-        <w:keepLines w:val="0"/>
-        <w:pageBreakBefore w:val="0"/>
-        <w:widowControl w:val="0"/>
-        <w:kinsoku w:val="0"/>
-        <w:wordWrap/>
-        <w:overflowPunct/>
-        <w:topLinePunct w:val="0"/>
-        <w:autoSpaceDE w:val="0"/>
-        <w:autoSpaceDN w:val="0"/>
-        <w:bidi w:val="0"/>
-        <w:adjustRightInd w:val="0"/>
-        <w:snapToGrid w:val="0"/>
-        <w:textAlignment w:val="baseline"/>
-      </w:pPr>
-      <w:bookmarkStart w:id="1" w:name="_GoBack"/>
+        <w:pStyle w:val="31"/>
+        <w:keepNext w:val="0"/>
+        <w:keepLines w:val="0"/>
+        <w:pageBreakBefore w:val="0"/>
+        <w:widowControl w:val="0"/>
+        <w:kinsoku w:val="0"/>
+        <w:wordWrap/>
+        <w:overflowPunct/>
+        <w:topLinePunct w:val="0"/>
+        <w:autoSpaceDE w:val="0"/>
+        <w:autoSpaceDN w:val="0"/>
+        <w:bidi w:val="0"/>
+        <w:adjustRightInd w:val="0"/>
+        <w:snapToGrid w:val="0"/>
+        <w:textAlignment w:val="baseline"/>
+      </w:pPr>
+    </w:p>
+    <w:p>
+      <w:pPr>
+        <w:pStyle w:val="31"/>
+        <w:keepNext w:val="0"/>
+        <w:keepLines w:val="0"/>
+        <w:pageBreakBefore w:val="0"/>
+        <w:widowControl w:val="0"/>
+        <w:kinsoku w:val="0"/>
+        <w:wordWrap/>
+        <w:overflowPunct/>
+        <w:topLinePunct w:val="0"/>
+        <w:autoSpaceDE w:val="0"/>
+        <w:autoSpaceDN w:val="0"/>
+        <w:bidi w:val="0"/>
+        <w:adjustRightInd w:val="0"/>
+        <w:snapToGrid w:val="0"/>
+        <w:textAlignment w:val="baseline"/>
+      </w:pPr>
+      <w:bookmarkStart w:id="0" w:name="_Toc2412"/>
+      <w:r>
+        <w:t>人员</w:t>
+      </w:r>
+      <w:r>
+        <w:rPr>
+          <w:rFonts w:hint="eastAsia"/>
+          <w:lang w:val="en-US" w:eastAsia="zh-CN"/>
+        </w:rPr>
+        <w:t>入离职</w:t>
+      </w:r>
+      <w:r>
+        <w:t>管理制度</w:t>
+      </w:r>
+      <w:bookmarkEnd w:id="0"/>
+    </w:p>
+    <w:p>
+      <w:pPr>
+        <w:pStyle w:val="32"/>
+        <w:keepNext w:val="0"/>
+        <w:keepLines w:val="0"/>
+        <w:pageBreakBefore w:val="0"/>
+        <w:widowControl w:val="0"/>
+        <w:kinsoku w:val="0"/>
+        <w:wordWrap/>
+        <w:overflowPunct/>
+        <w:topLinePunct w:val="0"/>
+        <w:autoSpaceDE w:val="0"/>
+        <w:autoSpaceDN w:val="0"/>
+        <w:bidi w:val="0"/>
+        <w:adjustRightInd w:val="0"/>
+        <w:snapToGrid w:val="0"/>
+        <w:textAlignment w:val="baseline"/>
+      </w:pPr>
+      <w:bookmarkStart w:id="1" w:name="_Toc15887"/>
+      <w:r>
+        <w:t>中达丰集团有限公司</w:t>
+      </w:r>
       <w:bookmarkEnd w:id="1"/>
-      <w:r>
-        <w:t>人员</w:t>
-      </w:r>
-      <w:r>
-        <w:rPr>
-          <w:rFonts w:hint="eastAsia"/>
-          <w:lang w:val="en-US" w:eastAsia="zh-CN"/>
-        </w:rPr>
-        <w:t>入离职</w:t>
-      </w:r>
-      <w:r>
-        <w:t>管理制度</w:t>
-      </w:r>
-      <w:bookmarkEnd w:id="0"/>
-    </w:p>
-    <w:p>
-      <w:pPr>
-        <w:pStyle w:val="a2"/>
-        <w:keepNext w:val="0"/>
-        <w:keepLines w:val="0"/>
-        <w:pageBreakBefore w:val="0"/>
-        <w:widowControl w:val="0"/>
-        <w:kinsoku w:val="0"/>
-        <w:wordWrap/>
-        <w:overflowPunct/>
-        <w:topLinePunct w:val="0"/>
-        <w:autoSpaceDE w:val="0"/>
-        <w:autoSpaceDN w:val="0"/>
-        <w:bidi w:val="0"/>
-        <w:adjustRightInd w:val="0"/>
-        <w:snapToGrid w:val="0"/>
-        <w:textAlignment w:val="baseline"/>
-      </w:pPr>
-      <w:bookmarkStart w:id="2" w:name="_Toc12296"/>
-      <w:r>
-        <w:t>中达丰集团有限公司</w:t>
-      </w:r>
-      <w:bookmarkEnd w:id="2"/>
-    </w:p>
-    <w:p>
-      <w:pPr>
-        <w:pStyle w:val="a2"/>
-        <w:keepNext w:val="0"/>
-        <w:keepLines w:val="0"/>
-        <w:pageBreakBefore w:val="0"/>
-        <w:widowControl w:val="0"/>
-        <w:kinsoku w:val="0"/>
-        <w:wordWrap/>
-        <w:overflowPunct/>
-        <w:topLinePunct w:val="0"/>
-        <w:autoSpaceDE w:val="0"/>
-        <w:autoSpaceDN w:val="0"/>
-        <w:bidi w:val="0"/>
-        <w:adjustRightInd w:val="0"/>
-        <w:snapToGrid w:val="0"/>
-        <w:textAlignment w:val="baseline"/>
-        <w:rPr>
-          <w:rFonts w:ascii="宋体" w:eastAsia="宋体" w:hAnsi="宋体" w:cs="宋体" w:hint="eastAsia"/>
+    </w:p>
+    <w:p>
+      <w:pPr>
+        <w:pStyle w:val="32"/>
+        <w:keepNext w:val="0"/>
+        <w:keepLines w:val="0"/>
+        <w:pageBreakBefore w:val="0"/>
+        <w:widowControl w:val="0"/>
+        <w:kinsoku w:val="0"/>
+        <w:wordWrap/>
+        <w:overflowPunct/>
+        <w:topLinePunct w:val="0"/>
+        <w:autoSpaceDE w:val="0"/>
+        <w:autoSpaceDN w:val="0"/>
+        <w:bidi w:val="0"/>
+        <w:adjustRightInd w:val="0"/>
+        <w:snapToGrid w:val="0"/>
+        <w:textAlignment w:val="baseline"/>
+        <w:rPr>
+          <w:rFonts w:hint="eastAsia" w:ascii="宋体" w:hAnsi="宋体" w:eastAsia="宋体" w:cs="宋体"/>
           <w:b w:val="0"/>
           <w:bCs w:val="0"/>
           <w:sz w:val="36"/>
@@ -108,39 +105,39 @@
           <w:lang w:val="en-US" w:eastAsia="zh-CN"/>
         </w:rPr>
       </w:pPr>
-      <w:bookmarkStart w:id="3" w:name="_Toc12533"/>
-      <w:r>
-        <w:rPr>
-          <w:rFonts w:ascii="宋体" w:eastAsia="宋体" w:hAnsi="宋体" w:cs="宋体" w:hint="eastAsia"/>
+      <w:bookmarkStart w:id="2" w:name="_Toc210"/>
+      <w:r>
+        <w:rPr>
+          <w:rFonts w:hint="eastAsia" w:ascii="宋体" w:hAnsi="宋体" w:eastAsia="宋体" w:cs="宋体"/>
           <w:b w:val="0"/>
           <w:bCs w:val="0"/>
           <w:sz w:val="36"/>
           <w:szCs w:val="36"/>
           <w:lang w:val="en-US" w:eastAsia="zh-CN"/>
         </w:rPr>
-        <w:t>2025年7月4日</w:t>
-      </w:r>
-      <w:bookmarkEnd w:id="3"/>
-    </w:p>
-    <w:p>
-      <w:pPr>
-        <w:pStyle w:val="a2"/>
-        <w:keepNext w:val="0"/>
-        <w:keepLines w:val="0"/>
-        <w:pageBreakBefore w:val="0"/>
-        <w:widowControl w:val="0"/>
-        <w:kinsoku w:val="0"/>
-        <w:wordWrap/>
-        <w:overflowPunct/>
-        <w:topLinePunct w:val="0"/>
-        <w:autoSpaceDE w:val="0"/>
-        <w:autoSpaceDN w:val="0"/>
-        <w:bidi w:val="0"/>
-        <w:adjustRightInd w:val="0"/>
-        <w:snapToGrid w:val="0"/>
-        <w:textAlignment w:val="baseline"/>
-        <w:rPr>
-          <w:rFonts w:ascii="宋体" w:eastAsia="宋体" w:hAnsi="宋体" w:cs="宋体" w:hint="eastAsia"/>
+        <w:t>2025年4月4日</w:t>
+      </w:r>
+      <w:bookmarkEnd w:id="2"/>
+    </w:p>
+    <w:p>
+      <w:pPr>
+        <w:pStyle w:val="32"/>
+        <w:keepNext w:val="0"/>
+        <w:keepLines w:val="0"/>
+        <w:pageBreakBefore w:val="0"/>
+        <w:widowControl w:val="0"/>
+        <w:kinsoku w:val="0"/>
+        <w:wordWrap/>
+        <w:overflowPunct/>
+        <w:topLinePunct w:val="0"/>
+        <w:autoSpaceDE w:val="0"/>
+        <w:autoSpaceDN w:val="0"/>
+        <w:bidi w:val="0"/>
+        <w:adjustRightInd w:val="0"/>
+        <w:snapToGrid w:val="0"/>
+        <w:textAlignment w:val="baseline"/>
+        <w:rPr>
+          <w:rFonts w:hint="eastAsia" w:ascii="宋体" w:hAnsi="宋体" w:eastAsia="宋体" w:cs="宋体"/>
           <w:b w:val="0"/>
           <w:bCs w:val="0"/>
           <w:sz w:val="36"/>
@@ -149,7 +146,7 @@
         <w:sectPr>
           <w:pgSz w:w="11906" w:h="16839"/>
           <w:pgMar w:top="1431" w:right="1785" w:bottom="0" w:left="1785" w:header="0" w:footer="0" w:gutter="0"/>
-          <w:cols w:num="1" w:space="720"/>
+          <w:cols w:space="720" w:num="1"/>
         </w:sectPr>
       </w:pPr>
     </w:p>
@@ -173,22 +170,22 @@
         <w:textAlignment w:val="baseline"/>
         <w:outlineLvl w:val="1"/>
         <w:rPr>
-          <w:rFonts w:ascii="宋体" w:eastAsia="宋体" w:hAnsi="宋体" w:cs="宋体"/>
+          <w:rFonts w:ascii="宋体" w:hAnsi="宋体" w:eastAsia="宋体" w:cs="宋体"/>
           <w:sz w:val="28"/>
           <w:szCs w:val="28"/>
         </w:rPr>
       </w:pPr>
-      <w:bookmarkStart w:id="4" w:name="_Toc131"/>
-      <w:r>
-        <w:rPr>
-          <w:rFonts w:ascii="宋体" w:eastAsia="宋体" w:hAnsi="宋体" w:cs="宋体"/>
+      <w:bookmarkStart w:id="3" w:name="_Toc5362"/>
+      <w:r>
+        <w:rPr>
+          <w:rFonts w:ascii="宋体" w:hAnsi="宋体" w:eastAsia="宋体" w:cs="宋体"/>
           <w:spacing w:val="-3"/>
           <w:sz w:val="28"/>
           <w:szCs w:val="28"/>
         </w:rPr>
         <w:t>文档信息</w:t>
       </w:r>
-      <w:bookmarkEnd w:id="4"/>
+      <w:bookmarkEnd w:id="3"/>
     </w:p>
     <w:p>
       <w:pPr>
@@ -211,16 +208,16 @@
     </w:p>
     <w:tbl>
       <w:tblPr>
-        <w:tblStyle w:val="TableNormal0"/>
+        <w:tblStyle w:val="24"/>
         <w:tblW w:w="9072" w:type="dxa"/>
         <w:tblInd w:w="5" w:type="dxa"/>
         <w:tblBorders>
-          <w:top w:val="single" w:sz="4" w:space="0" w:color="000000"/>
-          <w:left w:val="single" w:sz="4" w:space="0" w:color="000000"/>
-          <w:bottom w:val="single" w:sz="4" w:space="0" w:color="000000"/>
-          <w:right w:val="single" w:sz="4" w:space="0" w:color="000000"/>
-          <w:insideH w:val="single" w:sz="4" w:space="0" w:color="000000"/>
-          <w:insideV w:val="single" w:sz="4" w:space="0" w:color="000000"/>
+          <w:top w:val="single" w:color="000000" w:sz="4" w:space="0"/>
+          <w:left w:val="single" w:color="000000" w:sz="4" w:space="0"/>
+          <w:bottom w:val="single" w:color="000000" w:sz="4" w:space="0"/>
+          <w:right w:val="single" w:color="000000" w:sz="4" w:space="0"/>
+          <w:insideH w:val="single" w:color="000000" w:sz="4" w:space="0"/>
+          <w:insideV w:val="single" w:color="000000" w:sz="4" w:space="0"/>
         </w:tblBorders>
         <w:tblLayout w:type="fixed"/>
         <w:tblCellMar>
@@ -239,17 +236,14 @@
       </w:tblGrid>
       <w:tr>
         <w:tblPrEx>
-          <w:tblW w:w="9072" w:type="dxa"/>
-          <w:tblInd w:w="5" w:type="dxa"/>
           <w:tblBorders>
-            <w:top w:val="single" w:sz="4" w:space="0" w:color="000000"/>
-            <w:left w:val="single" w:sz="4" w:space="0" w:color="000000"/>
-            <w:bottom w:val="single" w:sz="4" w:space="0" w:color="000000"/>
-            <w:right w:val="single" w:sz="4" w:space="0" w:color="000000"/>
-            <w:insideH w:val="single" w:sz="4" w:space="0" w:color="000000"/>
-            <w:insideV w:val="single" w:sz="4" w:space="0" w:color="000000"/>
+            <w:top w:val="single" w:color="000000" w:sz="4" w:space="0"/>
+            <w:left w:val="single" w:color="000000" w:sz="4" w:space="0"/>
+            <w:bottom w:val="single" w:color="000000" w:sz="4" w:space="0"/>
+            <w:right w:val="single" w:color="000000" w:sz="4" w:space="0"/>
+            <w:insideH w:val="single" w:color="000000" w:sz="4" w:space="0"/>
+            <w:insideV w:val="single" w:color="000000" w:sz="4" w:space="0"/>
           </w:tblBorders>
-          <w:tblLayout w:type="fixed"/>
           <w:tblCellMar>
             <w:top w:w="0" w:type="dxa"/>
             <w:left w:w="0" w:type="dxa"/>
@@ -258,7 +252,7 @@
           </w:tblCellMar>
         </w:tblPrEx>
         <w:trPr>
-          <w:trHeight w:val="611"/>
+          <w:trHeight w:val="611" w:hRule="atLeast"/>
         </w:trPr>
         <w:tc>
           <w:tcPr>
@@ -283,14 +277,14 @@
               <w:ind w:left="296"/>
               <w:textAlignment w:val="baseline"/>
               <w:rPr>
-                <w:rFonts w:ascii="宋体" w:eastAsia="宋体" w:hAnsi="宋体" w:cs="宋体"/>
+                <w:rFonts w:ascii="宋体" w:hAnsi="宋体" w:eastAsia="宋体" w:cs="宋体"/>
                 <w:sz w:val="21"/>
                 <w:szCs w:val="21"/>
               </w:rPr>
             </w:pPr>
             <w:r>
               <w:rPr>
-                <w:rFonts w:ascii="宋体" w:eastAsia="宋体" w:hAnsi="宋体" w:cs="宋体"/>
+                <w:rFonts w:ascii="宋体" w:hAnsi="宋体" w:eastAsia="宋体" w:cs="宋体"/>
                 <w:spacing w:val="-2"/>
                 <w:sz w:val="21"/>
                 <w:szCs w:val="21"/>
@@ -323,14 +317,14 @@
               <w:ind w:left="109"/>
               <w:textAlignment w:val="baseline"/>
               <w:rPr>
-                <w:rFonts w:ascii="宋体" w:eastAsia="宋体" w:hAnsi="宋体" w:cs="宋体"/>
+                <w:rFonts w:ascii="宋体" w:hAnsi="宋体" w:eastAsia="宋体" w:cs="宋体"/>
                 <w:sz w:val="21"/>
                 <w:szCs w:val="21"/>
               </w:rPr>
             </w:pPr>
             <w:r>
               <w:rPr>
-                <w:rFonts w:ascii="宋体" w:eastAsia="宋体" w:hAnsi="宋体" w:cs="宋体"/>
+                <w:rFonts w:ascii="宋体" w:hAnsi="宋体" w:eastAsia="宋体" w:cs="宋体"/>
                 <w:spacing w:val="-1"/>
                 <w:sz w:val="21"/>
                 <w:szCs w:val="21"/>
@@ -339,7 +333,7 @@
             </w:r>
             <w:r>
               <w:rPr>
-                <w:rFonts w:ascii="宋体" w:hAnsi="宋体" w:cs="宋体" w:hint="eastAsia"/>
+                <w:rFonts w:hint="eastAsia" w:ascii="宋体" w:hAnsi="宋体" w:cs="宋体"/>
                 <w:spacing w:val="-1"/>
                 <w:sz w:val="21"/>
                 <w:szCs w:val="21"/>
@@ -349,7 +343,7 @@
             </w:r>
             <w:r>
               <w:rPr>
-                <w:rFonts w:ascii="宋体" w:eastAsia="宋体" w:hAnsi="宋体" w:cs="宋体"/>
+                <w:rFonts w:ascii="宋体" w:hAnsi="宋体" w:eastAsia="宋体" w:cs="宋体"/>
                 <w:spacing w:val="-1"/>
                 <w:sz w:val="21"/>
                 <w:szCs w:val="21"/>
@@ -358,7 +352,7 @@
             </w:r>
             <w:r>
               <w:rPr>
-                <w:rFonts w:ascii="宋体" w:hAnsi="宋体" w:cs="宋体" w:hint="eastAsia"/>
+                <w:rFonts w:hint="eastAsia" w:ascii="宋体" w:hAnsi="宋体" w:cs="宋体"/>
                 <w:spacing w:val="-1"/>
                 <w:sz w:val="21"/>
                 <w:szCs w:val="21"/>
@@ -368,7 +362,7 @@
             </w:r>
             <w:r>
               <w:rPr>
-                <w:rFonts w:ascii="宋体" w:eastAsia="宋体" w:hAnsi="宋体" w:cs="宋体"/>
+                <w:rFonts w:ascii="宋体" w:hAnsi="宋体" w:eastAsia="宋体" w:cs="宋体"/>
                 <w:spacing w:val="-1"/>
                 <w:sz w:val="21"/>
                 <w:szCs w:val="21"/>
@@ -380,9 +374,14 @@
       </w:tr>
       <w:tr>
         <w:tblPrEx>
-          <w:tblW w:w="9072" w:type="dxa"/>
-          <w:tblInd w:w="5" w:type="dxa"/>
-          <w:tblLayout w:type="fixed"/>
+          <w:tblBorders>
+            <w:top w:val="single" w:color="000000" w:sz="4" w:space="0"/>
+            <w:left w:val="single" w:color="000000" w:sz="4" w:space="0"/>
+            <w:bottom w:val="single" w:color="000000" w:sz="4" w:space="0"/>
+            <w:right w:val="single" w:color="000000" w:sz="4" w:space="0"/>
+            <w:insideH w:val="single" w:color="000000" w:sz="4" w:space="0"/>
+            <w:insideV w:val="single" w:color="000000" w:sz="4" w:space="0"/>
+          </w:tblBorders>
           <w:tblCellMar>
             <w:top w:w="0" w:type="dxa"/>
             <w:left w:w="0" w:type="dxa"/>
@@ -391,7 +390,7 @@
           </w:tblCellMar>
         </w:tblPrEx>
         <w:trPr>
-          <w:trHeight w:val="606"/>
+          <w:trHeight w:val="606" w:hRule="atLeast"/>
         </w:trPr>
         <w:tc>
           <w:tcPr>
@@ -416,14 +415,14 @@
               <w:ind w:left="506"/>
               <w:textAlignment w:val="baseline"/>
               <w:rPr>
-                <w:rFonts w:ascii="宋体" w:eastAsia="宋体" w:hAnsi="宋体" w:cs="宋体"/>
+                <w:rFonts w:ascii="宋体" w:hAnsi="宋体" w:eastAsia="宋体" w:cs="宋体"/>
                 <w:sz w:val="21"/>
                 <w:szCs w:val="21"/>
               </w:rPr>
             </w:pPr>
             <w:r>
               <w:rPr>
-                <w:rFonts w:ascii="宋体" w:eastAsia="宋体" w:hAnsi="宋体" w:cs="宋体"/>
+                <w:rFonts w:ascii="宋体" w:hAnsi="宋体" w:eastAsia="宋体" w:cs="宋体"/>
                 <w:spacing w:val="-2"/>
                 <w:sz w:val="21"/>
                 <w:szCs w:val="21"/>
@@ -456,14 +455,14 @@
               <w:ind w:left="108"/>
               <w:textAlignment w:val="baseline"/>
               <w:rPr>
-                <w:rFonts w:ascii="宋体" w:eastAsia="宋体" w:hAnsi="宋体" w:cs="宋体"/>
+                <w:rFonts w:ascii="宋体" w:hAnsi="宋体" w:eastAsia="宋体" w:cs="宋体"/>
                 <w:sz w:val="21"/>
                 <w:szCs w:val="21"/>
               </w:rPr>
             </w:pPr>
             <w:r>
               <w:rPr>
-                <w:rFonts w:ascii="宋体" w:eastAsia="宋体" w:hAnsi="宋体" w:cs="宋体"/>
+                <w:rFonts w:ascii="宋体" w:hAnsi="宋体" w:eastAsia="宋体" w:cs="宋体"/>
                 <w:spacing w:val="-1"/>
                 <w:sz w:val="21"/>
                 <w:szCs w:val="21"/>
@@ -475,9 +474,14 @@
       </w:tr>
       <w:tr>
         <w:tblPrEx>
-          <w:tblW w:w="9072" w:type="dxa"/>
-          <w:tblInd w:w="5" w:type="dxa"/>
-          <w:tblLayout w:type="fixed"/>
+          <w:tblBorders>
+            <w:top w:val="single" w:color="000000" w:sz="4" w:space="0"/>
+            <w:left w:val="single" w:color="000000" w:sz="4" w:space="0"/>
+            <w:bottom w:val="single" w:color="000000" w:sz="4" w:space="0"/>
+            <w:right w:val="single" w:color="000000" w:sz="4" w:space="0"/>
+            <w:insideH w:val="single" w:color="000000" w:sz="4" w:space="0"/>
+            <w:insideV w:val="single" w:color="000000" w:sz="4" w:space="0"/>
+          </w:tblBorders>
           <w:tblCellMar>
             <w:top w:w="0" w:type="dxa"/>
             <w:left w:w="0" w:type="dxa"/>
@@ -486,7 +490,7 @@
           </w:tblCellMar>
         </w:tblPrEx>
         <w:trPr>
-          <w:trHeight w:val="606"/>
+          <w:trHeight w:val="606" w:hRule="atLeast"/>
         </w:trPr>
         <w:tc>
           <w:tcPr>
@@ -511,14 +515,14 @@
               <w:ind w:left="506"/>
               <w:textAlignment w:val="baseline"/>
               <w:rPr>
-                <w:rFonts w:ascii="宋体" w:eastAsia="宋体" w:hAnsi="宋体" w:cs="宋体"/>
+                <w:rFonts w:ascii="宋体" w:hAnsi="宋体" w:eastAsia="宋体" w:cs="宋体"/>
                 <w:sz w:val="21"/>
                 <w:szCs w:val="21"/>
               </w:rPr>
             </w:pPr>
             <w:r>
               <w:rPr>
-                <w:rFonts w:ascii="宋体" w:eastAsia="宋体" w:hAnsi="宋体" w:cs="宋体"/>
+                <w:rFonts w:ascii="宋体" w:hAnsi="宋体" w:eastAsia="宋体" w:cs="宋体"/>
                 <w:spacing w:val="-2"/>
                 <w:sz w:val="21"/>
                 <w:szCs w:val="21"/>
@@ -550,14 +554,14 @@
               <w:ind w:left="288"/>
               <w:textAlignment w:val="baseline"/>
               <w:rPr>
-                <w:rFonts w:ascii="宋体" w:eastAsia="宋体" w:hAnsi="宋体" w:cs="宋体"/>
+                <w:rFonts w:ascii="宋体" w:hAnsi="宋体" w:eastAsia="宋体" w:cs="宋体"/>
                 <w:sz w:val="21"/>
                 <w:szCs w:val="21"/>
               </w:rPr>
             </w:pPr>
             <w:r>
               <w:rPr>
-                <w:rFonts w:ascii="宋体" w:eastAsia="宋体" w:hAnsi="宋体" w:cs="宋体"/>
+                <w:rFonts w:ascii="宋体" w:hAnsi="宋体" w:eastAsia="宋体" w:cs="宋体"/>
                 <w:spacing w:val="-2"/>
                 <w:sz w:val="21"/>
                 <w:szCs w:val="21"/>
@@ -589,14 +593,14 @@
               <w:ind w:left="735"/>
               <w:textAlignment w:val="baseline"/>
               <w:rPr>
-                <w:rFonts w:ascii="宋体" w:eastAsia="宋体" w:hAnsi="宋体" w:cs="宋体"/>
+                <w:rFonts w:ascii="宋体" w:hAnsi="宋体" w:eastAsia="宋体" w:cs="宋体"/>
                 <w:sz w:val="21"/>
                 <w:szCs w:val="21"/>
               </w:rPr>
             </w:pPr>
             <w:r>
               <w:rPr>
-                <w:rFonts w:ascii="宋体" w:eastAsia="宋体" w:hAnsi="宋体" w:cs="宋体"/>
+                <w:rFonts w:ascii="宋体" w:hAnsi="宋体" w:eastAsia="宋体" w:cs="宋体"/>
                 <w:spacing w:val="-2"/>
                 <w:sz w:val="21"/>
                 <w:szCs w:val="21"/>
@@ -628,14 +632,14 @@
               <w:ind w:left="574"/>
               <w:textAlignment w:val="baseline"/>
               <w:rPr>
-                <w:rFonts w:ascii="宋体" w:eastAsia="宋体" w:hAnsi="宋体" w:cs="宋体"/>
+                <w:rFonts w:ascii="宋体" w:hAnsi="宋体" w:eastAsia="宋体" w:cs="宋体"/>
                 <w:sz w:val="21"/>
                 <w:szCs w:val="21"/>
               </w:rPr>
             </w:pPr>
             <w:r>
               <w:rPr>
-                <w:rFonts w:ascii="宋体" w:eastAsia="宋体" w:hAnsi="宋体" w:cs="宋体"/>
+                <w:rFonts w:ascii="宋体" w:hAnsi="宋体" w:eastAsia="宋体" w:cs="宋体"/>
                 <w:spacing w:val="-3"/>
                 <w:sz w:val="21"/>
                 <w:szCs w:val="21"/>
@@ -667,14 +671,14 @@
               <w:ind w:left="781"/>
               <w:textAlignment w:val="baseline"/>
               <w:rPr>
-                <w:rFonts w:ascii="宋体" w:eastAsia="宋体" w:hAnsi="宋体" w:cs="宋体"/>
+                <w:rFonts w:ascii="宋体" w:hAnsi="宋体" w:eastAsia="宋体" w:cs="宋体"/>
                 <w:sz w:val="21"/>
                 <w:szCs w:val="21"/>
               </w:rPr>
             </w:pPr>
             <w:r>
               <w:rPr>
-                <w:rFonts w:ascii="宋体" w:eastAsia="宋体" w:hAnsi="宋体" w:cs="宋体"/>
+                <w:rFonts w:ascii="宋体" w:hAnsi="宋体" w:eastAsia="宋体" w:cs="宋体"/>
                 <w:spacing w:val="-5"/>
                 <w:sz w:val="21"/>
                 <w:szCs w:val="21"/>
@@ -686,9 +690,14 @@
       </w:tr>
       <w:tr>
         <w:tblPrEx>
-          <w:tblW w:w="9072" w:type="dxa"/>
-          <w:tblInd w:w="5" w:type="dxa"/>
-          <w:tblLayout w:type="fixed"/>
+          <w:tblBorders>
+            <w:top w:val="single" w:color="000000" w:sz="4" w:space="0"/>
+            <w:left w:val="single" w:color="000000" w:sz="4" w:space="0"/>
+            <w:bottom w:val="single" w:color="000000" w:sz="4" w:space="0"/>
+            <w:right w:val="single" w:color="000000" w:sz="4" w:space="0"/>
+            <w:insideH w:val="single" w:color="000000" w:sz="4" w:space="0"/>
+            <w:insideV w:val="single" w:color="000000" w:sz="4" w:space="0"/>
+          </w:tblBorders>
           <w:tblCellMar>
             <w:top w:w="0" w:type="dxa"/>
             <w:left w:w="0" w:type="dxa"/>
@@ -697,7 +706,7 @@
           </w:tblCellMar>
         </w:tblPrEx>
         <w:trPr>
-          <w:trHeight w:val="474"/>
+          <w:trHeight w:val="474" w:hRule="atLeast"/>
         </w:trPr>
         <w:tc>
           <w:tcPr>
@@ -722,14 +731,14 @@
               <w:ind w:left="709"/>
               <w:textAlignment w:val="baseline"/>
               <w:rPr>
-                <w:rFonts w:ascii="宋体" w:eastAsia="宋体" w:hAnsi="宋体" w:cs="宋体"/>
+                <w:rFonts w:ascii="宋体" w:hAnsi="宋体" w:eastAsia="宋体" w:cs="宋体"/>
                 <w:sz w:val="21"/>
                 <w:szCs w:val="21"/>
               </w:rPr>
             </w:pPr>
             <w:r>
               <w:rPr>
-                <w:rFonts w:ascii="宋体" w:eastAsia="宋体" w:hAnsi="宋体" w:cs="宋体"/>
+                <w:rFonts w:ascii="宋体" w:hAnsi="宋体" w:eastAsia="宋体" w:cs="宋体"/>
                 <w:spacing w:val="-1"/>
                 <w:sz w:val="21"/>
                 <w:szCs w:val="21"/>
@@ -761,19 +770,19 @@
               <w:ind w:left="290"/>
               <w:textAlignment w:val="baseline"/>
               <w:rPr>
-                <w:rFonts w:ascii="宋体" w:eastAsia="宋体" w:hAnsi="宋体" w:cs="宋体"/>
+                <w:rFonts w:ascii="宋体" w:hAnsi="宋体" w:eastAsia="宋体" w:cs="宋体"/>
                 <w:sz w:val="21"/>
                 <w:szCs w:val="21"/>
               </w:rPr>
             </w:pPr>
             <w:r>
               <w:rPr>
-                <w:rFonts w:ascii="宋体" w:eastAsia="宋体" w:hAnsi="宋体" w:cs="宋体"/>
+                <w:rFonts w:ascii="宋体" w:hAnsi="宋体" w:eastAsia="宋体" w:cs="宋体"/>
                 <w:spacing w:val="-2"/>
                 <w:sz w:val="21"/>
                 <w:szCs w:val="21"/>
               </w:rPr>
-              <w:t>2025-7-4</w:t>
+              <w:t>2025-4-4</w:t>
             </w:r>
           </w:p>
         </w:tc>
@@ -800,14 +809,14 @@
               <w:ind w:left="738"/>
               <w:textAlignment w:val="baseline"/>
               <w:rPr>
-                <w:rFonts w:ascii="宋体" w:eastAsia="宋体" w:hAnsi="宋体" w:cs="宋体"/>
+                <w:rFonts w:ascii="宋体" w:hAnsi="宋体" w:eastAsia="宋体" w:cs="宋体"/>
                 <w:sz w:val="21"/>
                 <w:szCs w:val="21"/>
               </w:rPr>
             </w:pPr>
             <w:r>
               <w:rPr>
-                <w:rFonts w:ascii="宋体" w:eastAsia="宋体" w:hAnsi="宋体" w:cs="宋体"/>
+                <w:rFonts w:ascii="宋体" w:hAnsi="宋体" w:eastAsia="宋体" w:cs="宋体"/>
                 <w:spacing w:val="-3"/>
                 <w:sz w:val="21"/>
                 <w:szCs w:val="21"/>
@@ -839,14 +848,14 @@
               <w:ind w:left="575"/>
               <w:textAlignment w:val="baseline"/>
               <w:rPr>
-                <w:rFonts w:ascii="宋体" w:eastAsia="宋体" w:hAnsi="宋体" w:cs="宋体"/>
+                <w:rFonts w:ascii="宋体" w:hAnsi="宋体" w:eastAsia="宋体" w:cs="宋体"/>
                 <w:sz w:val="21"/>
                 <w:szCs w:val="21"/>
               </w:rPr>
             </w:pPr>
             <w:r>
               <w:rPr>
-                <w:rFonts w:ascii="宋体" w:eastAsia="宋体" w:hAnsi="宋体" w:cs="宋体" w:hint="eastAsia"/>
+                <w:rFonts w:hint="eastAsia" w:ascii="宋体" w:hAnsi="宋体" w:eastAsia="宋体" w:cs="宋体"/>
                 <w:sz w:val="21"/>
                 <w:szCs w:val="21"/>
                 <w:lang w:val="en-US" w:eastAsia="zh-CN"/>
@@ -878,14 +887,14 @@
               <w:ind w:left="671"/>
               <w:textAlignment w:val="baseline"/>
               <w:rPr>
-                <w:rFonts w:ascii="宋体" w:eastAsia="宋体" w:hAnsi="宋体" w:cs="宋体"/>
+                <w:rFonts w:ascii="宋体" w:hAnsi="宋体" w:eastAsia="宋体" w:cs="宋体"/>
                 <w:sz w:val="21"/>
                 <w:szCs w:val="21"/>
               </w:rPr>
             </w:pPr>
             <w:r>
               <w:rPr>
-                <w:rFonts w:ascii="宋体" w:eastAsia="宋体" w:hAnsi="宋体" w:cs="宋体"/>
+                <w:rFonts w:ascii="宋体" w:hAnsi="宋体" w:eastAsia="宋体" w:cs="宋体"/>
                 <w:spacing w:val="-3"/>
                 <w:sz w:val="21"/>
                 <w:szCs w:val="21"/>
@@ -897,9 +906,14 @@
       </w:tr>
       <w:tr>
         <w:tblPrEx>
-          <w:tblW w:w="9072" w:type="dxa"/>
-          <w:tblInd w:w="5" w:type="dxa"/>
-          <w:tblLayout w:type="fixed"/>
+          <w:tblBorders>
+            <w:top w:val="single" w:color="000000" w:sz="4" w:space="0"/>
+            <w:left w:val="single" w:color="000000" w:sz="4" w:space="0"/>
+            <w:bottom w:val="single" w:color="000000" w:sz="4" w:space="0"/>
+            <w:right w:val="single" w:color="000000" w:sz="4" w:space="0"/>
+            <w:insideH w:val="single" w:color="000000" w:sz="4" w:space="0"/>
+            <w:insideV w:val="single" w:color="000000" w:sz="4" w:space="0"/>
+          </w:tblBorders>
           <w:tblCellMar>
             <w:top w:w="0" w:type="dxa"/>
             <w:left w:w="0" w:type="dxa"/>
@@ -908,7 +922,7 @@
           </w:tblCellMar>
         </w:tblPrEx>
         <w:trPr>
-          <w:trHeight w:val="528"/>
+          <w:trHeight w:val="528" w:hRule="atLeast"/>
         </w:trPr>
         <w:tc>
           <w:tcPr>
@@ -916,7 +930,7 @@
           </w:tcPr>
           <w:p>
             <w:pPr>
-              <w:pStyle w:val="TableText"/>
+              <w:pStyle w:val="25"/>
               <w:keepNext w:val="0"/>
               <w:keepLines w:val="0"/>
               <w:pageBreakBefore w:val="0"/>
@@ -940,7 +954,7 @@
           </w:tcPr>
           <w:p>
             <w:pPr>
-              <w:pStyle w:val="TableText"/>
+              <w:pStyle w:val="25"/>
               <w:keepNext w:val="0"/>
               <w:keepLines w:val="0"/>
               <w:pageBreakBefore w:val="0"/>
@@ -964,7 +978,7 @@
           </w:tcPr>
           <w:p>
             <w:pPr>
-              <w:pStyle w:val="TableText"/>
+              <w:pStyle w:val="25"/>
               <w:keepNext w:val="0"/>
               <w:keepLines w:val="0"/>
               <w:pageBreakBefore w:val="0"/>
@@ -988,7 +1002,7 @@
           </w:tcPr>
           <w:p>
             <w:pPr>
-              <w:pStyle w:val="TableText"/>
+              <w:pStyle w:val="25"/>
               <w:keepNext w:val="0"/>
               <w:keepLines w:val="0"/>
               <w:pageBreakBefore w:val="0"/>
@@ -1012,7 +1026,7 @@
           </w:tcPr>
           <w:p>
             <w:pPr>
-              <w:pStyle w:val="TableText"/>
+              <w:pStyle w:val="25"/>
               <w:keepNext w:val="0"/>
               <w:keepLines w:val="0"/>
               <w:pageBreakBefore w:val="0"/>
@@ -1033,9 +1047,14 @@
       </w:tr>
       <w:tr>
         <w:tblPrEx>
-          <w:tblW w:w="9072" w:type="dxa"/>
-          <w:tblInd w:w="5" w:type="dxa"/>
-          <w:tblLayout w:type="fixed"/>
+          <w:tblBorders>
+            <w:top w:val="single" w:color="000000" w:sz="4" w:space="0"/>
+            <w:left w:val="single" w:color="000000" w:sz="4" w:space="0"/>
+            <w:bottom w:val="single" w:color="000000" w:sz="4" w:space="0"/>
+            <w:right w:val="single" w:color="000000" w:sz="4" w:space="0"/>
+            <w:insideH w:val="single" w:color="000000" w:sz="4" w:space="0"/>
+            <w:insideV w:val="single" w:color="000000" w:sz="4" w:space="0"/>
+          </w:tblBorders>
           <w:tblCellMar>
             <w:top w:w="0" w:type="dxa"/>
             <w:left w:w="0" w:type="dxa"/>
@@ -1044,7 +1063,7 @@
           </w:tblCellMar>
         </w:tblPrEx>
         <w:trPr>
-          <w:trHeight w:val="528"/>
+          <w:trHeight w:val="528" w:hRule="atLeast"/>
         </w:trPr>
         <w:tc>
           <w:tcPr>
@@ -1052,7 +1071,7 @@
           </w:tcPr>
           <w:p>
             <w:pPr>
-              <w:pStyle w:val="TableText"/>
+              <w:pStyle w:val="25"/>
               <w:keepNext w:val="0"/>
               <w:keepLines w:val="0"/>
               <w:pageBreakBefore w:val="0"/>
@@ -1076,7 +1095,7 @@
           </w:tcPr>
           <w:p>
             <w:pPr>
-              <w:pStyle w:val="TableText"/>
+              <w:pStyle w:val="25"/>
               <w:keepNext w:val="0"/>
               <w:keepLines w:val="0"/>
               <w:pageBreakBefore w:val="0"/>
@@ -1100,7 +1119,7 @@
           </w:tcPr>
           <w:p>
             <w:pPr>
-              <w:pStyle w:val="TableText"/>
+              <w:pStyle w:val="25"/>
               <w:keepNext w:val="0"/>
               <w:keepLines w:val="0"/>
               <w:pageBreakBefore w:val="0"/>
@@ -1124,7 +1143,7 @@
           </w:tcPr>
           <w:p>
             <w:pPr>
-              <w:pStyle w:val="TableText"/>
+              <w:pStyle w:val="25"/>
               <w:keepNext w:val="0"/>
               <w:keepLines w:val="0"/>
               <w:pageBreakBefore w:val="0"/>
@@ -1148,7 +1167,7 @@
           </w:tcPr>
           <w:p>
             <w:pPr>
-              <w:pStyle w:val="TableText"/>
+              <w:pStyle w:val="25"/>
               <w:keepNext w:val="0"/>
               <w:keepLines w:val="0"/>
               <w:pageBreakBefore w:val="0"/>
@@ -1169,9 +1188,14 @@
       </w:tr>
       <w:tr>
         <w:tblPrEx>
-          <w:tblW w:w="9072" w:type="dxa"/>
-          <w:tblInd w:w="5" w:type="dxa"/>
-          <w:tblLayout w:type="fixed"/>
+          <w:tblBorders>
+            <w:top w:val="single" w:color="000000" w:sz="4" w:space="0"/>
+            <w:left w:val="single" w:color="000000" w:sz="4" w:space="0"/>
+            <w:bottom w:val="single" w:color="000000" w:sz="4" w:space="0"/>
+            <w:right w:val="single" w:color="000000" w:sz="4" w:space="0"/>
+            <w:insideH w:val="single" w:color="000000" w:sz="4" w:space="0"/>
+            <w:insideV w:val="single" w:color="000000" w:sz="4" w:space="0"/>
+          </w:tblBorders>
           <w:tblCellMar>
             <w:top w:w="0" w:type="dxa"/>
             <w:left w:w="0" w:type="dxa"/>
@@ -1180,7 +1204,7 @@
           </w:tblCellMar>
         </w:tblPrEx>
         <w:trPr>
-          <w:trHeight w:val="528"/>
+          <w:trHeight w:val="528" w:hRule="atLeast"/>
         </w:trPr>
         <w:tc>
           <w:tcPr>
@@ -1188,7 +1212,7 @@
           </w:tcPr>
           <w:p>
             <w:pPr>
-              <w:pStyle w:val="TableText"/>
+              <w:pStyle w:val="25"/>
               <w:keepNext w:val="0"/>
               <w:keepLines w:val="0"/>
               <w:pageBreakBefore w:val="0"/>
@@ -1212,7 +1236,7 @@
           </w:tcPr>
           <w:p>
             <w:pPr>
-              <w:pStyle w:val="TableText"/>
+              <w:pStyle w:val="25"/>
               <w:keepNext w:val="0"/>
               <w:keepLines w:val="0"/>
               <w:pageBreakBefore w:val="0"/>
@@ -1236,7 +1260,7 @@
           </w:tcPr>
           <w:p>
             <w:pPr>
-              <w:pStyle w:val="TableText"/>
+              <w:pStyle w:val="25"/>
               <w:keepNext w:val="0"/>
               <w:keepLines w:val="0"/>
               <w:pageBreakBefore w:val="0"/>
@@ -1260,7 +1284,7 @@
           </w:tcPr>
           <w:p>
             <w:pPr>
-              <w:pStyle w:val="TableText"/>
+              <w:pStyle w:val="25"/>
               <w:keepNext w:val="0"/>
               <w:keepLines w:val="0"/>
               <w:pageBreakBefore w:val="0"/>
@@ -1284,7 +1308,7 @@
           </w:tcPr>
           <w:p>
             <w:pPr>
-              <w:pStyle w:val="TableText"/>
+              <w:pStyle w:val="25"/>
               <w:keepNext w:val="0"/>
               <w:keepLines w:val="0"/>
               <w:pageBreakBefore w:val="0"/>
@@ -1305,9 +1329,14 @@
       </w:tr>
       <w:tr>
         <w:tblPrEx>
-          <w:tblW w:w="9072" w:type="dxa"/>
-          <w:tblInd w:w="5" w:type="dxa"/>
-          <w:tblLayout w:type="fixed"/>
+          <w:tblBorders>
+            <w:top w:val="single" w:color="000000" w:sz="4" w:space="0"/>
+            <w:left w:val="single" w:color="000000" w:sz="4" w:space="0"/>
+            <w:bottom w:val="single" w:color="000000" w:sz="4" w:space="0"/>
+            <w:right w:val="single" w:color="000000" w:sz="4" w:space="0"/>
+            <w:insideH w:val="single" w:color="000000" w:sz="4" w:space="0"/>
+            <w:insideV w:val="single" w:color="000000" w:sz="4" w:space="0"/>
+          </w:tblBorders>
           <w:tblCellMar>
             <w:top w:w="0" w:type="dxa"/>
             <w:left w:w="0" w:type="dxa"/>
@@ -1316,7 +1345,7 @@
           </w:tblCellMar>
         </w:tblPrEx>
         <w:trPr>
-          <w:trHeight w:val="589"/>
+          <w:trHeight w:val="589" w:hRule="atLeast"/>
         </w:trPr>
         <w:tc>
           <w:tcPr>
@@ -1324,7 +1353,7 @@
           </w:tcPr>
           <w:p>
             <w:pPr>
-              <w:pStyle w:val="TableText"/>
+              <w:pStyle w:val="25"/>
               <w:keepNext w:val="0"/>
               <w:keepLines w:val="0"/>
               <w:pageBreakBefore w:val="0"/>
@@ -1348,7 +1377,7 @@
           </w:tcPr>
           <w:p>
             <w:pPr>
-              <w:pStyle w:val="TableText"/>
+              <w:pStyle w:val="25"/>
               <w:keepNext w:val="0"/>
               <w:keepLines w:val="0"/>
               <w:pageBreakBefore w:val="0"/>
@@ -1372,7 +1401,7 @@
           </w:tcPr>
           <w:p>
             <w:pPr>
-              <w:pStyle w:val="TableText"/>
+              <w:pStyle w:val="25"/>
               <w:keepNext w:val="0"/>
               <w:keepLines w:val="0"/>
               <w:pageBreakBefore w:val="0"/>
@@ -1396,7 +1425,7 @@
           </w:tcPr>
           <w:p>
             <w:pPr>
-              <w:pStyle w:val="TableText"/>
+              <w:pStyle w:val="25"/>
               <w:keepNext w:val="0"/>
               <w:keepLines w:val="0"/>
               <w:pageBreakBefore w:val="0"/>
@@ -1420,7 +1449,7 @@
           </w:tcPr>
           <w:p>
             <w:pPr>
-              <w:pStyle w:val="TableText"/>
+              <w:pStyle w:val="25"/>
               <w:keepNext w:val="0"/>
               <w:keepLines w:val="0"/>
               <w:pageBreakBefore w:val="0"/>
@@ -1442,7 +1471,7 @@
     </w:tbl>
     <w:p>
       <w:pPr>
-        <w:pStyle w:val="BodyText"/>
+        <w:pStyle w:val="12"/>
         <w:keepNext w:val="0"/>
         <w:keepLines w:val="0"/>
         <w:pageBreakBefore w:val="0"/>
@@ -1476,17 +1505,17 @@
         <w:snapToGrid w:val="0"/>
         <w:textAlignment w:val="baseline"/>
         <w:sectPr>
-          <w:footerReference w:type="default" r:id="rId4"/>
+          <w:footerReference r:id="rId5" w:type="default"/>
           <w:pgSz w:w="11906" w:h="16839"/>
           <w:pgMar w:top="1431" w:right="1127" w:bottom="1233" w:left="1696" w:header="0" w:footer="1070" w:gutter="0"/>
-          <w:cols w:num="1" w:space="720"/>
+          <w:cols w:space="720" w:num="1"/>
         </w:sectPr>
       </w:pPr>
     </w:p>
     <w:sdt>
       <w:sdtPr>
         <w:rPr>
-          <w:rFonts w:ascii="宋体" w:eastAsia="宋体" w:hAnsi="宋体" w:cs="Arial"/>
+          <w:rFonts w:ascii="宋体" w:hAnsi="宋体" w:eastAsia="宋体" w:cs="Arial"/>
           <w:snapToGrid w:val="0"/>
           <w:color w:val="000000"/>
           <w:kern w:val="0"/>
@@ -1502,7 +1531,7 @@
       </w:sdtPr>
       <w:sdtEndPr>
         <w:rPr>
-          <w:rFonts w:ascii="宋体" w:eastAsia="宋体" w:hAnsi="宋体" w:cs="宋体"/>
+          <w:rFonts w:ascii="宋体" w:hAnsi="宋体" w:eastAsia="宋体" w:cs="宋体"/>
           <w:snapToGrid w:val="0"/>
           <w:color w:val="000000"/>
           <w:kern w:val="0"/>
@@ -1528,13 +1557,13 @@
             <w:adjustRightInd w:val="0"/>
             <w:snapToGrid w:val="0"/>
             <w:spacing w:before="0" w:beforeLines="0" w:after="0" w:afterLines="0" w:line="240" w:lineRule="auto"/>
-            <w:ind w:left="0" w:right="0" w:firstLine="0" w:leftChars="0" w:rightChars="0" w:firstLineChars="0"/>
+            <w:ind w:left="0" w:leftChars="0" w:right="0" w:rightChars="0" w:firstLine="0" w:firstLineChars="0"/>
             <w:jc w:val="center"/>
             <w:textAlignment w:val="baseline"/>
           </w:pPr>
           <w:r>
             <w:rPr>
-              <w:rFonts w:ascii="宋体" w:eastAsia="宋体" w:hAnsi="宋体"/>
+              <w:rFonts w:ascii="宋体" w:hAnsi="宋体" w:eastAsia="宋体"/>
               <w:sz w:val="21"/>
             </w:rPr>
             <w:t>目录</w:t>
@@ -1542,28 +1571,16 @@
         </w:p>
         <w:p>
           <w:pPr>
-            <w:pStyle w:val="TOC1"/>
-            <w:keepNext w:val="0"/>
-            <w:keepLines w:val="0"/>
-            <w:pageBreakBefore w:val="0"/>
-            <w:widowControl w:val="0"/>
+            <w:pStyle w:val="16"/>
             <w:tabs>
               <w:tab w:val="right" w:leader="dot" w:pos="8488"/>
             </w:tabs>
-            <w:kinsoku w:val="0"/>
-            <w:wordWrap/>
-            <w:overflowPunct/>
-            <w:topLinePunct w:val="0"/>
-            <w:autoSpaceDE w:val="0"/>
-            <w:autoSpaceDN w:val="0"/>
-            <w:bidi w:val="0"/>
-            <w:adjustRightInd w:val="0"/>
-            <w:snapToGrid w:val="0"/>
-            <w:textAlignment w:val="baseline"/>
           </w:pPr>
-          <w:r>
-            <w:rPr>
-              <w:rFonts w:ascii="宋体" w:eastAsia="宋体" w:hAnsi="宋体" w:cs="宋体"/>
+          <w:bookmarkStart w:id="76" w:name="_GoBack"/>
+          <w:bookmarkEnd w:id="76"/>
+          <w:r>
+            <w:rPr>
+              <w:rFonts w:ascii="宋体" w:hAnsi="宋体" w:eastAsia="宋体" w:cs="宋体"/>
               <w:sz w:val="21"/>
               <w:szCs w:val="21"/>
             </w:rPr>
@@ -1571,7 +1588,7 @@
           </w:r>
           <w:r>
             <w:rPr>
-              <w:rFonts w:ascii="宋体" w:eastAsia="宋体" w:hAnsi="宋体" w:cs="宋体"/>
+              <w:rFonts w:ascii="宋体" w:hAnsi="宋体" w:eastAsia="宋体" w:cs="宋体"/>
               <w:sz w:val="21"/>
               <w:szCs w:val="21"/>
             </w:rPr>
@@ -1579,7 +1596,7 @@
           </w:r>
           <w:r>
             <w:rPr>
-              <w:rFonts w:ascii="宋体" w:eastAsia="宋体" w:hAnsi="宋体" w:cs="宋体"/>
+              <w:rFonts w:ascii="宋体" w:hAnsi="宋体" w:eastAsia="宋体" w:cs="宋体"/>
               <w:sz w:val="21"/>
               <w:szCs w:val="21"/>
             </w:rPr>
@@ -1587,21 +1604,21 @@
           </w:r>
           <w:r>
             <w:rPr>
-              <w:rFonts w:ascii="宋体" w:eastAsia="宋体" w:hAnsi="宋体" w:cs="宋体"/>
+              <w:rFonts w:ascii="宋体" w:hAnsi="宋体" w:eastAsia="宋体" w:cs="宋体"/>
               <w:szCs w:val="21"/>
             </w:rPr>
             <w:fldChar w:fldCharType="begin"/>
           </w:r>
           <w:r>
             <w:rPr>
-              <w:rFonts w:ascii="宋体" w:eastAsia="宋体" w:hAnsi="宋体" w:cs="宋体"/>
-              <w:szCs w:val="21"/>
-            </w:rPr>
-            <w:instrText xml:space="preserve"> HYPERLINK \l _Toc16653 </w:instrText>
-          </w:r>
-          <w:r>
-            <w:rPr>
-              <w:rFonts w:ascii="宋体" w:eastAsia="宋体" w:hAnsi="宋体" w:cs="宋体"/>
+              <w:rFonts w:ascii="宋体" w:hAnsi="宋体" w:eastAsia="宋体" w:cs="宋体"/>
+              <w:szCs w:val="21"/>
+            </w:rPr>
+            <w:instrText xml:space="preserve"> HYPERLINK \l _Toc2412 </w:instrText>
+          </w:r>
+          <w:r>
+            <w:rPr>
+              <w:rFonts w:ascii="宋体" w:hAnsi="宋体" w:eastAsia="宋体" w:cs="宋体"/>
               <w:szCs w:val="21"/>
             </w:rPr>
             <w:fldChar w:fldCharType="separate"/>
@@ -1626,7 +1643,7 @@
             <w:fldChar w:fldCharType="begin"/>
           </w:r>
           <w:r>
-            <w:instrText xml:space="preserve"> PAGEREF _Toc16653 \h </w:instrText>
+            <w:instrText xml:space="preserve"> PAGEREF _Toc2412 \h </w:instrText>
           </w:r>
           <w:r>
             <w:fldChar w:fldCharType="separate"/>
@@ -1639,7 +1656,7 @@
           </w:r>
           <w:r>
             <w:rPr>
-              <w:rFonts w:ascii="宋体" w:eastAsia="宋体" w:hAnsi="宋体" w:cs="宋体"/>
+              <w:rFonts w:ascii="宋体" w:hAnsi="宋体" w:eastAsia="宋体" w:cs="宋体"/>
               <w:szCs w:val="21"/>
             </w:rPr>
             <w:fldChar w:fldCharType="end"/>
@@ -1647,42 +1664,28 @@
         </w:p>
         <w:p>
           <w:pPr>
-            <w:pStyle w:val="TOC1"/>
-            <w:keepNext w:val="0"/>
-            <w:keepLines w:val="0"/>
-            <w:pageBreakBefore w:val="0"/>
-            <w:widowControl w:val="0"/>
+            <w:pStyle w:val="16"/>
             <w:tabs>
               <w:tab w:val="right" w:leader="dot" w:pos="8488"/>
             </w:tabs>
-            <w:kinsoku w:val="0"/>
-            <w:wordWrap/>
-            <w:overflowPunct/>
-            <w:topLinePunct w:val="0"/>
-            <w:autoSpaceDE w:val="0"/>
-            <w:autoSpaceDN w:val="0"/>
-            <w:bidi w:val="0"/>
-            <w:adjustRightInd w:val="0"/>
-            <w:snapToGrid w:val="0"/>
-            <w:textAlignment w:val="baseline"/>
           </w:pPr>
           <w:r>
             <w:rPr>
-              <w:rFonts w:ascii="宋体" w:eastAsia="宋体" w:hAnsi="宋体" w:cs="宋体"/>
+              <w:rFonts w:ascii="宋体" w:hAnsi="宋体" w:eastAsia="宋体" w:cs="宋体"/>
               <w:szCs w:val="21"/>
             </w:rPr>
             <w:fldChar w:fldCharType="begin"/>
           </w:r>
           <w:r>
             <w:rPr>
-              <w:rFonts w:ascii="宋体" w:eastAsia="宋体" w:hAnsi="宋体" w:cs="宋体"/>
-              <w:szCs w:val="21"/>
-            </w:rPr>
-            <w:instrText xml:space="preserve"> HYPERLINK \l _Toc12296 </w:instrText>
-          </w:r>
-          <w:r>
-            <w:rPr>
-              <w:rFonts w:ascii="宋体" w:eastAsia="宋体" w:hAnsi="宋体" w:cs="宋体"/>
+              <w:rFonts w:ascii="宋体" w:hAnsi="宋体" w:eastAsia="宋体" w:cs="宋体"/>
+              <w:szCs w:val="21"/>
+            </w:rPr>
+            <w:instrText xml:space="preserve"> HYPERLINK \l _Toc15887 </w:instrText>
+          </w:r>
+          <w:r>
+            <w:rPr>
+              <w:rFonts w:ascii="宋体" w:hAnsi="宋体" w:eastAsia="宋体" w:cs="宋体"/>
               <w:szCs w:val="21"/>
             </w:rPr>
             <w:fldChar w:fldCharType="separate"/>
@@ -1697,7 +1700,7 @@
             <w:fldChar w:fldCharType="begin"/>
           </w:r>
           <w:r>
-            <w:instrText xml:space="preserve"> PAGEREF _Toc12296 \h </w:instrText>
+            <w:instrText xml:space="preserve"> PAGEREF _Toc15887 \h </w:instrText>
           </w:r>
           <w:r>
             <w:fldChar w:fldCharType="separate"/>
@@ -1710,7 +1713,7 @@
           </w:r>
           <w:r>
             <w:rPr>
-              <w:rFonts w:ascii="宋体" w:eastAsia="宋体" w:hAnsi="宋体" w:cs="宋体"/>
+              <w:rFonts w:ascii="宋体" w:hAnsi="宋体" w:eastAsia="宋体" w:cs="宋体"/>
               <w:szCs w:val="21"/>
             </w:rPr>
             <w:fldChar w:fldCharType="end"/>
@@ -1718,54 +1721,40 @@
         </w:p>
         <w:p>
           <w:pPr>
-            <w:pStyle w:val="TOC1"/>
-            <w:keepNext w:val="0"/>
-            <w:keepLines w:val="0"/>
-            <w:pageBreakBefore w:val="0"/>
-            <w:widowControl w:val="0"/>
+            <w:pStyle w:val="16"/>
             <w:tabs>
               <w:tab w:val="right" w:leader="dot" w:pos="8488"/>
             </w:tabs>
-            <w:kinsoku w:val="0"/>
-            <w:wordWrap/>
-            <w:overflowPunct/>
-            <w:topLinePunct w:val="0"/>
-            <w:autoSpaceDE w:val="0"/>
-            <w:autoSpaceDN w:val="0"/>
-            <w:bidi w:val="0"/>
-            <w:adjustRightInd w:val="0"/>
-            <w:snapToGrid w:val="0"/>
-            <w:textAlignment w:val="baseline"/>
           </w:pPr>
           <w:r>
             <w:rPr>
-              <w:rFonts w:ascii="宋体" w:eastAsia="宋体" w:hAnsi="宋体" w:cs="宋体"/>
+              <w:rFonts w:ascii="宋体" w:hAnsi="宋体" w:eastAsia="宋体" w:cs="宋体"/>
               <w:szCs w:val="21"/>
             </w:rPr>
             <w:fldChar w:fldCharType="begin"/>
           </w:r>
           <w:r>
             <w:rPr>
-              <w:rFonts w:ascii="宋体" w:eastAsia="宋体" w:hAnsi="宋体" w:cs="宋体"/>
-              <w:szCs w:val="21"/>
-            </w:rPr>
-            <w:instrText xml:space="preserve"> HYPERLINK \l _Toc12533 </w:instrText>
-          </w:r>
-          <w:r>
-            <w:rPr>
-              <w:rFonts w:ascii="宋体" w:eastAsia="宋体" w:hAnsi="宋体" w:cs="宋体"/>
+              <w:rFonts w:ascii="宋体" w:hAnsi="宋体" w:eastAsia="宋体" w:cs="宋体"/>
+              <w:szCs w:val="21"/>
+            </w:rPr>
+            <w:instrText xml:space="preserve"> HYPERLINK \l _Toc210 </w:instrText>
+          </w:r>
+          <w:r>
+            <w:rPr>
+              <w:rFonts w:ascii="宋体" w:hAnsi="宋体" w:eastAsia="宋体" w:cs="宋体"/>
               <w:szCs w:val="21"/>
             </w:rPr>
             <w:fldChar w:fldCharType="separate"/>
           </w:r>
           <w:r>
             <w:rPr>
-              <w:rFonts w:ascii="宋体" w:eastAsia="宋体" w:hAnsi="宋体" w:cs="宋体" w:hint="eastAsia"/>
+              <w:rFonts w:hint="eastAsia" w:ascii="宋体" w:hAnsi="宋体" w:eastAsia="宋体" w:cs="宋体"/>
               <w:bCs w:val="0"/>
               <w:szCs w:val="36"/>
               <w:lang w:val="en-US" w:eastAsia="zh-CN"/>
             </w:rPr>
-            <w:t>2025年7月4日</w:t>
+            <w:t>2025年4月4日</w:t>
           </w:r>
           <w:r>
             <w:tab/>
@@ -1774,7 +1763,7 @@
             <w:fldChar w:fldCharType="begin"/>
           </w:r>
           <w:r>
-            <w:instrText xml:space="preserve"> PAGEREF _Toc12533 \h </w:instrText>
+            <w:instrText xml:space="preserve"> PAGEREF _Toc210 \h </w:instrText>
           </w:r>
           <w:r>
             <w:fldChar w:fldCharType="separate"/>
@@ -1787,7 +1776,7 @@
           </w:r>
           <w:r>
             <w:rPr>
-              <w:rFonts w:ascii="宋体" w:eastAsia="宋体" w:hAnsi="宋体" w:cs="宋体"/>
+              <w:rFonts w:ascii="宋体" w:hAnsi="宋体" w:eastAsia="宋体" w:cs="宋体"/>
               <w:szCs w:val="21"/>
             </w:rPr>
             <w:fldChar w:fldCharType="end"/>
@@ -1795,49 +1784,35 @@
         </w:p>
         <w:p>
           <w:pPr>
-            <w:pStyle w:val="TOC2"/>
-            <w:keepNext w:val="0"/>
-            <w:keepLines w:val="0"/>
-            <w:pageBreakBefore w:val="0"/>
-            <w:widowControl w:val="0"/>
+            <w:pStyle w:val="17"/>
             <w:tabs>
               <w:tab w:val="right" w:leader="dot" w:pos="8488"/>
             </w:tabs>
-            <w:kinsoku w:val="0"/>
-            <w:wordWrap/>
-            <w:overflowPunct/>
-            <w:topLinePunct w:val="0"/>
-            <w:autoSpaceDE w:val="0"/>
-            <w:autoSpaceDN w:val="0"/>
-            <w:bidi w:val="0"/>
-            <w:adjustRightInd w:val="0"/>
-            <w:snapToGrid w:val="0"/>
-            <w:textAlignment w:val="baseline"/>
           </w:pPr>
           <w:r>
             <w:rPr>
-              <w:rFonts w:ascii="宋体" w:eastAsia="宋体" w:hAnsi="宋体" w:cs="宋体"/>
+              <w:rFonts w:ascii="宋体" w:hAnsi="宋体" w:eastAsia="宋体" w:cs="宋体"/>
               <w:szCs w:val="21"/>
             </w:rPr>
             <w:fldChar w:fldCharType="begin"/>
           </w:r>
           <w:r>
             <w:rPr>
-              <w:rFonts w:ascii="宋体" w:eastAsia="宋体" w:hAnsi="宋体" w:cs="宋体"/>
-              <w:szCs w:val="21"/>
-            </w:rPr>
-            <w:instrText xml:space="preserve"> HYPERLINK \l _Toc131 </w:instrText>
-          </w:r>
-          <w:r>
-            <w:rPr>
-              <w:rFonts w:ascii="宋体" w:eastAsia="宋体" w:hAnsi="宋体" w:cs="宋体"/>
+              <w:rFonts w:ascii="宋体" w:hAnsi="宋体" w:eastAsia="宋体" w:cs="宋体"/>
+              <w:szCs w:val="21"/>
+            </w:rPr>
+            <w:instrText xml:space="preserve"> HYPERLINK \l _Toc5362 </w:instrText>
+          </w:r>
+          <w:r>
+            <w:rPr>
+              <w:rFonts w:ascii="宋体" w:hAnsi="宋体" w:eastAsia="宋体" w:cs="宋体"/>
               <w:szCs w:val="21"/>
             </w:rPr>
             <w:fldChar w:fldCharType="separate"/>
           </w:r>
           <w:r>
             <w:rPr>
-              <w:rFonts w:ascii="宋体" w:eastAsia="宋体" w:hAnsi="宋体" w:cs="宋体"/>
+              <w:rFonts w:ascii="宋体" w:hAnsi="宋体" w:eastAsia="宋体" w:cs="宋体"/>
               <w:spacing w:val="-3"/>
               <w:szCs w:val="28"/>
             </w:rPr>
@@ -1850,7 +1825,7 @@
             <w:fldChar w:fldCharType="begin"/>
           </w:r>
           <w:r>
-            <w:instrText xml:space="preserve"> PAGEREF _Toc131 \h </w:instrText>
+            <w:instrText xml:space="preserve"> PAGEREF _Toc5362 \h </w:instrText>
           </w:r>
           <w:r>
             <w:fldChar w:fldCharType="separate"/>
@@ -1863,7 +1838,7 @@
           </w:r>
           <w:r>
             <w:rPr>
-              <w:rFonts w:ascii="宋体" w:eastAsia="宋体" w:hAnsi="宋体" w:cs="宋体"/>
+              <w:rFonts w:ascii="宋体" w:hAnsi="宋体" w:eastAsia="宋体" w:cs="宋体"/>
               <w:szCs w:val="21"/>
             </w:rPr>
             <w:fldChar w:fldCharType="end"/>
@@ -1871,42 +1846,28 @@
         </w:p>
         <w:p>
           <w:pPr>
-            <w:pStyle w:val="TOC1"/>
-            <w:keepNext w:val="0"/>
-            <w:keepLines w:val="0"/>
-            <w:pageBreakBefore w:val="0"/>
-            <w:widowControl w:val="0"/>
+            <w:pStyle w:val="16"/>
             <w:tabs>
               <w:tab w:val="right" w:leader="dot" w:pos="8488"/>
             </w:tabs>
-            <w:kinsoku w:val="0"/>
-            <w:wordWrap/>
-            <w:overflowPunct/>
-            <w:topLinePunct w:val="0"/>
-            <w:autoSpaceDE w:val="0"/>
-            <w:autoSpaceDN w:val="0"/>
-            <w:bidi w:val="0"/>
-            <w:adjustRightInd w:val="0"/>
-            <w:snapToGrid w:val="0"/>
-            <w:textAlignment w:val="baseline"/>
           </w:pPr>
           <w:r>
             <w:rPr>
-              <w:rFonts w:ascii="宋体" w:eastAsia="宋体" w:hAnsi="宋体" w:cs="宋体"/>
+              <w:rFonts w:ascii="宋体" w:hAnsi="宋体" w:eastAsia="宋体" w:cs="宋体"/>
               <w:szCs w:val="21"/>
             </w:rPr>
             <w:fldChar w:fldCharType="begin"/>
           </w:r>
           <w:r>
             <w:rPr>
-              <w:rFonts w:ascii="宋体" w:eastAsia="宋体" w:hAnsi="宋体" w:cs="宋体"/>
-              <w:szCs w:val="21"/>
-            </w:rPr>
-            <w:instrText xml:space="preserve"> HYPERLINK \l _Toc9993 </w:instrText>
-          </w:r>
-          <w:r>
-            <w:rPr>
-              <w:rFonts w:ascii="宋体" w:eastAsia="宋体" w:hAnsi="宋体" w:cs="宋体"/>
+              <w:rFonts w:ascii="宋体" w:hAnsi="宋体" w:eastAsia="宋体" w:cs="宋体"/>
+              <w:szCs w:val="21"/>
+            </w:rPr>
+            <w:instrText xml:space="preserve"> HYPERLINK \l _Toc2055 </w:instrText>
+          </w:r>
+          <w:r>
+            <w:rPr>
+              <w:rFonts w:ascii="宋体" w:hAnsi="宋体" w:eastAsia="宋体" w:cs="宋体"/>
               <w:szCs w:val="21"/>
             </w:rPr>
             <w:fldChar w:fldCharType="separate"/>
@@ -1930,7 +1891,7 @@
             <w:fldChar w:fldCharType="begin"/>
           </w:r>
           <w:r>
-            <w:instrText xml:space="preserve"> PAGEREF _Toc9993 \h </w:instrText>
+            <w:instrText xml:space="preserve"> PAGEREF _Toc2055 \h </w:instrText>
           </w:r>
           <w:r>
             <w:fldChar w:fldCharType="separate"/>
@@ -1943,7 +1904,7 @@
           </w:r>
           <w:r>
             <w:rPr>
-              <w:rFonts w:ascii="宋体" w:eastAsia="宋体" w:hAnsi="宋体" w:cs="宋体"/>
+              <w:rFonts w:ascii="宋体" w:hAnsi="宋体" w:eastAsia="宋体" w:cs="宋体"/>
               <w:szCs w:val="21"/>
             </w:rPr>
             <w:fldChar w:fldCharType="end"/>
@@ -1951,42 +1912,28 @@
         </w:p>
         <w:p>
           <w:pPr>
-            <w:pStyle w:val="TOC1"/>
-            <w:keepNext w:val="0"/>
-            <w:keepLines w:val="0"/>
-            <w:pageBreakBefore w:val="0"/>
-            <w:widowControl w:val="0"/>
+            <w:pStyle w:val="16"/>
             <w:tabs>
               <w:tab w:val="right" w:leader="dot" w:pos="8488"/>
             </w:tabs>
-            <w:kinsoku w:val="0"/>
-            <w:wordWrap/>
-            <w:overflowPunct/>
-            <w:topLinePunct w:val="0"/>
-            <w:autoSpaceDE w:val="0"/>
-            <w:autoSpaceDN w:val="0"/>
-            <w:bidi w:val="0"/>
-            <w:adjustRightInd w:val="0"/>
-            <w:snapToGrid w:val="0"/>
-            <w:textAlignment w:val="baseline"/>
           </w:pPr>
           <w:r>
             <w:rPr>
-              <w:rFonts w:ascii="宋体" w:eastAsia="宋体" w:hAnsi="宋体" w:cs="宋体"/>
+              <w:rFonts w:ascii="宋体" w:hAnsi="宋体" w:eastAsia="宋体" w:cs="宋体"/>
               <w:szCs w:val="21"/>
             </w:rPr>
             <w:fldChar w:fldCharType="begin"/>
           </w:r>
           <w:r>
             <w:rPr>
-              <w:rFonts w:ascii="宋体" w:eastAsia="宋体" w:hAnsi="宋体" w:cs="宋体"/>
-              <w:szCs w:val="21"/>
-            </w:rPr>
-            <w:instrText xml:space="preserve"> HYPERLINK \l _Toc3926 </w:instrText>
-          </w:r>
-          <w:r>
-            <w:rPr>
-              <w:rFonts w:ascii="宋体" w:eastAsia="宋体" w:hAnsi="宋体" w:cs="宋体"/>
+              <w:rFonts w:ascii="宋体" w:hAnsi="宋体" w:eastAsia="宋体" w:cs="宋体"/>
+              <w:szCs w:val="21"/>
+            </w:rPr>
+            <w:instrText xml:space="preserve"> HYPERLINK \l _Toc4700 </w:instrText>
+          </w:r>
+          <w:r>
+            <w:rPr>
+              <w:rFonts w:ascii="宋体" w:hAnsi="宋体" w:eastAsia="宋体" w:cs="宋体"/>
               <w:szCs w:val="21"/>
             </w:rPr>
             <w:fldChar w:fldCharType="separate"/>
@@ -2010,7 +1957,7 @@
             <w:fldChar w:fldCharType="begin"/>
           </w:r>
           <w:r>
-            <w:instrText xml:space="preserve"> PAGEREF _Toc3926 \h </w:instrText>
+            <w:instrText xml:space="preserve"> PAGEREF _Toc4700 \h </w:instrText>
           </w:r>
           <w:r>
             <w:fldChar w:fldCharType="separate"/>
@@ -2023,7 +1970,7 @@
           </w:r>
           <w:r>
             <w:rPr>
-              <w:rFonts w:ascii="宋体" w:eastAsia="宋体" w:hAnsi="宋体" w:cs="宋体"/>
+              <w:rFonts w:ascii="宋体" w:hAnsi="宋体" w:eastAsia="宋体" w:cs="宋体"/>
               <w:szCs w:val="21"/>
             </w:rPr>
             <w:fldChar w:fldCharType="end"/>
@@ -2031,42 +1978,28 @@
         </w:p>
         <w:p>
           <w:pPr>
-            <w:pStyle w:val="TOC1"/>
-            <w:keepNext w:val="0"/>
-            <w:keepLines w:val="0"/>
-            <w:pageBreakBefore w:val="0"/>
-            <w:widowControl w:val="0"/>
+            <w:pStyle w:val="16"/>
             <w:tabs>
               <w:tab w:val="right" w:leader="dot" w:pos="8488"/>
             </w:tabs>
-            <w:kinsoku w:val="0"/>
-            <w:wordWrap/>
-            <w:overflowPunct/>
-            <w:topLinePunct w:val="0"/>
-            <w:autoSpaceDE w:val="0"/>
-            <w:autoSpaceDN w:val="0"/>
-            <w:bidi w:val="0"/>
-            <w:adjustRightInd w:val="0"/>
-            <w:snapToGrid w:val="0"/>
-            <w:textAlignment w:val="baseline"/>
           </w:pPr>
           <w:r>
             <w:rPr>
-              <w:rFonts w:ascii="宋体" w:eastAsia="宋体" w:hAnsi="宋体" w:cs="宋体"/>
+              <w:rFonts w:ascii="宋体" w:hAnsi="宋体" w:eastAsia="宋体" w:cs="宋体"/>
               <w:szCs w:val="21"/>
             </w:rPr>
             <w:fldChar w:fldCharType="begin"/>
           </w:r>
           <w:r>
             <w:rPr>
-              <w:rFonts w:ascii="宋体" w:eastAsia="宋体" w:hAnsi="宋体" w:cs="宋体"/>
-              <w:szCs w:val="21"/>
-            </w:rPr>
-            <w:instrText xml:space="preserve"> HYPERLINK \l _Toc12416 </w:instrText>
-          </w:r>
-          <w:r>
-            <w:rPr>
-              <w:rFonts w:ascii="宋体" w:eastAsia="宋体" w:hAnsi="宋体" w:cs="宋体"/>
+              <w:rFonts w:ascii="宋体" w:hAnsi="宋体" w:eastAsia="宋体" w:cs="宋体"/>
+              <w:szCs w:val="21"/>
+            </w:rPr>
+            <w:instrText xml:space="preserve"> HYPERLINK \l _Toc13008 </w:instrText>
+          </w:r>
+          <w:r>
+            <w:rPr>
+              <w:rFonts w:ascii="宋体" w:hAnsi="宋体" w:eastAsia="宋体" w:cs="宋体"/>
               <w:szCs w:val="21"/>
             </w:rPr>
             <w:fldChar w:fldCharType="separate"/>
@@ -2090,7 +2023,7 @@
             <w:fldChar w:fldCharType="begin"/>
           </w:r>
           <w:r>
-            <w:instrText xml:space="preserve"> PAGEREF _Toc12416 \h </w:instrText>
+            <w:instrText xml:space="preserve"> PAGEREF _Toc13008 \h </w:instrText>
           </w:r>
           <w:r>
             <w:fldChar w:fldCharType="separate"/>
@@ -2103,7 +2036,7 @@
           </w:r>
           <w:r>
             <w:rPr>
-              <w:rFonts w:ascii="宋体" w:eastAsia="宋体" w:hAnsi="宋体" w:cs="宋体"/>
+              <w:rFonts w:ascii="宋体" w:hAnsi="宋体" w:eastAsia="宋体" w:cs="宋体"/>
               <w:szCs w:val="21"/>
             </w:rPr>
             <w:fldChar w:fldCharType="end"/>
@@ -2111,42 +2044,28 @@
         </w:p>
         <w:p>
           <w:pPr>
-            <w:pStyle w:val="TOC2"/>
-            <w:keepNext w:val="0"/>
-            <w:keepLines w:val="0"/>
-            <w:pageBreakBefore w:val="0"/>
-            <w:widowControl w:val="0"/>
+            <w:pStyle w:val="17"/>
             <w:tabs>
               <w:tab w:val="right" w:leader="dot" w:pos="8488"/>
             </w:tabs>
-            <w:kinsoku w:val="0"/>
-            <w:wordWrap/>
-            <w:overflowPunct/>
-            <w:topLinePunct w:val="0"/>
-            <w:autoSpaceDE w:val="0"/>
-            <w:autoSpaceDN w:val="0"/>
-            <w:bidi w:val="0"/>
-            <w:adjustRightInd w:val="0"/>
-            <w:snapToGrid w:val="0"/>
-            <w:textAlignment w:val="baseline"/>
           </w:pPr>
           <w:r>
             <w:rPr>
-              <w:rFonts w:ascii="宋体" w:eastAsia="宋体" w:hAnsi="宋体" w:cs="宋体"/>
+              <w:rFonts w:ascii="宋体" w:hAnsi="宋体" w:eastAsia="宋体" w:cs="宋体"/>
               <w:szCs w:val="21"/>
             </w:rPr>
             <w:fldChar w:fldCharType="begin"/>
           </w:r>
           <w:r>
             <w:rPr>
-              <w:rFonts w:ascii="宋体" w:eastAsia="宋体" w:hAnsi="宋体" w:cs="宋体"/>
-              <w:szCs w:val="21"/>
-            </w:rPr>
-            <w:instrText xml:space="preserve"> HYPERLINK \l _Toc13759 </w:instrText>
-          </w:r>
-          <w:r>
-            <w:rPr>
-              <w:rFonts w:ascii="宋体" w:eastAsia="宋体" w:hAnsi="宋体" w:cs="宋体"/>
+              <w:rFonts w:ascii="宋体" w:hAnsi="宋体" w:eastAsia="宋体" w:cs="宋体"/>
+              <w:szCs w:val="21"/>
+            </w:rPr>
+            <w:instrText xml:space="preserve"> HYPERLINK \l _Toc5263 </w:instrText>
+          </w:r>
+          <w:r>
+            <w:rPr>
+              <w:rFonts w:ascii="宋体" w:hAnsi="宋体" w:eastAsia="宋体" w:cs="宋体"/>
               <w:szCs w:val="21"/>
             </w:rPr>
             <w:fldChar w:fldCharType="separate"/>
@@ -2170,7 +2089,7 @@
             <w:fldChar w:fldCharType="begin"/>
           </w:r>
           <w:r>
-            <w:instrText xml:space="preserve"> PAGEREF _Toc13759 \h </w:instrText>
+            <w:instrText xml:space="preserve"> PAGEREF _Toc5263 \h </w:instrText>
           </w:r>
           <w:r>
             <w:fldChar w:fldCharType="separate"/>
@@ -2183,7 +2102,7 @@
           </w:r>
           <w:r>
             <w:rPr>
-              <w:rFonts w:ascii="宋体" w:eastAsia="宋体" w:hAnsi="宋体" w:cs="宋体"/>
+              <w:rFonts w:ascii="宋体" w:hAnsi="宋体" w:eastAsia="宋体" w:cs="宋体"/>
               <w:szCs w:val="21"/>
             </w:rPr>
             <w:fldChar w:fldCharType="end"/>
@@ -2191,42 +2110,28 @@
         </w:p>
         <w:p>
           <w:pPr>
-            <w:pStyle w:val="TOC2"/>
-            <w:keepNext w:val="0"/>
-            <w:keepLines w:val="0"/>
-            <w:pageBreakBefore w:val="0"/>
-            <w:widowControl w:val="0"/>
+            <w:pStyle w:val="17"/>
             <w:tabs>
               <w:tab w:val="right" w:leader="dot" w:pos="8488"/>
             </w:tabs>
-            <w:kinsoku w:val="0"/>
-            <w:wordWrap/>
-            <w:overflowPunct/>
-            <w:topLinePunct w:val="0"/>
-            <w:autoSpaceDE w:val="0"/>
-            <w:autoSpaceDN w:val="0"/>
-            <w:bidi w:val="0"/>
-            <w:adjustRightInd w:val="0"/>
-            <w:snapToGrid w:val="0"/>
-            <w:textAlignment w:val="baseline"/>
           </w:pPr>
           <w:r>
             <w:rPr>
-              <w:rFonts w:ascii="宋体" w:eastAsia="宋体" w:hAnsi="宋体" w:cs="宋体"/>
+              <w:rFonts w:ascii="宋体" w:hAnsi="宋体" w:eastAsia="宋体" w:cs="宋体"/>
               <w:szCs w:val="21"/>
             </w:rPr>
             <w:fldChar w:fldCharType="begin"/>
           </w:r>
           <w:r>
             <w:rPr>
-              <w:rFonts w:ascii="宋体" w:eastAsia="宋体" w:hAnsi="宋体" w:cs="宋体"/>
-              <w:szCs w:val="21"/>
-            </w:rPr>
-            <w:instrText xml:space="preserve"> HYPERLINK \l _Toc18171 </w:instrText>
-          </w:r>
-          <w:r>
-            <w:rPr>
-              <w:rFonts w:ascii="宋体" w:eastAsia="宋体" w:hAnsi="宋体" w:cs="宋体"/>
+              <w:rFonts w:ascii="宋体" w:hAnsi="宋体" w:eastAsia="宋体" w:cs="宋体"/>
+              <w:szCs w:val="21"/>
+            </w:rPr>
+            <w:instrText xml:space="preserve"> HYPERLINK \l _Toc25007 </w:instrText>
+          </w:r>
+          <w:r>
+            <w:rPr>
+              <w:rFonts w:ascii="宋体" w:hAnsi="宋体" w:eastAsia="宋体" w:cs="宋体"/>
               <w:szCs w:val="21"/>
             </w:rPr>
             <w:fldChar w:fldCharType="separate"/>
@@ -2250,7 +2155,7 @@
             <w:fldChar w:fldCharType="begin"/>
           </w:r>
           <w:r>
-            <w:instrText xml:space="preserve"> PAGEREF _Toc18171 \h </w:instrText>
+            <w:instrText xml:space="preserve"> PAGEREF _Toc25007 \h </w:instrText>
           </w:r>
           <w:r>
             <w:fldChar w:fldCharType="separate"/>
@@ -2263,7 +2168,7 @@
           </w:r>
           <w:r>
             <w:rPr>
-              <w:rFonts w:ascii="宋体" w:eastAsia="宋体" w:hAnsi="宋体" w:cs="宋体"/>
+              <w:rFonts w:ascii="宋体" w:hAnsi="宋体" w:eastAsia="宋体" w:cs="宋体"/>
               <w:szCs w:val="21"/>
             </w:rPr>
             <w:fldChar w:fldCharType="end"/>
@@ -2271,42 +2176,28 @@
         </w:p>
         <w:p>
           <w:pPr>
-            <w:pStyle w:val="TOC2"/>
-            <w:keepNext w:val="0"/>
-            <w:keepLines w:val="0"/>
-            <w:pageBreakBefore w:val="0"/>
-            <w:widowControl w:val="0"/>
+            <w:pStyle w:val="17"/>
             <w:tabs>
               <w:tab w:val="right" w:leader="dot" w:pos="8488"/>
             </w:tabs>
-            <w:kinsoku w:val="0"/>
-            <w:wordWrap/>
-            <w:overflowPunct/>
-            <w:topLinePunct w:val="0"/>
-            <w:autoSpaceDE w:val="0"/>
-            <w:autoSpaceDN w:val="0"/>
-            <w:bidi w:val="0"/>
-            <w:adjustRightInd w:val="0"/>
-            <w:snapToGrid w:val="0"/>
-            <w:textAlignment w:val="baseline"/>
           </w:pPr>
           <w:r>
             <w:rPr>
-              <w:rFonts w:ascii="宋体" w:eastAsia="宋体" w:hAnsi="宋体" w:cs="宋体"/>
+              <w:rFonts w:ascii="宋体" w:hAnsi="宋体" w:eastAsia="宋体" w:cs="宋体"/>
               <w:szCs w:val="21"/>
             </w:rPr>
             <w:fldChar w:fldCharType="begin"/>
           </w:r>
           <w:r>
             <w:rPr>
-              <w:rFonts w:ascii="宋体" w:eastAsia="宋体" w:hAnsi="宋体" w:cs="宋体"/>
-              <w:szCs w:val="21"/>
-            </w:rPr>
-            <w:instrText xml:space="preserve"> HYPERLINK \l _Toc24268 </w:instrText>
-          </w:r>
-          <w:r>
-            <w:rPr>
-              <w:rFonts w:ascii="宋体" w:eastAsia="宋体" w:hAnsi="宋体" w:cs="宋体"/>
+              <w:rFonts w:ascii="宋体" w:hAnsi="宋体" w:eastAsia="宋体" w:cs="宋体"/>
+              <w:szCs w:val="21"/>
+            </w:rPr>
+            <w:instrText xml:space="preserve"> HYPERLINK \l _Toc12325 </w:instrText>
+          </w:r>
+          <w:r>
+            <w:rPr>
+              <w:rFonts w:ascii="宋体" w:hAnsi="宋体" w:eastAsia="宋体" w:cs="宋体"/>
               <w:szCs w:val="21"/>
             </w:rPr>
             <w:fldChar w:fldCharType="separate"/>
@@ -2330,7 +2221,7 @@
             <w:fldChar w:fldCharType="begin"/>
           </w:r>
           <w:r>
-            <w:instrText xml:space="preserve"> PAGEREF _Toc24268 \h </w:instrText>
+            <w:instrText xml:space="preserve"> PAGEREF _Toc12325 \h </w:instrText>
           </w:r>
           <w:r>
             <w:fldChar w:fldCharType="separate"/>
@@ -2343,7 +2234,7 @@
           </w:r>
           <w:r>
             <w:rPr>
-              <w:rFonts w:ascii="宋体" w:eastAsia="宋体" w:hAnsi="宋体" w:cs="宋体"/>
+              <w:rFonts w:ascii="宋体" w:hAnsi="宋体" w:eastAsia="宋体" w:cs="宋体"/>
               <w:szCs w:val="21"/>
             </w:rPr>
             <w:fldChar w:fldCharType="end"/>
@@ -2351,42 +2242,28 @@
         </w:p>
         <w:p>
           <w:pPr>
-            <w:pStyle w:val="TOC1"/>
-            <w:keepNext w:val="0"/>
-            <w:keepLines w:val="0"/>
-            <w:pageBreakBefore w:val="0"/>
-            <w:widowControl w:val="0"/>
+            <w:pStyle w:val="16"/>
             <w:tabs>
               <w:tab w:val="right" w:leader="dot" w:pos="8488"/>
             </w:tabs>
-            <w:kinsoku w:val="0"/>
-            <w:wordWrap/>
-            <w:overflowPunct/>
-            <w:topLinePunct w:val="0"/>
-            <w:autoSpaceDE w:val="0"/>
-            <w:autoSpaceDN w:val="0"/>
-            <w:bidi w:val="0"/>
-            <w:adjustRightInd w:val="0"/>
-            <w:snapToGrid w:val="0"/>
-            <w:textAlignment w:val="baseline"/>
           </w:pPr>
           <w:r>
             <w:rPr>
-              <w:rFonts w:ascii="宋体" w:eastAsia="宋体" w:hAnsi="宋体" w:cs="宋体"/>
+              <w:rFonts w:ascii="宋体" w:hAnsi="宋体" w:eastAsia="宋体" w:cs="宋体"/>
               <w:szCs w:val="21"/>
             </w:rPr>
             <w:fldChar w:fldCharType="begin"/>
           </w:r>
           <w:r>
             <w:rPr>
-              <w:rFonts w:ascii="宋体" w:eastAsia="宋体" w:hAnsi="宋体" w:cs="宋体"/>
-              <w:szCs w:val="21"/>
-            </w:rPr>
-            <w:instrText xml:space="preserve"> HYPERLINK \l _Toc27003 </w:instrText>
-          </w:r>
-          <w:r>
-            <w:rPr>
-              <w:rFonts w:ascii="宋体" w:eastAsia="宋体" w:hAnsi="宋体" w:cs="宋体"/>
+              <w:rFonts w:ascii="宋体" w:hAnsi="宋体" w:eastAsia="宋体" w:cs="宋体"/>
+              <w:szCs w:val="21"/>
+            </w:rPr>
+            <w:instrText xml:space="preserve"> HYPERLINK \l _Toc15477 </w:instrText>
+          </w:r>
+          <w:r>
+            <w:rPr>
+              <w:rFonts w:ascii="宋体" w:hAnsi="宋体" w:eastAsia="宋体" w:cs="宋体"/>
               <w:szCs w:val="21"/>
             </w:rPr>
             <w:fldChar w:fldCharType="separate"/>
@@ -2410,7 +2287,7 @@
             <w:fldChar w:fldCharType="begin"/>
           </w:r>
           <w:r>
-            <w:instrText xml:space="preserve"> PAGEREF _Toc27003 \h </w:instrText>
+            <w:instrText xml:space="preserve"> PAGEREF _Toc15477 \h </w:instrText>
           </w:r>
           <w:r>
             <w:fldChar w:fldCharType="separate"/>
@@ -2423,7 +2300,7 @@
           </w:r>
           <w:r>
             <w:rPr>
-              <w:rFonts w:ascii="宋体" w:eastAsia="宋体" w:hAnsi="宋体" w:cs="宋体"/>
+              <w:rFonts w:ascii="宋体" w:hAnsi="宋体" w:eastAsia="宋体" w:cs="宋体"/>
               <w:szCs w:val="21"/>
             </w:rPr>
             <w:fldChar w:fldCharType="end"/>
@@ -2431,42 +2308,28 @@
         </w:p>
         <w:p>
           <w:pPr>
-            <w:pStyle w:val="TOC2"/>
-            <w:keepNext w:val="0"/>
-            <w:keepLines w:val="0"/>
-            <w:pageBreakBefore w:val="0"/>
-            <w:widowControl w:val="0"/>
+            <w:pStyle w:val="17"/>
             <w:tabs>
               <w:tab w:val="right" w:leader="dot" w:pos="8488"/>
             </w:tabs>
-            <w:kinsoku w:val="0"/>
-            <w:wordWrap/>
-            <w:overflowPunct/>
-            <w:topLinePunct w:val="0"/>
-            <w:autoSpaceDE w:val="0"/>
-            <w:autoSpaceDN w:val="0"/>
-            <w:bidi w:val="0"/>
-            <w:adjustRightInd w:val="0"/>
-            <w:snapToGrid w:val="0"/>
-            <w:textAlignment w:val="baseline"/>
           </w:pPr>
           <w:r>
             <w:rPr>
-              <w:rFonts w:ascii="宋体" w:eastAsia="宋体" w:hAnsi="宋体" w:cs="宋体"/>
+              <w:rFonts w:ascii="宋体" w:hAnsi="宋体" w:eastAsia="宋体" w:cs="宋体"/>
               <w:szCs w:val="21"/>
             </w:rPr>
             <w:fldChar w:fldCharType="begin"/>
           </w:r>
           <w:r>
             <w:rPr>
-              <w:rFonts w:ascii="宋体" w:eastAsia="宋体" w:hAnsi="宋体" w:cs="宋体"/>
-              <w:szCs w:val="21"/>
-            </w:rPr>
-            <w:instrText xml:space="preserve"> HYPERLINK \l _Toc29950 </w:instrText>
-          </w:r>
-          <w:r>
-            <w:rPr>
-              <w:rFonts w:ascii="宋体" w:eastAsia="宋体" w:hAnsi="宋体" w:cs="宋体"/>
+              <w:rFonts w:ascii="宋体" w:hAnsi="宋体" w:eastAsia="宋体" w:cs="宋体"/>
+              <w:szCs w:val="21"/>
+            </w:rPr>
+            <w:instrText xml:space="preserve"> HYPERLINK \l _Toc9438 </w:instrText>
+          </w:r>
+          <w:r>
+            <w:rPr>
+              <w:rFonts w:ascii="宋体" w:hAnsi="宋体" w:eastAsia="宋体" w:cs="宋体"/>
               <w:szCs w:val="21"/>
             </w:rPr>
             <w:fldChar w:fldCharType="separate"/>
@@ -2490,7 +2353,7 @@
             <w:fldChar w:fldCharType="begin"/>
           </w:r>
           <w:r>
-            <w:instrText xml:space="preserve"> PAGEREF _Toc29950 \h </w:instrText>
+            <w:instrText xml:space="preserve"> PAGEREF _Toc9438 \h </w:instrText>
           </w:r>
           <w:r>
             <w:fldChar w:fldCharType="separate"/>
@@ -2503,7 +2366,7 @@
           </w:r>
           <w:r>
             <w:rPr>
-              <w:rFonts w:ascii="宋体" w:eastAsia="宋体" w:hAnsi="宋体" w:cs="宋体"/>
+              <w:rFonts w:ascii="宋体" w:hAnsi="宋体" w:eastAsia="宋体" w:cs="宋体"/>
               <w:szCs w:val="21"/>
             </w:rPr>
             <w:fldChar w:fldCharType="end"/>
@@ -2511,42 +2374,28 @@
         </w:p>
         <w:p>
           <w:pPr>
-            <w:pStyle w:val="TOC2"/>
-            <w:keepNext w:val="0"/>
-            <w:keepLines w:val="0"/>
-            <w:pageBreakBefore w:val="0"/>
-            <w:widowControl w:val="0"/>
+            <w:pStyle w:val="17"/>
             <w:tabs>
               <w:tab w:val="right" w:leader="dot" w:pos="8488"/>
             </w:tabs>
-            <w:kinsoku w:val="0"/>
-            <w:wordWrap/>
-            <w:overflowPunct/>
-            <w:topLinePunct w:val="0"/>
-            <w:autoSpaceDE w:val="0"/>
-            <w:autoSpaceDN w:val="0"/>
-            <w:bidi w:val="0"/>
-            <w:adjustRightInd w:val="0"/>
-            <w:snapToGrid w:val="0"/>
-            <w:textAlignment w:val="baseline"/>
           </w:pPr>
           <w:r>
             <w:rPr>
-              <w:rFonts w:ascii="宋体" w:eastAsia="宋体" w:hAnsi="宋体" w:cs="宋体"/>
+              <w:rFonts w:ascii="宋体" w:hAnsi="宋体" w:eastAsia="宋体" w:cs="宋体"/>
               <w:szCs w:val="21"/>
             </w:rPr>
             <w:fldChar w:fldCharType="begin"/>
           </w:r>
           <w:r>
             <w:rPr>
-              <w:rFonts w:ascii="宋体" w:eastAsia="宋体" w:hAnsi="宋体" w:cs="宋体"/>
-              <w:szCs w:val="21"/>
-            </w:rPr>
-            <w:instrText xml:space="preserve"> HYPERLINK \l _Toc10738 </w:instrText>
-          </w:r>
-          <w:r>
-            <w:rPr>
-              <w:rFonts w:ascii="宋体" w:eastAsia="宋体" w:hAnsi="宋体" w:cs="宋体"/>
+              <w:rFonts w:ascii="宋体" w:hAnsi="宋体" w:eastAsia="宋体" w:cs="宋体"/>
+              <w:szCs w:val="21"/>
+            </w:rPr>
+            <w:instrText xml:space="preserve"> HYPERLINK \l _Toc9799 </w:instrText>
+          </w:r>
+          <w:r>
+            <w:rPr>
+              <w:rFonts w:ascii="宋体" w:hAnsi="宋体" w:eastAsia="宋体" w:cs="宋体"/>
               <w:szCs w:val="21"/>
             </w:rPr>
             <w:fldChar w:fldCharType="separate"/>
@@ -2570,7 +2419,7 @@
             <w:fldChar w:fldCharType="begin"/>
           </w:r>
           <w:r>
-            <w:instrText xml:space="preserve"> PAGEREF _Toc10738 \h </w:instrText>
+            <w:instrText xml:space="preserve"> PAGEREF _Toc9799 \h </w:instrText>
           </w:r>
           <w:r>
             <w:fldChar w:fldCharType="separate"/>
@@ -2583,7 +2432,7 @@
           </w:r>
           <w:r>
             <w:rPr>
-              <w:rFonts w:ascii="宋体" w:eastAsia="宋体" w:hAnsi="宋体" w:cs="宋体"/>
+              <w:rFonts w:ascii="宋体" w:hAnsi="宋体" w:eastAsia="宋体" w:cs="宋体"/>
               <w:szCs w:val="21"/>
             </w:rPr>
             <w:fldChar w:fldCharType="end"/>
@@ -2591,42 +2440,28 @@
         </w:p>
         <w:p>
           <w:pPr>
-            <w:pStyle w:val="TOC1"/>
-            <w:keepNext w:val="0"/>
-            <w:keepLines w:val="0"/>
-            <w:pageBreakBefore w:val="0"/>
-            <w:widowControl w:val="0"/>
+            <w:pStyle w:val="16"/>
             <w:tabs>
               <w:tab w:val="right" w:leader="dot" w:pos="8488"/>
             </w:tabs>
-            <w:kinsoku w:val="0"/>
-            <w:wordWrap/>
-            <w:overflowPunct/>
-            <w:topLinePunct w:val="0"/>
-            <w:autoSpaceDE w:val="0"/>
-            <w:autoSpaceDN w:val="0"/>
-            <w:bidi w:val="0"/>
-            <w:adjustRightInd w:val="0"/>
-            <w:snapToGrid w:val="0"/>
-            <w:textAlignment w:val="baseline"/>
           </w:pPr>
           <w:r>
             <w:rPr>
-              <w:rFonts w:ascii="宋体" w:eastAsia="宋体" w:hAnsi="宋体" w:cs="宋体"/>
+              <w:rFonts w:ascii="宋体" w:hAnsi="宋体" w:eastAsia="宋体" w:cs="宋体"/>
               <w:szCs w:val="21"/>
             </w:rPr>
             <w:fldChar w:fldCharType="begin"/>
           </w:r>
           <w:r>
             <w:rPr>
-              <w:rFonts w:ascii="宋体" w:eastAsia="宋体" w:hAnsi="宋体" w:cs="宋体"/>
-              <w:szCs w:val="21"/>
-            </w:rPr>
-            <w:instrText xml:space="preserve"> HYPERLINK \l _Toc13837 </w:instrText>
-          </w:r>
-          <w:r>
-            <w:rPr>
-              <w:rFonts w:ascii="宋体" w:eastAsia="宋体" w:hAnsi="宋体" w:cs="宋体"/>
+              <w:rFonts w:ascii="宋体" w:hAnsi="宋体" w:eastAsia="宋体" w:cs="宋体"/>
+              <w:szCs w:val="21"/>
+            </w:rPr>
+            <w:instrText xml:space="preserve"> HYPERLINK \l _Toc2574 </w:instrText>
+          </w:r>
+          <w:r>
+            <w:rPr>
+              <w:rFonts w:ascii="宋体" w:hAnsi="宋体" w:eastAsia="宋体" w:cs="宋体"/>
               <w:szCs w:val="21"/>
             </w:rPr>
             <w:fldChar w:fldCharType="separate"/>
@@ -2650,7 +2485,7 @@
             <w:fldChar w:fldCharType="begin"/>
           </w:r>
           <w:r>
-            <w:instrText xml:space="preserve"> PAGEREF _Toc13837 \h </w:instrText>
+            <w:instrText xml:space="preserve"> PAGEREF _Toc2574 \h </w:instrText>
           </w:r>
           <w:r>
             <w:fldChar w:fldCharType="separate"/>
@@ -2663,7 +2498,7 @@
           </w:r>
           <w:r>
             <w:rPr>
-              <w:rFonts w:ascii="宋体" w:eastAsia="宋体" w:hAnsi="宋体" w:cs="宋体"/>
+              <w:rFonts w:ascii="宋体" w:hAnsi="宋体" w:eastAsia="宋体" w:cs="宋体"/>
               <w:szCs w:val="21"/>
             </w:rPr>
             <w:fldChar w:fldCharType="end"/>
@@ -2671,42 +2506,28 @@
         </w:p>
         <w:p>
           <w:pPr>
-            <w:pStyle w:val="TOC2"/>
-            <w:keepNext w:val="0"/>
-            <w:keepLines w:val="0"/>
-            <w:pageBreakBefore w:val="0"/>
-            <w:widowControl w:val="0"/>
+            <w:pStyle w:val="17"/>
             <w:tabs>
               <w:tab w:val="right" w:leader="dot" w:pos="8488"/>
             </w:tabs>
-            <w:kinsoku w:val="0"/>
-            <w:wordWrap/>
-            <w:overflowPunct/>
-            <w:topLinePunct w:val="0"/>
-            <w:autoSpaceDE w:val="0"/>
-            <w:autoSpaceDN w:val="0"/>
-            <w:bidi w:val="0"/>
-            <w:adjustRightInd w:val="0"/>
-            <w:snapToGrid w:val="0"/>
-            <w:textAlignment w:val="baseline"/>
           </w:pPr>
           <w:r>
             <w:rPr>
-              <w:rFonts w:ascii="宋体" w:eastAsia="宋体" w:hAnsi="宋体" w:cs="宋体"/>
+              <w:rFonts w:ascii="宋体" w:hAnsi="宋体" w:eastAsia="宋体" w:cs="宋体"/>
               <w:szCs w:val="21"/>
             </w:rPr>
             <w:fldChar w:fldCharType="begin"/>
           </w:r>
           <w:r>
             <w:rPr>
-              <w:rFonts w:ascii="宋体" w:eastAsia="宋体" w:hAnsi="宋体" w:cs="宋体"/>
-              <w:szCs w:val="21"/>
-            </w:rPr>
-            <w:instrText xml:space="preserve"> HYPERLINK \l _Toc15495 </w:instrText>
-          </w:r>
-          <w:r>
-            <w:rPr>
-              <w:rFonts w:ascii="宋体" w:eastAsia="宋体" w:hAnsi="宋体" w:cs="宋体"/>
+              <w:rFonts w:ascii="宋体" w:hAnsi="宋体" w:eastAsia="宋体" w:cs="宋体"/>
+              <w:szCs w:val="21"/>
+            </w:rPr>
+            <w:instrText xml:space="preserve"> HYPERLINK \l _Toc7913 </w:instrText>
+          </w:r>
+          <w:r>
+            <w:rPr>
+              <w:rFonts w:ascii="宋体" w:hAnsi="宋体" w:eastAsia="宋体" w:cs="宋体"/>
               <w:szCs w:val="21"/>
             </w:rPr>
             <w:fldChar w:fldCharType="separate"/>
@@ -2730,7 +2551,7 @@
             <w:fldChar w:fldCharType="begin"/>
           </w:r>
           <w:r>
-            <w:instrText xml:space="preserve"> PAGEREF _Toc15495 \h </w:instrText>
+            <w:instrText xml:space="preserve"> PAGEREF _Toc7913 \h </w:instrText>
           </w:r>
           <w:r>
             <w:fldChar w:fldCharType="separate"/>
@@ -2743,7 +2564,7 @@
           </w:r>
           <w:r>
             <w:rPr>
-              <w:rFonts w:ascii="宋体" w:eastAsia="宋体" w:hAnsi="宋体" w:cs="宋体"/>
+              <w:rFonts w:ascii="宋体" w:hAnsi="宋体" w:eastAsia="宋体" w:cs="宋体"/>
               <w:szCs w:val="21"/>
             </w:rPr>
             <w:fldChar w:fldCharType="end"/>
@@ -2751,42 +2572,28 @@
         </w:p>
         <w:p>
           <w:pPr>
-            <w:pStyle w:val="TOC2"/>
-            <w:keepNext w:val="0"/>
-            <w:keepLines w:val="0"/>
-            <w:pageBreakBefore w:val="0"/>
-            <w:widowControl w:val="0"/>
+            <w:pStyle w:val="17"/>
             <w:tabs>
               <w:tab w:val="right" w:leader="dot" w:pos="8488"/>
             </w:tabs>
-            <w:kinsoku w:val="0"/>
-            <w:wordWrap/>
-            <w:overflowPunct/>
-            <w:topLinePunct w:val="0"/>
-            <w:autoSpaceDE w:val="0"/>
-            <w:autoSpaceDN w:val="0"/>
-            <w:bidi w:val="0"/>
-            <w:adjustRightInd w:val="0"/>
-            <w:snapToGrid w:val="0"/>
-            <w:textAlignment w:val="baseline"/>
           </w:pPr>
           <w:r>
             <w:rPr>
-              <w:rFonts w:ascii="宋体" w:eastAsia="宋体" w:hAnsi="宋体" w:cs="宋体"/>
+              <w:rFonts w:ascii="宋体" w:hAnsi="宋体" w:eastAsia="宋体" w:cs="宋体"/>
               <w:szCs w:val="21"/>
             </w:rPr>
             <w:fldChar w:fldCharType="begin"/>
           </w:r>
           <w:r>
             <w:rPr>
-              <w:rFonts w:ascii="宋体" w:eastAsia="宋体" w:hAnsi="宋体" w:cs="宋体"/>
-              <w:szCs w:val="21"/>
-            </w:rPr>
-            <w:instrText xml:space="preserve"> HYPERLINK \l _Toc26026 </w:instrText>
-          </w:r>
-          <w:r>
-            <w:rPr>
-              <w:rFonts w:ascii="宋体" w:eastAsia="宋体" w:hAnsi="宋体" w:cs="宋体"/>
+              <w:rFonts w:ascii="宋体" w:hAnsi="宋体" w:eastAsia="宋体" w:cs="宋体"/>
+              <w:szCs w:val="21"/>
+            </w:rPr>
+            <w:instrText xml:space="preserve"> HYPERLINK \l _Toc30522 </w:instrText>
+          </w:r>
+          <w:r>
+            <w:rPr>
+              <w:rFonts w:ascii="宋体" w:hAnsi="宋体" w:eastAsia="宋体" w:cs="宋体"/>
               <w:szCs w:val="21"/>
             </w:rPr>
             <w:fldChar w:fldCharType="separate"/>
@@ -2810,7 +2617,7 @@
             <w:fldChar w:fldCharType="begin"/>
           </w:r>
           <w:r>
-            <w:instrText xml:space="preserve"> PAGEREF _Toc26026 \h </w:instrText>
+            <w:instrText xml:space="preserve"> PAGEREF _Toc30522 \h </w:instrText>
           </w:r>
           <w:r>
             <w:fldChar w:fldCharType="separate"/>
@@ -2823,7 +2630,7 @@
           </w:r>
           <w:r>
             <w:rPr>
-              <w:rFonts w:ascii="宋体" w:eastAsia="宋体" w:hAnsi="宋体" w:cs="宋体"/>
+              <w:rFonts w:ascii="宋体" w:hAnsi="宋体" w:eastAsia="宋体" w:cs="宋体"/>
               <w:szCs w:val="21"/>
             </w:rPr>
             <w:fldChar w:fldCharType="end"/>
@@ -2831,42 +2638,28 @@
         </w:p>
         <w:p>
           <w:pPr>
-            <w:pStyle w:val="TOC3"/>
-            <w:keepNext w:val="0"/>
-            <w:keepLines w:val="0"/>
-            <w:pageBreakBefore w:val="0"/>
-            <w:widowControl w:val="0"/>
+            <w:pStyle w:val="13"/>
             <w:tabs>
               <w:tab w:val="right" w:leader="dot" w:pos="8488"/>
             </w:tabs>
-            <w:kinsoku w:val="0"/>
-            <w:wordWrap/>
-            <w:overflowPunct/>
-            <w:topLinePunct w:val="0"/>
-            <w:autoSpaceDE w:val="0"/>
-            <w:autoSpaceDN w:val="0"/>
-            <w:bidi w:val="0"/>
-            <w:adjustRightInd w:val="0"/>
-            <w:snapToGrid w:val="0"/>
-            <w:textAlignment w:val="baseline"/>
           </w:pPr>
           <w:r>
             <w:rPr>
-              <w:rFonts w:ascii="宋体" w:eastAsia="宋体" w:hAnsi="宋体" w:cs="宋体"/>
+              <w:rFonts w:ascii="宋体" w:hAnsi="宋体" w:eastAsia="宋体" w:cs="宋体"/>
               <w:szCs w:val="21"/>
             </w:rPr>
             <w:fldChar w:fldCharType="begin"/>
           </w:r>
           <w:r>
             <w:rPr>
-              <w:rFonts w:ascii="宋体" w:eastAsia="宋体" w:hAnsi="宋体" w:cs="宋体"/>
-              <w:szCs w:val="21"/>
-            </w:rPr>
-            <w:instrText xml:space="preserve"> HYPERLINK \l _Toc15808 </w:instrText>
-          </w:r>
-          <w:r>
-            <w:rPr>
-              <w:rFonts w:ascii="宋体" w:eastAsia="宋体" w:hAnsi="宋体" w:cs="宋体"/>
+              <w:rFonts w:ascii="宋体" w:hAnsi="宋体" w:eastAsia="宋体" w:cs="宋体"/>
+              <w:szCs w:val="21"/>
+            </w:rPr>
+            <w:instrText xml:space="preserve"> HYPERLINK \l _Toc25422 </w:instrText>
+          </w:r>
+          <w:r>
+            <w:rPr>
+              <w:rFonts w:ascii="宋体" w:hAnsi="宋体" w:eastAsia="宋体" w:cs="宋体"/>
               <w:szCs w:val="21"/>
             </w:rPr>
             <w:fldChar w:fldCharType="separate"/>
@@ -2890,7 +2683,7 @@
             <w:fldChar w:fldCharType="begin"/>
           </w:r>
           <w:r>
-            <w:instrText xml:space="preserve"> PAGEREF _Toc15808 \h </w:instrText>
+            <w:instrText xml:space="preserve"> PAGEREF _Toc25422 \h </w:instrText>
           </w:r>
           <w:r>
             <w:fldChar w:fldCharType="separate"/>
@@ -2903,7 +2696,7 @@
           </w:r>
           <w:r>
             <w:rPr>
-              <w:rFonts w:ascii="宋体" w:eastAsia="宋体" w:hAnsi="宋体" w:cs="宋体"/>
+              <w:rFonts w:ascii="宋体" w:hAnsi="宋体" w:eastAsia="宋体" w:cs="宋体"/>
               <w:szCs w:val="21"/>
             </w:rPr>
             <w:fldChar w:fldCharType="end"/>
@@ -2911,42 +2704,28 @@
         </w:p>
         <w:p>
           <w:pPr>
-            <w:pStyle w:val="TOC3"/>
-            <w:keepNext w:val="0"/>
-            <w:keepLines w:val="0"/>
-            <w:pageBreakBefore w:val="0"/>
-            <w:widowControl w:val="0"/>
+            <w:pStyle w:val="13"/>
             <w:tabs>
               <w:tab w:val="right" w:leader="dot" w:pos="8488"/>
             </w:tabs>
-            <w:kinsoku w:val="0"/>
-            <w:wordWrap/>
-            <w:overflowPunct/>
-            <w:topLinePunct w:val="0"/>
-            <w:autoSpaceDE w:val="0"/>
-            <w:autoSpaceDN w:val="0"/>
-            <w:bidi w:val="0"/>
-            <w:adjustRightInd w:val="0"/>
-            <w:snapToGrid w:val="0"/>
-            <w:textAlignment w:val="baseline"/>
           </w:pPr>
           <w:r>
             <w:rPr>
-              <w:rFonts w:ascii="宋体" w:eastAsia="宋体" w:hAnsi="宋体" w:cs="宋体"/>
+              <w:rFonts w:ascii="宋体" w:hAnsi="宋体" w:eastAsia="宋体" w:cs="宋体"/>
               <w:szCs w:val="21"/>
             </w:rPr>
             <w:fldChar w:fldCharType="begin"/>
           </w:r>
           <w:r>
             <w:rPr>
-              <w:rFonts w:ascii="宋体" w:eastAsia="宋体" w:hAnsi="宋体" w:cs="宋体"/>
-              <w:szCs w:val="21"/>
-            </w:rPr>
-            <w:instrText xml:space="preserve"> HYPERLINK \l _Toc24434 </w:instrText>
-          </w:r>
-          <w:r>
-            <w:rPr>
-              <w:rFonts w:ascii="宋体" w:eastAsia="宋体" w:hAnsi="宋体" w:cs="宋体"/>
+              <w:rFonts w:ascii="宋体" w:hAnsi="宋体" w:eastAsia="宋体" w:cs="宋体"/>
+              <w:szCs w:val="21"/>
+            </w:rPr>
+            <w:instrText xml:space="preserve"> HYPERLINK \l _Toc21226 </w:instrText>
+          </w:r>
+          <w:r>
+            <w:rPr>
+              <w:rFonts w:ascii="宋体" w:hAnsi="宋体" w:eastAsia="宋体" w:cs="宋体"/>
               <w:szCs w:val="21"/>
             </w:rPr>
             <w:fldChar w:fldCharType="separate"/>
@@ -2970,7 +2749,7 @@
             <w:fldChar w:fldCharType="begin"/>
           </w:r>
           <w:r>
-            <w:instrText xml:space="preserve"> PAGEREF _Toc24434 \h </w:instrText>
+            <w:instrText xml:space="preserve"> PAGEREF _Toc21226 \h </w:instrText>
           </w:r>
           <w:r>
             <w:fldChar w:fldCharType="separate"/>
@@ -2983,7 +2762,7 @@
           </w:r>
           <w:r>
             <w:rPr>
-              <w:rFonts w:ascii="宋体" w:eastAsia="宋体" w:hAnsi="宋体" w:cs="宋体"/>
+              <w:rFonts w:ascii="宋体" w:hAnsi="宋体" w:eastAsia="宋体" w:cs="宋体"/>
               <w:szCs w:val="21"/>
             </w:rPr>
             <w:fldChar w:fldCharType="end"/>
@@ -2991,42 +2770,28 @@
         </w:p>
         <w:p>
           <w:pPr>
-            <w:pStyle w:val="TOC2"/>
-            <w:keepNext w:val="0"/>
-            <w:keepLines w:val="0"/>
-            <w:pageBreakBefore w:val="0"/>
-            <w:widowControl w:val="0"/>
+            <w:pStyle w:val="17"/>
             <w:tabs>
               <w:tab w:val="right" w:leader="dot" w:pos="8488"/>
             </w:tabs>
-            <w:kinsoku w:val="0"/>
-            <w:wordWrap/>
-            <w:overflowPunct/>
-            <w:topLinePunct w:val="0"/>
-            <w:autoSpaceDE w:val="0"/>
-            <w:autoSpaceDN w:val="0"/>
-            <w:bidi w:val="0"/>
-            <w:adjustRightInd w:val="0"/>
-            <w:snapToGrid w:val="0"/>
-            <w:textAlignment w:val="baseline"/>
           </w:pPr>
           <w:r>
             <w:rPr>
-              <w:rFonts w:ascii="宋体" w:eastAsia="宋体" w:hAnsi="宋体" w:cs="宋体"/>
+              <w:rFonts w:ascii="宋体" w:hAnsi="宋体" w:eastAsia="宋体" w:cs="宋体"/>
               <w:szCs w:val="21"/>
             </w:rPr>
             <w:fldChar w:fldCharType="begin"/>
           </w:r>
           <w:r>
             <w:rPr>
-              <w:rFonts w:ascii="宋体" w:eastAsia="宋体" w:hAnsi="宋体" w:cs="宋体"/>
-              <w:szCs w:val="21"/>
-            </w:rPr>
-            <w:instrText xml:space="preserve"> HYPERLINK \l _Toc20269 </w:instrText>
-          </w:r>
-          <w:r>
-            <w:rPr>
-              <w:rFonts w:ascii="宋体" w:eastAsia="宋体" w:hAnsi="宋体" w:cs="宋体"/>
+              <w:rFonts w:ascii="宋体" w:hAnsi="宋体" w:eastAsia="宋体" w:cs="宋体"/>
+              <w:szCs w:val="21"/>
+            </w:rPr>
+            <w:instrText xml:space="preserve"> HYPERLINK \l _Toc28607 </w:instrText>
+          </w:r>
+          <w:r>
+            <w:rPr>
+              <w:rFonts w:ascii="宋体" w:hAnsi="宋体" w:eastAsia="宋体" w:cs="宋体"/>
               <w:szCs w:val="21"/>
             </w:rPr>
             <w:fldChar w:fldCharType="separate"/>
@@ -3050,7 +2815,7 @@
             <w:fldChar w:fldCharType="begin"/>
           </w:r>
           <w:r>
-            <w:instrText xml:space="preserve"> PAGEREF _Toc20269 \h </w:instrText>
+            <w:instrText xml:space="preserve"> PAGEREF _Toc28607 \h </w:instrText>
           </w:r>
           <w:r>
             <w:fldChar w:fldCharType="separate"/>
@@ -3063,7 +2828,7 @@
           </w:r>
           <w:r>
             <w:rPr>
-              <w:rFonts w:ascii="宋体" w:eastAsia="宋体" w:hAnsi="宋体" w:cs="宋体"/>
+              <w:rFonts w:ascii="宋体" w:hAnsi="宋体" w:eastAsia="宋体" w:cs="宋体"/>
               <w:szCs w:val="21"/>
             </w:rPr>
             <w:fldChar w:fldCharType="end"/>
@@ -3071,42 +2836,28 @@
         </w:p>
         <w:p>
           <w:pPr>
-            <w:pStyle w:val="TOC3"/>
-            <w:keepNext w:val="0"/>
-            <w:keepLines w:val="0"/>
-            <w:pageBreakBefore w:val="0"/>
-            <w:widowControl w:val="0"/>
+            <w:pStyle w:val="13"/>
             <w:tabs>
               <w:tab w:val="right" w:leader="dot" w:pos="8488"/>
             </w:tabs>
-            <w:kinsoku w:val="0"/>
-            <w:wordWrap/>
-            <w:overflowPunct/>
-            <w:topLinePunct w:val="0"/>
-            <w:autoSpaceDE w:val="0"/>
-            <w:autoSpaceDN w:val="0"/>
-            <w:bidi w:val="0"/>
-            <w:adjustRightInd w:val="0"/>
-            <w:snapToGrid w:val="0"/>
-            <w:textAlignment w:val="baseline"/>
           </w:pPr>
           <w:r>
             <w:rPr>
-              <w:rFonts w:ascii="宋体" w:eastAsia="宋体" w:hAnsi="宋体" w:cs="宋体"/>
+              <w:rFonts w:ascii="宋体" w:hAnsi="宋体" w:eastAsia="宋体" w:cs="宋体"/>
               <w:szCs w:val="21"/>
             </w:rPr>
             <w:fldChar w:fldCharType="begin"/>
           </w:r>
           <w:r>
             <w:rPr>
-              <w:rFonts w:ascii="宋体" w:eastAsia="宋体" w:hAnsi="宋体" w:cs="宋体"/>
-              <w:szCs w:val="21"/>
-            </w:rPr>
-            <w:instrText xml:space="preserve"> HYPERLINK \l _Toc18809 </w:instrText>
-          </w:r>
-          <w:r>
-            <w:rPr>
-              <w:rFonts w:ascii="宋体" w:eastAsia="宋体" w:hAnsi="宋体" w:cs="宋体"/>
+              <w:rFonts w:ascii="宋体" w:hAnsi="宋体" w:eastAsia="宋体" w:cs="宋体"/>
+              <w:szCs w:val="21"/>
+            </w:rPr>
+            <w:instrText xml:space="preserve"> HYPERLINK \l _Toc185 </w:instrText>
+          </w:r>
+          <w:r>
+            <w:rPr>
+              <w:rFonts w:ascii="宋体" w:hAnsi="宋体" w:eastAsia="宋体" w:cs="宋体"/>
               <w:szCs w:val="21"/>
             </w:rPr>
             <w:fldChar w:fldCharType="separate"/>
@@ -3130,7 +2881,7 @@
             <w:fldChar w:fldCharType="begin"/>
           </w:r>
           <w:r>
-            <w:instrText xml:space="preserve"> PAGEREF _Toc18809 \h </w:instrText>
+            <w:instrText xml:space="preserve"> PAGEREF _Toc185 \h </w:instrText>
           </w:r>
           <w:r>
             <w:fldChar w:fldCharType="separate"/>
@@ -3143,7 +2894,7 @@
           </w:r>
           <w:r>
             <w:rPr>
-              <w:rFonts w:ascii="宋体" w:eastAsia="宋体" w:hAnsi="宋体" w:cs="宋体"/>
+              <w:rFonts w:ascii="宋体" w:hAnsi="宋体" w:eastAsia="宋体" w:cs="宋体"/>
               <w:szCs w:val="21"/>
             </w:rPr>
             <w:fldChar w:fldCharType="end"/>
@@ -3151,42 +2902,28 @@
         </w:p>
         <w:p>
           <w:pPr>
-            <w:pStyle w:val="TOC3"/>
-            <w:keepNext w:val="0"/>
-            <w:keepLines w:val="0"/>
-            <w:pageBreakBefore w:val="0"/>
-            <w:widowControl w:val="0"/>
+            <w:pStyle w:val="13"/>
             <w:tabs>
               <w:tab w:val="right" w:leader="dot" w:pos="8488"/>
             </w:tabs>
-            <w:kinsoku w:val="0"/>
-            <w:wordWrap/>
-            <w:overflowPunct/>
-            <w:topLinePunct w:val="0"/>
-            <w:autoSpaceDE w:val="0"/>
-            <w:autoSpaceDN w:val="0"/>
-            <w:bidi w:val="0"/>
-            <w:adjustRightInd w:val="0"/>
-            <w:snapToGrid w:val="0"/>
-            <w:textAlignment w:val="baseline"/>
           </w:pPr>
           <w:r>
             <w:rPr>
-              <w:rFonts w:ascii="宋体" w:eastAsia="宋体" w:hAnsi="宋体" w:cs="宋体"/>
+              <w:rFonts w:ascii="宋体" w:hAnsi="宋体" w:eastAsia="宋体" w:cs="宋体"/>
               <w:szCs w:val="21"/>
             </w:rPr>
             <w:fldChar w:fldCharType="begin"/>
           </w:r>
           <w:r>
             <w:rPr>
-              <w:rFonts w:ascii="宋体" w:eastAsia="宋体" w:hAnsi="宋体" w:cs="宋体"/>
-              <w:szCs w:val="21"/>
-            </w:rPr>
-            <w:instrText xml:space="preserve"> HYPERLINK \l _Toc26192 </w:instrText>
-          </w:r>
-          <w:r>
-            <w:rPr>
-              <w:rFonts w:ascii="宋体" w:eastAsia="宋体" w:hAnsi="宋体" w:cs="宋体"/>
+              <w:rFonts w:ascii="宋体" w:hAnsi="宋体" w:eastAsia="宋体" w:cs="宋体"/>
+              <w:szCs w:val="21"/>
+            </w:rPr>
+            <w:instrText xml:space="preserve"> HYPERLINK \l _Toc22545 </w:instrText>
+          </w:r>
+          <w:r>
+            <w:rPr>
+              <w:rFonts w:ascii="宋体" w:hAnsi="宋体" w:eastAsia="宋体" w:cs="宋体"/>
               <w:szCs w:val="21"/>
             </w:rPr>
             <w:fldChar w:fldCharType="separate"/>
@@ -3210,7 +2947,7 @@
             <w:fldChar w:fldCharType="begin"/>
           </w:r>
           <w:r>
-            <w:instrText xml:space="preserve"> PAGEREF _Toc26192 \h </w:instrText>
+            <w:instrText xml:space="preserve"> PAGEREF _Toc22545 \h </w:instrText>
           </w:r>
           <w:r>
             <w:fldChar w:fldCharType="separate"/>
@@ -3223,7 +2960,7 @@
           </w:r>
           <w:r>
             <w:rPr>
-              <w:rFonts w:ascii="宋体" w:eastAsia="宋体" w:hAnsi="宋体" w:cs="宋体"/>
+              <w:rFonts w:ascii="宋体" w:hAnsi="宋体" w:eastAsia="宋体" w:cs="宋体"/>
               <w:szCs w:val="21"/>
             </w:rPr>
             <w:fldChar w:fldCharType="end"/>
@@ -3231,42 +2968,28 @@
         </w:p>
         <w:p>
           <w:pPr>
-            <w:pStyle w:val="TOC3"/>
-            <w:keepNext w:val="0"/>
-            <w:keepLines w:val="0"/>
-            <w:pageBreakBefore w:val="0"/>
-            <w:widowControl w:val="0"/>
+            <w:pStyle w:val="13"/>
             <w:tabs>
               <w:tab w:val="right" w:leader="dot" w:pos="8488"/>
             </w:tabs>
-            <w:kinsoku w:val="0"/>
-            <w:wordWrap/>
-            <w:overflowPunct/>
-            <w:topLinePunct w:val="0"/>
-            <w:autoSpaceDE w:val="0"/>
-            <w:autoSpaceDN w:val="0"/>
-            <w:bidi w:val="0"/>
-            <w:adjustRightInd w:val="0"/>
-            <w:snapToGrid w:val="0"/>
-            <w:textAlignment w:val="baseline"/>
           </w:pPr>
           <w:r>
             <w:rPr>
-              <w:rFonts w:ascii="宋体" w:eastAsia="宋体" w:hAnsi="宋体" w:cs="宋体"/>
+              <w:rFonts w:ascii="宋体" w:hAnsi="宋体" w:eastAsia="宋体" w:cs="宋体"/>
               <w:szCs w:val="21"/>
             </w:rPr>
             <w:fldChar w:fldCharType="begin"/>
           </w:r>
           <w:r>
             <w:rPr>
-              <w:rFonts w:ascii="宋体" w:eastAsia="宋体" w:hAnsi="宋体" w:cs="宋体"/>
-              <w:szCs w:val="21"/>
-            </w:rPr>
-            <w:instrText xml:space="preserve"> HYPERLINK \l _Toc29706 </w:instrText>
-          </w:r>
-          <w:r>
-            <w:rPr>
-              <w:rFonts w:ascii="宋体" w:eastAsia="宋体" w:hAnsi="宋体" w:cs="宋体"/>
+              <w:rFonts w:ascii="宋体" w:hAnsi="宋体" w:eastAsia="宋体" w:cs="宋体"/>
+              <w:szCs w:val="21"/>
+            </w:rPr>
+            <w:instrText xml:space="preserve"> HYPERLINK \l _Toc12579 </w:instrText>
+          </w:r>
+          <w:r>
+            <w:rPr>
+              <w:rFonts w:ascii="宋体" w:hAnsi="宋体" w:eastAsia="宋体" w:cs="宋体"/>
               <w:szCs w:val="21"/>
             </w:rPr>
             <w:fldChar w:fldCharType="separate"/>
@@ -3290,7 +3013,7 @@
             <w:fldChar w:fldCharType="begin"/>
           </w:r>
           <w:r>
-            <w:instrText xml:space="preserve"> PAGEREF _Toc29706 \h </w:instrText>
+            <w:instrText xml:space="preserve"> PAGEREF _Toc12579 \h </w:instrText>
           </w:r>
           <w:r>
             <w:fldChar w:fldCharType="separate"/>
@@ -3303,7 +3026,7 @@
           </w:r>
           <w:r>
             <w:rPr>
-              <w:rFonts w:ascii="宋体" w:eastAsia="宋体" w:hAnsi="宋体" w:cs="宋体"/>
+              <w:rFonts w:ascii="宋体" w:hAnsi="宋体" w:eastAsia="宋体" w:cs="宋体"/>
               <w:szCs w:val="21"/>
             </w:rPr>
             <w:fldChar w:fldCharType="end"/>
@@ -3311,42 +3034,28 @@
         </w:p>
         <w:p>
           <w:pPr>
-            <w:pStyle w:val="TOC3"/>
-            <w:keepNext w:val="0"/>
-            <w:keepLines w:val="0"/>
-            <w:pageBreakBefore w:val="0"/>
-            <w:widowControl w:val="0"/>
+            <w:pStyle w:val="13"/>
             <w:tabs>
               <w:tab w:val="right" w:leader="dot" w:pos="8488"/>
             </w:tabs>
-            <w:kinsoku w:val="0"/>
-            <w:wordWrap/>
-            <w:overflowPunct/>
-            <w:topLinePunct w:val="0"/>
-            <w:autoSpaceDE w:val="0"/>
-            <w:autoSpaceDN w:val="0"/>
-            <w:bidi w:val="0"/>
-            <w:adjustRightInd w:val="0"/>
-            <w:snapToGrid w:val="0"/>
-            <w:textAlignment w:val="baseline"/>
           </w:pPr>
           <w:r>
             <w:rPr>
-              <w:rFonts w:ascii="宋体" w:eastAsia="宋体" w:hAnsi="宋体" w:cs="宋体"/>
+              <w:rFonts w:ascii="宋体" w:hAnsi="宋体" w:eastAsia="宋体" w:cs="宋体"/>
               <w:szCs w:val="21"/>
             </w:rPr>
             <w:fldChar w:fldCharType="begin"/>
           </w:r>
           <w:r>
             <w:rPr>
-              <w:rFonts w:ascii="宋体" w:eastAsia="宋体" w:hAnsi="宋体" w:cs="宋体"/>
-              <w:szCs w:val="21"/>
-            </w:rPr>
-            <w:instrText xml:space="preserve"> HYPERLINK \l _Toc18383 </w:instrText>
-          </w:r>
-          <w:r>
-            <w:rPr>
-              <w:rFonts w:ascii="宋体" w:eastAsia="宋体" w:hAnsi="宋体" w:cs="宋体"/>
+              <w:rFonts w:ascii="宋体" w:hAnsi="宋体" w:eastAsia="宋体" w:cs="宋体"/>
+              <w:szCs w:val="21"/>
+            </w:rPr>
+            <w:instrText xml:space="preserve"> HYPERLINK \l _Toc20170 </w:instrText>
+          </w:r>
+          <w:r>
+            <w:rPr>
+              <w:rFonts w:ascii="宋体" w:hAnsi="宋体" w:eastAsia="宋体" w:cs="宋体"/>
               <w:szCs w:val="21"/>
             </w:rPr>
             <w:fldChar w:fldCharType="separate"/>
@@ -3370,7 +3079,7 @@
             <w:fldChar w:fldCharType="begin"/>
           </w:r>
           <w:r>
-            <w:instrText xml:space="preserve"> PAGEREF _Toc18383 \h </w:instrText>
+            <w:instrText xml:space="preserve"> PAGEREF _Toc20170 \h </w:instrText>
           </w:r>
           <w:r>
             <w:fldChar w:fldCharType="separate"/>
@@ -3383,7 +3092,7 @@
           </w:r>
           <w:r>
             <w:rPr>
-              <w:rFonts w:ascii="宋体" w:eastAsia="宋体" w:hAnsi="宋体" w:cs="宋体"/>
+              <w:rFonts w:ascii="宋体" w:hAnsi="宋体" w:eastAsia="宋体" w:cs="宋体"/>
               <w:szCs w:val="21"/>
             </w:rPr>
             <w:fldChar w:fldCharType="end"/>
@@ -3407,7 +3116,7 @@
             <w:spacing w:line="219" w:lineRule="auto"/>
             <w:textAlignment w:val="baseline"/>
             <w:rPr>
-              <w:rFonts w:ascii="宋体" w:eastAsia="宋体" w:hAnsi="宋体" w:cs="宋体"/>
+              <w:rFonts w:ascii="宋体" w:hAnsi="宋体" w:eastAsia="宋体" w:cs="宋体"/>
               <w:snapToGrid w:val="0"/>
               <w:color w:val="000000"/>
               <w:kern w:val="0"/>
@@ -3418,7 +3127,7 @@
           </w:pPr>
           <w:r>
             <w:rPr>
-              <w:rFonts w:ascii="宋体" w:eastAsia="宋体" w:hAnsi="宋体" w:cs="宋体"/>
+              <w:rFonts w:ascii="宋体" w:hAnsi="宋体" w:eastAsia="宋体" w:cs="宋体"/>
               <w:szCs w:val="21"/>
             </w:rPr>
             <w:fldChar w:fldCharType="end"/>
@@ -3444,7 +3153,7 @@
         <w:spacing w:line="219" w:lineRule="auto"/>
         <w:textAlignment w:val="baseline"/>
         <w:rPr>
-          <w:rFonts w:ascii="宋体" w:eastAsia="宋体" w:hAnsi="宋体" w:cs="宋体"/>
+          <w:rFonts w:ascii="宋体" w:hAnsi="宋体" w:eastAsia="宋体" w:cs="宋体"/>
           <w:snapToGrid w:val="0"/>
           <w:color w:val="000000"/>
           <w:kern w:val="0"/>
@@ -3453,1245 +3162,1341 @@
           <w:lang w:val="en-US" w:eastAsia="en-US" w:bidi="ar-SA"/>
         </w:rPr>
         <w:sectPr>
-          <w:footerReference w:type="default" r:id="rId5"/>
+          <w:footerReference r:id="rId6" w:type="default"/>
           <w:pgSz w:w="11906" w:h="16839"/>
           <w:pgMar w:top="1431" w:right="1710" w:bottom="1234" w:left="1708" w:header="0" w:footer="1070" w:gutter="0"/>
-          <w:cols w:num="1" w:space="720"/>
+          <w:cols w:space="720" w:num="1"/>
         </w:sectPr>
       </w:pPr>
     </w:p>
     <w:p>
       <w:pPr>
-        <w:pStyle w:val="1"/>
-        <w:keepNext w:val="0"/>
-        <w:keepLines w:val="0"/>
-        <w:pageBreakBefore w:val="0"/>
-        <w:widowControl w:val="0"/>
-        <w:kinsoku w:val="0"/>
-        <w:wordWrap/>
-        <w:overflowPunct/>
-        <w:topLinePunct w:val="0"/>
-        <w:autoSpaceDE w:val="0"/>
-        <w:autoSpaceDN w:val="0"/>
-        <w:bidi w:val="0"/>
-        <w:adjustRightInd w:val="0"/>
-        <w:snapToGrid w:val="0"/>
-        <w:textAlignment w:val="baseline"/>
-      </w:pPr>
+        <w:pStyle w:val="26"/>
+        <w:keepNext w:val="0"/>
+        <w:keepLines w:val="0"/>
+        <w:pageBreakBefore w:val="0"/>
+        <w:widowControl w:val="0"/>
+        <w:kinsoku w:val="0"/>
+        <w:wordWrap/>
+        <w:overflowPunct/>
+        <w:topLinePunct w:val="0"/>
+        <w:autoSpaceDE w:val="0"/>
+        <w:autoSpaceDN w:val="0"/>
+        <w:bidi w:val="0"/>
+        <w:adjustRightInd w:val="0"/>
+        <w:snapToGrid w:val="0"/>
+        <w:textAlignment w:val="baseline"/>
+      </w:pPr>
+      <w:bookmarkStart w:id="4" w:name="_Toc28195"/>
       <w:bookmarkStart w:id="5" w:name="_Toc5665"/>
-      <w:bookmarkStart w:id="6" w:name="_Toc9993"/>
-      <w:bookmarkStart w:id="7" w:name="_Toc28195"/>
+      <w:bookmarkStart w:id="6" w:name="_Toc2055"/>
       <w:r>
         <w:rPr>
           <w:rFonts w:hint="eastAsia"/>
         </w:rPr>
         <w:t>目的</w:t>
       </w:r>
+      <w:bookmarkEnd w:id="4"/>
       <w:bookmarkEnd w:id="5"/>
       <w:bookmarkEnd w:id="6"/>
+    </w:p>
+    <w:p>
+      <w:pPr>
+        <w:pStyle w:val="27"/>
+        <w:keepNext w:val="0"/>
+        <w:keepLines w:val="0"/>
+        <w:pageBreakBefore w:val="0"/>
+        <w:widowControl w:val="0"/>
+        <w:kinsoku w:val="0"/>
+        <w:wordWrap/>
+        <w:overflowPunct/>
+        <w:topLinePunct w:val="0"/>
+        <w:autoSpaceDE w:val="0"/>
+        <w:autoSpaceDN w:val="0"/>
+        <w:bidi w:val="0"/>
+        <w:adjustRightInd w:val="0"/>
+        <w:snapToGrid w:val="0"/>
+        <w:textAlignment w:val="baseline"/>
+      </w:pPr>
+      <w:r>
+        <w:rPr>
+          <w:rFonts w:hint="eastAsia"/>
+        </w:rPr>
+        <w:t>为不断规范员工入离职管理制度，改善人事操作流程，提高工作效率及质量，依据国家最新出台的有关法律、法规，结合公司的实际情况，特制定本制度。</w:t>
+      </w:r>
+    </w:p>
+    <w:p>
+      <w:pPr>
+        <w:pStyle w:val="26"/>
+        <w:keepNext w:val="0"/>
+        <w:keepLines w:val="0"/>
+        <w:pageBreakBefore w:val="0"/>
+        <w:widowControl w:val="0"/>
+        <w:kinsoku w:val="0"/>
+        <w:wordWrap/>
+        <w:overflowPunct/>
+        <w:topLinePunct w:val="0"/>
+        <w:autoSpaceDE w:val="0"/>
+        <w:autoSpaceDN w:val="0"/>
+        <w:bidi w:val="0"/>
+        <w:adjustRightInd w:val="0"/>
+        <w:snapToGrid w:val="0"/>
+        <w:textAlignment w:val="baseline"/>
+      </w:pPr>
+      <w:bookmarkStart w:id="7" w:name="_Toc28351"/>
+      <w:bookmarkStart w:id="8" w:name="_Toc4700"/>
+      <w:r>
+        <w:rPr>
+          <w:rFonts w:hint="eastAsia"/>
+        </w:rPr>
+        <w:t>范围</w:t>
+      </w:r>
       <w:bookmarkEnd w:id="7"/>
-    </w:p>
-    <w:p>
-      <w:pPr>
-        <w:pStyle w:val="a"/>
-        <w:keepNext w:val="0"/>
-        <w:keepLines w:val="0"/>
-        <w:pageBreakBefore w:val="0"/>
-        <w:widowControl w:val="0"/>
-        <w:kinsoku w:val="0"/>
-        <w:wordWrap/>
-        <w:overflowPunct/>
-        <w:topLinePunct w:val="0"/>
-        <w:autoSpaceDE w:val="0"/>
-        <w:autoSpaceDN w:val="0"/>
-        <w:bidi w:val="0"/>
-        <w:adjustRightInd w:val="0"/>
-        <w:snapToGrid w:val="0"/>
-        <w:textAlignment w:val="baseline"/>
-      </w:pPr>
-      <w:r>
-        <w:rPr>
-          <w:rFonts w:hint="eastAsia"/>
-        </w:rPr>
-        <w:t>为不断规范员工入离职管理制度，改善人事操作流程，提高工作效率及质量，依据国家最新出台的有关法律、法规，结合公司的实际情况，特制定本制度。</w:t>
-      </w:r>
-    </w:p>
-    <w:p>
-      <w:pPr>
-        <w:pStyle w:val="1"/>
-        <w:keepNext w:val="0"/>
-        <w:keepLines w:val="0"/>
-        <w:pageBreakBefore w:val="0"/>
-        <w:widowControl w:val="0"/>
-        <w:kinsoku w:val="0"/>
-        <w:wordWrap/>
-        <w:overflowPunct/>
-        <w:topLinePunct w:val="0"/>
-        <w:autoSpaceDE w:val="0"/>
-        <w:autoSpaceDN w:val="0"/>
-        <w:bidi w:val="0"/>
-        <w:adjustRightInd w:val="0"/>
-        <w:snapToGrid w:val="0"/>
-        <w:textAlignment w:val="baseline"/>
-      </w:pPr>
-      <w:bookmarkStart w:id="8" w:name="_Toc28351"/>
-      <w:bookmarkStart w:id="9" w:name="_Toc3926"/>
-      <w:r>
-        <w:rPr>
-          <w:rFonts w:hint="eastAsia"/>
-        </w:rPr>
-        <w:t>范围</w:t>
-      </w:r>
       <w:bookmarkEnd w:id="8"/>
+      <w:bookmarkStart w:id="9" w:name="_bookmark1"/>
       <w:bookmarkEnd w:id="9"/>
       <w:bookmarkStart w:id="10" w:name="2范围"/>
       <w:bookmarkEnd w:id="10"/>
-      <w:bookmarkStart w:id="11" w:name="_bookmark1"/>
+    </w:p>
+    <w:p>
+      <w:pPr>
+        <w:pStyle w:val="27"/>
+        <w:keepNext w:val="0"/>
+        <w:keepLines w:val="0"/>
+        <w:pageBreakBefore w:val="0"/>
+        <w:widowControl w:val="0"/>
+        <w:kinsoku w:val="0"/>
+        <w:wordWrap/>
+        <w:overflowPunct/>
+        <w:topLinePunct w:val="0"/>
+        <w:autoSpaceDE w:val="0"/>
+        <w:autoSpaceDN w:val="0"/>
+        <w:bidi w:val="0"/>
+        <w:adjustRightInd w:val="0"/>
+        <w:snapToGrid w:val="0"/>
+        <w:textAlignment w:val="baseline"/>
+      </w:pPr>
+      <w:r>
+        <w:rPr>
+          <w:rFonts w:hint="eastAsia"/>
+        </w:rPr>
+        <w:t>适用公司各部门员工的入职、离职管理。</w:t>
+      </w:r>
+    </w:p>
+    <w:p>
+      <w:pPr>
+        <w:pStyle w:val="26"/>
+        <w:keepNext w:val="0"/>
+        <w:keepLines w:val="0"/>
+        <w:pageBreakBefore w:val="0"/>
+        <w:widowControl w:val="0"/>
+        <w:kinsoku w:val="0"/>
+        <w:wordWrap/>
+        <w:overflowPunct/>
+        <w:topLinePunct w:val="0"/>
+        <w:autoSpaceDE w:val="0"/>
+        <w:autoSpaceDN w:val="0"/>
+        <w:bidi w:val="0"/>
+        <w:adjustRightInd w:val="0"/>
+        <w:snapToGrid w:val="0"/>
+        <w:textAlignment w:val="baseline"/>
+      </w:pPr>
+      <w:bookmarkStart w:id="11" w:name="3术语定义"/>
       <w:bookmarkEnd w:id="11"/>
-    </w:p>
-    <w:p>
-      <w:pPr>
-        <w:pStyle w:val="a"/>
-        <w:keepNext w:val="0"/>
-        <w:keepLines w:val="0"/>
-        <w:pageBreakBefore w:val="0"/>
-        <w:widowControl w:val="0"/>
-        <w:kinsoku w:val="0"/>
-        <w:wordWrap/>
-        <w:overflowPunct/>
-        <w:topLinePunct w:val="0"/>
-        <w:autoSpaceDE w:val="0"/>
-        <w:autoSpaceDN w:val="0"/>
-        <w:bidi w:val="0"/>
-        <w:adjustRightInd w:val="0"/>
-        <w:snapToGrid w:val="0"/>
-        <w:textAlignment w:val="baseline"/>
-      </w:pPr>
-      <w:r>
-        <w:rPr>
-          <w:rFonts w:hint="eastAsia"/>
-        </w:rPr>
-        <w:t>适用公司各部门员工的入职、离职管理。</w:t>
-      </w:r>
-    </w:p>
-    <w:p>
-      <w:pPr>
-        <w:pStyle w:val="1"/>
-        <w:keepNext w:val="0"/>
-        <w:keepLines w:val="0"/>
-        <w:pageBreakBefore w:val="0"/>
-        <w:widowControl w:val="0"/>
-        <w:kinsoku w:val="0"/>
-        <w:wordWrap/>
-        <w:overflowPunct/>
-        <w:topLinePunct w:val="0"/>
-        <w:autoSpaceDE w:val="0"/>
-        <w:autoSpaceDN w:val="0"/>
-        <w:bidi w:val="0"/>
-        <w:adjustRightInd w:val="0"/>
-        <w:snapToGrid w:val="0"/>
-        <w:textAlignment w:val="baseline"/>
-      </w:pPr>
-      <w:bookmarkStart w:id="12" w:name="3术语定义"/>
+      <w:bookmarkStart w:id="12" w:name="_bookmark2"/>
       <w:bookmarkEnd w:id="12"/>
-      <w:bookmarkStart w:id="13" w:name="_bookmark2"/>
+      <w:bookmarkStart w:id="13" w:name="_Toc6142"/>
+      <w:bookmarkStart w:id="14" w:name="_Toc13008"/>
+      <w:r>
+        <w:rPr>
+          <w:rFonts w:hint="eastAsia"/>
+        </w:rPr>
+        <w:t>术语定义</w:t>
+      </w:r>
       <w:bookmarkEnd w:id="13"/>
-      <w:bookmarkStart w:id="14" w:name="_Toc12416"/>
-      <w:bookmarkStart w:id="15" w:name="_Toc6142"/>
-      <w:r>
-        <w:rPr>
-          <w:rFonts w:hint="eastAsia"/>
-        </w:rPr>
-        <w:t>术语定义</w:t>
-      </w:r>
       <w:bookmarkEnd w:id="14"/>
+    </w:p>
+    <w:p>
+      <w:pPr>
+        <w:pStyle w:val="28"/>
+        <w:keepNext w:val="0"/>
+        <w:keepLines w:val="0"/>
+        <w:pageBreakBefore w:val="0"/>
+        <w:widowControl w:val="0"/>
+        <w:kinsoku w:val="0"/>
+        <w:wordWrap/>
+        <w:overflowPunct/>
+        <w:topLinePunct w:val="0"/>
+        <w:autoSpaceDE w:val="0"/>
+        <w:autoSpaceDN w:val="0"/>
+        <w:bidi w:val="0"/>
+        <w:adjustRightInd w:val="0"/>
+        <w:snapToGrid w:val="0"/>
+        <w:textAlignment w:val="baseline"/>
+        <w:rPr>
+          <w:rFonts w:hint="eastAsia"/>
+        </w:rPr>
+      </w:pPr>
+      <w:bookmarkStart w:id="15" w:name="_Toc5263"/>
+      <w:r>
+        <w:rPr>
+          <w:rFonts w:hint="eastAsia"/>
+        </w:rPr>
+        <w:t>辞职</w:t>
+      </w:r>
       <w:bookmarkEnd w:id="15"/>
     </w:p>
     <w:p>
       <w:pPr>
-        <w:pStyle w:val="2"/>
-        <w:keepNext w:val="0"/>
-        <w:keepLines w:val="0"/>
-        <w:pageBreakBefore w:val="0"/>
-        <w:widowControl w:val="0"/>
-        <w:kinsoku w:val="0"/>
-        <w:wordWrap/>
-        <w:overflowPunct/>
-        <w:topLinePunct w:val="0"/>
-        <w:autoSpaceDE w:val="0"/>
-        <w:autoSpaceDN w:val="0"/>
-        <w:bidi w:val="0"/>
-        <w:adjustRightInd w:val="0"/>
-        <w:snapToGrid w:val="0"/>
-        <w:textAlignment w:val="baseline"/>
-        <w:rPr>
-          <w:rFonts w:hint="eastAsia"/>
-        </w:rPr>
-      </w:pPr>
-      <w:bookmarkStart w:id="16" w:name="_Toc13759"/>
-      <w:r>
-        <w:rPr>
-          <w:rFonts w:hint="eastAsia"/>
-        </w:rPr>
-        <w:t>辞职</w:t>
+        <w:pStyle w:val="27"/>
+        <w:keepNext w:val="0"/>
+        <w:keepLines w:val="0"/>
+        <w:pageBreakBefore w:val="0"/>
+        <w:widowControl w:val="0"/>
+        <w:kinsoku w:val="0"/>
+        <w:wordWrap/>
+        <w:overflowPunct/>
+        <w:topLinePunct w:val="0"/>
+        <w:autoSpaceDE w:val="0"/>
+        <w:autoSpaceDN w:val="0"/>
+        <w:bidi w:val="0"/>
+        <w:adjustRightInd w:val="0"/>
+        <w:snapToGrid w:val="0"/>
+        <w:textAlignment w:val="baseline"/>
+      </w:pPr>
+      <w:r>
+        <w:rPr>
+          <w:rFonts w:hint="eastAsia"/>
+        </w:rPr>
+        <w:t>在合同期内，由员工提出提前中止劳动关系的行为。</w:t>
+      </w:r>
+    </w:p>
+    <w:p>
+      <w:pPr>
+        <w:pStyle w:val="28"/>
+        <w:keepNext w:val="0"/>
+        <w:keepLines w:val="0"/>
+        <w:pageBreakBefore w:val="0"/>
+        <w:widowControl w:val="0"/>
+        <w:kinsoku w:val="0"/>
+        <w:wordWrap/>
+        <w:overflowPunct/>
+        <w:topLinePunct w:val="0"/>
+        <w:autoSpaceDE w:val="0"/>
+        <w:autoSpaceDN w:val="0"/>
+        <w:bidi w:val="0"/>
+        <w:adjustRightInd w:val="0"/>
+        <w:snapToGrid w:val="0"/>
+        <w:textAlignment w:val="baseline"/>
+        <w:rPr>
+          <w:rFonts w:hint="eastAsia"/>
+        </w:rPr>
+      </w:pPr>
+      <w:bookmarkStart w:id="16" w:name="_Toc25007"/>
+      <w:r>
+        <w:rPr>
+          <w:rFonts w:hint="eastAsia"/>
+        </w:rPr>
+        <w:t>辞退</w:t>
       </w:r>
       <w:bookmarkEnd w:id="16"/>
     </w:p>
     <w:p>
       <w:pPr>
-        <w:pStyle w:val="a"/>
-        <w:keepNext w:val="0"/>
-        <w:keepLines w:val="0"/>
-        <w:pageBreakBefore w:val="0"/>
-        <w:widowControl w:val="0"/>
-        <w:kinsoku w:val="0"/>
-        <w:wordWrap/>
-        <w:overflowPunct/>
-        <w:topLinePunct w:val="0"/>
-        <w:autoSpaceDE w:val="0"/>
-        <w:autoSpaceDN w:val="0"/>
-        <w:bidi w:val="0"/>
-        <w:adjustRightInd w:val="0"/>
-        <w:snapToGrid w:val="0"/>
-        <w:textAlignment w:val="baseline"/>
-      </w:pPr>
-      <w:r>
-        <w:rPr>
-          <w:rFonts w:hint="eastAsia"/>
-        </w:rPr>
-        <w:t>在合同期内，由员工提出提前中止劳动关系的行为。</w:t>
-      </w:r>
-    </w:p>
-    <w:p>
-      <w:pPr>
-        <w:pStyle w:val="2"/>
-        <w:keepNext w:val="0"/>
-        <w:keepLines w:val="0"/>
-        <w:pageBreakBefore w:val="0"/>
-        <w:widowControl w:val="0"/>
-        <w:kinsoku w:val="0"/>
-        <w:wordWrap/>
-        <w:overflowPunct/>
-        <w:topLinePunct w:val="0"/>
-        <w:autoSpaceDE w:val="0"/>
-        <w:autoSpaceDN w:val="0"/>
-        <w:bidi w:val="0"/>
-        <w:adjustRightInd w:val="0"/>
-        <w:snapToGrid w:val="0"/>
-        <w:textAlignment w:val="baseline"/>
-        <w:rPr>
-          <w:rFonts w:hint="eastAsia"/>
-        </w:rPr>
-      </w:pPr>
-      <w:bookmarkStart w:id="17" w:name="_Toc18171"/>
-      <w:r>
-        <w:rPr>
-          <w:rFonts w:hint="eastAsia"/>
-        </w:rPr>
-        <w:t>辞退</w:t>
+        <w:pStyle w:val="27"/>
+        <w:keepNext w:val="0"/>
+        <w:keepLines w:val="0"/>
+        <w:pageBreakBefore w:val="0"/>
+        <w:widowControl w:val="0"/>
+        <w:kinsoku w:val="0"/>
+        <w:wordWrap/>
+        <w:overflowPunct/>
+        <w:topLinePunct w:val="0"/>
+        <w:autoSpaceDE w:val="0"/>
+        <w:autoSpaceDN w:val="0"/>
+        <w:bidi w:val="0"/>
+        <w:adjustRightInd w:val="0"/>
+        <w:snapToGrid w:val="0"/>
+        <w:textAlignment w:val="baseline"/>
+      </w:pPr>
+      <w:r>
+        <w:rPr>
+          <w:rFonts w:hint="eastAsia"/>
+        </w:rPr>
+        <w:t>在合同期内，公司根据员工的表现及公司相关规定提前中止与员工的劳动关系的行为。</w:t>
+      </w:r>
+    </w:p>
+    <w:p>
+      <w:pPr>
+        <w:pStyle w:val="28"/>
+        <w:keepNext w:val="0"/>
+        <w:keepLines w:val="0"/>
+        <w:pageBreakBefore w:val="0"/>
+        <w:widowControl w:val="0"/>
+        <w:kinsoku w:val="0"/>
+        <w:wordWrap/>
+        <w:overflowPunct/>
+        <w:topLinePunct w:val="0"/>
+        <w:autoSpaceDE w:val="0"/>
+        <w:autoSpaceDN w:val="0"/>
+        <w:bidi w:val="0"/>
+        <w:adjustRightInd w:val="0"/>
+        <w:snapToGrid w:val="0"/>
+        <w:textAlignment w:val="baseline"/>
+        <w:rPr>
+          <w:rFonts w:hint="eastAsia"/>
+        </w:rPr>
+      </w:pPr>
+      <w:bookmarkStart w:id="17" w:name="_Toc12325"/>
+      <w:r>
+        <w:rPr>
+          <w:rFonts w:hint="eastAsia"/>
+        </w:rPr>
+        <w:t>自动离职</w:t>
       </w:r>
       <w:bookmarkEnd w:id="17"/>
     </w:p>
     <w:p>
       <w:pPr>
-        <w:pStyle w:val="a"/>
-        <w:keepNext w:val="0"/>
-        <w:keepLines w:val="0"/>
-        <w:pageBreakBefore w:val="0"/>
-        <w:widowControl w:val="0"/>
-        <w:kinsoku w:val="0"/>
-        <w:wordWrap/>
-        <w:overflowPunct/>
-        <w:topLinePunct w:val="0"/>
-        <w:autoSpaceDE w:val="0"/>
-        <w:autoSpaceDN w:val="0"/>
-        <w:bidi w:val="0"/>
-        <w:adjustRightInd w:val="0"/>
-        <w:snapToGrid w:val="0"/>
-        <w:textAlignment w:val="baseline"/>
-      </w:pPr>
-      <w:r>
-        <w:rPr>
-          <w:rFonts w:hint="eastAsia"/>
-        </w:rPr>
-        <w:t>在合同期内，公司根据员工的表现及公司相关规定提前中止与员工的劳动关系的行为。</w:t>
-      </w:r>
-    </w:p>
-    <w:p>
-      <w:pPr>
-        <w:pStyle w:val="2"/>
-        <w:keepNext w:val="0"/>
-        <w:keepLines w:val="0"/>
-        <w:pageBreakBefore w:val="0"/>
-        <w:widowControl w:val="0"/>
-        <w:kinsoku w:val="0"/>
-        <w:wordWrap/>
-        <w:overflowPunct/>
-        <w:topLinePunct w:val="0"/>
-        <w:autoSpaceDE w:val="0"/>
-        <w:autoSpaceDN w:val="0"/>
-        <w:bidi w:val="0"/>
-        <w:adjustRightInd w:val="0"/>
-        <w:snapToGrid w:val="0"/>
-        <w:textAlignment w:val="baseline"/>
-        <w:rPr>
-          <w:rFonts w:hint="eastAsia"/>
-        </w:rPr>
-      </w:pPr>
-      <w:bookmarkStart w:id="18" w:name="_Toc24268"/>
-      <w:r>
-        <w:rPr>
-          <w:rFonts w:hint="eastAsia"/>
-        </w:rPr>
-        <w:t>自动离职</w:t>
-      </w:r>
+        <w:pStyle w:val="27"/>
+        <w:keepNext w:val="0"/>
+        <w:keepLines w:val="0"/>
+        <w:pageBreakBefore w:val="0"/>
+        <w:widowControl w:val="0"/>
+        <w:kinsoku w:val="0"/>
+        <w:wordWrap/>
+        <w:overflowPunct/>
+        <w:topLinePunct w:val="0"/>
+        <w:autoSpaceDE w:val="0"/>
+        <w:autoSpaceDN w:val="0"/>
+        <w:bidi w:val="0"/>
+        <w:adjustRightInd w:val="0"/>
+        <w:snapToGrid w:val="0"/>
+        <w:textAlignment w:val="baseline"/>
+      </w:pPr>
+      <w:r>
+        <w:rPr>
+          <w:rFonts w:hint="eastAsia"/>
+        </w:rPr>
+        <w:t>在合同期内，员工未办理请休假或离职手续，不在工作岗位三天以上，即构成自动离职。</w:t>
+      </w:r>
+      <w:bookmarkStart w:id="18" w:name="4角色职责"/>
       <w:bookmarkEnd w:id="18"/>
-    </w:p>
-    <w:p>
-      <w:pPr>
-        <w:pStyle w:val="a"/>
-        <w:keepNext w:val="0"/>
-        <w:keepLines w:val="0"/>
-        <w:pageBreakBefore w:val="0"/>
-        <w:widowControl w:val="0"/>
-        <w:kinsoku w:val="0"/>
-        <w:wordWrap/>
-        <w:overflowPunct/>
-        <w:topLinePunct w:val="0"/>
-        <w:autoSpaceDE w:val="0"/>
-        <w:autoSpaceDN w:val="0"/>
-        <w:bidi w:val="0"/>
-        <w:adjustRightInd w:val="0"/>
-        <w:snapToGrid w:val="0"/>
-        <w:textAlignment w:val="baseline"/>
-      </w:pPr>
-      <w:r>
-        <w:rPr>
-          <w:rFonts w:hint="eastAsia"/>
-        </w:rPr>
-        <w:t>在合同期内，员工未办理请休假或离职手续，不在工作岗位三天以上，即构成自动离职。</w:t>
-      </w:r>
-      <w:bookmarkStart w:id="19" w:name="4角色职责"/>
+      <w:bookmarkStart w:id="19" w:name="_bookmark3"/>
       <w:bookmarkEnd w:id="19"/>
-      <w:bookmarkStart w:id="20" w:name="_bookmark3"/>
+      <w:bookmarkStart w:id="20" w:name="_Toc19748"/>
+    </w:p>
+    <w:p>
+      <w:pPr>
+        <w:pStyle w:val="26"/>
+        <w:keepNext w:val="0"/>
+        <w:keepLines w:val="0"/>
+        <w:pageBreakBefore w:val="0"/>
+        <w:widowControl w:val="0"/>
+        <w:kinsoku w:val="0"/>
+        <w:wordWrap/>
+        <w:overflowPunct/>
+        <w:topLinePunct w:val="0"/>
+        <w:autoSpaceDE w:val="0"/>
+        <w:autoSpaceDN w:val="0"/>
+        <w:bidi w:val="0"/>
+        <w:adjustRightInd w:val="0"/>
+        <w:snapToGrid w:val="0"/>
+        <w:textAlignment w:val="baseline"/>
+      </w:pPr>
+      <w:bookmarkStart w:id="21" w:name="_Toc632"/>
+      <w:bookmarkStart w:id="22" w:name="_Toc15477"/>
+      <w:r>
+        <w:rPr>
+          <w:rFonts w:hint="eastAsia"/>
+        </w:rPr>
+        <w:t>角色职责</w:t>
+      </w:r>
       <w:bookmarkEnd w:id="20"/>
-      <w:bookmarkStart w:id="21" w:name="_Toc19748"/>
-    </w:p>
-    <w:p>
-      <w:pPr>
-        <w:pStyle w:val="1"/>
-        <w:keepNext w:val="0"/>
-        <w:keepLines w:val="0"/>
-        <w:pageBreakBefore w:val="0"/>
-        <w:widowControl w:val="0"/>
-        <w:kinsoku w:val="0"/>
-        <w:wordWrap/>
-        <w:overflowPunct/>
-        <w:topLinePunct w:val="0"/>
-        <w:autoSpaceDE w:val="0"/>
-        <w:autoSpaceDN w:val="0"/>
-        <w:bidi w:val="0"/>
-        <w:adjustRightInd w:val="0"/>
-        <w:snapToGrid w:val="0"/>
-        <w:textAlignment w:val="baseline"/>
-      </w:pPr>
-      <w:bookmarkStart w:id="22" w:name="_Toc27003"/>
-      <w:bookmarkStart w:id="23" w:name="_Toc632"/>
-      <w:r>
-        <w:rPr>
-          <w:rFonts w:hint="eastAsia"/>
-        </w:rPr>
-        <w:t>角色职责</w:t>
-      </w:r>
       <w:bookmarkEnd w:id="21"/>
       <w:bookmarkEnd w:id="22"/>
+      <w:bookmarkStart w:id="23" w:name="_bookmark4"/>
       <w:bookmarkEnd w:id="23"/>
-      <w:bookmarkStart w:id="24" w:name="_bookmark4"/>
+      <w:bookmarkStart w:id="24" w:name="4.1部门负责人"/>
       <w:bookmarkEnd w:id="24"/>
-      <w:bookmarkStart w:id="25" w:name="4.1部门负责人"/>
+      <w:bookmarkStart w:id="25" w:name="_Toc8586"/>
+    </w:p>
+    <w:p>
+      <w:pPr>
+        <w:pStyle w:val="28"/>
+        <w:keepNext w:val="0"/>
+        <w:keepLines w:val="0"/>
+        <w:pageBreakBefore w:val="0"/>
+        <w:widowControl w:val="0"/>
+        <w:kinsoku w:val="0"/>
+        <w:wordWrap/>
+        <w:overflowPunct/>
+        <w:topLinePunct w:val="0"/>
+        <w:autoSpaceDE w:val="0"/>
+        <w:autoSpaceDN w:val="0"/>
+        <w:bidi w:val="0"/>
+        <w:adjustRightInd w:val="0"/>
+        <w:snapToGrid w:val="0"/>
+        <w:textAlignment w:val="baseline"/>
+      </w:pPr>
+      <w:bookmarkStart w:id="26" w:name="_Toc6678"/>
+      <w:bookmarkStart w:id="27" w:name="_Toc9438"/>
+      <w:r>
+        <w:rPr>
+          <w:rFonts w:hint="eastAsia"/>
+        </w:rPr>
+        <w:t>部门负责人</w:t>
+      </w:r>
       <w:bookmarkEnd w:id="25"/>
-      <w:bookmarkStart w:id="26" w:name="_Toc8586"/>
-    </w:p>
-    <w:p>
-      <w:pPr>
-        <w:pStyle w:val="2"/>
-        <w:keepNext w:val="0"/>
-        <w:keepLines w:val="0"/>
-        <w:pageBreakBefore w:val="0"/>
-        <w:widowControl w:val="0"/>
-        <w:kinsoku w:val="0"/>
-        <w:wordWrap/>
-        <w:overflowPunct/>
-        <w:topLinePunct w:val="0"/>
-        <w:autoSpaceDE w:val="0"/>
-        <w:autoSpaceDN w:val="0"/>
-        <w:bidi w:val="0"/>
-        <w:adjustRightInd w:val="0"/>
-        <w:snapToGrid w:val="0"/>
-        <w:textAlignment w:val="baseline"/>
-      </w:pPr>
-      <w:bookmarkStart w:id="27" w:name="_Toc6678"/>
-      <w:bookmarkStart w:id="28" w:name="_Toc29950"/>
-      <w:r>
-        <w:rPr>
-          <w:rFonts w:hint="eastAsia"/>
-        </w:rPr>
-        <w:t>部门负责人</w:t>
-      </w:r>
       <w:bookmarkEnd w:id="26"/>
       <w:bookmarkEnd w:id="27"/>
+    </w:p>
+    <w:p>
+      <w:pPr>
+        <w:pStyle w:val="27"/>
+        <w:keepNext w:val="0"/>
+        <w:keepLines w:val="0"/>
+        <w:pageBreakBefore w:val="0"/>
+        <w:widowControl w:val="0"/>
+        <w:kinsoku w:val="0"/>
+        <w:wordWrap/>
+        <w:overflowPunct/>
+        <w:topLinePunct w:val="0"/>
+        <w:autoSpaceDE w:val="0"/>
+        <w:autoSpaceDN w:val="0"/>
+        <w:bidi w:val="0"/>
+        <w:adjustRightInd w:val="0"/>
+        <w:snapToGrid w:val="0"/>
+        <w:textAlignment w:val="baseline"/>
+      </w:pPr>
+      <w:r>
+        <w:rPr>
+          <w:rFonts w:hint="eastAsia"/>
+        </w:rPr>
+        <w:t>给予本部门入职员工必要的工作安排和岗前培训，明确其岗位职责；</w:t>
+      </w:r>
+    </w:p>
+    <w:p>
+      <w:pPr>
+        <w:pStyle w:val="27"/>
+        <w:keepNext w:val="0"/>
+        <w:keepLines w:val="0"/>
+        <w:pageBreakBefore w:val="0"/>
+        <w:widowControl w:val="0"/>
+        <w:kinsoku w:val="0"/>
+        <w:wordWrap/>
+        <w:overflowPunct/>
+        <w:topLinePunct w:val="0"/>
+        <w:autoSpaceDE w:val="0"/>
+        <w:autoSpaceDN w:val="0"/>
+        <w:bidi w:val="0"/>
+        <w:adjustRightInd w:val="0"/>
+        <w:snapToGrid w:val="0"/>
+        <w:textAlignment w:val="baseline"/>
+      </w:pPr>
+      <w:r>
+        <w:rPr>
+          <w:rFonts w:hint="eastAsia"/>
+        </w:rPr>
+        <w:t>本部门员工离职审核及相关手续的协助办理；</w:t>
+      </w:r>
+    </w:p>
+    <w:p>
+      <w:pPr>
+        <w:pStyle w:val="27"/>
+        <w:keepNext w:val="0"/>
+        <w:keepLines w:val="0"/>
+        <w:pageBreakBefore w:val="0"/>
+        <w:widowControl w:val="0"/>
+        <w:kinsoku w:val="0"/>
+        <w:wordWrap/>
+        <w:overflowPunct/>
+        <w:topLinePunct w:val="0"/>
+        <w:autoSpaceDE w:val="0"/>
+        <w:autoSpaceDN w:val="0"/>
+        <w:bidi w:val="0"/>
+        <w:adjustRightInd w:val="0"/>
+        <w:snapToGrid w:val="0"/>
+        <w:textAlignment w:val="baseline"/>
+      </w:pPr>
+      <w:r>
+        <w:rPr>
+          <w:rFonts w:hint="eastAsia"/>
+        </w:rPr>
+        <w:t>员工入离职工作中的资料信息传递和审核、审批工作。</w:t>
+      </w:r>
+    </w:p>
+    <w:p>
+      <w:pPr>
+        <w:pStyle w:val="28"/>
+        <w:keepNext w:val="0"/>
+        <w:keepLines w:val="0"/>
+        <w:pageBreakBefore w:val="0"/>
+        <w:widowControl w:val="0"/>
+        <w:kinsoku w:val="0"/>
+        <w:wordWrap/>
+        <w:overflowPunct/>
+        <w:topLinePunct w:val="0"/>
+        <w:autoSpaceDE w:val="0"/>
+        <w:autoSpaceDN w:val="0"/>
+        <w:bidi w:val="0"/>
+        <w:adjustRightInd w:val="0"/>
+        <w:snapToGrid w:val="0"/>
+        <w:textAlignment w:val="baseline"/>
+      </w:pPr>
+      <w:bookmarkStart w:id="28" w:name="4.2人力资源部"/>
       <w:bookmarkEnd w:id="28"/>
-    </w:p>
-    <w:p>
-      <w:pPr>
-        <w:pStyle w:val="a"/>
-        <w:keepNext w:val="0"/>
-        <w:keepLines w:val="0"/>
-        <w:pageBreakBefore w:val="0"/>
-        <w:widowControl w:val="0"/>
-        <w:kinsoku w:val="0"/>
-        <w:wordWrap/>
-        <w:overflowPunct/>
-        <w:topLinePunct w:val="0"/>
-        <w:autoSpaceDE w:val="0"/>
-        <w:autoSpaceDN w:val="0"/>
-        <w:bidi w:val="0"/>
-        <w:adjustRightInd w:val="0"/>
-        <w:snapToGrid w:val="0"/>
-        <w:textAlignment w:val="baseline"/>
-      </w:pPr>
-      <w:r>
-        <w:rPr>
-          <w:rFonts w:hint="eastAsia"/>
-        </w:rPr>
-        <w:t>给予本部门入职员工必要的工作安排和岗前培训，明确其岗位职责；</w:t>
-      </w:r>
-    </w:p>
-    <w:p>
-      <w:pPr>
-        <w:pStyle w:val="a"/>
-        <w:keepNext w:val="0"/>
-        <w:keepLines w:val="0"/>
-        <w:pageBreakBefore w:val="0"/>
-        <w:widowControl w:val="0"/>
-        <w:kinsoku w:val="0"/>
-        <w:wordWrap/>
-        <w:overflowPunct/>
-        <w:topLinePunct w:val="0"/>
-        <w:autoSpaceDE w:val="0"/>
-        <w:autoSpaceDN w:val="0"/>
-        <w:bidi w:val="0"/>
-        <w:adjustRightInd w:val="0"/>
-        <w:snapToGrid w:val="0"/>
-        <w:textAlignment w:val="baseline"/>
-      </w:pPr>
-      <w:r>
-        <w:rPr>
-          <w:rFonts w:hint="eastAsia"/>
-        </w:rPr>
-        <w:t>本部门员工离职审核及相关手续的协助办理；</w:t>
-      </w:r>
-    </w:p>
-    <w:p>
-      <w:pPr>
-        <w:pStyle w:val="a"/>
-        <w:keepNext w:val="0"/>
-        <w:keepLines w:val="0"/>
-        <w:pageBreakBefore w:val="0"/>
-        <w:widowControl w:val="0"/>
-        <w:kinsoku w:val="0"/>
-        <w:wordWrap/>
-        <w:overflowPunct/>
-        <w:topLinePunct w:val="0"/>
-        <w:autoSpaceDE w:val="0"/>
-        <w:autoSpaceDN w:val="0"/>
-        <w:bidi w:val="0"/>
-        <w:adjustRightInd w:val="0"/>
-        <w:snapToGrid w:val="0"/>
-        <w:textAlignment w:val="baseline"/>
-      </w:pPr>
-      <w:r>
-        <w:rPr>
-          <w:rFonts w:hint="eastAsia"/>
-        </w:rPr>
-        <w:t>员工入离职工作中的资料信息传递和审核、审批工作。</w:t>
-      </w:r>
-    </w:p>
-    <w:p>
-      <w:pPr>
-        <w:pStyle w:val="2"/>
-        <w:keepNext w:val="0"/>
-        <w:keepLines w:val="0"/>
-        <w:pageBreakBefore w:val="0"/>
-        <w:widowControl w:val="0"/>
-        <w:kinsoku w:val="0"/>
-        <w:wordWrap/>
-        <w:overflowPunct/>
-        <w:topLinePunct w:val="0"/>
-        <w:autoSpaceDE w:val="0"/>
-        <w:autoSpaceDN w:val="0"/>
-        <w:bidi w:val="0"/>
-        <w:adjustRightInd w:val="0"/>
-        <w:snapToGrid w:val="0"/>
-        <w:textAlignment w:val="baseline"/>
-      </w:pPr>
-      <w:bookmarkStart w:id="29" w:name="4.2人力资源部"/>
+      <w:bookmarkStart w:id="29" w:name="_Toc17784"/>
+      <w:bookmarkStart w:id="30" w:name="_Toc28936"/>
+      <w:bookmarkStart w:id="31" w:name="_Toc9799"/>
+      <w:r>
+        <w:rPr>
+          <w:rFonts w:hint="eastAsia"/>
+        </w:rPr>
+        <w:t>人力资源部</w:t>
+      </w:r>
       <w:bookmarkEnd w:id="29"/>
-      <w:bookmarkStart w:id="30" w:name="_Toc17784"/>
-      <w:bookmarkStart w:id="31" w:name="_Toc10738"/>
-      <w:bookmarkStart w:id="32" w:name="_Toc28936"/>
-      <w:r>
-        <w:rPr>
-          <w:rFonts w:hint="eastAsia"/>
-        </w:rPr>
-        <w:t>人力资源部</w:t>
-      </w:r>
       <w:bookmarkEnd w:id="30"/>
       <w:bookmarkEnd w:id="31"/>
+    </w:p>
+    <w:p>
+      <w:pPr>
+        <w:pStyle w:val="27"/>
+        <w:keepNext w:val="0"/>
+        <w:keepLines w:val="0"/>
+        <w:pageBreakBefore w:val="0"/>
+        <w:widowControl w:val="0"/>
+        <w:kinsoku w:val="0"/>
+        <w:wordWrap/>
+        <w:overflowPunct/>
+        <w:topLinePunct w:val="0"/>
+        <w:autoSpaceDE w:val="0"/>
+        <w:autoSpaceDN w:val="0"/>
+        <w:bidi w:val="0"/>
+        <w:adjustRightInd w:val="0"/>
+        <w:snapToGrid w:val="0"/>
+        <w:textAlignment w:val="baseline"/>
+      </w:pPr>
+      <w:r>
+        <w:rPr>
+          <w:rFonts w:hint="eastAsia"/>
+        </w:rPr>
+        <w:t>检查和监控公司员工入离职管理制度的执行情况；</w:t>
+      </w:r>
+    </w:p>
+    <w:p>
+      <w:pPr>
+        <w:pStyle w:val="27"/>
+        <w:keepNext w:val="0"/>
+        <w:keepLines w:val="0"/>
+        <w:pageBreakBefore w:val="0"/>
+        <w:widowControl w:val="0"/>
+        <w:kinsoku w:val="0"/>
+        <w:wordWrap/>
+        <w:overflowPunct/>
+        <w:topLinePunct w:val="0"/>
+        <w:autoSpaceDE w:val="0"/>
+        <w:autoSpaceDN w:val="0"/>
+        <w:bidi w:val="0"/>
+        <w:adjustRightInd w:val="0"/>
+        <w:snapToGrid w:val="0"/>
+        <w:textAlignment w:val="baseline"/>
+      </w:pPr>
+      <w:r>
+        <w:rPr>
+          <w:rFonts w:hint="eastAsia"/>
+        </w:rPr>
+        <w:t>办理和审核公司员工入离职手续；</w:t>
+      </w:r>
+    </w:p>
+    <w:p>
+      <w:pPr>
+        <w:pStyle w:val="27"/>
+        <w:keepNext w:val="0"/>
+        <w:keepLines w:val="0"/>
+        <w:pageBreakBefore w:val="0"/>
+        <w:widowControl w:val="0"/>
+        <w:kinsoku w:val="0"/>
+        <w:wordWrap/>
+        <w:overflowPunct/>
+        <w:topLinePunct w:val="0"/>
+        <w:autoSpaceDE w:val="0"/>
+        <w:autoSpaceDN w:val="0"/>
+        <w:bidi w:val="0"/>
+        <w:adjustRightInd w:val="0"/>
+        <w:snapToGrid w:val="0"/>
+        <w:textAlignment w:val="baseline"/>
+      </w:pPr>
+      <w:r>
+        <w:rPr>
+          <w:rFonts w:hint="eastAsia"/>
+        </w:rPr>
+        <w:t>员工入职、离职后各类人事基础资料的及时更新和维护。</w:t>
+      </w:r>
+    </w:p>
+    <w:p>
+      <w:pPr>
+        <w:pStyle w:val="26"/>
+        <w:keepNext w:val="0"/>
+        <w:keepLines w:val="0"/>
+        <w:pageBreakBefore w:val="0"/>
+        <w:widowControl w:val="0"/>
+        <w:kinsoku w:val="0"/>
+        <w:wordWrap/>
+        <w:overflowPunct/>
+        <w:topLinePunct w:val="0"/>
+        <w:autoSpaceDE w:val="0"/>
+        <w:autoSpaceDN w:val="0"/>
+        <w:bidi w:val="0"/>
+        <w:adjustRightInd w:val="0"/>
+        <w:snapToGrid w:val="0"/>
+        <w:textAlignment w:val="baseline"/>
+      </w:pPr>
+      <w:bookmarkStart w:id="32" w:name="5具体流程"/>
       <w:bookmarkEnd w:id="32"/>
-    </w:p>
-    <w:p>
-      <w:pPr>
-        <w:pStyle w:val="a"/>
-        <w:keepNext w:val="0"/>
-        <w:keepLines w:val="0"/>
-        <w:pageBreakBefore w:val="0"/>
-        <w:widowControl w:val="0"/>
-        <w:kinsoku w:val="0"/>
-        <w:wordWrap/>
-        <w:overflowPunct/>
-        <w:topLinePunct w:val="0"/>
-        <w:autoSpaceDE w:val="0"/>
-        <w:autoSpaceDN w:val="0"/>
-        <w:bidi w:val="0"/>
-        <w:adjustRightInd w:val="0"/>
-        <w:snapToGrid w:val="0"/>
-        <w:textAlignment w:val="baseline"/>
-      </w:pPr>
-      <w:r>
-        <w:rPr>
-          <w:rFonts w:hint="eastAsia"/>
-        </w:rPr>
-        <w:t>检查和监控公司员工入离职管理制度的执行情况；</w:t>
-      </w:r>
-    </w:p>
-    <w:p>
-      <w:pPr>
-        <w:pStyle w:val="a"/>
-        <w:keepNext w:val="0"/>
-        <w:keepLines w:val="0"/>
-        <w:pageBreakBefore w:val="0"/>
-        <w:widowControl w:val="0"/>
-        <w:kinsoku w:val="0"/>
-        <w:wordWrap/>
-        <w:overflowPunct/>
-        <w:topLinePunct w:val="0"/>
-        <w:autoSpaceDE w:val="0"/>
-        <w:autoSpaceDN w:val="0"/>
-        <w:bidi w:val="0"/>
-        <w:adjustRightInd w:val="0"/>
-        <w:snapToGrid w:val="0"/>
-        <w:textAlignment w:val="baseline"/>
-      </w:pPr>
-      <w:r>
-        <w:rPr>
-          <w:rFonts w:hint="eastAsia"/>
-        </w:rPr>
-        <w:t>办理和审核公司员工入离职手续；</w:t>
-      </w:r>
-    </w:p>
-    <w:p>
-      <w:pPr>
-        <w:pStyle w:val="a"/>
-        <w:keepNext w:val="0"/>
-        <w:keepLines w:val="0"/>
-        <w:pageBreakBefore w:val="0"/>
-        <w:widowControl w:val="0"/>
-        <w:kinsoku w:val="0"/>
-        <w:wordWrap/>
-        <w:overflowPunct/>
-        <w:topLinePunct w:val="0"/>
-        <w:autoSpaceDE w:val="0"/>
-        <w:autoSpaceDN w:val="0"/>
-        <w:bidi w:val="0"/>
-        <w:adjustRightInd w:val="0"/>
-        <w:snapToGrid w:val="0"/>
-        <w:textAlignment w:val="baseline"/>
-      </w:pPr>
-      <w:r>
-        <w:rPr>
-          <w:rFonts w:hint="eastAsia"/>
-        </w:rPr>
-        <w:t>员工入职、离职后各类人事基础资料的及时更新和维护。</w:t>
-      </w:r>
-    </w:p>
-    <w:p>
-      <w:pPr>
-        <w:pStyle w:val="1"/>
-        <w:keepNext w:val="0"/>
-        <w:keepLines w:val="0"/>
-        <w:pageBreakBefore w:val="0"/>
-        <w:widowControl w:val="0"/>
-        <w:kinsoku w:val="0"/>
-        <w:wordWrap/>
-        <w:overflowPunct/>
-        <w:topLinePunct w:val="0"/>
-        <w:autoSpaceDE w:val="0"/>
-        <w:autoSpaceDN w:val="0"/>
-        <w:bidi w:val="0"/>
-        <w:adjustRightInd w:val="0"/>
-        <w:snapToGrid w:val="0"/>
-        <w:textAlignment w:val="baseline"/>
-      </w:pPr>
-      <w:bookmarkStart w:id="33" w:name="5具体流程"/>
+      <w:bookmarkStart w:id="33" w:name="_bookmark5"/>
       <w:bookmarkEnd w:id="33"/>
-      <w:bookmarkStart w:id="34" w:name="_bookmark5"/>
+      <w:bookmarkStart w:id="34" w:name="_Toc2234"/>
+      <w:bookmarkStart w:id="35" w:name="_Toc27134"/>
+      <w:bookmarkStart w:id="36" w:name="_Toc2574"/>
+      <w:r>
+        <w:rPr>
+          <w:rFonts w:hint="eastAsia"/>
+        </w:rPr>
+        <w:t>具体流程</w:t>
+      </w:r>
       <w:bookmarkEnd w:id="34"/>
-      <w:bookmarkStart w:id="35" w:name="_Toc2234"/>
-      <w:bookmarkStart w:id="36" w:name="_Toc27134"/>
-      <w:bookmarkStart w:id="37" w:name="_Toc13837"/>
-      <w:r>
-        <w:rPr>
-          <w:rFonts w:hint="eastAsia"/>
-        </w:rPr>
-        <w:t>具体流程</w:t>
-      </w:r>
       <w:bookmarkEnd w:id="35"/>
       <w:bookmarkEnd w:id="36"/>
+    </w:p>
+    <w:p>
+      <w:pPr>
+        <w:pStyle w:val="28"/>
+        <w:keepNext w:val="0"/>
+        <w:keepLines w:val="0"/>
+        <w:pageBreakBefore w:val="0"/>
+        <w:widowControl w:val="0"/>
+        <w:kinsoku w:val="0"/>
+        <w:wordWrap/>
+        <w:overflowPunct/>
+        <w:topLinePunct w:val="0"/>
+        <w:autoSpaceDE w:val="0"/>
+        <w:autoSpaceDN w:val="0"/>
+        <w:bidi w:val="0"/>
+        <w:adjustRightInd w:val="0"/>
+        <w:snapToGrid w:val="0"/>
+        <w:textAlignment w:val="baseline"/>
+      </w:pPr>
+      <w:bookmarkStart w:id="37" w:name="5.1入职"/>
       <w:bookmarkEnd w:id="37"/>
-    </w:p>
-    <w:p>
-      <w:pPr>
-        <w:pStyle w:val="2"/>
-        <w:keepNext w:val="0"/>
-        <w:keepLines w:val="0"/>
-        <w:pageBreakBefore w:val="0"/>
-        <w:widowControl w:val="0"/>
-        <w:kinsoku w:val="0"/>
-        <w:wordWrap/>
-        <w:overflowPunct/>
-        <w:topLinePunct w:val="0"/>
-        <w:autoSpaceDE w:val="0"/>
-        <w:autoSpaceDN w:val="0"/>
-        <w:bidi w:val="0"/>
-        <w:adjustRightInd w:val="0"/>
-        <w:snapToGrid w:val="0"/>
-        <w:textAlignment w:val="baseline"/>
-      </w:pPr>
-      <w:bookmarkStart w:id="38" w:name="5.1入职"/>
+      <w:bookmarkStart w:id="38" w:name="_bookmark6"/>
       <w:bookmarkEnd w:id="38"/>
-      <w:bookmarkStart w:id="39" w:name="_bookmark6"/>
+      <w:bookmarkStart w:id="39" w:name="_Toc14981"/>
+      <w:bookmarkStart w:id="40" w:name="_Toc16424"/>
+      <w:bookmarkStart w:id="41" w:name="_Toc7913"/>
+      <w:r>
+        <w:rPr>
+          <w:rFonts w:hint="eastAsia"/>
+        </w:rPr>
+        <w:t>入职</w:t>
+      </w:r>
       <w:bookmarkEnd w:id="39"/>
-      <w:bookmarkStart w:id="40" w:name="_Toc14981"/>
-      <w:bookmarkStart w:id="41" w:name="_Toc15495"/>
-      <w:bookmarkStart w:id="42" w:name="_Toc16424"/>
-      <w:r>
-        <w:rPr>
-          <w:rFonts w:hint="eastAsia"/>
-        </w:rPr>
-        <w:t>入职</w:t>
-      </w:r>
       <w:bookmarkEnd w:id="40"/>
       <w:bookmarkEnd w:id="41"/>
+    </w:p>
+    <w:p>
+      <w:pPr>
+        <w:pStyle w:val="27"/>
+        <w:keepNext w:val="0"/>
+        <w:keepLines w:val="0"/>
+        <w:pageBreakBefore w:val="0"/>
+        <w:widowControl w:val="0"/>
+        <w:kinsoku w:val="0"/>
+        <w:wordWrap/>
+        <w:overflowPunct/>
+        <w:topLinePunct w:val="0"/>
+        <w:autoSpaceDE w:val="0"/>
+        <w:autoSpaceDN w:val="0"/>
+        <w:bidi w:val="0"/>
+        <w:adjustRightInd w:val="0"/>
+        <w:snapToGrid w:val="0"/>
+        <w:textAlignment w:val="baseline"/>
+      </w:pPr>
+      <w:r>
+        <w:rPr>
+          <w:rFonts w:hint="eastAsia"/>
+          <w:lang w:eastAsia="zh-CN"/>
+        </w:rPr>
+        <w:t>人力资源部</w:t>
+      </w:r>
+      <w:r>
+        <w:rPr>
+          <w:rFonts w:hint="eastAsia"/>
+        </w:rPr>
+        <w:t>负责通知录用人员办理入职手续，并明确入职时间。新录用员工须在规定的时间内到</w:t>
+      </w:r>
+      <w:r>
+        <w:rPr>
+          <w:rFonts w:hint="eastAsia"/>
+          <w:lang w:eastAsia="zh-CN"/>
+        </w:rPr>
+        <w:t>人力资源部</w:t>
+      </w:r>
+      <w:r>
+        <w:rPr>
+          <w:rFonts w:hint="eastAsia"/>
+        </w:rPr>
+        <w:t>门办理入职手续，特殊原因需延迟办理者必须提前向公司提出申请，经准许后方可按双方约定的时间办理；</w:t>
+      </w:r>
+    </w:p>
+    <w:p>
+      <w:pPr>
+        <w:pStyle w:val="27"/>
+        <w:keepNext w:val="0"/>
+        <w:keepLines w:val="0"/>
+        <w:pageBreakBefore w:val="0"/>
+        <w:widowControl w:val="0"/>
+        <w:kinsoku w:val="0"/>
+        <w:wordWrap/>
+        <w:overflowPunct/>
+        <w:topLinePunct w:val="0"/>
+        <w:autoSpaceDE w:val="0"/>
+        <w:autoSpaceDN w:val="0"/>
+        <w:bidi w:val="0"/>
+        <w:adjustRightInd w:val="0"/>
+        <w:snapToGrid w:val="0"/>
+        <w:textAlignment w:val="baseline"/>
+      </w:pPr>
+      <w:r>
+        <w:rPr>
+          <w:rFonts w:hint="eastAsia"/>
+        </w:rPr>
+        <w:t>新入职员工须提供原单位离职证明及个人照片（一寸蓝底）；另外，须到市级以上医院进行体格检查并提供相应《体检报告单》；</w:t>
+      </w:r>
+    </w:p>
+    <w:p>
+      <w:pPr>
+        <w:pStyle w:val="27"/>
+        <w:keepNext w:val="0"/>
+        <w:keepLines w:val="0"/>
+        <w:pageBreakBefore w:val="0"/>
+        <w:widowControl w:val="0"/>
+        <w:kinsoku w:val="0"/>
+        <w:wordWrap/>
+        <w:overflowPunct/>
+        <w:topLinePunct w:val="0"/>
+        <w:autoSpaceDE w:val="0"/>
+        <w:autoSpaceDN w:val="0"/>
+        <w:bidi w:val="0"/>
+        <w:adjustRightInd w:val="0"/>
+        <w:snapToGrid w:val="0"/>
+        <w:textAlignment w:val="baseline"/>
+      </w:pPr>
+      <w:r>
+        <w:rPr>
+          <w:rFonts w:hint="eastAsia"/>
+        </w:rPr>
+        <w:t>新员工完成上述入职手续后，由</w:t>
+      </w:r>
+      <w:r>
+        <w:rPr>
+          <w:rFonts w:hint="eastAsia"/>
+          <w:lang w:eastAsia="zh-CN"/>
+        </w:rPr>
+        <w:t>人事专员</w:t>
+      </w:r>
+      <w:r>
+        <w:rPr>
+          <w:rFonts w:hint="eastAsia"/>
+        </w:rPr>
+        <w:t>为其办理工作证及考勤卡，并同时开具《员工入职（调动）通知单》；新员工凭《员工入职（调动）通知单》由</w:t>
+      </w:r>
+      <w:r>
+        <w:rPr>
+          <w:rFonts w:hint="eastAsia"/>
+          <w:lang w:eastAsia="zh-CN"/>
+        </w:rPr>
+        <w:t>人事专员</w:t>
+      </w:r>
+      <w:r>
+        <w:rPr>
+          <w:rFonts w:hint="eastAsia"/>
+        </w:rPr>
+        <w:t>指引到用人部门报到；</w:t>
+      </w:r>
+    </w:p>
+    <w:p>
+      <w:pPr>
+        <w:pStyle w:val="27"/>
+        <w:keepNext w:val="0"/>
+        <w:keepLines w:val="0"/>
+        <w:pageBreakBefore w:val="0"/>
+        <w:widowControl w:val="0"/>
+        <w:kinsoku w:val="0"/>
+        <w:wordWrap/>
+        <w:overflowPunct/>
+        <w:topLinePunct w:val="0"/>
+        <w:autoSpaceDE w:val="0"/>
+        <w:autoSpaceDN w:val="0"/>
+        <w:bidi w:val="0"/>
+        <w:adjustRightInd w:val="0"/>
+        <w:snapToGrid w:val="0"/>
+        <w:textAlignment w:val="baseline"/>
+      </w:pPr>
+      <w:r>
+        <w:rPr>
+          <w:rFonts w:hint="eastAsia"/>
+        </w:rPr>
+        <w:t>新员工原则上应于入职当日与公司签订《劳动合同》，还须同时签订相关劳动合同附件，如《保密协议》等。</w:t>
+      </w:r>
+    </w:p>
+    <w:p>
+      <w:pPr>
+        <w:pStyle w:val="28"/>
+        <w:keepNext w:val="0"/>
+        <w:keepLines w:val="0"/>
+        <w:pageBreakBefore w:val="0"/>
+        <w:widowControl w:val="0"/>
+        <w:kinsoku w:val="0"/>
+        <w:wordWrap/>
+        <w:overflowPunct/>
+        <w:topLinePunct w:val="0"/>
+        <w:autoSpaceDE w:val="0"/>
+        <w:autoSpaceDN w:val="0"/>
+        <w:bidi w:val="0"/>
+        <w:adjustRightInd w:val="0"/>
+        <w:snapToGrid w:val="0"/>
+        <w:textAlignment w:val="baseline"/>
+      </w:pPr>
+      <w:bookmarkStart w:id="42" w:name="_bookmark7"/>
       <w:bookmarkEnd w:id="42"/>
-    </w:p>
-    <w:p>
-      <w:pPr>
-        <w:pStyle w:val="a"/>
-        <w:keepNext w:val="0"/>
-        <w:keepLines w:val="0"/>
-        <w:pageBreakBefore w:val="0"/>
-        <w:widowControl w:val="0"/>
-        <w:kinsoku w:val="0"/>
-        <w:wordWrap/>
-        <w:overflowPunct/>
-        <w:topLinePunct w:val="0"/>
-        <w:autoSpaceDE w:val="0"/>
-        <w:autoSpaceDN w:val="0"/>
-        <w:bidi w:val="0"/>
-        <w:adjustRightInd w:val="0"/>
-        <w:snapToGrid w:val="0"/>
-        <w:textAlignment w:val="baseline"/>
-      </w:pPr>
-      <w:r>
-        <w:rPr>
-          <w:rFonts w:hint="eastAsia"/>
-          <w:lang w:eastAsia="zh-CN"/>
-        </w:rPr>
-        <w:t>人力资源部</w:t>
-      </w:r>
-      <w:r>
-        <w:rPr>
-          <w:rFonts w:hint="eastAsia"/>
-        </w:rPr>
-        <w:t>负责通知录用人员办理入职手续，并明确入职时间。新录用员工须在规定的时间内到</w:t>
-      </w:r>
-      <w:r>
-        <w:rPr>
-          <w:rFonts w:hint="eastAsia"/>
-          <w:lang w:eastAsia="zh-CN"/>
-        </w:rPr>
-        <w:t>人力资源部</w:t>
-      </w:r>
-      <w:r>
-        <w:rPr>
-          <w:rFonts w:hint="eastAsia"/>
-        </w:rPr>
-        <w:t>门办理入职手续，特殊原因需延迟办理者必须提前向公司提出申请，经准许后方可按双方约定的时间办理；</w:t>
-      </w:r>
-    </w:p>
-    <w:p>
-      <w:pPr>
-        <w:pStyle w:val="a"/>
-        <w:keepNext w:val="0"/>
-        <w:keepLines w:val="0"/>
-        <w:pageBreakBefore w:val="0"/>
-        <w:widowControl w:val="0"/>
-        <w:kinsoku w:val="0"/>
-        <w:wordWrap/>
-        <w:overflowPunct/>
-        <w:topLinePunct w:val="0"/>
-        <w:autoSpaceDE w:val="0"/>
-        <w:autoSpaceDN w:val="0"/>
-        <w:bidi w:val="0"/>
-        <w:adjustRightInd w:val="0"/>
-        <w:snapToGrid w:val="0"/>
-        <w:textAlignment w:val="baseline"/>
-      </w:pPr>
-      <w:r>
-        <w:rPr>
-          <w:rFonts w:hint="eastAsia"/>
-        </w:rPr>
-        <w:t>新入职员工须提供原单位离职证明及个人照片（一寸蓝底）；另外，须到市级以上医院进行体格检查并提供相应《体检报告单》；</w:t>
-      </w:r>
-    </w:p>
-    <w:p>
-      <w:pPr>
-        <w:pStyle w:val="a"/>
-        <w:keepNext w:val="0"/>
-        <w:keepLines w:val="0"/>
-        <w:pageBreakBefore w:val="0"/>
-        <w:widowControl w:val="0"/>
-        <w:kinsoku w:val="0"/>
-        <w:wordWrap/>
-        <w:overflowPunct/>
-        <w:topLinePunct w:val="0"/>
-        <w:autoSpaceDE w:val="0"/>
-        <w:autoSpaceDN w:val="0"/>
-        <w:bidi w:val="0"/>
-        <w:adjustRightInd w:val="0"/>
-        <w:snapToGrid w:val="0"/>
-        <w:textAlignment w:val="baseline"/>
-      </w:pPr>
-      <w:r>
-        <w:rPr>
-          <w:rFonts w:hint="eastAsia"/>
-        </w:rPr>
-        <w:t>新员工完成上述入职手续后，由</w:t>
-      </w:r>
-      <w:r>
-        <w:rPr>
-          <w:rFonts w:hint="eastAsia"/>
-          <w:lang w:eastAsia="zh-CN"/>
-        </w:rPr>
-        <w:t>人事专员</w:t>
-      </w:r>
-      <w:r>
-        <w:rPr>
-          <w:rFonts w:hint="eastAsia"/>
-        </w:rPr>
-        <w:t>为其办理工作证及考勤卡，并同时开具《员工入职（调动）通知单》；新员工凭《员工入职（调动）通知单》由</w:t>
-      </w:r>
-      <w:r>
-        <w:rPr>
-          <w:rFonts w:hint="eastAsia"/>
-          <w:lang w:eastAsia="zh-CN"/>
-        </w:rPr>
-        <w:t>人事专员</w:t>
-      </w:r>
-      <w:r>
-        <w:rPr>
-          <w:rFonts w:hint="eastAsia"/>
-        </w:rPr>
-        <w:t>指引到用人部门报到；</w:t>
-      </w:r>
-    </w:p>
-    <w:p>
-      <w:pPr>
-        <w:pStyle w:val="a"/>
-        <w:keepNext w:val="0"/>
-        <w:keepLines w:val="0"/>
-        <w:pageBreakBefore w:val="0"/>
-        <w:widowControl w:val="0"/>
-        <w:kinsoku w:val="0"/>
-        <w:wordWrap/>
-        <w:overflowPunct/>
-        <w:topLinePunct w:val="0"/>
-        <w:autoSpaceDE w:val="0"/>
-        <w:autoSpaceDN w:val="0"/>
-        <w:bidi w:val="0"/>
-        <w:adjustRightInd w:val="0"/>
-        <w:snapToGrid w:val="0"/>
-        <w:textAlignment w:val="baseline"/>
-      </w:pPr>
-      <w:r>
-        <w:rPr>
-          <w:rFonts w:hint="eastAsia"/>
-        </w:rPr>
-        <w:t>新员工原则上应于入职当日与公司签订《劳动合同》，还须同时签订相关劳动合同附件，如《保密协议》等。</w:t>
-      </w:r>
-    </w:p>
-    <w:p>
-      <w:pPr>
-        <w:pStyle w:val="2"/>
-        <w:keepNext w:val="0"/>
-        <w:keepLines w:val="0"/>
-        <w:pageBreakBefore w:val="0"/>
-        <w:widowControl w:val="0"/>
-        <w:kinsoku w:val="0"/>
-        <w:wordWrap/>
-        <w:overflowPunct/>
-        <w:topLinePunct w:val="0"/>
-        <w:autoSpaceDE w:val="0"/>
-        <w:autoSpaceDN w:val="0"/>
-        <w:bidi w:val="0"/>
-        <w:adjustRightInd w:val="0"/>
-        <w:snapToGrid w:val="0"/>
-        <w:textAlignment w:val="baseline"/>
-      </w:pPr>
-      <w:bookmarkStart w:id="43" w:name="_bookmark7"/>
+      <w:bookmarkStart w:id="43" w:name="5.2试用及转正"/>
       <w:bookmarkEnd w:id="43"/>
-      <w:bookmarkStart w:id="44" w:name="5.2试用及转正"/>
+      <w:bookmarkStart w:id="44" w:name="_Toc2869"/>
+      <w:bookmarkStart w:id="45" w:name="_Toc22625"/>
+      <w:bookmarkStart w:id="46" w:name="_Toc30522"/>
+      <w:r>
+        <w:rPr>
+          <w:rFonts w:hint="eastAsia"/>
+        </w:rPr>
+        <w:t>试用及转正</w:t>
+      </w:r>
       <w:bookmarkEnd w:id="44"/>
-      <w:bookmarkStart w:id="45" w:name="_Toc2869"/>
-      <w:bookmarkStart w:id="46" w:name="_Toc26026"/>
-      <w:bookmarkStart w:id="47" w:name="_Toc22625"/>
-      <w:r>
-        <w:rPr>
-          <w:rFonts w:hint="eastAsia"/>
-        </w:rPr>
-        <w:t>试用及转正</w:t>
-      </w:r>
       <w:bookmarkEnd w:id="45"/>
       <w:bookmarkEnd w:id="46"/>
+    </w:p>
+    <w:p>
+      <w:pPr>
+        <w:pStyle w:val="29"/>
+        <w:keepNext w:val="0"/>
+        <w:keepLines w:val="0"/>
+        <w:pageBreakBefore w:val="0"/>
+        <w:widowControl w:val="0"/>
+        <w:kinsoku w:val="0"/>
+        <w:wordWrap/>
+        <w:overflowPunct/>
+        <w:topLinePunct w:val="0"/>
+        <w:autoSpaceDE w:val="0"/>
+        <w:autoSpaceDN w:val="0"/>
+        <w:bidi w:val="0"/>
+        <w:adjustRightInd w:val="0"/>
+        <w:snapToGrid w:val="0"/>
+        <w:textAlignment w:val="baseline"/>
+      </w:pPr>
+      <w:bookmarkStart w:id="47" w:name="_bookmark8"/>
       <w:bookmarkEnd w:id="47"/>
-    </w:p>
-    <w:p>
-      <w:pPr>
-        <w:pStyle w:val="3"/>
-        <w:keepNext w:val="0"/>
-        <w:keepLines w:val="0"/>
-        <w:pageBreakBefore w:val="0"/>
-        <w:widowControl w:val="0"/>
-        <w:kinsoku w:val="0"/>
-        <w:wordWrap/>
-        <w:overflowPunct/>
-        <w:topLinePunct w:val="0"/>
-        <w:autoSpaceDE w:val="0"/>
-        <w:autoSpaceDN w:val="0"/>
-        <w:bidi w:val="0"/>
-        <w:adjustRightInd w:val="0"/>
-        <w:snapToGrid w:val="0"/>
-        <w:textAlignment w:val="baseline"/>
-      </w:pPr>
       <w:bookmarkStart w:id="48" w:name="5.2.1试用"/>
       <w:bookmarkEnd w:id="48"/>
-      <w:bookmarkStart w:id="49" w:name="_bookmark8"/>
+      <w:bookmarkStart w:id="49" w:name="_Toc13123"/>
+      <w:bookmarkStart w:id="50" w:name="_Toc25422"/>
+      <w:r>
+        <w:rPr>
+          <w:rFonts w:hint="eastAsia"/>
+        </w:rPr>
+        <w:t>试用</w:t>
+      </w:r>
       <w:bookmarkEnd w:id="49"/>
-      <w:bookmarkStart w:id="50" w:name="_Toc13123"/>
-      <w:bookmarkStart w:id="51" w:name="_Toc15808"/>
-      <w:r>
-        <w:rPr>
-          <w:rFonts w:hint="eastAsia"/>
-        </w:rPr>
-        <w:t>试用</w:t>
-      </w:r>
       <w:bookmarkEnd w:id="50"/>
+    </w:p>
+    <w:p>
+      <w:pPr>
+        <w:pStyle w:val="27"/>
+        <w:keepNext w:val="0"/>
+        <w:keepLines w:val="0"/>
+        <w:pageBreakBefore w:val="0"/>
+        <w:widowControl w:val="0"/>
+        <w:kinsoku w:val="0"/>
+        <w:wordWrap/>
+        <w:overflowPunct/>
+        <w:topLinePunct w:val="0"/>
+        <w:autoSpaceDE w:val="0"/>
+        <w:autoSpaceDN w:val="0"/>
+        <w:bidi w:val="0"/>
+        <w:adjustRightInd w:val="0"/>
+        <w:snapToGrid w:val="0"/>
+        <w:textAlignment w:val="baseline"/>
+      </w:pPr>
+      <w:r>
+        <w:rPr>
+          <w:rFonts w:hint="eastAsia"/>
+        </w:rPr>
+        <w:t>新员工试用期按相关法律、法规规定执行，表现特别优秀者或特殊人才，由部门负责人向</w:t>
+      </w:r>
+      <w:r>
+        <w:rPr>
+          <w:rFonts w:hint="eastAsia"/>
+          <w:lang w:eastAsia="zh-CN"/>
+        </w:rPr>
+        <w:t>人力资源部</w:t>
+      </w:r>
+      <w:r>
+        <w:rPr>
+          <w:rFonts w:hint="eastAsia"/>
+        </w:rPr>
+        <w:t>门提报，经分管领导审核、总经理审批后可酌情缩短试用期；</w:t>
+      </w:r>
+    </w:p>
+    <w:p>
+      <w:pPr>
+        <w:pStyle w:val="27"/>
+        <w:keepNext w:val="0"/>
+        <w:keepLines w:val="0"/>
+        <w:pageBreakBefore w:val="0"/>
+        <w:widowControl w:val="0"/>
+        <w:kinsoku w:val="0"/>
+        <w:wordWrap/>
+        <w:overflowPunct/>
+        <w:topLinePunct w:val="0"/>
+        <w:autoSpaceDE w:val="0"/>
+        <w:autoSpaceDN w:val="0"/>
+        <w:bidi w:val="0"/>
+        <w:adjustRightInd w:val="0"/>
+        <w:snapToGrid w:val="0"/>
+        <w:textAlignment w:val="baseline"/>
+      </w:pPr>
+      <w:r>
+        <w:rPr>
+          <w:rFonts w:hint="eastAsia"/>
+        </w:rPr>
+        <w:t>员工在试用期内由部门负责人对其进行考评，个人品行或工作能力欠佳不适任者，可随时停止试用，并及时退回</w:t>
+      </w:r>
+      <w:r>
+        <w:rPr>
+          <w:rFonts w:hint="eastAsia"/>
+          <w:lang w:eastAsia="zh-CN"/>
+        </w:rPr>
+        <w:t>人力资源部</w:t>
+      </w:r>
+      <w:r>
+        <w:rPr>
+          <w:rFonts w:hint="eastAsia"/>
+        </w:rPr>
+        <w:t>门办理相关离职手续；</w:t>
+      </w:r>
+    </w:p>
+    <w:p>
+      <w:pPr>
+        <w:pStyle w:val="27"/>
+        <w:keepNext w:val="0"/>
+        <w:keepLines w:val="0"/>
+        <w:pageBreakBefore w:val="0"/>
+        <w:widowControl w:val="0"/>
+        <w:kinsoku w:val="0"/>
+        <w:wordWrap/>
+        <w:overflowPunct/>
+        <w:topLinePunct w:val="0"/>
+        <w:autoSpaceDE w:val="0"/>
+        <w:autoSpaceDN w:val="0"/>
+        <w:bidi w:val="0"/>
+        <w:adjustRightInd w:val="0"/>
+        <w:snapToGrid w:val="0"/>
+        <w:textAlignment w:val="baseline"/>
+      </w:pPr>
+      <w:r>
+        <w:rPr>
+          <w:rFonts w:hint="eastAsia"/>
+        </w:rPr>
+        <w:t>员工试用期满，由</w:t>
+      </w:r>
+      <w:r>
+        <w:rPr>
+          <w:rFonts w:hint="eastAsia"/>
+          <w:lang w:eastAsia="zh-CN"/>
+        </w:rPr>
+        <w:t>人力资源部</w:t>
+      </w:r>
+      <w:r>
+        <w:rPr>
+          <w:rFonts w:hint="eastAsia"/>
+        </w:rPr>
+        <w:t>门会同用人部门对其工作态度、工作能力、工作业绩及职业道德等内容进行考核，合格后方可转为正式员工；</w:t>
+      </w:r>
+    </w:p>
+    <w:p>
+      <w:pPr>
+        <w:pStyle w:val="27"/>
+        <w:keepNext w:val="0"/>
+        <w:keepLines w:val="0"/>
+        <w:pageBreakBefore w:val="0"/>
+        <w:widowControl w:val="0"/>
+        <w:kinsoku w:val="0"/>
+        <w:wordWrap/>
+        <w:overflowPunct/>
+        <w:topLinePunct w:val="0"/>
+        <w:autoSpaceDE w:val="0"/>
+        <w:autoSpaceDN w:val="0"/>
+        <w:bidi w:val="0"/>
+        <w:adjustRightInd w:val="0"/>
+        <w:snapToGrid w:val="0"/>
+        <w:textAlignment w:val="baseline"/>
+      </w:pPr>
+      <w:r>
+        <w:rPr>
+          <w:rFonts w:hint="eastAsia"/>
+        </w:rPr>
+        <w:t>试用期内曾受过行政处分、出现旷工或试用期内迟到、早退累计达 3 次以上者， 公司有权即时与其解除劳动关系。</w:t>
+      </w:r>
+    </w:p>
+    <w:p>
+      <w:pPr>
+        <w:pStyle w:val="29"/>
+        <w:keepNext w:val="0"/>
+        <w:keepLines w:val="0"/>
+        <w:pageBreakBefore w:val="0"/>
+        <w:widowControl w:val="0"/>
+        <w:kinsoku w:val="0"/>
+        <w:wordWrap/>
+        <w:overflowPunct/>
+        <w:topLinePunct w:val="0"/>
+        <w:autoSpaceDE w:val="0"/>
+        <w:autoSpaceDN w:val="0"/>
+        <w:bidi w:val="0"/>
+        <w:adjustRightInd w:val="0"/>
+        <w:snapToGrid w:val="0"/>
+        <w:textAlignment w:val="baseline"/>
+      </w:pPr>
+      <w:bookmarkStart w:id="51" w:name="_bookmark9"/>
       <w:bookmarkEnd w:id="51"/>
-    </w:p>
-    <w:p>
-      <w:pPr>
-        <w:pStyle w:val="a"/>
-        <w:keepNext w:val="0"/>
-        <w:keepLines w:val="0"/>
-        <w:pageBreakBefore w:val="0"/>
-        <w:widowControl w:val="0"/>
-        <w:kinsoku w:val="0"/>
-        <w:wordWrap/>
-        <w:overflowPunct/>
-        <w:topLinePunct w:val="0"/>
-        <w:autoSpaceDE w:val="0"/>
-        <w:autoSpaceDN w:val="0"/>
-        <w:bidi w:val="0"/>
-        <w:adjustRightInd w:val="0"/>
-        <w:snapToGrid w:val="0"/>
-        <w:textAlignment w:val="baseline"/>
-      </w:pPr>
-      <w:r>
-        <w:rPr>
-          <w:rFonts w:hint="eastAsia"/>
-        </w:rPr>
-        <w:t>新员工试用期按相关法律、法规规定执行，表现特别优秀者或特殊人才，由部门负责人向</w:t>
-      </w:r>
-      <w:r>
-        <w:rPr>
-          <w:rFonts w:hint="eastAsia"/>
-          <w:lang w:eastAsia="zh-CN"/>
-        </w:rPr>
-        <w:t>人力资源部</w:t>
-      </w:r>
-      <w:r>
-        <w:rPr>
-          <w:rFonts w:hint="eastAsia"/>
-        </w:rPr>
-        <w:t>门提报，经分管领导审核、总经理审批后可酌情缩短试用期；</w:t>
-      </w:r>
-    </w:p>
-    <w:p>
-      <w:pPr>
-        <w:pStyle w:val="a"/>
-        <w:keepNext w:val="0"/>
-        <w:keepLines w:val="0"/>
-        <w:pageBreakBefore w:val="0"/>
-        <w:widowControl w:val="0"/>
-        <w:kinsoku w:val="0"/>
-        <w:wordWrap/>
-        <w:overflowPunct/>
-        <w:topLinePunct w:val="0"/>
-        <w:autoSpaceDE w:val="0"/>
-        <w:autoSpaceDN w:val="0"/>
-        <w:bidi w:val="0"/>
-        <w:adjustRightInd w:val="0"/>
-        <w:snapToGrid w:val="0"/>
-        <w:textAlignment w:val="baseline"/>
-      </w:pPr>
-      <w:r>
-        <w:rPr>
-          <w:rFonts w:hint="eastAsia"/>
-        </w:rPr>
-        <w:t>员工在试用期内由部门负责人对其进行考评，个人品行或工作能力欠佳不适任者，可随时停止试用，并及时退回</w:t>
-      </w:r>
-      <w:r>
-        <w:rPr>
-          <w:rFonts w:hint="eastAsia"/>
-          <w:lang w:eastAsia="zh-CN"/>
-        </w:rPr>
-        <w:t>人力资源部</w:t>
-      </w:r>
-      <w:r>
-        <w:rPr>
-          <w:rFonts w:hint="eastAsia"/>
-        </w:rPr>
-        <w:t>门办理相关离职手续；</w:t>
-      </w:r>
-    </w:p>
-    <w:p>
-      <w:pPr>
-        <w:pStyle w:val="a"/>
-        <w:keepNext w:val="0"/>
-        <w:keepLines w:val="0"/>
-        <w:pageBreakBefore w:val="0"/>
-        <w:widowControl w:val="0"/>
-        <w:kinsoku w:val="0"/>
-        <w:wordWrap/>
-        <w:overflowPunct/>
-        <w:topLinePunct w:val="0"/>
-        <w:autoSpaceDE w:val="0"/>
-        <w:autoSpaceDN w:val="0"/>
-        <w:bidi w:val="0"/>
-        <w:adjustRightInd w:val="0"/>
-        <w:snapToGrid w:val="0"/>
-        <w:textAlignment w:val="baseline"/>
-      </w:pPr>
-      <w:r>
-        <w:rPr>
-          <w:rFonts w:hint="eastAsia"/>
-        </w:rPr>
-        <w:t>员工试用期满，由</w:t>
-      </w:r>
-      <w:r>
-        <w:rPr>
-          <w:rFonts w:hint="eastAsia"/>
-          <w:lang w:eastAsia="zh-CN"/>
-        </w:rPr>
-        <w:t>人力资源部</w:t>
-      </w:r>
-      <w:r>
-        <w:rPr>
-          <w:rFonts w:hint="eastAsia"/>
-        </w:rPr>
-        <w:t>门会同用人部门对其工作态度、工作能力、工作业绩及职业道德等内容进行考核，合格后方可转为正式员工；</w:t>
-      </w:r>
-    </w:p>
-    <w:p>
-      <w:pPr>
-        <w:pStyle w:val="a"/>
-        <w:keepNext w:val="0"/>
-        <w:keepLines w:val="0"/>
-        <w:pageBreakBefore w:val="0"/>
-        <w:widowControl w:val="0"/>
-        <w:kinsoku w:val="0"/>
-        <w:wordWrap/>
-        <w:overflowPunct/>
-        <w:topLinePunct w:val="0"/>
-        <w:autoSpaceDE w:val="0"/>
-        <w:autoSpaceDN w:val="0"/>
-        <w:bidi w:val="0"/>
-        <w:adjustRightInd w:val="0"/>
-        <w:snapToGrid w:val="0"/>
-        <w:textAlignment w:val="baseline"/>
-      </w:pPr>
-      <w:r>
-        <w:rPr>
-          <w:rFonts w:hint="eastAsia"/>
-        </w:rPr>
-        <w:t>试用期内曾受过行政处分、出现旷工或试用期内迟到、早退累计达 3 次以上者， 公司有权即时与其解除劳动关系。</w:t>
-      </w:r>
-    </w:p>
-    <w:p>
-      <w:pPr>
-        <w:pStyle w:val="3"/>
-        <w:keepNext w:val="0"/>
-        <w:keepLines w:val="0"/>
-        <w:pageBreakBefore w:val="0"/>
-        <w:widowControl w:val="0"/>
-        <w:kinsoku w:val="0"/>
-        <w:wordWrap/>
-        <w:overflowPunct/>
-        <w:topLinePunct w:val="0"/>
-        <w:autoSpaceDE w:val="0"/>
-        <w:autoSpaceDN w:val="0"/>
-        <w:bidi w:val="0"/>
-        <w:adjustRightInd w:val="0"/>
-        <w:snapToGrid w:val="0"/>
-        <w:textAlignment w:val="baseline"/>
-      </w:pPr>
       <w:bookmarkStart w:id="52" w:name="5.2.2转正"/>
       <w:bookmarkEnd w:id="52"/>
-      <w:bookmarkStart w:id="53" w:name="_bookmark9"/>
+      <w:bookmarkStart w:id="53" w:name="_Toc23209"/>
+      <w:bookmarkStart w:id="54" w:name="_Toc21226"/>
+      <w:r>
+        <w:rPr>
+          <w:rFonts w:hint="eastAsia"/>
+        </w:rPr>
+        <w:t>转正</w:t>
+      </w:r>
       <w:bookmarkEnd w:id="53"/>
-      <w:bookmarkStart w:id="54" w:name="_Toc23209"/>
-      <w:bookmarkStart w:id="55" w:name="_Toc24434"/>
-      <w:r>
-        <w:rPr>
-          <w:rFonts w:hint="eastAsia"/>
-        </w:rPr>
-        <w:t>转正</w:t>
-      </w:r>
       <w:bookmarkEnd w:id="54"/>
+    </w:p>
+    <w:p>
+      <w:pPr>
+        <w:pStyle w:val="27"/>
+        <w:keepNext w:val="0"/>
+        <w:keepLines w:val="0"/>
+        <w:pageBreakBefore w:val="0"/>
+        <w:widowControl w:val="0"/>
+        <w:kinsoku w:val="0"/>
+        <w:wordWrap/>
+        <w:overflowPunct/>
+        <w:topLinePunct w:val="0"/>
+        <w:autoSpaceDE w:val="0"/>
+        <w:autoSpaceDN w:val="0"/>
+        <w:bidi w:val="0"/>
+        <w:adjustRightInd w:val="0"/>
+        <w:snapToGrid w:val="0"/>
+        <w:textAlignment w:val="baseline"/>
+      </w:pPr>
+      <w:r>
+        <w:rPr>
+          <w:rFonts w:hint="eastAsia"/>
+          <w:lang w:eastAsia="zh-CN"/>
+        </w:rPr>
+        <w:t>人事专员</w:t>
+      </w:r>
+      <w:r>
+        <w:rPr>
+          <w:rFonts w:hint="eastAsia"/>
+        </w:rPr>
+        <w:t>于每月10日前向当月（以考勤周期计算）转正人员所在部门下达转正考核通知，用人部门在接到转正通知后2日内通知转正人员撰写《试用期心得报告》（附录 8.2），并同时填报《转正申请审批表》（附录 8.3），用人部门负责人须随后对转正人员进行试用期考核并填报《转正考核评估表》（附录8.4），以上报表于当月 18 日前按相应流程报批；</w:t>
+      </w:r>
+    </w:p>
+    <w:p>
+      <w:pPr>
+        <w:pStyle w:val="27"/>
+        <w:keepNext w:val="0"/>
+        <w:keepLines w:val="0"/>
+        <w:pageBreakBefore w:val="0"/>
+        <w:widowControl w:val="0"/>
+        <w:kinsoku w:val="0"/>
+        <w:wordWrap/>
+        <w:overflowPunct/>
+        <w:topLinePunct w:val="0"/>
+        <w:autoSpaceDE w:val="0"/>
+        <w:autoSpaceDN w:val="0"/>
+        <w:bidi w:val="0"/>
+        <w:adjustRightInd w:val="0"/>
+        <w:snapToGrid w:val="0"/>
+        <w:textAlignment w:val="baseline"/>
+      </w:pPr>
+      <w:r>
+        <w:rPr>
+          <w:rFonts w:hint="eastAsia"/>
+        </w:rPr>
+        <w:t>员工转正申请经审批后，</w:t>
+      </w:r>
+      <w:r>
+        <w:rPr>
+          <w:rFonts w:hint="eastAsia"/>
+          <w:lang w:eastAsia="zh-CN"/>
+        </w:rPr>
+        <w:t>人事专员</w:t>
+      </w:r>
+      <w:r>
+        <w:rPr>
+          <w:rFonts w:hint="eastAsia"/>
+        </w:rPr>
+        <w:t>应于当月考勤统计周期结束后随考勤报表一并填报《工资核定表》，转正员工自转正之日起由财务部按转正工资计薪；</w:t>
+      </w:r>
+    </w:p>
+    <w:p>
+      <w:pPr>
+        <w:pStyle w:val="27"/>
+        <w:keepNext w:val="0"/>
+        <w:keepLines w:val="0"/>
+        <w:pageBreakBefore w:val="0"/>
+        <w:widowControl w:val="0"/>
+        <w:kinsoku w:val="0"/>
+        <w:wordWrap/>
+        <w:overflowPunct/>
+        <w:topLinePunct w:val="0"/>
+        <w:autoSpaceDE w:val="0"/>
+        <w:autoSpaceDN w:val="0"/>
+        <w:bidi w:val="0"/>
+        <w:adjustRightInd w:val="0"/>
+        <w:snapToGrid w:val="0"/>
+        <w:textAlignment w:val="baseline"/>
+      </w:pPr>
+      <w:r>
+        <w:rPr>
+          <w:rFonts w:hint="eastAsia"/>
+        </w:rPr>
+        <w:t>员工转正后公司将依法为员工办理自签订劳动合同当月起的各项社会保险及人事关系接收手续，具体执行参照公司《劳动合同管理规定》。</w:t>
+      </w:r>
+      <w:bookmarkStart w:id="55" w:name="5.3离职"/>
       <w:bookmarkEnd w:id="55"/>
-    </w:p>
-    <w:p>
-      <w:pPr>
-        <w:pStyle w:val="a"/>
-        <w:keepNext w:val="0"/>
-        <w:keepLines w:val="0"/>
-        <w:pageBreakBefore w:val="0"/>
-        <w:widowControl w:val="0"/>
-        <w:kinsoku w:val="0"/>
-        <w:wordWrap/>
-        <w:overflowPunct/>
-        <w:topLinePunct w:val="0"/>
-        <w:autoSpaceDE w:val="0"/>
-        <w:autoSpaceDN w:val="0"/>
-        <w:bidi w:val="0"/>
-        <w:adjustRightInd w:val="0"/>
-        <w:snapToGrid w:val="0"/>
-        <w:textAlignment w:val="baseline"/>
-      </w:pPr>
-      <w:r>
-        <w:rPr>
-          <w:rFonts w:hint="eastAsia"/>
-          <w:lang w:eastAsia="zh-CN"/>
-        </w:rPr>
-        <w:t>人事专员</w:t>
-      </w:r>
-      <w:r>
-        <w:rPr>
-          <w:rFonts w:hint="eastAsia"/>
-        </w:rPr>
-        <w:t>于每月10日前向当月（以考勤周期计算）转正人员所在部门下达转正考核通知，用人部门在接到转正通知后2日内通知转正人员撰写《试用期心得报告》（附录 8.2），并同时填报《转正申请审批表》（附录 8.3），用人部门负责人须随后对转正人员进行试用期考核并填报《转正考核评估表》（附录8.4），以上报表于当月 18 日前按相应流程报批；</w:t>
-      </w:r>
-    </w:p>
-    <w:p>
-      <w:pPr>
-        <w:pStyle w:val="a"/>
-        <w:keepNext w:val="0"/>
-        <w:keepLines w:val="0"/>
-        <w:pageBreakBefore w:val="0"/>
-        <w:widowControl w:val="0"/>
-        <w:kinsoku w:val="0"/>
-        <w:wordWrap/>
-        <w:overflowPunct/>
-        <w:topLinePunct w:val="0"/>
-        <w:autoSpaceDE w:val="0"/>
-        <w:autoSpaceDN w:val="0"/>
-        <w:bidi w:val="0"/>
-        <w:adjustRightInd w:val="0"/>
-        <w:snapToGrid w:val="0"/>
-        <w:textAlignment w:val="baseline"/>
-      </w:pPr>
-      <w:r>
-        <w:rPr>
-          <w:rFonts w:hint="eastAsia"/>
-        </w:rPr>
-        <w:t>员工转正申请经审批后，</w:t>
-      </w:r>
-      <w:r>
-        <w:rPr>
-          <w:rFonts w:hint="eastAsia"/>
-          <w:lang w:eastAsia="zh-CN"/>
-        </w:rPr>
-        <w:t>人事专员</w:t>
-      </w:r>
-      <w:r>
-        <w:rPr>
-          <w:rFonts w:hint="eastAsia"/>
-        </w:rPr>
-        <w:t>应于当月考勤统计周期结束后随考勤报表一并填报《工资核定表》，转正员工自转正之日起由财务部按转正工资计薪；</w:t>
-      </w:r>
-    </w:p>
-    <w:p>
-      <w:pPr>
-        <w:pStyle w:val="a"/>
-        <w:keepNext w:val="0"/>
-        <w:keepLines w:val="0"/>
-        <w:pageBreakBefore w:val="0"/>
-        <w:widowControl w:val="0"/>
-        <w:kinsoku w:val="0"/>
-        <w:wordWrap/>
-        <w:overflowPunct/>
-        <w:topLinePunct w:val="0"/>
-        <w:autoSpaceDE w:val="0"/>
-        <w:autoSpaceDN w:val="0"/>
-        <w:bidi w:val="0"/>
-        <w:adjustRightInd w:val="0"/>
-        <w:snapToGrid w:val="0"/>
-        <w:textAlignment w:val="baseline"/>
-      </w:pPr>
-      <w:r>
-        <w:rPr>
-          <w:rFonts w:hint="eastAsia"/>
-        </w:rPr>
-        <w:t>员工转正后公司将依法为员工办理自签订劳动合同当月起的各项社会保险及人事关系接收手续，具体执行参照公司《劳动合同管理规定》。</w:t>
-      </w:r>
       <w:bookmarkStart w:id="56" w:name="_bookmark10"/>
       <w:bookmarkEnd w:id="56"/>
-      <w:bookmarkStart w:id="57" w:name="5.3离职"/>
+      <w:bookmarkStart w:id="57" w:name="_Toc31749"/>
+    </w:p>
+    <w:p>
+      <w:pPr>
+        <w:pStyle w:val="28"/>
+        <w:keepNext w:val="0"/>
+        <w:keepLines w:val="0"/>
+        <w:pageBreakBefore w:val="0"/>
+        <w:widowControl w:val="0"/>
+        <w:kinsoku w:val="0"/>
+        <w:wordWrap/>
+        <w:overflowPunct/>
+        <w:topLinePunct w:val="0"/>
+        <w:autoSpaceDE w:val="0"/>
+        <w:autoSpaceDN w:val="0"/>
+        <w:bidi w:val="0"/>
+        <w:adjustRightInd w:val="0"/>
+        <w:snapToGrid w:val="0"/>
+        <w:textAlignment w:val="baseline"/>
+      </w:pPr>
+      <w:bookmarkStart w:id="58" w:name="_Toc20319"/>
+      <w:bookmarkStart w:id="59" w:name="_Toc28607"/>
+      <w:r>
+        <w:rPr>
+          <w:rFonts w:hint="eastAsia"/>
+        </w:rPr>
+        <w:t>离职</w:t>
+      </w:r>
       <w:bookmarkEnd w:id="57"/>
-      <w:bookmarkStart w:id="58" w:name="_Toc31749"/>
-    </w:p>
-    <w:p>
-      <w:pPr>
-        <w:pStyle w:val="2"/>
-        <w:keepNext w:val="0"/>
-        <w:keepLines w:val="0"/>
-        <w:pageBreakBefore w:val="0"/>
-        <w:widowControl w:val="0"/>
-        <w:kinsoku w:val="0"/>
-        <w:wordWrap/>
-        <w:overflowPunct/>
-        <w:topLinePunct w:val="0"/>
-        <w:autoSpaceDE w:val="0"/>
-        <w:autoSpaceDN w:val="0"/>
-        <w:bidi w:val="0"/>
-        <w:adjustRightInd w:val="0"/>
-        <w:snapToGrid w:val="0"/>
-        <w:textAlignment w:val="baseline"/>
-      </w:pPr>
-      <w:bookmarkStart w:id="59" w:name="_Toc20319"/>
-      <w:bookmarkStart w:id="60" w:name="_Toc20269"/>
-      <w:r>
-        <w:rPr>
-          <w:rFonts w:hint="eastAsia"/>
-        </w:rPr>
-        <w:t>离职</w:t>
-      </w:r>
       <w:bookmarkEnd w:id="58"/>
       <w:bookmarkEnd w:id="59"/>
+    </w:p>
+    <w:p>
+      <w:pPr>
+        <w:pStyle w:val="29"/>
+        <w:keepNext w:val="0"/>
+        <w:keepLines w:val="0"/>
+        <w:pageBreakBefore w:val="0"/>
+        <w:widowControl w:val="0"/>
+        <w:kinsoku w:val="0"/>
+        <w:wordWrap/>
+        <w:overflowPunct/>
+        <w:topLinePunct w:val="0"/>
+        <w:autoSpaceDE w:val="0"/>
+        <w:autoSpaceDN w:val="0"/>
+        <w:bidi w:val="0"/>
+        <w:adjustRightInd w:val="0"/>
+        <w:snapToGrid w:val="0"/>
+        <w:textAlignment w:val="baseline"/>
+      </w:pPr>
+      <w:bookmarkStart w:id="60" w:name="5.3.1离职通知"/>
       <w:bookmarkEnd w:id="60"/>
-    </w:p>
-    <w:p>
-      <w:pPr>
-        <w:pStyle w:val="3"/>
-        <w:keepNext w:val="0"/>
-        <w:keepLines w:val="0"/>
-        <w:pageBreakBefore w:val="0"/>
-        <w:widowControl w:val="0"/>
-        <w:kinsoku w:val="0"/>
-        <w:wordWrap/>
-        <w:overflowPunct/>
-        <w:topLinePunct w:val="0"/>
-        <w:autoSpaceDE w:val="0"/>
-        <w:autoSpaceDN w:val="0"/>
-        <w:bidi w:val="0"/>
-        <w:adjustRightInd w:val="0"/>
-        <w:snapToGrid w:val="0"/>
-        <w:textAlignment w:val="baseline"/>
-      </w:pPr>
       <w:bookmarkStart w:id="61" w:name="_bookmark11"/>
       <w:bookmarkEnd w:id="61"/>
-      <w:bookmarkStart w:id="62" w:name="5.3.1离职通知"/>
+      <w:bookmarkStart w:id="62" w:name="_Toc21054"/>
+      <w:bookmarkStart w:id="63" w:name="_Toc185"/>
+      <w:r>
+        <w:rPr>
+          <w:rFonts w:hint="eastAsia"/>
+        </w:rPr>
+        <w:t>离职通知</w:t>
+      </w:r>
       <w:bookmarkEnd w:id="62"/>
-      <w:bookmarkStart w:id="63" w:name="_Toc21054"/>
-      <w:bookmarkStart w:id="64" w:name="_Toc18809"/>
-      <w:r>
-        <w:rPr>
-          <w:rFonts w:hint="eastAsia"/>
-        </w:rPr>
-        <w:t>离职通知</w:t>
-      </w:r>
       <w:bookmarkEnd w:id="63"/>
+    </w:p>
+    <w:p>
+      <w:pPr>
+        <w:pStyle w:val="27"/>
+        <w:keepNext w:val="0"/>
+        <w:keepLines w:val="0"/>
+        <w:pageBreakBefore w:val="0"/>
+        <w:widowControl w:val="0"/>
+        <w:kinsoku w:val="0"/>
+        <w:wordWrap/>
+        <w:overflowPunct/>
+        <w:topLinePunct w:val="0"/>
+        <w:autoSpaceDE w:val="0"/>
+        <w:autoSpaceDN w:val="0"/>
+        <w:bidi w:val="0"/>
+        <w:adjustRightInd w:val="0"/>
+        <w:snapToGrid w:val="0"/>
+        <w:textAlignment w:val="baseline"/>
+      </w:pPr>
+      <w:r>
+        <w:rPr>
+          <w:rFonts w:hint="eastAsia"/>
+        </w:rPr>
+        <w:t>员工辞职，正式员工（包括合同期满离职）须提前30天书面申请；试用期内的，提前3天以上申请；</w:t>
+      </w:r>
+    </w:p>
+    <w:p>
+      <w:pPr>
+        <w:pStyle w:val="27"/>
+        <w:keepNext w:val="0"/>
+        <w:keepLines w:val="0"/>
+        <w:pageBreakBefore w:val="0"/>
+        <w:widowControl w:val="0"/>
+        <w:kinsoku w:val="0"/>
+        <w:wordWrap/>
+        <w:overflowPunct/>
+        <w:topLinePunct w:val="0"/>
+        <w:autoSpaceDE w:val="0"/>
+        <w:autoSpaceDN w:val="0"/>
+        <w:bidi w:val="0"/>
+        <w:adjustRightInd w:val="0"/>
+        <w:snapToGrid w:val="0"/>
+        <w:textAlignment w:val="baseline"/>
+      </w:pPr>
+      <w:r>
+        <w:rPr>
+          <w:rFonts w:hint="eastAsia"/>
+        </w:rPr>
+        <w:t>辞退员工，正式员工由</w:t>
+      </w:r>
+      <w:r>
+        <w:rPr>
+          <w:rFonts w:hint="eastAsia"/>
+          <w:lang w:eastAsia="zh-CN"/>
+        </w:rPr>
+        <w:t>人事专员</w:t>
+      </w:r>
+      <w:r>
+        <w:rPr>
+          <w:rFonts w:hint="eastAsia"/>
+        </w:rPr>
+        <w:t>提前30天以书面形式通知员工本人，并说明其中理由；试用期内的，提前3天书面通知。</w:t>
+      </w:r>
+    </w:p>
+    <w:p>
+      <w:pPr>
+        <w:pStyle w:val="29"/>
+        <w:keepNext w:val="0"/>
+        <w:keepLines w:val="0"/>
+        <w:pageBreakBefore w:val="0"/>
+        <w:widowControl w:val="0"/>
+        <w:kinsoku w:val="0"/>
+        <w:wordWrap/>
+        <w:overflowPunct/>
+        <w:topLinePunct w:val="0"/>
+        <w:autoSpaceDE w:val="0"/>
+        <w:autoSpaceDN w:val="0"/>
+        <w:bidi w:val="0"/>
+        <w:adjustRightInd w:val="0"/>
+        <w:snapToGrid w:val="0"/>
+        <w:textAlignment w:val="baseline"/>
+      </w:pPr>
+      <w:bookmarkStart w:id="64" w:name="_bookmark12"/>
       <w:bookmarkEnd w:id="64"/>
-    </w:p>
-    <w:p>
-      <w:pPr>
-        <w:pStyle w:val="a"/>
-        <w:keepNext w:val="0"/>
-        <w:keepLines w:val="0"/>
-        <w:pageBreakBefore w:val="0"/>
-        <w:widowControl w:val="0"/>
-        <w:kinsoku w:val="0"/>
-        <w:wordWrap/>
-        <w:overflowPunct/>
-        <w:topLinePunct w:val="0"/>
-        <w:autoSpaceDE w:val="0"/>
-        <w:autoSpaceDN w:val="0"/>
-        <w:bidi w:val="0"/>
-        <w:adjustRightInd w:val="0"/>
-        <w:snapToGrid w:val="0"/>
-        <w:textAlignment w:val="baseline"/>
-      </w:pPr>
-      <w:r>
-        <w:rPr>
-          <w:rFonts w:hint="eastAsia"/>
-        </w:rPr>
-        <w:t>员工辞职，正式员工（包括合同期满离职）须提前30天书面申请；试用期内的，提前3天以上申请；</w:t>
-      </w:r>
-    </w:p>
-    <w:p>
-      <w:pPr>
-        <w:pStyle w:val="a"/>
-        <w:keepNext w:val="0"/>
-        <w:keepLines w:val="0"/>
-        <w:pageBreakBefore w:val="0"/>
-        <w:widowControl w:val="0"/>
-        <w:kinsoku w:val="0"/>
-        <w:wordWrap/>
-        <w:overflowPunct/>
-        <w:topLinePunct w:val="0"/>
-        <w:autoSpaceDE w:val="0"/>
-        <w:autoSpaceDN w:val="0"/>
-        <w:bidi w:val="0"/>
-        <w:adjustRightInd w:val="0"/>
-        <w:snapToGrid w:val="0"/>
-        <w:textAlignment w:val="baseline"/>
-      </w:pPr>
-      <w:r>
-        <w:rPr>
-          <w:rFonts w:hint="eastAsia"/>
-        </w:rPr>
-        <w:t>辞退员工，正式员工由</w:t>
+      <w:bookmarkStart w:id="65" w:name="5.3.2离职面谈"/>
+      <w:bookmarkEnd w:id="65"/>
+      <w:bookmarkStart w:id="66" w:name="_Toc24027"/>
+      <w:bookmarkStart w:id="67" w:name="_Toc22545"/>
+      <w:r>
+        <w:rPr>
+          <w:rFonts w:hint="eastAsia"/>
+        </w:rPr>
+        <w:t>离职面谈</w:t>
+      </w:r>
+      <w:bookmarkEnd w:id="66"/>
+      <w:bookmarkEnd w:id="67"/>
+    </w:p>
+    <w:p>
+      <w:pPr>
+        <w:pStyle w:val="27"/>
+        <w:keepNext w:val="0"/>
+        <w:keepLines w:val="0"/>
+        <w:pageBreakBefore w:val="0"/>
+        <w:widowControl w:val="0"/>
+        <w:kinsoku w:val="0"/>
+        <w:wordWrap/>
+        <w:overflowPunct/>
+        <w:topLinePunct w:val="0"/>
+        <w:autoSpaceDE w:val="0"/>
+        <w:autoSpaceDN w:val="0"/>
+        <w:bidi w:val="0"/>
+        <w:adjustRightInd w:val="0"/>
+        <w:snapToGrid w:val="0"/>
+        <w:textAlignment w:val="baseline"/>
+      </w:pPr>
+      <w:r>
+        <w:rPr>
+          <w:rFonts w:hint="eastAsia"/>
+        </w:rPr>
+        <w:t>离职面谈的目的是了解员工离职的真实原因及其对公司的意见和建议，以便分析并不断改进公司相关管理；</w:t>
+      </w:r>
+    </w:p>
+    <w:p>
+      <w:pPr>
+        <w:pStyle w:val="27"/>
+        <w:keepNext w:val="0"/>
+        <w:keepLines w:val="0"/>
+        <w:pageBreakBefore w:val="0"/>
+        <w:widowControl w:val="0"/>
+        <w:kinsoku w:val="0"/>
+        <w:wordWrap/>
+        <w:overflowPunct/>
+        <w:topLinePunct w:val="0"/>
+        <w:autoSpaceDE w:val="0"/>
+        <w:autoSpaceDN w:val="0"/>
+        <w:bidi w:val="0"/>
+        <w:adjustRightInd w:val="0"/>
+        <w:snapToGrid w:val="0"/>
+        <w:textAlignment w:val="baseline"/>
+      </w:pPr>
+      <w:r>
+        <w:rPr>
+          <w:rFonts w:hint="eastAsia"/>
+        </w:rPr>
+        <w:t>公司所有员工离职均需进行离职面谈；</w:t>
       </w:r>
       <w:r>
         <w:rPr>
@@ -4704,161 +4509,365 @@
         <w:rPr>
           <w:rFonts w:hint="eastAsia"/>
         </w:rPr>
-        <w:t>提前30天以书面形式通知员工本人，并说明其中理由；试用期内的，提前3天书面通知。</w:t>
-      </w:r>
-    </w:p>
-    <w:p>
-      <w:pPr>
-        <w:pStyle w:val="3"/>
-        <w:keepNext w:val="0"/>
-        <w:keepLines w:val="0"/>
-        <w:pageBreakBefore w:val="0"/>
-        <w:widowControl w:val="0"/>
-        <w:kinsoku w:val="0"/>
-        <w:wordWrap/>
-        <w:overflowPunct/>
-        <w:topLinePunct w:val="0"/>
-        <w:autoSpaceDE w:val="0"/>
-        <w:autoSpaceDN w:val="0"/>
-        <w:bidi w:val="0"/>
-        <w:adjustRightInd w:val="0"/>
-        <w:snapToGrid w:val="0"/>
-        <w:textAlignment w:val="baseline"/>
-      </w:pPr>
-      <w:bookmarkStart w:id="65" w:name="_bookmark12"/>
-      <w:bookmarkEnd w:id="65"/>
-      <w:bookmarkStart w:id="66" w:name="5.3.2离职面谈"/>
-      <w:bookmarkEnd w:id="66"/>
-      <w:bookmarkStart w:id="67" w:name="_Toc24027"/>
-      <w:bookmarkStart w:id="68" w:name="_Toc26192"/>
-      <w:r>
-        <w:rPr>
-          <w:rFonts w:hint="eastAsia"/>
-        </w:rPr>
-        <w:t>离职面谈</w:t>
-      </w:r>
-      <w:bookmarkEnd w:id="67"/>
+        <w:t>在接到员工离职申请 3个工作日内，须安排与该员工进行离职面谈，并形成详细的面谈纪录。</w:t>
+      </w:r>
+    </w:p>
+    <w:p>
+      <w:pPr>
+        <w:pStyle w:val="29"/>
+        <w:keepNext w:val="0"/>
+        <w:keepLines w:val="0"/>
+        <w:pageBreakBefore w:val="0"/>
+        <w:widowControl w:val="0"/>
+        <w:kinsoku w:val="0"/>
+        <w:wordWrap/>
+        <w:overflowPunct/>
+        <w:topLinePunct w:val="0"/>
+        <w:autoSpaceDE w:val="0"/>
+        <w:autoSpaceDN w:val="0"/>
+        <w:bidi w:val="0"/>
+        <w:adjustRightInd w:val="0"/>
+        <w:snapToGrid w:val="0"/>
+        <w:textAlignment w:val="baseline"/>
+      </w:pPr>
+      <w:bookmarkStart w:id="68" w:name="_bookmark13"/>
       <w:bookmarkEnd w:id="68"/>
-    </w:p>
-    <w:p>
-      <w:pPr>
-        <w:pStyle w:val="a"/>
-        <w:keepNext w:val="0"/>
-        <w:keepLines w:val="0"/>
-        <w:pageBreakBefore w:val="0"/>
-        <w:widowControl w:val="0"/>
-        <w:kinsoku w:val="0"/>
-        <w:wordWrap/>
-        <w:overflowPunct/>
-        <w:topLinePunct w:val="0"/>
-        <w:autoSpaceDE w:val="0"/>
-        <w:autoSpaceDN w:val="0"/>
-        <w:bidi w:val="0"/>
-        <w:adjustRightInd w:val="0"/>
-        <w:snapToGrid w:val="0"/>
-        <w:textAlignment w:val="baseline"/>
-      </w:pPr>
-      <w:r>
-        <w:rPr>
-          <w:rFonts w:hint="eastAsia"/>
-        </w:rPr>
-        <w:t>离职面谈的目的是了解员工离职的真实原因及其对公司的意见和建议，以便分析并不断改进公司相关管理；</w:t>
-      </w:r>
-    </w:p>
-    <w:p>
-      <w:pPr>
-        <w:pStyle w:val="a"/>
-        <w:keepNext w:val="0"/>
-        <w:keepLines w:val="0"/>
-        <w:pageBreakBefore w:val="0"/>
-        <w:widowControl w:val="0"/>
-        <w:kinsoku w:val="0"/>
-        <w:wordWrap/>
-        <w:overflowPunct/>
-        <w:topLinePunct w:val="0"/>
-        <w:autoSpaceDE w:val="0"/>
-        <w:autoSpaceDN w:val="0"/>
-        <w:bidi w:val="0"/>
-        <w:adjustRightInd w:val="0"/>
-        <w:snapToGrid w:val="0"/>
-        <w:textAlignment w:val="baseline"/>
-      </w:pPr>
-      <w:r>
-        <w:rPr>
-          <w:rFonts w:hint="eastAsia"/>
-        </w:rPr>
-        <w:t>公司所有员工离职均需进行离职面谈；</w:t>
-      </w:r>
-      <w:r>
-        <w:rPr>
-          <w:rFonts w:hint="eastAsia"/>
-          <w:lang w:eastAsia="zh-CN"/>
-        </w:rPr>
-        <w:t>人事专员</w:t>
-      </w:r>
-      <w:r>
-        <w:rPr>
-          <w:rFonts w:hint="eastAsia"/>
-        </w:rPr>
-        <w:t>在接到员工离职申请 3个工作日内，须安排与该员工进行离职面谈，并形成详细的面谈纪录。</w:t>
-      </w:r>
-    </w:p>
-    <w:p>
-      <w:pPr>
-        <w:pStyle w:val="3"/>
-        <w:keepNext w:val="0"/>
-        <w:keepLines w:val="0"/>
-        <w:pageBreakBefore w:val="0"/>
-        <w:widowControl w:val="0"/>
-        <w:kinsoku w:val="0"/>
-        <w:wordWrap/>
-        <w:overflowPunct/>
-        <w:topLinePunct w:val="0"/>
-        <w:autoSpaceDE w:val="0"/>
-        <w:autoSpaceDN w:val="0"/>
-        <w:bidi w:val="0"/>
-        <w:adjustRightInd w:val="0"/>
-        <w:snapToGrid w:val="0"/>
-        <w:textAlignment w:val="baseline"/>
-      </w:pPr>
       <w:bookmarkStart w:id="69" w:name="5.3.3离职手续"/>
       <w:bookmarkEnd w:id="69"/>
-      <w:bookmarkStart w:id="70" w:name="_bookmark13"/>
+      <w:bookmarkStart w:id="70" w:name="_Toc6302"/>
+      <w:bookmarkStart w:id="71" w:name="_Toc12579"/>
+      <w:r>
+        <w:rPr>
+          <w:rFonts w:hint="eastAsia"/>
+        </w:rPr>
+        <w:t>离职手续</w:t>
+      </w:r>
       <w:bookmarkEnd w:id="70"/>
-      <w:bookmarkStart w:id="71" w:name="_Toc29706"/>
-      <w:bookmarkStart w:id="72" w:name="_Toc6302"/>
-      <w:r>
-        <w:rPr>
-          <w:rFonts w:hint="eastAsia"/>
-        </w:rPr>
-        <w:t>离职手续</w:t>
-      </w:r>
       <w:bookmarkEnd w:id="71"/>
+    </w:p>
+    <w:p>
+      <w:pPr>
+        <w:pStyle w:val="27"/>
+        <w:keepNext w:val="0"/>
+        <w:keepLines w:val="0"/>
+        <w:pageBreakBefore w:val="0"/>
+        <w:widowControl w:val="0"/>
+        <w:kinsoku w:val="0"/>
+        <w:wordWrap/>
+        <w:overflowPunct/>
+        <w:topLinePunct w:val="0"/>
+        <w:autoSpaceDE w:val="0"/>
+        <w:autoSpaceDN w:val="0"/>
+        <w:bidi w:val="0"/>
+        <w:adjustRightInd w:val="0"/>
+        <w:snapToGrid w:val="0"/>
+        <w:textAlignment w:val="baseline"/>
+      </w:pPr>
+      <w:r>
+        <w:rPr>
+          <w:rFonts w:hint="eastAsia"/>
+        </w:rPr>
+        <w:t>员工辞职需向</w:t>
+      </w:r>
+      <w:r>
+        <w:rPr>
+          <w:rFonts w:hint="eastAsia"/>
+          <w:lang w:eastAsia="zh-CN"/>
+        </w:rPr>
+        <w:t>人事专员</w:t>
+      </w:r>
+      <w:r>
+        <w:rPr>
+          <w:rFonts w:hint="eastAsia"/>
+        </w:rPr>
+        <w:t>领取《离职申请表》，在如实、客观地填写离职原因后上报其直接上级，直接上级须对辞职人员进行离职面谈并签署意见，完成后按相应流程报批；</w:t>
+      </w:r>
+    </w:p>
+    <w:p>
+      <w:pPr>
+        <w:pStyle w:val="27"/>
+        <w:keepNext w:val="0"/>
+        <w:keepLines w:val="0"/>
+        <w:pageBreakBefore w:val="0"/>
+        <w:widowControl w:val="0"/>
+        <w:kinsoku w:val="0"/>
+        <w:wordWrap/>
+        <w:overflowPunct/>
+        <w:topLinePunct w:val="0"/>
+        <w:autoSpaceDE w:val="0"/>
+        <w:autoSpaceDN w:val="0"/>
+        <w:bidi w:val="0"/>
+        <w:adjustRightInd w:val="0"/>
+        <w:snapToGrid w:val="0"/>
+        <w:textAlignment w:val="baseline"/>
+      </w:pPr>
+      <w:r>
+        <w:rPr>
+          <w:rFonts w:hint="eastAsia"/>
+          <w:lang w:eastAsia="zh-CN"/>
+        </w:rPr>
+        <w:t>人事专员</w:t>
+      </w:r>
+      <w:r>
+        <w:rPr>
+          <w:rFonts w:hint="eastAsia"/>
+        </w:rPr>
+        <w:t>依据终批的《离职申请表》填发《劳动合同解除/终止通知单》，交由辞职员工签收并办理离职手续；</w:t>
+      </w:r>
+    </w:p>
+    <w:p>
+      <w:pPr>
+        <w:pStyle w:val="27"/>
+        <w:keepNext w:val="0"/>
+        <w:keepLines w:val="0"/>
+        <w:pageBreakBefore w:val="0"/>
+        <w:widowControl w:val="0"/>
+        <w:kinsoku w:val="0"/>
+        <w:wordWrap/>
+        <w:overflowPunct/>
+        <w:topLinePunct w:val="0"/>
+        <w:autoSpaceDE w:val="0"/>
+        <w:autoSpaceDN w:val="0"/>
+        <w:bidi w:val="0"/>
+        <w:adjustRightInd w:val="0"/>
+        <w:snapToGrid w:val="0"/>
+        <w:textAlignment w:val="baseline"/>
+      </w:pPr>
+      <w:r>
+        <w:rPr>
+          <w:rFonts w:hint="eastAsia"/>
+        </w:rPr>
+        <w:t>辞职员工持《离职交接清单》到相应部门办理工作交接和办公物资交接手续，交接完毕经交接双方及监交人（一般由其部门负责人监交，情况特殊的由公司领导指定的专人负责监交）签名确认后，员工将《离职交接清单》交回</w:t>
+      </w:r>
+      <w:r>
+        <w:rPr>
+          <w:rFonts w:hint="eastAsia"/>
+          <w:lang w:eastAsia="zh-CN"/>
+        </w:rPr>
+        <w:t>人事专员</w:t>
+      </w:r>
+      <w:r>
+        <w:rPr>
+          <w:rFonts w:hint="eastAsia"/>
+        </w:rPr>
+        <w:t>处。</w:t>
+      </w:r>
+    </w:p>
+    <w:p>
+      <w:pPr>
+        <w:pStyle w:val="27"/>
+        <w:keepNext w:val="0"/>
+        <w:keepLines w:val="0"/>
+        <w:pageBreakBefore w:val="0"/>
+        <w:widowControl w:val="0"/>
+        <w:kinsoku w:val="0"/>
+        <w:wordWrap/>
+        <w:overflowPunct/>
+        <w:topLinePunct w:val="0"/>
+        <w:autoSpaceDE w:val="0"/>
+        <w:autoSpaceDN w:val="0"/>
+        <w:bidi w:val="0"/>
+        <w:adjustRightInd w:val="0"/>
+        <w:snapToGrid w:val="0"/>
+        <w:textAlignment w:val="baseline"/>
+      </w:pPr>
+      <w:r>
+        <w:rPr>
+          <w:rFonts w:hint="eastAsia"/>
+        </w:rPr>
+        <w:t>公司辞退员工，须由部门负责人详细填报《不适任人员呈报单》经</w:t>
+      </w:r>
+      <w:r>
+        <w:rPr>
+          <w:rFonts w:hint="eastAsia"/>
+          <w:lang w:eastAsia="zh-CN"/>
+        </w:rPr>
+        <w:t>人力资源部</w:t>
+      </w:r>
+      <w:r>
+        <w:rPr>
+          <w:rFonts w:hint="eastAsia"/>
+        </w:rPr>
+        <w:t>调查审核并签署意见后，报分管领导及总经理审批，</w:t>
+      </w:r>
+      <w:r>
+        <w:rPr>
+          <w:rFonts w:hint="eastAsia"/>
+          <w:lang w:eastAsia="zh-CN"/>
+        </w:rPr>
+        <w:t>人事专员</w:t>
+      </w:r>
+      <w:r>
+        <w:rPr>
+          <w:rFonts w:hint="eastAsia"/>
+        </w:rPr>
+        <w:t>依据终批意见通报执行并备案；</w:t>
+      </w:r>
+    </w:p>
+    <w:p>
+      <w:pPr>
+        <w:pStyle w:val="27"/>
+        <w:keepNext w:val="0"/>
+        <w:keepLines w:val="0"/>
+        <w:pageBreakBefore w:val="0"/>
+        <w:widowControl w:val="0"/>
+        <w:kinsoku w:val="0"/>
+        <w:wordWrap/>
+        <w:overflowPunct/>
+        <w:topLinePunct w:val="0"/>
+        <w:autoSpaceDE w:val="0"/>
+        <w:autoSpaceDN w:val="0"/>
+        <w:bidi w:val="0"/>
+        <w:adjustRightInd w:val="0"/>
+        <w:snapToGrid w:val="0"/>
+        <w:textAlignment w:val="baseline"/>
+      </w:pPr>
+      <w:r>
+        <w:rPr>
+          <w:rFonts w:hint="eastAsia"/>
+        </w:rPr>
+        <w:t>公司可辞退员工的情形，按照《劳动合同管理规定》的相关条款执行；</w:t>
+      </w:r>
+    </w:p>
+    <w:p>
+      <w:pPr>
+        <w:pStyle w:val="27"/>
+        <w:keepNext w:val="0"/>
+        <w:keepLines w:val="0"/>
+        <w:pageBreakBefore w:val="0"/>
+        <w:widowControl w:val="0"/>
+        <w:kinsoku w:val="0"/>
+        <w:wordWrap/>
+        <w:overflowPunct/>
+        <w:topLinePunct w:val="0"/>
+        <w:autoSpaceDE w:val="0"/>
+        <w:autoSpaceDN w:val="0"/>
+        <w:bidi w:val="0"/>
+        <w:adjustRightInd w:val="0"/>
+        <w:snapToGrid w:val="0"/>
+        <w:textAlignment w:val="baseline"/>
+      </w:pPr>
+      <w:r>
+        <w:rPr>
+          <w:rFonts w:hint="eastAsia"/>
+          <w:lang w:eastAsia="zh-CN"/>
+        </w:rPr>
+        <w:t>人事专员</w:t>
+      </w:r>
+      <w:r>
+        <w:rPr>
+          <w:rFonts w:hint="eastAsia"/>
+        </w:rPr>
+        <w:t>依据终批的文件填发《劳动合同解除/终止通知单》，交由被辞退员工签收，被辞退员工持《离职交接清单》办理离职手续。</w:t>
+      </w:r>
+    </w:p>
+    <w:p>
+      <w:pPr>
+        <w:pStyle w:val="27"/>
+        <w:keepNext w:val="0"/>
+        <w:keepLines w:val="0"/>
+        <w:pageBreakBefore w:val="0"/>
+        <w:widowControl w:val="0"/>
+        <w:kinsoku w:val="0"/>
+        <w:wordWrap/>
+        <w:overflowPunct/>
+        <w:topLinePunct w:val="0"/>
+        <w:autoSpaceDE w:val="0"/>
+        <w:autoSpaceDN w:val="0"/>
+        <w:bidi w:val="0"/>
+        <w:adjustRightInd w:val="0"/>
+        <w:snapToGrid w:val="0"/>
+        <w:textAlignment w:val="baseline"/>
+      </w:pPr>
+      <w:r>
+        <w:rPr>
+          <w:rFonts w:hint="eastAsia"/>
+        </w:rPr>
+        <w:t>员工的行为构成自动离职情形的，其部门负责人须自员工自动离职之日起2天内以书面形式通知</w:t>
+      </w:r>
+      <w:r>
+        <w:rPr>
+          <w:rFonts w:hint="eastAsia"/>
+          <w:lang w:eastAsia="zh-CN"/>
+        </w:rPr>
+        <w:t>人力资源部</w:t>
+      </w:r>
+      <w:r>
+        <w:rPr>
+          <w:rFonts w:hint="eastAsia"/>
+        </w:rPr>
+        <w:t>门，</w:t>
+      </w:r>
+      <w:r>
+        <w:rPr>
+          <w:rFonts w:hint="eastAsia"/>
+          <w:lang w:eastAsia="zh-CN"/>
+        </w:rPr>
+        <w:t>人事专员</w:t>
+      </w:r>
+      <w:r>
+        <w:rPr>
+          <w:rFonts w:hint="eastAsia"/>
+        </w:rPr>
+        <w:t>确认后通报执行并备案。</w:t>
+      </w:r>
+    </w:p>
+    <w:p>
+      <w:pPr>
+        <w:pStyle w:val="29"/>
+        <w:keepNext w:val="0"/>
+        <w:keepLines w:val="0"/>
+        <w:pageBreakBefore w:val="0"/>
+        <w:widowControl w:val="0"/>
+        <w:kinsoku w:val="0"/>
+        <w:wordWrap/>
+        <w:overflowPunct/>
+        <w:topLinePunct w:val="0"/>
+        <w:autoSpaceDE w:val="0"/>
+        <w:autoSpaceDN w:val="0"/>
+        <w:bidi w:val="0"/>
+        <w:adjustRightInd w:val="0"/>
+        <w:snapToGrid w:val="0"/>
+        <w:textAlignment w:val="baseline"/>
+      </w:pPr>
+      <w:bookmarkStart w:id="72" w:name="_bookmark14"/>
       <w:bookmarkEnd w:id="72"/>
-    </w:p>
-    <w:p>
-      <w:pPr>
-        <w:pStyle w:val="a"/>
-        <w:keepNext w:val="0"/>
-        <w:keepLines w:val="0"/>
-        <w:pageBreakBefore w:val="0"/>
-        <w:widowControl w:val="0"/>
-        <w:kinsoku w:val="0"/>
-        <w:wordWrap/>
-        <w:overflowPunct/>
-        <w:topLinePunct w:val="0"/>
-        <w:autoSpaceDE w:val="0"/>
-        <w:autoSpaceDN w:val="0"/>
-        <w:bidi w:val="0"/>
-        <w:adjustRightInd w:val="0"/>
-        <w:snapToGrid w:val="0"/>
-        <w:textAlignment w:val="baseline"/>
-      </w:pPr>
-      <w:r>
-        <w:rPr>
-          <w:rFonts w:hint="eastAsia"/>
-        </w:rPr>
-        <w:t>员工辞职需向</w:t>
+      <w:bookmarkStart w:id="73" w:name="5.3.4离职工资结算"/>
+      <w:bookmarkEnd w:id="73"/>
+      <w:bookmarkStart w:id="74" w:name="_Toc30262"/>
+      <w:bookmarkStart w:id="75" w:name="_Toc20170"/>
+      <w:r>
+        <w:rPr>
+          <w:rFonts w:hint="eastAsia"/>
+        </w:rPr>
+        <w:t>离职工资结算</w:t>
+      </w:r>
+      <w:bookmarkEnd w:id="74"/>
+      <w:bookmarkEnd w:id="75"/>
+    </w:p>
+    <w:p>
+      <w:pPr>
+        <w:pStyle w:val="27"/>
+        <w:keepNext w:val="0"/>
+        <w:keepLines w:val="0"/>
+        <w:pageBreakBefore w:val="0"/>
+        <w:widowControl w:val="0"/>
+        <w:kinsoku w:val="0"/>
+        <w:wordWrap/>
+        <w:overflowPunct/>
+        <w:topLinePunct w:val="0"/>
+        <w:autoSpaceDE w:val="0"/>
+        <w:autoSpaceDN w:val="0"/>
+        <w:bidi w:val="0"/>
+        <w:adjustRightInd w:val="0"/>
+        <w:snapToGrid w:val="0"/>
+        <w:textAlignment w:val="baseline"/>
+      </w:pPr>
+      <w:r>
+        <w:rPr>
+          <w:rFonts w:hint="eastAsia"/>
+        </w:rPr>
+        <w:t>员工在办理完毕离职手续后由</w:t>
       </w:r>
       <w:r>
         <w:rPr>
@@ -4871,312 +4880,12 @@
         <w:rPr>
           <w:rFonts w:hint="eastAsia"/>
         </w:rPr>
-        <w:t>领取《离职申请表》，在如实、客观地填写离职原因后上报其直接上级，直接上级须对辞职人员进行离职面谈并签署意见，完成后按相应流程报批；</w:t>
-      </w:r>
-    </w:p>
-    <w:p>
-      <w:pPr>
-        <w:pStyle w:val="a"/>
-        <w:keepNext w:val="0"/>
-        <w:keepLines w:val="0"/>
-        <w:pageBreakBefore w:val="0"/>
-        <w:widowControl w:val="0"/>
-        <w:kinsoku w:val="0"/>
-        <w:wordWrap/>
-        <w:overflowPunct/>
-        <w:topLinePunct w:val="0"/>
-        <w:autoSpaceDE w:val="0"/>
-        <w:autoSpaceDN w:val="0"/>
-        <w:bidi w:val="0"/>
-        <w:adjustRightInd w:val="0"/>
-        <w:snapToGrid w:val="0"/>
-        <w:textAlignment w:val="baseline"/>
-      </w:pPr>
-      <w:r>
-        <w:rPr>
-          <w:rFonts w:hint="eastAsia"/>
-          <w:lang w:eastAsia="zh-CN"/>
-        </w:rPr>
-        <w:t>人事专员</w:t>
-      </w:r>
-      <w:r>
-        <w:rPr>
-          <w:rFonts w:hint="eastAsia"/>
-        </w:rPr>
-        <w:t>依据终批的《离职申请表》填发《劳动合同解除/终止通知单》，交由辞职员工签收并办理离职手续；</w:t>
-      </w:r>
-    </w:p>
-    <w:p>
-      <w:pPr>
-        <w:pStyle w:val="a"/>
-        <w:keepNext w:val="0"/>
-        <w:keepLines w:val="0"/>
-        <w:pageBreakBefore w:val="0"/>
-        <w:widowControl w:val="0"/>
-        <w:kinsoku w:val="0"/>
-        <w:wordWrap/>
-        <w:overflowPunct/>
-        <w:topLinePunct w:val="0"/>
-        <w:autoSpaceDE w:val="0"/>
-        <w:autoSpaceDN w:val="0"/>
-        <w:bidi w:val="0"/>
-        <w:adjustRightInd w:val="0"/>
-        <w:snapToGrid w:val="0"/>
-        <w:textAlignment w:val="baseline"/>
-      </w:pPr>
-      <w:r>
-        <w:rPr>
-          <w:rFonts w:hint="eastAsia"/>
-        </w:rPr>
-        <w:t>辞职员工持《离职交接清单》到相应部门办理工作交接和办公物资交接手续，交接完毕经交接双方及监交人（一般由其部门负责人监交，情况特殊的由公司领导指定的专人负责监交）签名确认后，员工将《离职交接清单》交回</w:t>
-      </w:r>
-      <w:r>
-        <w:rPr>
-          <w:rFonts w:hint="eastAsia"/>
-          <w:lang w:eastAsia="zh-CN"/>
-        </w:rPr>
-        <w:t>人事专员</w:t>
-      </w:r>
-      <w:r>
-        <w:rPr>
-          <w:rFonts w:hint="eastAsia"/>
-        </w:rPr>
-        <w:t>处。</w:t>
-      </w:r>
-    </w:p>
-    <w:p>
-      <w:pPr>
-        <w:pStyle w:val="a"/>
-        <w:keepNext w:val="0"/>
-        <w:keepLines w:val="0"/>
-        <w:pageBreakBefore w:val="0"/>
-        <w:widowControl w:val="0"/>
-        <w:kinsoku w:val="0"/>
-        <w:wordWrap/>
-        <w:overflowPunct/>
-        <w:topLinePunct w:val="0"/>
-        <w:autoSpaceDE w:val="0"/>
-        <w:autoSpaceDN w:val="0"/>
-        <w:bidi w:val="0"/>
-        <w:adjustRightInd w:val="0"/>
-        <w:snapToGrid w:val="0"/>
-        <w:textAlignment w:val="baseline"/>
-      </w:pPr>
-      <w:r>
-        <w:rPr>
-          <w:rFonts w:hint="eastAsia"/>
-        </w:rPr>
-        <w:t>公司辞退员工，须由部门负责人详细填报《不适任人员呈报单》经</w:t>
-      </w:r>
-      <w:r>
-        <w:rPr>
-          <w:rFonts w:hint="eastAsia"/>
-          <w:lang w:eastAsia="zh-CN"/>
-        </w:rPr>
-        <w:t>人力资源部</w:t>
-      </w:r>
-      <w:r>
-        <w:rPr>
-          <w:rFonts w:hint="eastAsia"/>
-        </w:rPr>
-        <w:t>调查审核并签署意见后，报分管领导及总经理审批，</w:t>
-      </w:r>
-      <w:r>
-        <w:rPr>
-          <w:rFonts w:hint="eastAsia"/>
-          <w:lang w:eastAsia="zh-CN"/>
-        </w:rPr>
-        <w:t>人事专员</w:t>
-      </w:r>
-      <w:r>
-        <w:rPr>
-          <w:rFonts w:hint="eastAsia"/>
-        </w:rPr>
-        <w:t>依据终批意见通报执行并备案；</w:t>
-      </w:r>
-    </w:p>
-    <w:p>
-      <w:pPr>
-        <w:pStyle w:val="a"/>
-        <w:keepNext w:val="0"/>
-        <w:keepLines w:val="0"/>
-        <w:pageBreakBefore w:val="0"/>
-        <w:widowControl w:val="0"/>
-        <w:kinsoku w:val="0"/>
-        <w:wordWrap/>
-        <w:overflowPunct/>
-        <w:topLinePunct w:val="0"/>
-        <w:autoSpaceDE w:val="0"/>
-        <w:autoSpaceDN w:val="0"/>
-        <w:bidi w:val="0"/>
-        <w:adjustRightInd w:val="0"/>
-        <w:snapToGrid w:val="0"/>
-        <w:textAlignment w:val="baseline"/>
-      </w:pPr>
-      <w:r>
-        <w:rPr>
-          <w:rFonts w:hint="eastAsia"/>
-        </w:rPr>
-        <w:t>公司可辞退员工的情形，按照《劳动合同管理规定》的相关条款执行；</w:t>
-      </w:r>
-    </w:p>
-    <w:p>
-      <w:pPr>
-        <w:pStyle w:val="a"/>
-        <w:keepNext w:val="0"/>
-        <w:keepLines w:val="0"/>
-        <w:pageBreakBefore w:val="0"/>
-        <w:widowControl w:val="0"/>
-        <w:kinsoku w:val="0"/>
-        <w:wordWrap/>
-        <w:overflowPunct/>
-        <w:topLinePunct w:val="0"/>
-        <w:autoSpaceDE w:val="0"/>
-        <w:autoSpaceDN w:val="0"/>
-        <w:bidi w:val="0"/>
-        <w:adjustRightInd w:val="0"/>
-        <w:snapToGrid w:val="0"/>
-        <w:textAlignment w:val="baseline"/>
-      </w:pPr>
-      <w:r>
-        <w:rPr>
-          <w:rFonts w:hint="eastAsia"/>
-          <w:lang w:eastAsia="zh-CN"/>
-        </w:rPr>
-        <w:t>人事专员</w:t>
-      </w:r>
-      <w:r>
-        <w:rPr>
-          <w:rFonts w:hint="eastAsia"/>
-        </w:rPr>
-        <w:t>依据终批的文件填发《劳动合同解除/终止通知单》，交由被辞退员工签收，被辞退员工持《离职交接清单》办理离职手续。</w:t>
-      </w:r>
-    </w:p>
-    <w:p>
-      <w:pPr>
-        <w:pStyle w:val="a"/>
-        <w:keepNext w:val="0"/>
-        <w:keepLines w:val="0"/>
-        <w:pageBreakBefore w:val="0"/>
-        <w:widowControl w:val="0"/>
-        <w:kinsoku w:val="0"/>
-        <w:wordWrap/>
-        <w:overflowPunct/>
-        <w:topLinePunct w:val="0"/>
-        <w:autoSpaceDE w:val="0"/>
-        <w:autoSpaceDN w:val="0"/>
-        <w:bidi w:val="0"/>
-        <w:adjustRightInd w:val="0"/>
-        <w:snapToGrid w:val="0"/>
-        <w:textAlignment w:val="baseline"/>
-      </w:pPr>
-      <w:r>
-        <w:rPr>
-          <w:rFonts w:hint="eastAsia"/>
-        </w:rPr>
-        <w:t>员工的行为构成自动离职情形的，其部门负责人须自员工自动离职之日起2天内以书面形式通知</w:t>
-      </w:r>
-      <w:r>
-        <w:rPr>
-          <w:rFonts w:hint="eastAsia"/>
-          <w:lang w:eastAsia="zh-CN"/>
-        </w:rPr>
-        <w:t>人力资源部</w:t>
-      </w:r>
-      <w:r>
-        <w:rPr>
-          <w:rFonts w:hint="eastAsia"/>
-        </w:rPr>
-        <w:t>门，</w:t>
-      </w:r>
-      <w:r>
-        <w:rPr>
-          <w:rFonts w:hint="eastAsia"/>
-          <w:lang w:eastAsia="zh-CN"/>
-        </w:rPr>
-        <w:t>人事专员</w:t>
-      </w:r>
-      <w:r>
-        <w:rPr>
-          <w:rFonts w:hint="eastAsia"/>
-        </w:rPr>
-        <w:t>确认后通报执行并备案。</w:t>
-      </w:r>
-    </w:p>
-    <w:p>
-      <w:pPr>
-        <w:pStyle w:val="3"/>
-        <w:keepNext w:val="0"/>
-        <w:keepLines w:val="0"/>
-        <w:pageBreakBefore w:val="0"/>
-        <w:widowControl w:val="0"/>
-        <w:kinsoku w:val="0"/>
-        <w:wordWrap/>
-        <w:overflowPunct/>
-        <w:topLinePunct w:val="0"/>
-        <w:autoSpaceDE w:val="0"/>
-        <w:autoSpaceDN w:val="0"/>
-        <w:bidi w:val="0"/>
-        <w:adjustRightInd w:val="0"/>
-        <w:snapToGrid w:val="0"/>
-        <w:textAlignment w:val="baseline"/>
-      </w:pPr>
-      <w:bookmarkStart w:id="73" w:name="_bookmark14"/>
-      <w:bookmarkEnd w:id="73"/>
-      <w:bookmarkStart w:id="74" w:name="5.3.4离职工资结算"/>
-      <w:bookmarkEnd w:id="74"/>
-      <w:bookmarkStart w:id="75" w:name="_Toc30262"/>
-      <w:bookmarkStart w:id="76" w:name="_Toc18383"/>
-      <w:r>
-        <w:rPr>
-          <w:rFonts w:hint="eastAsia"/>
-        </w:rPr>
-        <w:t>离职工资结算</w:t>
-      </w:r>
-      <w:bookmarkEnd w:id="75"/>
-      <w:bookmarkEnd w:id="76"/>
-    </w:p>
-    <w:p>
-      <w:pPr>
-        <w:pStyle w:val="a"/>
-        <w:keepNext w:val="0"/>
-        <w:keepLines w:val="0"/>
-        <w:pageBreakBefore w:val="0"/>
-        <w:widowControl w:val="0"/>
-        <w:kinsoku w:val="0"/>
-        <w:wordWrap/>
-        <w:overflowPunct/>
-        <w:topLinePunct w:val="0"/>
-        <w:autoSpaceDE w:val="0"/>
-        <w:autoSpaceDN w:val="0"/>
-        <w:bidi w:val="0"/>
-        <w:adjustRightInd w:val="0"/>
-        <w:snapToGrid w:val="0"/>
-        <w:textAlignment w:val="baseline"/>
-      </w:pPr>
-      <w:r>
-        <w:rPr>
-          <w:rFonts w:hint="eastAsia"/>
-        </w:rPr>
-        <w:t>员工在办理完毕离职手续后由</w:t>
-      </w:r>
-      <w:r>
-        <w:rPr>
-          <w:rFonts w:hint="eastAsia"/>
-          <w:lang w:eastAsia="zh-CN"/>
-        </w:rPr>
-        <w:t>人事专员</w:t>
-      </w:r>
-      <w:r>
-        <w:rPr>
-          <w:rFonts w:hint="eastAsia"/>
-        </w:rPr>
         <w:t>填报《工资结算单》，经审批后交财务部核算并发放离职工资及其它相关应付费用；</w:t>
       </w:r>
     </w:p>
     <w:p>
       <w:pPr>
-        <w:pStyle w:val="a"/>
+        <w:pStyle w:val="27"/>
         <w:keepNext w:val="0"/>
         <w:keepLines w:val="0"/>
         <w:pageBreakBefore w:val="0"/>
@@ -5201,7 +4910,7 @@
     </w:p>
     <w:p>
       <w:pPr>
-        <w:pStyle w:val="a"/>
+        <w:pStyle w:val="27"/>
         <w:keepNext w:val="0"/>
         <w:keepLines w:val="0"/>
         <w:pageBreakBefore w:val="0"/>
@@ -5226,7 +4935,7 @@
     </w:p>
     <w:p>
       <w:pPr>
-        <w:pStyle w:val="a"/>
+        <w:pStyle w:val="27"/>
         <w:keepNext w:val="0"/>
         <w:keepLines w:val="0"/>
         <w:pageBreakBefore w:val="0"/>
@@ -5250,30 +4959,55 @@
       </w:r>
     </w:p>
     <w:sectPr>
-      <w:footerReference w:type="default" r:id="rId6"/>
+      <w:footerReference r:id="rId7" w:type="default"/>
       <w:pgSz w:w="11906" w:h="16839"/>
       <w:pgMar w:top="1431" w:right="1785" w:bottom="1373" w:left="1686" w:header="0" w:footer="1211" w:gutter="0"/>
-      <w:cols w:num="1" w:space="720"/>
+      <w:cols w:space="720" w:num="1"/>
     </w:sectPr>
   </w:body>
 </w:document>
 </file>
 
+<file path=word/endnotes.xml><?xml version="1.0" encoding="utf-8"?>
+<w:endnotes xmlns:wpc="http://schemas.microsoft.com/office/word/2010/wordprocessingCanvas" xmlns:mc="http://schemas.openxmlformats.org/markup-compatibility/2006" xmlns:o="urn:schemas-microsoft-com:office:office" xmlns:r="http://schemas.openxmlformats.org/officeDocument/2006/relationships" xmlns:m="http://schemas.openxmlformats.org/officeDocument/2006/math" xmlns:v="urn:schemas-microsoft-com:vml" xmlns:wp14="http://schemas.microsoft.com/office/word/2010/wordprocessingDrawing" xmlns:wp="http://schemas.openxmlformats.org/drawingml/2006/wordprocessingDrawing" xmlns:w="http://schemas.openxmlformats.org/wordprocessingml/2006/main" xmlns:w14="http://schemas.microsoft.com/office/word/2010/wordml" xmlns:w15="http://schemas.microsoft.com/office/word/2012/wordml" xmlns:w10="urn:schemas-microsoft-com:office:word" xmlns:wpg="http://schemas.microsoft.com/office/word/2010/wordprocessingGroup" xmlns:wpi="http://schemas.microsoft.com/office/word/2010/wordprocessingInk" xmlns:wne="http://schemas.microsoft.com/office/word/2006/wordml" xmlns:wps="http://schemas.microsoft.com/office/word/2010/wordprocessingShape" xmlns:wpsCustomData="http://www.wps.cn/officeDocument/2013/wpsCustomData" mc:Ignorable="w14 w15 wp14">
+  <w:endnote w:type="separator" w:id="0">
+    <w:p>
+      <w:pPr>
+        <w:spacing w:line="240" w:lineRule="auto"/>
+      </w:pPr>
+      <w:r>
+        <w:separator/>
+      </w:r>
+    </w:p>
+  </w:endnote>
+  <w:endnote w:type="continuationSeparator" w:id="1">
+    <w:p>
+      <w:pPr>
+        <w:spacing w:line="240" w:lineRule="auto"/>
+      </w:pPr>
+      <w:r>
+        <w:continuationSeparator/>
+      </w:r>
+    </w:p>
+  </w:endnote>
+</w:endnotes>
+</file>
+
 <file path=word/footer1.xml><?xml version="1.0" encoding="utf-8"?>
-<w:ftr xmlns:wpc="http://schemas.microsoft.com/office/word/2010/wordprocessingCanvas" xmlns:mc="http://schemas.openxmlformats.org/markup-compatibility/2006" xmlns:o="urn:schemas-microsoft-com:office:office" xmlns:r="http://schemas.openxmlformats.org/officeDocument/2006/relationships" xmlns:m="http://schemas.openxmlformats.org/officeDocument/2006/math" xmlns:v="urn:schemas-microsoft-com:vml" xmlns:wp14="http://schemas.microsoft.com/office/word/2010/wordprocessingDrawing" xmlns:wp="http://schemas.openxmlformats.org/drawingml/2006/wordprocessingDrawing" xmlns:w10="urn:schemas-microsoft-com:office:word" xmlns:w="http://schemas.openxmlformats.org/wordprocessingml/2006/main" xmlns:w14="http://schemas.microsoft.com/office/word/2010/wordml" xmlns:w15="http://schemas.microsoft.com/office/word/2012/wordml" xmlns:wne="http://schemas.microsoft.com/office/word/2006/wordml" xmlns:wpg="http://schemas.microsoft.com/office/word/2010/wordprocessingGroup" xmlns:wpi="http://schemas.microsoft.com/office/word/2010/wordprocessingInk" xmlns:wps="http://schemas.microsoft.com/office/word/2010/wordprocessingShape" mc:Ignorable="w14 w15 wp14">
+<w:ftr xmlns:wpc="http://schemas.microsoft.com/office/word/2010/wordprocessingCanvas" xmlns:mc="http://schemas.openxmlformats.org/markup-compatibility/2006" xmlns:o="urn:schemas-microsoft-com:office:office" xmlns:r="http://schemas.openxmlformats.org/officeDocument/2006/relationships" xmlns:m="http://schemas.openxmlformats.org/officeDocument/2006/math" xmlns:v="urn:schemas-microsoft-com:vml" xmlns:wp14="http://schemas.microsoft.com/office/word/2010/wordprocessingDrawing" xmlns:wp="http://schemas.openxmlformats.org/drawingml/2006/wordprocessingDrawing" xmlns:w10="urn:schemas-microsoft-com:office:word" xmlns:w="http://schemas.openxmlformats.org/wordprocessingml/2006/main" xmlns:w14="http://schemas.microsoft.com/office/word/2010/wordml" xmlns:w15="http://schemas.microsoft.com/office/word/2012/wordml" xmlns:wpg="http://schemas.microsoft.com/office/word/2010/wordprocessingGroup" xmlns:wpi="http://schemas.microsoft.com/office/word/2010/wordprocessingInk" xmlns:wne="http://schemas.microsoft.com/office/word/2006/wordml" xmlns:wps="http://schemas.microsoft.com/office/word/2010/wordprocessingShape" xmlns:wpsCustomData="http://www.wps.cn/officeDocument/2013/wpsCustomData" mc:Ignorable="w14 w15 wp14">
   <w:p>
     <w:pPr>
       <w:spacing w:line="166" w:lineRule="auto"/>
       <w:ind w:left="4226"/>
       <w:rPr>
-        <w:rFonts w:ascii="Calibri" w:eastAsia="Calibri" w:hAnsi="Calibri" w:cs="Calibri"/>
+        <w:rFonts w:ascii="Calibri" w:hAnsi="Calibri" w:eastAsia="Calibri" w:cs="Calibri"/>
         <w:sz w:val="18"/>
         <w:szCs w:val="18"/>
       </w:rPr>
     </w:pPr>
     <w:r>
       <w:rPr>
-        <w:rFonts w:ascii="Calibri" w:eastAsia="Calibri" w:hAnsi="Calibri" w:cs="Calibri"/>
+        <w:rFonts w:ascii="Calibri" w:hAnsi="Calibri" w:eastAsia="Calibri" w:cs="Calibri"/>
         <w:sz w:val="18"/>
         <w:szCs w:val="18"/>
       </w:rPr>
@@ -5284,20 +5018,20 @@
 </file>
 
 <file path=word/footer2.xml><?xml version="1.0" encoding="utf-8"?>
-<w:ftr xmlns:wpc="http://schemas.microsoft.com/office/word/2010/wordprocessingCanvas" xmlns:mc="http://schemas.openxmlformats.org/markup-compatibility/2006" xmlns:o="urn:schemas-microsoft-com:office:office" xmlns:r="http://schemas.openxmlformats.org/officeDocument/2006/relationships" xmlns:m="http://schemas.openxmlformats.org/officeDocument/2006/math" xmlns:v="urn:schemas-microsoft-com:vml" xmlns:wp14="http://schemas.microsoft.com/office/word/2010/wordprocessingDrawing" xmlns:wp="http://schemas.openxmlformats.org/drawingml/2006/wordprocessingDrawing" xmlns:w10="urn:schemas-microsoft-com:office:word" xmlns:w="http://schemas.openxmlformats.org/wordprocessingml/2006/main" xmlns:w14="http://schemas.microsoft.com/office/word/2010/wordml" xmlns:w15="http://schemas.microsoft.com/office/word/2012/wordml" xmlns:wne="http://schemas.microsoft.com/office/word/2006/wordml" xmlns:wpg="http://schemas.microsoft.com/office/word/2010/wordprocessingGroup" xmlns:wpi="http://schemas.microsoft.com/office/word/2010/wordprocessingInk" xmlns:wps="http://schemas.microsoft.com/office/word/2010/wordprocessingShape" mc:Ignorable="w14 w15 wp14">
+<w:ftr xmlns:wpc="http://schemas.microsoft.com/office/word/2010/wordprocessingCanvas" xmlns:mc="http://schemas.openxmlformats.org/markup-compatibility/2006" xmlns:o="urn:schemas-microsoft-com:office:office" xmlns:r="http://schemas.openxmlformats.org/officeDocument/2006/relationships" xmlns:m="http://schemas.openxmlformats.org/officeDocument/2006/math" xmlns:v="urn:schemas-microsoft-com:vml" xmlns:wp14="http://schemas.microsoft.com/office/word/2010/wordprocessingDrawing" xmlns:wp="http://schemas.openxmlformats.org/drawingml/2006/wordprocessingDrawing" xmlns:w10="urn:schemas-microsoft-com:office:word" xmlns:w="http://schemas.openxmlformats.org/wordprocessingml/2006/main" xmlns:w14="http://schemas.microsoft.com/office/word/2010/wordml" xmlns:w15="http://schemas.microsoft.com/office/word/2012/wordml" xmlns:wpg="http://schemas.microsoft.com/office/word/2010/wordprocessingGroup" xmlns:wpi="http://schemas.microsoft.com/office/word/2010/wordprocessingInk" xmlns:wne="http://schemas.microsoft.com/office/word/2006/wordml" xmlns:wps="http://schemas.microsoft.com/office/word/2010/wordprocessingShape" xmlns:wpsCustomData="http://www.wps.cn/officeDocument/2013/wpsCustomData" mc:Ignorable="w14 w15 wp14">
   <w:p>
     <w:pPr>
       <w:spacing w:line="167" w:lineRule="auto"/>
       <w:ind w:left="4209"/>
       <w:rPr>
-        <w:rFonts w:ascii="Calibri" w:eastAsia="Calibri" w:hAnsi="Calibri" w:cs="Calibri"/>
+        <w:rFonts w:ascii="Calibri" w:hAnsi="Calibri" w:eastAsia="Calibri" w:cs="Calibri"/>
         <w:sz w:val="18"/>
         <w:szCs w:val="18"/>
       </w:rPr>
     </w:pPr>
     <w:r>
       <w:rPr>
-        <w:rFonts w:ascii="Calibri" w:eastAsia="Calibri" w:hAnsi="Calibri" w:cs="Calibri"/>
+        <w:rFonts w:ascii="Calibri" w:hAnsi="Calibri" w:eastAsia="Calibri" w:cs="Calibri"/>
         <w:sz w:val="18"/>
         <w:szCs w:val="18"/>
       </w:rPr>
@@ -5308,20 +5042,20 @@
 </file>
 
 <file path=word/footer3.xml><?xml version="1.0" encoding="utf-8"?>
-<w:ftr xmlns:wpc="http://schemas.microsoft.com/office/word/2010/wordprocessingCanvas" xmlns:mc="http://schemas.openxmlformats.org/markup-compatibility/2006" xmlns:o="urn:schemas-microsoft-com:office:office" xmlns:r="http://schemas.openxmlformats.org/officeDocument/2006/relationships" xmlns:m="http://schemas.openxmlformats.org/officeDocument/2006/math" xmlns:v="urn:schemas-microsoft-com:vml" xmlns:wp14="http://schemas.microsoft.com/office/word/2010/wordprocessingDrawing" xmlns:wp="http://schemas.openxmlformats.org/drawingml/2006/wordprocessingDrawing" xmlns:w10="urn:schemas-microsoft-com:office:word" xmlns:w="http://schemas.openxmlformats.org/wordprocessingml/2006/main" xmlns:w14="http://schemas.microsoft.com/office/word/2010/wordml" xmlns:w15="http://schemas.microsoft.com/office/word/2012/wordml" xmlns:wne="http://schemas.microsoft.com/office/word/2006/wordml" xmlns:wpg="http://schemas.microsoft.com/office/word/2010/wordprocessingGroup" xmlns:wpi="http://schemas.microsoft.com/office/word/2010/wordprocessingInk" xmlns:wps="http://schemas.microsoft.com/office/word/2010/wordprocessingShape" mc:Ignorable="w14 w15 wp14">
+<w:ftr xmlns:wpc="http://schemas.microsoft.com/office/word/2010/wordprocessingCanvas" xmlns:mc="http://schemas.openxmlformats.org/markup-compatibility/2006" xmlns:o="urn:schemas-microsoft-com:office:office" xmlns:r="http://schemas.openxmlformats.org/officeDocument/2006/relationships" xmlns:m="http://schemas.openxmlformats.org/officeDocument/2006/math" xmlns:v="urn:schemas-microsoft-com:vml" xmlns:wp14="http://schemas.microsoft.com/office/word/2010/wordprocessingDrawing" xmlns:wp="http://schemas.openxmlformats.org/drawingml/2006/wordprocessingDrawing" xmlns:w10="urn:schemas-microsoft-com:office:word" xmlns:w="http://schemas.openxmlformats.org/wordprocessingml/2006/main" xmlns:w14="http://schemas.microsoft.com/office/word/2010/wordml" xmlns:w15="http://schemas.microsoft.com/office/word/2012/wordml" xmlns:wpg="http://schemas.microsoft.com/office/word/2010/wordprocessingGroup" xmlns:wpi="http://schemas.microsoft.com/office/word/2010/wordprocessingInk" xmlns:wne="http://schemas.microsoft.com/office/word/2006/wordml" xmlns:wps="http://schemas.microsoft.com/office/word/2010/wordprocessingShape" xmlns:wpsCustomData="http://www.wps.cn/officeDocument/2013/wpsCustomData" mc:Ignorable="w14 w15 wp14">
   <w:p>
     <w:pPr>
       <w:spacing w:line="165" w:lineRule="auto"/>
       <w:ind w:left="4229"/>
       <w:rPr>
-        <w:rFonts w:ascii="Calibri" w:eastAsia="Calibri" w:hAnsi="Calibri" w:cs="Calibri"/>
+        <w:rFonts w:ascii="Calibri" w:hAnsi="Calibri" w:eastAsia="Calibri" w:cs="Calibri"/>
         <w:sz w:val="18"/>
         <w:szCs w:val="18"/>
       </w:rPr>
     </w:pPr>
     <w:r>
       <w:rPr>
-        <w:rFonts w:ascii="Calibri" w:eastAsia="Calibri" w:hAnsi="Calibri" w:cs="Calibri"/>
+        <w:rFonts w:ascii="Calibri" w:hAnsi="Calibri" w:eastAsia="Calibri" w:cs="Calibri"/>
         <w:sz w:val="18"/>
         <w:szCs w:val="18"/>
       </w:rPr>
@@ -5331,16 +5065,41 @@
 </w:ftr>
 </file>
 
+<file path=word/footnotes.xml><?xml version="1.0" encoding="utf-8"?>
+<w:footnotes xmlns:wpc="http://schemas.microsoft.com/office/word/2010/wordprocessingCanvas" xmlns:mc="http://schemas.openxmlformats.org/markup-compatibility/2006" xmlns:o="urn:schemas-microsoft-com:office:office" xmlns:r="http://schemas.openxmlformats.org/officeDocument/2006/relationships" xmlns:m="http://schemas.openxmlformats.org/officeDocument/2006/math" xmlns:v="urn:schemas-microsoft-com:vml" xmlns:wp14="http://schemas.microsoft.com/office/word/2010/wordprocessingDrawing" xmlns:wp="http://schemas.openxmlformats.org/drawingml/2006/wordprocessingDrawing" xmlns:w="http://schemas.openxmlformats.org/wordprocessingml/2006/main" xmlns:w14="http://schemas.microsoft.com/office/word/2010/wordml" xmlns:w15="http://schemas.microsoft.com/office/word/2012/wordml" xmlns:w10="urn:schemas-microsoft-com:office:word" xmlns:wpg="http://schemas.microsoft.com/office/word/2010/wordprocessingGroup" xmlns:wpi="http://schemas.microsoft.com/office/word/2010/wordprocessingInk" xmlns:wne="http://schemas.microsoft.com/office/word/2006/wordml" xmlns:wps="http://schemas.microsoft.com/office/word/2010/wordprocessingShape" xmlns:wpsCustomData="http://www.wps.cn/officeDocument/2013/wpsCustomData" mc:Ignorable="w14 w15 wp14">
+  <w:footnote w:type="separator" w:id="0">
+    <w:p>
+      <w:pPr>
+        <w:spacing w:line="360" w:lineRule="auto"/>
+      </w:pPr>
+      <w:r>
+        <w:separator/>
+      </w:r>
+    </w:p>
+  </w:footnote>
+  <w:footnote w:type="continuationSeparator" w:id="1">
+    <w:p>
+      <w:pPr>
+        <w:spacing w:line="360" w:lineRule="auto"/>
+      </w:pPr>
+      <w:r>
+        <w:continuationSeparator/>
+      </w:r>
+    </w:p>
+  </w:footnote>
+</w:footnotes>
+</file>
+
 <file path=word/numbering.xml><?xml version="1.0" encoding="utf-8"?>
-<w:numbering xmlns:wpc="http://schemas.microsoft.com/office/word/2010/wordprocessingCanvas" xmlns:mc="http://schemas.openxmlformats.org/markup-compatibility/2006" xmlns:o="urn:schemas-microsoft-com:office:office" xmlns:r="http://schemas.openxmlformats.org/officeDocument/2006/relationships" xmlns:m="http://schemas.openxmlformats.org/officeDocument/2006/math" xmlns:v="urn:schemas-microsoft-com:vml" xmlns:wp14="http://schemas.microsoft.com/office/word/2010/wordprocessingDrawing" xmlns:wp="http://schemas.openxmlformats.org/drawingml/2006/wordprocessingDrawing" xmlns:w10="urn:schemas-microsoft-com:office:word" xmlns:w="http://schemas.openxmlformats.org/wordprocessingml/2006/main" xmlns:w14="http://schemas.microsoft.com/office/word/2010/wordml" xmlns:w15="http://schemas.microsoft.com/office/word/2012/wordml" xmlns:wne="http://schemas.microsoft.com/office/word/2006/wordml" xmlns:wpg="http://schemas.microsoft.com/office/word/2010/wordprocessingGroup" xmlns:wpi="http://schemas.microsoft.com/office/word/2010/wordprocessingInk" xmlns:wps="http://schemas.microsoft.com/office/word/2010/wordprocessingShape" mc:Ignorable="w14 w15 wp14">
+<w:numbering xmlns:wpc="http://schemas.microsoft.com/office/word/2010/wordprocessingCanvas" xmlns:mc="http://schemas.openxmlformats.org/markup-compatibility/2006" xmlns:o="urn:schemas-microsoft-com:office:office" xmlns:r="http://schemas.openxmlformats.org/officeDocument/2006/relationships" xmlns:m="http://schemas.openxmlformats.org/officeDocument/2006/math" xmlns:v="urn:schemas-microsoft-com:vml" xmlns:wp14="http://schemas.microsoft.com/office/word/2010/wordprocessingDrawing" xmlns:wp="http://schemas.openxmlformats.org/drawingml/2006/wordprocessingDrawing" xmlns:w10="urn:schemas-microsoft-com:office:word" xmlns:w="http://schemas.openxmlformats.org/wordprocessingml/2006/main" xmlns:w14="http://schemas.microsoft.com/office/word/2010/wordml" xmlns:wpg="http://schemas.microsoft.com/office/word/2010/wordprocessingGroup" xmlns:wpi="http://schemas.microsoft.com/office/word/2010/wordprocessingInk" xmlns:wne="http://schemas.microsoft.com/office/word/2006/wordml" xmlns:wps="http://schemas.microsoft.com/office/word/2010/wordprocessingShape" xmlns:wpsCustomData="http://www.wps.cn/officeDocument/2013/wpsCustomData" mc:Ignorable="w14 wp14">
   <w:abstractNum w:abstractNumId="0">
     <w:nsid w:val="8E964DCE"/>
     <w:multiLevelType w:val="multilevel"/>
     <w:tmpl w:val="8E964DCE"/>
-    <w:lvl w:ilvl="0">
+    <w:lvl w:ilvl="0" w:tentative="0">
       <w:start w:val="1"/>
       <w:numFmt w:val="decimal"/>
-      <w:pStyle w:val="Heading1"/>
+      <w:pStyle w:val="2"/>
       <w:lvlText w:val="%1."/>
       <w:lvlJc w:val="left"/>
       <w:pPr>
@@ -5350,10 +5109,10 @@
         <w:rFonts w:hint="default"/>
       </w:rPr>
     </w:lvl>
-    <w:lvl w:ilvl="1">
+    <w:lvl w:ilvl="1" w:tentative="0">
       <w:start w:val="1"/>
       <w:numFmt w:val="decimal"/>
-      <w:pStyle w:val="Heading2"/>
+      <w:pStyle w:val="3"/>
       <w:lvlText w:val="%1.%2."/>
       <w:lvlJc w:val="left"/>
       <w:pPr>
@@ -5363,10 +5122,10 @@
         <w:rFonts w:hint="default"/>
       </w:rPr>
     </w:lvl>
-    <w:lvl w:ilvl="2">
+    <w:lvl w:ilvl="2" w:tentative="0">
       <w:start w:val="1"/>
       <w:numFmt w:val="decimal"/>
-      <w:pStyle w:val="Heading3"/>
+      <w:pStyle w:val="4"/>
       <w:lvlText w:val="%1.%2.%3."/>
       <w:lvlJc w:val="left"/>
       <w:pPr>
@@ -5376,10 +5135,10 @@
         <w:rFonts w:hint="default"/>
       </w:rPr>
     </w:lvl>
-    <w:lvl w:ilvl="3">
+    <w:lvl w:ilvl="3" w:tentative="0">
       <w:start w:val="1"/>
       <w:numFmt w:val="decimal"/>
-      <w:pStyle w:val="Heading4"/>
+      <w:pStyle w:val="5"/>
       <w:lvlText w:val="%1.%2.%3.%4."/>
       <w:lvlJc w:val="left"/>
       <w:pPr>
@@ -5389,10 +5148,10 @@
         <w:rFonts w:hint="default"/>
       </w:rPr>
     </w:lvl>
-    <w:lvl w:ilvl="4">
+    <w:lvl w:ilvl="4" w:tentative="0">
       <w:start w:val="1"/>
       <w:numFmt w:val="decimal"/>
-      <w:pStyle w:val="Heading5"/>
+      <w:pStyle w:val="6"/>
       <w:lvlText w:val="%1.%2.%3.%4.%5."/>
       <w:lvlJc w:val="left"/>
       <w:pPr>
@@ -5402,10 +5161,10 @@
         <w:rFonts w:hint="default"/>
       </w:rPr>
     </w:lvl>
-    <w:lvl w:ilvl="5">
+    <w:lvl w:ilvl="5" w:tentative="0">
       <w:start w:val="1"/>
       <w:numFmt w:val="decimal"/>
-      <w:pStyle w:val="Heading6"/>
+      <w:pStyle w:val="7"/>
       <w:lvlText w:val="%1.%2.%3.%4.%5.%6."/>
       <w:lvlJc w:val="left"/>
       <w:pPr>
@@ -5415,10 +5174,10 @@
         <w:rFonts w:hint="default"/>
       </w:rPr>
     </w:lvl>
-    <w:lvl w:ilvl="6">
+    <w:lvl w:ilvl="6" w:tentative="0">
       <w:start w:val="1"/>
       <w:numFmt w:val="decimal"/>
-      <w:pStyle w:val="Heading7"/>
+      <w:pStyle w:val="8"/>
       <w:lvlText w:val="%1.%2.%3.%4.%5.%6.%7."/>
       <w:lvlJc w:val="left"/>
       <w:pPr>
@@ -5428,10 +5187,10 @@
         <w:rFonts w:hint="default"/>
       </w:rPr>
     </w:lvl>
-    <w:lvl w:ilvl="7">
+    <w:lvl w:ilvl="7" w:tentative="0">
       <w:start w:val="1"/>
       <w:numFmt w:val="decimal"/>
-      <w:pStyle w:val="Heading8"/>
+      <w:pStyle w:val="9"/>
       <w:lvlText w:val="%1.%2.%3.%4.%5.%6.%7.%8."/>
       <w:lvlJc w:val="left"/>
       <w:pPr>
@@ -5441,10 +5200,10 @@
         <w:rFonts w:hint="default"/>
       </w:rPr>
     </w:lvl>
-    <w:lvl w:ilvl="8">
+    <w:lvl w:ilvl="8" w:tentative="0">
       <w:start w:val="1"/>
       <w:numFmt w:val="decimal"/>
-      <w:pStyle w:val="Heading9"/>
+      <w:pStyle w:val="10"/>
       <w:lvlText w:val="%1.%2.%3.%4.%5.%6.%7.%8.%9."/>
       <w:lvlJc w:val="left"/>
       <w:pPr>
@@ -5462,267 +5221,269 @@
 </file>
 
 <file path=word/styles.xml><?xml version="1.0" encoding="utf-8"?>
-<w:styles xmlns:mc="http://schemas.openxmlformats.org/markup-compatibility/2006" xmlns:r="http://schemas.openxmlformats.org/officeDocument/2006/relationships" xmlns:w="http://schemas.openxmlformats.org/wordprocessingml/2006/main" xmlns:w14="http://schemas.microsoft.com/office/word/2010/wordml" xmlns:w15="http://schemas.microsoft.com/office/word/2012/wordml" mc:Ignorable="w14 w15">
+<w:styles xmlns:mc="http://schemas.openxmlformats.org/markup-compatibility/2006" xmlns:o="urn:schemas-microsoft-com:office:office" xmlns:r="http://schemas.openxmlformats.org/officeDocument/2006/relationships" xmlns:m="http://schemas.openxmlformats.org/officeDocument/2006/math" xmlns:v="urn:schemas-microsoft-com:vml" xmlns:w="http://schemas.openxmlformats.org/wordprocessingml/2006/main" xmlns:w14="http://schemas.microsoft.com/office/word/2010/wordml" xmlns:w10="urn:schemas-microsoft-com:office:word" xmlns:sl="http://schemas.openxmlformats.org/schemaLibrary/2006/main" xmlns:wpsCustomData="http://www.wps.cn/officeDocument/2013/wpsCustomData" mc:Ignorable="w14">
   <w:docDefaults>
     <w:rPrDefault>
       <w:rPr>
-        <w:rFonts w:ascii="Arial" w:eastAsia="Arial" w:hAnsi="Arial" w:cs="Arial"/>
+        <w:rFonts w:ascii="Arial" w:hAnsi="Arial" w:eastAsia="Arial" w:cs="Arial"/>
       </w:rPr>
     </w:rPrDefault>
     <w:pPrDefault/>
   </w:docDefaults>
-  <w:latentStyles w:defLockedState="0" w:defUIPriority="99" w:defSemiHidden="1" w:defUnhideWhenUsed="1" w:defQFormat="0" w:count="260">
-    <w:lsdException w:name="Normal" w:semiHidden="0" w:uiPriority="0" w:unhideWhenUsed="0" w:qFormat="1"/>
-    <w:lsdException w:name="heading 1" w:semiHidden="0" w:uiPriority="0" w:unhideWhenUsed="0" w:qFormat="1"/>
-    <w:lsdException w:name="heading 2" w:semiHidden="0" w:uiPriority="0" w:qFormat="1"/>
-    <w:lsdException w:name="heading 3" w:uiPriority="0" w:qFormat="1"/>
-    <w:lsdException w:name="heading 4" w:semiHidden="0" w:uiPriority="0" w:qFormat="1"/>
-    <w:lsdException w:name="heading 5" w:uiPriority="0" w:qFormat="1"/>
-    <w:lsdException w:name="heading 6" w:uiPriority="0" w:qFormat="1"/>
-    <w:lsdException w:name="heading 7" w:uiPriority="0" w:qFormat="1"/>
-    <w:lsdException w:name="heading 8" w:uiPriority="0" w:qFormat="1"/>
-    <w:lsdException w:name="heading 9" w:uiPriority="0" w:qFormat="1"/>
-    <w:lsdException w:name="index 1" w:semiHidden="0" w:uiPriority="0" w:unhideWhenUsed="0"/>
-    <w:lsdException w:name="index 2" w:semiHidden="0" w:uiPriority="0" w:unhideWhenUsed="0"/>
-    <w:lsdException w:name="index 3" w:semiHidden="0" w:uiPriority="0" w:unhideWhenUsed="0"/>
-    <w:lsdException w:name="index 4" w:semiHidden="0" w:uiPriority="0" w:unhideWhenUsed="0"/>
-    <w:lsdException w:name="index 5" w:semiHidden="0" w:uiPriority="0" w:unhideWhenUsed="0"/>
-    <w:lsdException w:name="index 6" w:semiHidden="0" w:uiPriority="0" w:unhideWhenUsed="0"/>
-    <w:lsdException w:name="index 7" w:semiHidden="0" w:uiPriority="0" w:unhideWhenUsed="0"/>
-    <w:lsdException w:name="index 8" w:semiHidden="0" w:uiPriority="0" w:unhideWhenUsed="0"/>
-    <w:lsdException w:name="index 9" w:semiHidden="0" w:uiPriority="0" w:unhideWhenUsed="0"/>
-    <w:lsdException w:name="toc 1" w:semiHidden="0" w:uiPriority="0" w:unhideWhenUsed="0" w:qFormat="1"/>
-    <w:lsdException w:name="toc 2" w:semiHidden="0" w:uiPriority="0" w:unhideWhenUsed="0" w:qFormat="1"/>
-    <w:lsdException w:name="toc 3" w:semiHidden="0" w:uiPriority="0" w:unhideWhenUsed="0" w:qFormat="1"/>
-    <w:lsdException w:name="toc 4" w:semiHidden="0" w:uiPriority="0" w:unhideWhenUsed="0"/>
-    <w:lsdException w:name="toc 5" w:semiHidden="0" w:uiPriority="0" w:unhideWhenUsed="0"/>
-    <w:lsdException w:name="toc 6" w:semiHidden="0" w:uiPriority="0" w:unhideWhenUsed="0"/>
-    <w:lsdException w:name="toc 7" w:semiHidden="0" w:uiPriority="0" w:unhideWhenUsed="0"/>
-    <w:lsdException w:name="toc 8" w:semiHidden="0" w:uiPriority="0" w:unhideWhenUsed="0"/>
-    <w:lsdException w:name="toc 9" w:semiHidden="0" w:uiPriority="0" w:unhideWhenUsed="0"/>
-    <w:lsdException w:name="Normal Indent" w:semiHidden="0" w:uiPriority="0" w:unhideWhenUsed="0"/>
-    <w:lsdException w:name="footnote text" w:semiHidden="0" w:uiPriority="0" w:unhideWhenUsed="0"/>
-    <w:lsdException w:name="annotation text" w:semiHidden="0" w:uiPriority="0" w:unhideWhenUsed="0" w:qFormat="1"/>
-    <w:lsdException w:name="header" w:semiHidden="0" w:uiPriority="0" w:unhideWhenUsed="0" w:qFormat="1"/>
-    <w:lsdException w:name="footer" w:semiHidden="0" w:uiPriority="0" w:unhideWhenUsed="0" w:qFormat="1"/>
-    <w:lsdException w:name="index heading" w:semiHidden="0" w:uiPriority="0" w:unhideWhenUsed="0"/>
-    <w:lsdException w:name="caption" w:uiPriority="0" w:qFormat="1"/>
-    <w:lsdException w:name="table of figures" w:semiHidden="0" w:uiPriority="0" w:unhideWhenUsed="0"/>
-    <w:lsdException w:name="envelope address" w:semiHidden="0" w:uiPriority="0" w:unhideWhenUsed="0"/>
-    <w:lsdException w:name="envelope return" w:semiHidden="0" w:uiPriority="0" w:unhideWhenUsed="0"/>
-    <w:lsdException w:name="footnote reference" w:semiHidden="0" w:uiPriority="0" w:unhideWhenUsed="0"/>
-    <w:lsdException w:name="annotation reference" w:semiHidden="0" w:uiPriority="0" w:unhideWhenUsed="0"/>
-    <w:lsdException w:name="line number" w:semiHidden="0" w:uiPriority="0" w:unhideWhenUsed="0"/>
-    <w:lsdException w:name="page number" w:semiHidden="0" w:uiPriority="0" w:unhideWhenUsed="0"/>
-    <w:lsdException w:name="endnote reference" w:semiHidden="0" w:uiPriority="0" w:unhideWhenUsed="0"/>
-    <w:lsdException w:name="endnote text" w:semiHidden="0" w:uiPriority="0" w:unhideWhenUsed="0"/>
-    <w:lsdException w:name="table of authorities" w:semiHidden="0" w:uiPriority="0" w:unhideWhenUsed="0"/>
-    <w:lsdException w:name="macro" w:semiHidden="0" w:uiPriority="0" w:unhideWhenUsed="0"/>
-    <w:lsdException w:name="toa heading" w:semiHidden="0" w:uiPriority="0" w:unhideWhenUsed="0"/>
-    <w:lsdException w:name="List" w:semiHidden="0" w:uiPriority="0" w:unhideWhenUsed="0"/>
-    <w:lsdException w:name="List Bullet" w:semiHidden="0" w:uiPriority="0" w:unhideWhenUsed="0"/>
-    <w:lsdException w:name="List Number" w:semiHidden="0" w:uiPriority="0" w:unhideWhenUsed="0"/>
-    <w:lsdException w:name="List 2" w:semiHidden="0" w:uiPriority="0" w:unhideWhenUsed="0"/>
-    <w:lsdException w:name="List 3" w:semiHidden="0" w:uiPriority="0" w:unhideWhenUsed="0"/>
-    <w:lsdException w:name="List 4" w:semiHidden="0" w:uiPriority="0" w:unhideWhenUsed="0"/>
-    <w:lsdException w:name="List 5" w:semiHidden="0" w:uiPriority="0" w:unhideWhenUsed="0"/>
-    <w:lsdException w:name="List Bullet 2" w:semiHidden="0" w:uiPriority="0" w:unhideWhenUsed="0"/>
-    <w:lsdException w:name="List Bullet 3" w:semiHidden="0" w:uiPriority="0" w:unhideWhenUsed="0"/>
-    <w:lsdException w:name="List Bullet 4" w:semiHidden="0" w:uiPriority="0" w:unhideWhenUsed="0"/>
-    <w:lsdException w:name="List Bullet 5" w:semiHidden="0" w:uiPriority="0" w:unhideWhenUsed="0"/>
-    <w:lsdException w:name="List Number 2" w:semiHidden="0" w:uiPriority="0" w:unhideWhenUsed="0"/>
-    <w:lsdException w:name="List Number 3" w:semiHidden="0" w:uiPriority="0" w:unhideWhenUsed="0"/>
-    <w:lsdException w:name="List Number 4" w:semiHidden="0" w:uiPriority="0" w:unhideWhenUsed="0"/>
-    <w:lsdException w:name="List Number 5" w:semiHidden="0" w:uiPriority="0" w:unhideWhenUsed="0"/>
-    <w:lsdException w:name="Title" w:semiHidden="0" w:uiPriority="0" w:unhideWhenUsed="0" w:qFormat="1"/>
-    <w:lsdException w:name="Closing" w:semiHidden="0" w:uiPriority="0" w:unhideWhenUsed="0"/>
-    <w:lsdException w:name="Signature" w:semiHidden="0" w:uiPriority="0" w:unhideWhenUsed="0"/>
-    <w:lsdException w:name="Default Paragraph Font" w:uiPriority="0" w:unhideWhenUsed="0" w:qFormat="1"/>
-    <w:lsdException w:name="Body Text" w:uiPriority="0" w:unhideWhenUsed="0" w:qFormat="1"/>
-    <w:lsdException w:name="Body Text Indent" w:semiHidden="0" w:uiPriority="0" w:unhideWhenUsed="0"/>
-    <w:lsdException w:name="List Continue" w:semiHidden="0" w:uiPriority="0" w:unhideWhenUsed="0"/>
-    <w:lsdException w:name="List Continue 2" w:semiHidden="0" w:uiPriority="0" w:unhideWhenUsed="0"/>
-    <w:lsdException w:name="List Continue 3" w:semiHidden="0" w:uiPriority="0" w:unhideWhenUsed="0"/>
-    <w:lsdException w:name="List Continue 4" w:semiHidden="0" w:uiPriority="0" w:unhideWhenUsed="0"/>
-    <w:lsdException w:name="List Continue 5" w:semiHidden="0" w:uiPriority="0" w:unhideWhenUsed="0"/>
-    <w:lsdException w:name="Message Header" w:semiHidden="0" w:uiPriority="0" w:unhideWhenUsed="0"/>
-    <w:lsdException w:name="Subtitle" w:semiHidden="0" w:uiPriority="0" w:unhideWhenUsed="0" w:qFormat="1"/>
-    <w:lsdException w:name="Salutation" w:semiHidden="0" w:uiPriority="0" w:unhideWhenUsed="0"/>
-    <w:lsdException w:name="Date" w:semiHidden="0" w:uiPriority="0" w:unhideWhenUsed="0"/>
-    <w:lsdException w:name="Body Text First Indent" w:semiHidden="0" w:uiPriority="0" w:unhideWhenUsed="0"/>
-    <w:lsdException w:name="Body Text First Indent 2" w:semiHidden="0" w:uiPriority="0" w:unhideWhenUsed="0"/>
-    <w:lsdException w:name="Body Text 2" w:semiHidden="0" w:uiPriority="0" w:unhideWhenUsed="0"/>
-    <w:lsdException w:name="Body Text 3" w:semiHidden="0" w:uiPriority="0" w:unhideWhenUsed="0"/>
-    <w:lsdException w:name="Body Text Indent 2" w:semiHidden="0" w:uiPriority="0" w:unhideWhenUsed="0"/>
-    <w:lsdException w:name="Body Text Indent 3" w:semiHidden="0" w:uiPriority="0" w:unhideWhenUsed="0"/>
-    <w:lsdException w:name="Block Text" w:semiHidden="0" w:uiPriority="0" w:unhideWhenUsed="0"/>
-    <w:lsdException w:name="Hyperlink" w:semiHidden="0" w:uiPriority="0" w:unhideWhenUsed="0"/>
-    <w:lsdException w:name="FollowedHyperlink" w:semiHidden="0" w:uiPriority="0" w:unhideWhenUsed="0"/>
-    <w:lsdException w:name="Strong" w:semiHidden="0" w:uiPriority="0" w:unhideWhenUsed="0" w:qFormat="1"/>
-    <w:lsdException w:name="Emphasis" w:semiHidden="0" w:uiPriority="0" w:unhideWhenUsed="0" w:qFormat="1"/>
-    <w:lsdException w:name="Document Map" w:semiHidden="0" w:uiPriority="0" w:unhideWhenUsed="0"/>
-    <w:lsdException w:name="Plain Text" w:semiHidden="0" w:uiPriority="0" w:unhideWhenUsed="0"/>
-    <w:lsdException w:name="E-mail Signature" w:semiHidden="0" w:uiPriority="0" w:unhideWhenUsed="0"/>
-    <w:lsdException w:name="Normal (Web)" w:semiHidden="0" w:uiPriority="0" w:unhideWhenUsed="0" w:qFormat="1"/>
-    <w:lsdException w:name="HTML Acronym" w:semiHidden="0" w:uiPriority="0" w:unhideWhenUsed="0"/>
-    <w:lsdException w:name="HTML Address" w:semiHidden="0" w:uiPriority="0" w:unhideWhenUsed="0"/>
-    <w:lsdException w:name="HTML Cite" w:semiHidden="0" w:uiPriority="0" w:unhideWhenUsed="0"/>
-    <w:lsdException w:name="HTML Code" w:semiHidden="0" w:uiPriority="0" w:unhideWhenUsed="0"/>
-    <w:lsdException w:name="HTML Definition" w:semiHidden="0" w:uiPriority="0" w:unhideWhenUsed="0"/>
-    <w:lsdException w:name="HTML Keyboard" w:semiHidden="0" w:uiPriority="0" w:unhideWhenUsed="0"/>
-    <w:lsdException w:name="HTML Preformatted" w:semiHidden="0" w:uiPriority="0" w:unhideWhenUsed="0"/>
-    <w:lsdException w:name="HTML Sample" w:semiHidden="0" w:uiPriority="0" w:unhideWhenUsed="0"/>
-    <w:lsdException w:name="HTML Typewriter" w:semiHidden="0" w:uiPriority="0" w:unhideWhenUsed="0"/>
-    <w:lsdException w:name="HTML Variable" w:semiHidden="0" w:uiPriority="0" w:unhideWhenUsed="0"/>
-    <w:lsdException w:name="Normal Table" w:uiPriority="0" w:unhideWhenUsed="0" w:qFormat="1"/>
-    <w:lsdException w:name="annotation subject" w:semiHidden="0" w:uiPriority="0" w:unhideWhenUsed="0"/>
-    <w:lsdException w:name="Table Simple 1" w:semiHidden="0" w:uiPriority="0" w:unhideWhenUsed="0"/>
-    <w:lsdException w:name="Table Simple 2" w:semiHidden="0" w:uiPriority="0" w:unhideWhenUsed="0"/>
-    <w:lsdException w:name="Table Simple 3" w:semiHidden="0" w:uiPriority="0" w:unhideWhenUsed="0"/>
-    <w:lsdException w:name="Table Classic 1" w:semiHidden="0" w:uiPriority="0" w:unhideWhenUsed="0"/>
-    <w:lsdException w:name="Table Classic 2" w:semiHidden="0" w:uiPriority="0" w:unhideWhenUsed="0"/>
-    <w:lsdException w:name="Table Classic 3" w:semiHidden="0" w:uiPriority="0" w:unhideWhenUsed="0"/>
-    <w:lsdException w:name="Table Classic 4" w:semiHidden="0" w:uiPriority="0" w:unhideWhenUsed="0"/>
-    <w:lsdException w:name="Table Colorful 1" w:semiHidden="0" w:uiPriority="0" w:unhideWhenUsed="0"/>
-    <w:lsdException w:name="Table Colorful 2" w:semiHidden="0" w:uiPriority="0" w:unhideWhenUsed="0"/>
-    <w:lsdException w:name="Table Colorful 3" w:semiHidden="0" w:uiPriority="0" w:unhideWhenUsed="0"/>
-    <w:lsdException w:name="Table Columns 1" w:semiHidden="0" w:uiPriority="0" w:unhideWhenUsed="0"/>
-    <w:lsdException w:name="Table Columns 2" w:semiHidden="0" w:uiPriority="0" w:unhideWhenUsed="0"/>
-    <w:lsdException w:name="Table Columns 3" w:semiHidden="0" w:uiPriority="0" w:unhideWhenUsed="0"/>
-    <w:lsdException w:name="Table Columns 4" w:semiHidden="0" w:uiPriority="0" w:unhideWhenUsed="0"/>
-    <w:lsdException w:name="Table Columns 5" w:semiHidden="0" w:uiPriority="0" w:unhideWhenUsed="0"/>
-    <w:lsdException w:name="Table Grid 1" w:semiHidden="0" w:uiPriority="0" w:unhideWhenUsed="0"/>
-    <w:lsdException w:name="Table Grid 2" w:semiHidden="0" w:uiPriority="0" w:unhideWhenUsed="0"/>
-    <w:lsdException w:name="Table Grid 3" w:semiHidden="0" w:uiPriority="0" w:unhideWhenUsed="0"/>
-    <w:lsdException w:name="Table Grid 4" w:semiHidden="0" w:uiPriority="0" w:unhideWhenUsed="0"/>
-    <w:lsdException w:name="Table Grid 5" w:semiHidden="0" w:uiPriority="0" w:unhideWhenUsed="0"/>
-    <w:lsdException w:name="Table Grid 6" w:semiHidden="0" w:uiPriority="0" w:unhideWhenUsed="0"/>
-    <w:lsdException w:name="Table Grid 7" w:semiHidden="0" w:uiPriority="0" w:unhideWhenUsed="0"/>
-    <w:lsdException w:name="Table Grid 8" w:semiHidden="0" w:uiPriority="0" w:unhideWhenUsed="0"/>
-    <w:lsdException w:name="Table List 1" w:semiHidden="0" w:uiPriority="0" w:unhideWhenUsed="0"/>
-    <w:lsdException w:name="Table List 2" w:semiHidden="0" w:uiPriority="0" w:unhideWhenUsed="0"/>
-    <w:lsdException w:name="Table List 3" w:semiHidden="0" w:uiPriority="0" w:unhideWhenUsed="0"/>
-    <w:lsdException w:name="Table List 4" w:semiHidden="0" w:uiPriority="0" w:unhideWhenUsed="0"/>
-    <w:lsdException w:name="Table List 5" w:semiHidden="0" w:uiPriority="0" w:unhideWhenUsed="0"/>
-    <w:lsdException w:name="Table List 6" w:semiHidden="0" w:uiPriority="0" w:unhideWhenUsed="0"/>
-    <w:lsdException w:name="Table List 7" w:semiHidden="0" w:uiPriority="0" w:unhideWhenUsed="0"/>
-    <w:lsdException w:name="Table List 8" w:semiHidden="0" w:uiPriority="0" w:unhideWhenUsed="0"/>
-    <w:lsdException w:name="Table 3D effects 1" w:semiHidden="0" w:uiPriority="0" w:unhideWhenUsed="0"/>
-    <w:lsdException w:name="Table 3D effects 2" w:semiHidden="0" w:uiPriority="0" w:unhideWhenUsed="0"/>
-    <w:lsdException w:name="Table 3D effects 3" w:semiHidden="0" w:uiPriority="0" w:unhideWhenUsed="0"/>
-    <w:lsdException w:name="Table Contemporary" w:semiHidden="0" w:uiPriority="0" w:unhideWhenUsed="0"/>
-    <w:lsdException w:name="Table Elegant" w:semiHidden="0" w:uiPriority="0" w:unhideWhenUsed="0"/>
-    <w:lsdException w:name="Table Professional" w:semiHidden="0" w:uiPriority="0" w:unhideWhenUsed="0"/>
-    <w:lsdException w:name="Table Subtle 1" w:semiHidden="0" w:uiPriority="0" w:unhideWhenUsed="0"/>
-    <w:lsdException w:name="Table Subtle 2" w:semiHidden="0" w:uiPriority="0" w:unhideWhenUsed="0"/>
-    <w:lsdException w:name="Table Web 1" w:semiHidden="0" w:uiPriority="0" w:unhideWhenUsed="0"/>
-    <w:lsdException w:name="Table Web 2" w:semiHidden="0" w:uiPriority="0" w:unhideWhenUsed="0"/>
-    <w:lsdException w:name="Table Web 3" w:semiHidden="0" w:uiPriority="0" w:unhideWhenUsed="0"/>
-    <w:lsdException w:name="Balloon Text" w:semiHidden="0" w:uiPriority="0" w:unhideWhenUsed="0"/>
-    <w:lsdException w:name="Table Grid" w:semiHidden="0" w:uiPriority="0" w:unhideWhenUsed="0" w:qFormat="1"/>
-    <w:lsdException w:name="Table Theme" w:semiHidden="0" w:uiPriority="0" w:unhideWhenUsed="0"/>
-    <w:lsdException w:name="Light Shading" w:semiHidden="0" w:uiPriority="60" w:unhideWhenUsed="0"/>
-    <w:lsdException w:name="Light List" w:semiHidden="0" w:uiPriority="61" w:unhideWhenUsed="0"/>
-    <w:lsdException w:name="Light Grid" w:semiHidden="0" w:uiPriority="62" w:unhideWhenUsed="0"/>
-    <w:lsdException w:name="Medium Shading 1" w:semiHidden="0" w:uiPriority="63" w:unhideWhenUsed="0"/>
-    <w:lsdException w:name="Medium Shading 2" w:semiHidden="0" w:uiPriority="64" w:unhideWhenUsed="0"/>
-    <w:lsdException w:name="Medium List 1" w:semiHidden="0" w:uiPriority="65" w:unhideWhenUsed="0"/>
-    <w:lsdException w:name="Medium List 2" w:semiHidden="0" w:uiPriority="66" w:unhideWhenUsed="0"/>
-    <w:lsdException w:name="Medium Grid 1" w:semiHidden="0" w:uiPriority="67" w:unhideWhenUsed="0"/>
-    <w:lsdException w:name="Medium Grid 2" w:semiHidden="0" w:uiPriority="68" w:unhideWhenUsed="0"/>
-    <w:lsdException w:name="Medium Grid 3" w:semiHidden="0" w:uiPriority="69" w:unhideWhenUsed="0"/>
-    <w:lsdException w:name="Dark List" w:semiHidden="0" w:uiPriority="70" w:unhideWhenUsed="0"/>
-    <w:lsdException w:name="Colorful Shading" w:semiHidden="0" w:uiPriority="71" w:unhideWhenUsed="0"/>
-    <w:lsdException w:name="Colorful List" w:semiHidden="0" w:uiPriority="72" w:unhideWhenUsed="0"/>
-    <w:lsdException w:name="Colorful Grid" w:semiHidden="0" w:uiPriority="73" w:unhideWhenUsed="0"/>
-    <w:lsdException w:name="Light Shading Accent 1" w:semiHidden="0" w:uiPriority="60" w:unhideWhenUsed="0"/>
-    <w:lsdException w:name="Light List Accent 1" w:semiHidden="0" w:uiPriority="61" w:unhideWhenUsed="0"/>
-    <w:lsdException w:name="Light Grid Accent 1" w:semiHidden="0" w:uiPriority="62" w:unhideWhenUsed="0"/>
-    <w:lsdException w:name="Medium Shading 1 Accent 1" w:semiHidden="0" w:uiPriority="63" w:unhideWhenUsed="0"/>
-    <w:lsdException w:name="Medium Shading 2 Accent 1" w:semiHidden="0" w:uiPriority="64" w:unhideWhenUsed="0"/>
-    <w:lsdException w:name="Medium List 1 Accent 1" w:semiHidden="0" w:uiPriority="65" w:unhideWhenUsed="0"/>
-    <w:lsdException w:name="Medium List 2 Accent 1" w:semiHidden="0" w:uiPriority="66" w:unhideWhenUsed="0"/>
-    <w:lsdException w:name="Medium Grid 1 Accent 1" w:semiHidden="0" w:uiPriority="67" w:unhideWhenUsed="0"/>
-    <w:lsdException w:name="Medium Grid 2 Accent 1" w:semiHidden="0" w:uiPriority="68" w:unhideWhenUsed="0"/>
-    <w:lsdException w:name="Medium Grid 3 Accent 1" w:semiHidden="0" w:uiPriority="69" w:unhideWhenUsed="0"/>
-    <w:lsdException w:name="Dark List Accent 1" w:semiHidden="0" w:uiPriority="70" w:unhideWhenUsed="0"/>
-    <w:lsdException w:name="Colorful Shading Accent 1" w:semiHidden="0" w:uiPriority="71" w:unhideWhenUsed="0"/>
-    <w:lsdException w:name="Colorful List Accent 1" w:semiHidden="0" w:uiPriority="72" w:unhideWhenUsed="0"/>
-    <w:lsdException w:name="Colorful Grid Accent 1" w:semiHidden="0" w:uiPriority="73" w:unhideWhenUsed="0"/>
-    <w:lsdException w:name="Light Shading Accent 2" w:semiHidden="0" w:uiPriority="60" w:unhideWhenUsed="0"/>
-    <w:lsdException w:name="Light List Accent 2" w:semiHidden="0" w:uiPriority="61" w:unhideWhenUsed="0"/>
-    <w:lsdException w:name="Light Grid Accent 2" w:semiHidden="0" w:uiPriority="62" w:unhideWhenUsed="0"/>
-    <w:lsdException w:name="Medium Shading 1 Accent 2" w:semiHidden="0" w:uiPriority="63" w:unhideWhenUsed="0"/>
-    <w:lsdException w:name="Medium Shading 2 Accent 2" w:semiHidden="0" w:uiPriority="64" w:unhideWhenUsed="0"/>
-    <w:lsdException w:name="Medium List 1 Accent 2" w:semiHidden="0" w:uiPriority="65" w:unhideWhenUsed="0"/>
-    <w:lsdException w:name="Medium List 2 Accent 2" w:semiHidden="0" w:uiPriority="66" w:unhideWhenUsed="0"/>
-    <w:lsdException w:name="Medium Grid 1 Accent 2" w:semiHidden="0" w:uiPriority="67" w:unhideWhenUsed="0"/>
-    <w:lsdException w:name="Medium Grid 2 Accent 2" w:semiHidden="0" w:uiPriority="68" w:unhideWhenUsed="0"/>
-    <w:lsdException w:name="Medium Grid 3 Accent 2" w:semiHidden="0" w:uiPriority="69" w:unhideWhenUsed="0"/>
-    <w:lsdException w:name="Dark List Accent 2" w:semiHidden="0" w:uiPriority="70" w:unhideWhenUsed="0"/>
-    <w:lsdException w:name="Colorful Shading Accent 2" w:semiHidden="0" w:uiPriority="71" w:unhideWhenUsed="0"/>
-    <w:lsdException w:name="Colorful List Accent 2" w:semiHidden="0" w:uiPriority="72" w:unhideWhenUsed="0"/>
-    <w:lsdException w:name="Colorful Grid Accent 2" w:semiHidden="0" w:uiPriority="73" w:unhideWhenUsed="0"/>
-    <w:lsdException w:name="Light Shading Accent 3" w:semiHidden="0" w:uiPriority="60" w:unhideWhenUsed="0"/>
-    <w:lsdException w:name="Light List Accent 3" w:semiHidden="0" w:uiPriority="61" w:unhideWhenUsed="0"/>
-    <w:lsdException w:name="Light Grid Accent 3" w:semiHidden="0" w:uiPriority="62" w:unhideWhenUsed="0"/>
-    <w:lsdException w:name="Medium Shading 1 Accent 3" w:semiHidden="0" w:uiPriority="63" w:unhideWhenUsed="0"/>
-    <w:lsdException w:name="Medium Shading 2 Accent 3" w:semiHidden="0" w:uiPriority="64" w:unhideWhenUsed="0"/>
-    <w:lsdException w:name="Medium List 1 Accent 3" w:semiHidden="0" w:uiPriority="65" w:unhideWhenUsed="0"/>
-    <w:lsdException w:name="Medium List 2 Accent 3" w:semiHidden="0" w:uiPriority="66" w:unhideWhenUsed="0"/>
-    <w:lsdException w:name="Medium Grid 1 Accent 3" w:semiHidden="0" w:uiPriority="67" w:unhideWhenUsed="0"/>
-    <w:lsdException w:name="Medium Grid 2 Accent 3" w:semiHidden="0" w:uiPriority="68" w:unhideWhenUsed="0"/>
-    <w:lsdException w:name="Medium Grid 3 Accent 3" w:semiHidden="0" w:uiPriority="69" w:unhideWhenUsed="0"/>
-    <w:lsdException w:name="Dark List Accent 3" w:semiHidden="0" w:uiPriority="70" w:unhideWhenUsed="0"/>
-    <w:lsdException w:name="Colorful Shading Accent 3" w:semiHidden="0" w:uiPriority="71" w:unhideWhenUsed="0"/>
-    <w:lsdException w:name="Colorful List Accent 3" w:semiHidden="0" w:uiPriority="72" w:unhideWhenUsed="0"/>
-    <w:lsdException w:name="Colorful Grid Accent 3" w:semiHidden="0" w:uiPriority="73" w:unhideWhenUsed="0"/>
-    <w:lsdException w:name="Light Shading Accent 4" w:semiHidden="0" w:uiPriority="60" w:unhideWhenUsed="0"/>
-    <w:lsdException w:name="Light List Accent 4" w:semiHidden="0" w:uiPriority="61" w:unhideWhenUsed="0"/>
-    <w:lsdException w:name="Light Grid Accent 4" w:semiHidden="0" w:uiPriority="62" w:unhideWhenUsed="0"/>
-    <w:lsdException w:name="Medium Shading 1 Accent 4" w:semiHidden="0" w:uiPriority="63" w:unhideWhenUsed="0"/>
-    <w:lsdException w:name="Medium Shading 2 Accent 4" w:semiHidden="0" w:uiPriority="64" w:unhideWhenUsed="0"/>
-    <w:lsdException w:name="Medium List 1 Accent 4" w:semiHidden="0" w:uiPriority="65" w:unhideWhenUsed="0"/>
-    <w:lsdException w:name="Medium List 2 Accent 4" w:semiHidden="0" w:uiPriority="66" w:unhideWhenUsed="0"/>
-    <w:lsdException w:name="Medium Grid 1 Accent 4" w:semiHidden="0" w:uiPriority="67" w:unhideWhenUsed="0"/>
-    <w:lsdException w:name="Medium Grid 2 Accent 4" w:semiHidden="0" w:uiPriority="68" w:unhideWhenUsed="0"/>
-    <w:lsdException w:name="Medium Grid 3 Accent 4" w:semiHidden="0" w:uiPriority="69" w:unhideWhenUsed="0"/>
-    <w:lsdException w:name="Dark List Accent 4" w:semiHidden="0" w:uiPriority="70" w:unhideWhenUsed="0"/>
-    <w:lsdException w:name="Colorful Shading Accent 4" w:semiHidden="0" w:uiPriority="71" w:unhideWhenUsed="0"/>
-    <w:lsdException w:name="Colorful List Accent 4" w:semiHidden="0" w:uiPriority="72" w:unhideWhenUsed="0"/>
-    <w:lsdException w:name="Colorful Grid Accent 4" w:semiHidden="0" w:uiPriority="73" w:unhideWhenUsed="0"/>
-    <w:lsdException w:name="Light Shading Accent 5" w:semiHidden="0" w:uiPriority="60" w:unhideWhenUsed="0"/>
-    <w:lsdException w:name="Light List Accent 5" w:semiHidden="0" w:uiPriority="61" w:unhideWhenUsed="0"/>
-    <w:lsdException w:name="Light Grid Accent 5" w:semiHidden="0" w:uiPriority="62" w:unhideWhenUsed="0"/>
-    <w:lsdException w:name="Medium Shading 1 Accent 5" w:semiHidden="0" w:uiPriority="63" w:unhideWhenUsed="0"/>
-    <w:lsdException w:name="Medium Shading 2 Accent 5" w:semiHidden="0" w:uiPriority="64" w:unhideWhenUsed="0"/>
-    <w:lsdException w:name="Medium List 1 Accent 5" w:semiHidden="0" w:uiPriority="65" w:unhideWhenUsed="0"/>
-    <w:lsdException w:name="Medium List 2 Accent 5" w:semiHidden="0" w:uiPriority="66" w:unhideWhenUsed="0"/>
-    <w:lsdException w:name="Medium Grid 1 Accent 5" w:semiHidden="0" w:uiPriority="67" w:unhideWhenUsed="0"/>
-    <w:lsdException w:name="Medium Grid 2 Accent 5" w:semiHidden="0" w:uiPriority="68" w:unhideWhenUsed="0"/>
-    <w:lsdException w:name="Medium Grid 3 Accent 5" w:semiHidden="0" w:uiPriority="69" w:unhideWhenUsed="0"/>
-    <w:lsdException w:name="Dark List Accent 5" w:semiHidden="0" w:uiPriority="70" w:unhideWhenUsed="0"/>
-    <w:lsdException w:name="Colorful Shading Accent 5" w:semiHidden="0" w:uiPriority="71" w:unhideWhenUsed="0"/>
-    <w:lsdException w:name="Colorful List Accent 5" w:semiHidden="0" w:uiPriority="72" w:unhideWhenUsed="0"/>
-    <w:lsdException w:name="Colorful Grid Accent 5" w:semiHidden="0" w:uiPriority="73" w:unhideWhenUsed="0"/>
-    <w:lsdException w:name="Light Shading Accent 6" w:semiHidden="0" w:uiPriority="60" w:unhideWhenUsed="0"/>
-    <w:lsdException w:name="Light List Accent 6" w:semiHidden="0" w:uiPriority="61" w:unhideWhenUsed="0"/>
-    <w:lsdException w:name="Light Grid Accent 6" w:semiHidden="0" w:uiPriority="62" w:unhideWhenUsed="0"/>
-    <w:lsdException w:name="Medium Shading 1 Accent 6" w:semiHidden="0" w:uiPriority="63" w:unhideWhenUsed="0"/>
-    <w:lsdException w:name="Medium Shading 2 Accent 6" w:semiHidden="0" w:uiPriority="64" w:unhideWhenUsed="0"/>
-    <w:lsdException w:name="Medium List 1 Accent 6" w:semiHidden="0" w:uiPriority="65" w:unhideWhenUsed="0"/>
-    <w:lsdException w:name="Medium List 2 Accent 6" w:semiHidden="0" w:uiPriority="66" w:unhideWhenUsed="0"/>
-    <w:lsdException w:name="Medium Grid 1 Accent 6" w:semiHidden="0" w:uiPriority="67" w:unhideWhenUsed="0"/>
-    <w:lsdException w:name="Medium Grid 2 Accent 6" w:semiHidden="0" w:uiPriority="68" w:unhideWhenUsed="0"/>
-    <w:lsdException w:name="Medium Grid 3 Accent 6" w:semiHidden="0" w:uiPriority="69" w:unhideWhenUsed="0"/>
-    <w:lsdException w:name="Dark List Accent 6" w:semiHidden="0" w:uiPriority="70" w:unhideWhenUsed="0"/>
-    <w:lsdException w:name="Colorful Shading Accent 6" w:semiHidden="0" w:uiPriority="71" w:unhideWhenUsed="0"/>
-    <w:lsdException w:name="Colorful List Accent 6" w:semiHidden="0" w:uiPriority="72" w:unhideWhenUsed="0"/>
-    <w:lsdException w:name="Colorful Grid Accent 6" w:semiHidden="0" w:uiPriority="73" w:unhideWhenUsed="0"/>
+  <w:latentStyles w:count="260" w:defQFormat="0" w:defUnhideWhenUsed="1" w:defSemiHidden="1" w:defUIPriority="99" w:defLockedState="0">
+    <w:lsdException w:qFormat="1" w:unhideWhenUsed="0" w:uiPriority="0" w:semiHidden="0" w:name="Normal"/>
+    <w:lsdException w:qFormat="1" w:unhideWhenUsed="0" w:uiPriority="0" w:semiHidden="0" w:name="heading 1"/>
+    <w:lsdException w:qFormat="1" w:uiPriority="0" w:semiHidden="0" w:name="heading 2"/>
+    <w:lsdException w:qFormat="1" w:uiPriority="0" w:name="heading 3"/>
+    <w:lsdException w:qFormat="1" w:uiPriority="0" w:semiHidden="0" w:name="heading 4"/>
+    <w:lsdException w:qFormat="1" w:uiPriority="0" w:name="heading 5"/>
+    <w:lsdException w:qFormat="1" w:uiPriority="0" w:name="heading 6"/>
+    <w:lsdException w:qFormat="1" w:uiPriority="0" w:name="heading 7"/>
+    <w:lsdException w:qFormat="1" w:uiPriority="0" w:name="heading 8"/>
+    <w:lsdException w:qFormat="1" w:uiPriority="0" w:name="heading 9"/>
+    <w:lsdException w:unhideWhenUsed="0" w:uiPriority="0" w:semiHidden="0" w:name="index 1"/>
+    <w:lsdException w:unhideWhenUsed="0" w:uiPriority="0" w:semiHidden="0" w:name="index 2"/>
+    <w:lsdException w:unhideWhenUsed="0" w:uiPriority="0" w:semiHidden="0" w:name="index 3"/>
+    <w:lsdException w:unhideWhenUsed="0" w:uiPriority="0" w:semiHidden="0" w:name="index 4"/>
+    <w:lsdException w:unhideWhenUsed="0" w:uiPriority="0" w:semiHidden="0" w:name="index 5"/>
+    <w:lsdException w:unhideWhenUsed="0" w:uiPriority="0" w:semiHidden="0" w:name="index 6"/>
+    <w:lsdException w:unhideWhenUsed="0" w:uiPriority="0" w:semiHidden="0" w:name="index 7"/>
+    <w:lsdException w:unhideWhenUsed="0" w:uiPriority="0" w:semiHidden="0" w:name="index 8"/>
+    <w:lsdException w:unhideWhenUsed="0" w:uiPriority="0" w:semiHidden="0" w:name="index 9"/>
+    <w:lsdException w:qFormat="1" w:unhideWhenUsed="0" w:uiPriority="0" w:semiHidden="0" w:name="toc 1"/>
+    <w:lsdException w:qFormat="1" w:unhideWhenUsed="0" w:uiPriority="0" w:semiHidden="0" w:name="toc 2"/>
+    <w:lsdException w:qFormat="1" w:unhideWhenUsed="0" w:uiPriority="0" w:semiHidden="0" w:name="toc 3"/>
+    <w:lsdException w:unhideWhenUsed="0" w:uiPriority="0" w:semiHidden="0" w:name="toc 4"/>
+    <w:lsdException w:unhideWhenUsed="0" w:uiPriority="0" w:semiHidden="0" w:name="toc 5"/>
+    <w:lsdException w:unhideWhenUsed="0" w:uiPriority="0" w:semiHidden="0" w:name="toc 6"/>
+    <w:lsdException w:unhideWhenUsed="0" w:uiPriority="0" w:semiHidden="0" w:name="toc 7"/>
+    <w:lsdException w:unhideWhenUsed="0" w:uiPriority="0" w:semiHidden="0" w:name="toc 8"/>
+    <w:lsdException w:unhideWhenUsed="0" w:uiPriority="0" w:semiHidden="0" w:name="toc 9"/>
+    <w:lsdException w:unhideWhenUsed="0" w:uiPriority="0" w:semiHidden="0" w:name="Normal Indent"/>
+    <w:lsdException w:unhideWhenUsed="0" w:uiPriority="0" w:semiHidden="0" w:name="footnote text"/>
+    <w:lsdException w:qFormat="1" w:unhideWhenUsed="0" w:uiPriority="0" w:semiHidden="0" w:name="annotation text"/>
+    <w:lsdException w:qFormat="1" w:unhideWhenUsed="0" w:uiPriority="0" w:semiHidden="0" w:name="header"/>
+    <w:lsdException w:qFormat="1" w:unhideWhenUsed="0" w:uiPriority="0" w:semiHidden="0" w:name="footer"/>
+    <w:lsdException w:unhideWhenUsed="0" w:uiPriority="0" w:semiHidden="0" w:name="index heading"/>
+    <w:lsdException w:qFormat="1" w:uiPriority="0" w:name="caption"/>
+    <w:lsdException w:unhideWhenUsed="0" w:uiPriority="0" w:semiHidden="0" w:name="table of figures"/>
+    <w:lsdException w:unhideWhenUsed="0" w:uiPriority="0" w:semiHidden="0" w:name="envelope address"/>
+    <w:lsdException w:unhideWhenUsed="0" w:uiPriority="0" w:semiHidden="0" w:name="envelope return"/>
+    <w:lsdException w:unhideWhenUsed="0" w:uiPriority="0" w:semiHidden="0" w:name="footnote reference"/>
+    <w:lsdException w:unhideWhenUsed="0" w:uiPriority="0" w:semiHidden="0" w:name="annotation reference"/>
+    <w:lsdException w:unhideWhenUsed="0" w:uiPriority="0" w:semiHidden="0" w:name="line number"/>
+    <w:lsdException w:unhideWhenUsed="0" w:uiPriority="0" w:semiHidden="0" w:name="page number"/>
+    <w:lsdException w:unhideWhenUsed="0" w:uiPriority="0" w:semiHidden="0" w:name="endnote reference"/>
+    <w:lsdException w:unhideWhenUsed="0" w:uiPriority="0" w:semiHidden="0" w:name="endnote text"/>
+    <w:lsdException w:unhideWhenUsed="0" w:uiPriority="0" w:semiHidden="0" w:name="table of authorities"/>
+    <w:lsdException w:unhideWhenUsed="0" w:uiPriority="0" w:semiHidden="0" w:name="macro"/>
+    <w:lsdException w:unhideWhenUsed="0" w:uiPriority="0" w:semiHidden="0" w:name="toa heading"/>
+    <w:lsdException w:unhideWhenUsed="0" w:uiPriority="0" w:semiHidden="0" w:name="List"/>
+    <w:lsdException w:unhideWhenUsed="0" w:uiPriority="0" w:semiHidden="0" w:name="List Bullet"/>
+    <w:lsdException w:unhideWhenUsed="0" w:uiPriority="0" w:semiHidden="0" w:name="List Number"/>
+    <w:lsdException w:unhideWhenUsed="0" w:uiPriority="0" w:semiHidden="0" w:name="List 2"/>
+    <w:lsdException w:unhideWhenUsed="0" w:uiPriority="0" w:semiHidden="0" w:name="List 3"/>
+    <w:lsdException w:unhideWhenUsed="0" w:uiPriority="0" w:semiHidden="0" w:name="List 4"/>
+    <w:lsdException w:unhideWhenUsed="0" w:uiPriority="0" w:semiHidden="0" w:name="List 5"/>
+    <w:lsdException w:unhideWhenUsed="0" w:uiPriority="0" w:semiHidden="0" w:name="List Bullet 2"/>
+    <w:lsdException w:unhideWhenUsed="0" w:uiPriority="0" w:semiHidden="0" w:name="List Bullet 3"/>
+    <w:lsdException w:unhideWhenUsed="0" w:uiPriority="0" w:semiHidden="0" w:name="List Bullet 4"/>
+    <w:lsdException w:unhideWhenUsed="0" w:uiPriority="0" w:semiHidden="0" w:name="List Bullet 5"/>
+    <w:lsdException w:unhideWhenUsed="0" w:uiPriority="0" w:semiHidden="0" w:name="List Number 2"/>
+    <w:lsdException w:unhideWhenUsed="0" w:uiPriority="0" w:semiHidden="0" w:name="List Number 3"/>
+    <w:lsdException w:unhideWhenUsed="0" w:uiPriority="0" w:semiHidden="0" w:name="List Number 4"/>
+    <w:lsdException w:unhideWhenUsed="0" w:uiPriority="0" w:semiHidden="0" w:name="List Number 5"/>
+    <w:lsdException w:qFormat="1" w:unhideWhenUsed="0" w:uiPriority="0" w:semiHidden="0" w:name="Title"/>
+    <w:lsdException w:unhideWhenUsed="0" w:uiPriority="0" w:semiHidden="0" w:name="Closing"/>
+    <w:lsdException w:unhideWhenUsed="0" w:uiPriority="0" w:semiHidden="0" w:name="Signature"/>
+    <w:lsdException w:qFormat="1" w:unhideWhenUsed="0" w:uiPriority="0" w:name="Default Paragraph Font"/>
+    <w:lsdException w:qFormat="1" w:unhideWhenUsed="0" w:uiPriority="0" w:name="Body Text"/>
+    <w:lsdException w:unhideWhenUsed="0" w:uiPriority="0" w:semiHidden="0" w:name="Body Text Indent"/>
+    <w:lsdException w:unhideWhenUsed="0" w:uiPriority="0" w:semiHidden="0" w:name="List Continue"/>
+    <w:lsdException w:unhideWhenUsed="0" w:uiPriority="0" w:semiHidden="0" w:name="List Continue 2"/>
+    <w:lsdException w:unhideWhenUsed="0" w:uiPriority="0" w:semiHidden="0" w:name="List Continue 3"/>
+    <w:lsdException w:unhideWhenUsed="0" w:uiPriority="0" w:semiHidden="0" w:name="List Continue 4"/>
+    <w:lsdException w:unhideWhenUsed="0" w:uiPriority="0" w:semiHidden="0" w:name="List Continue 5"/>
+    <w:lsdException w:unhideWhenUsed="0" w:uiPriority="0" w:semiHidden="0" w:name="Message Header"/>
+    <w:lsdException w:qFormat="1" w:unhideWhenUsed="0" w:uiPriority="0" w:semiHidden="0" w:name="Subtitle"/>
+    <w:lsdException w:unhideWhenUsed="0" w:uiPriority="0" w:semiHidden="0" w:name="Salutation"/>
+    <w:lsdException w:unhideWhenUsed="0" w:uiPriority="0" w:semiHidden="0" w:name="Date"/>
+    <w:lsdException w:unhideWhenUsed="0" w:uiPriority="0" w:semiHidden="0" w:name="Body Text First Indent"/>
+    <w:lsdException w:unhideWhenUsed="0" w:uiPriority="0" w:semiHidden="0" w:name="Body Text First Indent 2"/>
+    <w:lsdException w:uiPriority="99" w:name="Note Heading"/>
+    <w:lsdException w:unhideWhenUsed="0" w:uiPriority="0" w:semiHidden="0" w:name="Body Text 2"/>
+    <w:lsdException w:unhideWhenUsed="0" w:uiPriority="0" w:semiHidden="0" w:name="Body Text 3"/>
+    <w:lsdException w:unhideWhenUsed="0" w:uiPriority="0" w:semiHidden="0" w:name="Body Text Indent 2"/>
+    <w:lsdException w:unhideWhenUsed="0" w:uiPriority="0" w:semiHidden="0" w:name="Body Text Indent 3"/>
+    <w:lsdException w:unhideWhenUsed="0" w:uiPriority="0" w:semiHidden="0" w:name="Block Text"/>
+    <w:lsdException w:unhideWhenUsed="0" w:uiPriority="0" w:semiHidden="0" w:name="Hyperlink"/>
+    <w:lsdException w:unhideWhenUsed="0" w:uiPriority="0" w:semiHidden="0" w:name="FollowedHyperlink"/>
+    <w:lsdException w:qFormat="1" w:unhideWhenUsed="0" w:uiPriority="0" w:semiHidden="0" w:name="Strong"/>
+    <w:lsdException w:qFormat="1" w:unhideWhenUsed="0" w:uiPriority="0" w:semiHidden="0" w:name="Emphasis"/>
+    <w:lsdException w:unhideWhenUsed="0" w:uiPriority="0" w:semiHidden="0" w:name="Document Map"/>
+    <w:lsdException w:unhideWhenUsed="0" w:uiPriority="0" w:semiHidden="0" w:name="Plain Text"/>
+    <w:lsdException w:unhideWhenUsed="0" w:uiPriority="0" w:semiHidden="0" w:name="E-mail Signature"/>
+    <w:lsdException w:qFormat="1" w:unhideWhenUsed="0" w:uiPriority="0" w:semiHidden="0" w:name="Normal (Web)"/>
+    <w:lsdException w:unhideWhenUsed="0" w:uiPriority="0" w:semiHidden="0" w:name="HTML Acronym"/>
+    <w:lsdException w:unhideWhenUsed="0" w:uiPriority="0" w:semiHidden="0" w:name="HTML Address"/>
+    <w:lsdException w:unhideWhenUsed="0" w:uiPriority="0" w:semiHidden="0" w:name="HTML Cite"/>
+    <w:lsdException w:unhideWhenUsed="0" w:uiPriority="0" w:semiHidden="0" w:name="HTML Code"/>
+    <w:lsdException w:unhideWhenUsed="0" w:uiPriority="0" w:semiHidden="0" w:name="HTML Definition"/>
+    <w:lsdException w:unhideWhenUsed="0" w:uiPriority="0" w:semiHidden="0" w:name="HTML Keyboard"/>
+    <w:lsdException w:unhideWhenUsed="0" w:uiPriority="0" w:semiHidden="0" w:name="HTML Preformatted"/>
+    <w:lsdException w:unhideWhenUsed="0" w:uiPriority="0" w:semiHidden="0" w:name="HTML Sample"/>
+    <w:lsdException w:unhideWhenUsed="0" w:uiPriority="0" w:semiHidden="0" w:name="HTML Typewriter"/>
+    <w:lsdException w:unhideWhenUsed="0" w:uiPriority="0" w:semiHidden="0" w:name="HTML Variable"/>
+    <w:lsdException w:qFormat="1" w:unhideWhenUsed="0" w:uiPriority="0" w:name="Normal Table"/>
+    <w:lsdException w:unhideWhenUsed="0" w:uiPriority="0" w:semiHidden="0" w:name="annotation subject"/>
+    <w:lsdException w:unhideWhenUsed="0" w:uiPriority="0" w:semiHidden="0" w:name="Table Simple 1"/>
+    <w:lsdException w:unhideWhenUsed="0" w:uiPriority="0" w:semiHidden="0" w:name="Table Simple 2"/>
+    <w:lsdException w:unhideWhenUsed="0" w:uiPriority="0" w:semiHidden="0" w:name="Table Simple 3"/>
+    <w:lsdException w:unhideWhenUsed="0" w:uiPriority="0" w:semiHidden="0" w:name="Table Classic 1"/>
+    <w:lsdException w:unhideWhenUsed="0" w:uiPriority="0" w:semiHidden="0" w:name="Table Classic 2"/>
+    <w:lsdException w:unhideWhenUsed="0" w:uiPriority="0" w:semiHidden="0" w:name="Table Classic 3"/>
+    <w:lsdException w:unhideWhenUsed="0" w:uiPriority="0" w:semiHidden="0" w:name="Table Classic 4"/>
+    <w:lsdException w:unhideWhenUsed="0" w:uiPriority="0" w:semiHidden="0" w:name="Table Colorful 1"/>
+    <w:lsdException w:unhideWhenUsed="0" w:uiPriority="0" w:semiHidden="0" w:name="Table Colorful 2"/>
+    <w:lsdException w:unhideWhenUsed="0" w:uiPriority="0" w:semiHidden="0" w:name="Table Colorful 3"/>
+    <w:lsdException w:unhideWhenUsed="0" w:uiPriority="0" w:semiHidden="0" w:name="Table Columns 1"/>
+    <w:lsdException w:unhideWhenUsed="0" w:uiPriority="0" w:semiHidden="0" w:name="Table Columns 2"/>
+    <w:lsdException w:unhideWhenUsed="0" w:uiPriority="0" w:semiHidden="0" w:name="Table Columns 3"/>
+    <w:lsdException w:unhideWhenUsed="0" w:uiPriority="0" w:semiHidden="0" w:name="Table Columns 4"/>
+    <w:lsdException w:unhideWhenUsed="0" w:uiPriority="0" w:semiHidden="0" w:name="Table Columns 5"/>
+    <w:lsdException w:unhideWhenUsed="0" w:uiPriority="0" w:semiHidden="0" w:name="Table Grid 1"/>
+    <w:lsdException w:unhideWhenUsed="0" w:uiPriority="0" w:semiHidden="0" w:name="Table Grid 2"/>
+    <w:lsdException w:unhideWhenUsed="0" w:uiPriority="0" w:semiHidden="0" w:name="Table Grid 3"/>
+    <w:lsdException w:unhideWhenUsed="0" w:uiPriority="0" w:semiHidden="0" w:name="Table Grid 4"/>
+    <w:lsdException w:unhideWhenUsed="0" w:uiPriority="0" w:semiHidden="0" w:name="Table Grid 5"/>
+    <w:lsdException w:unhideWhenUsed="0" w:uiPriority="0" w:semiHidden="0" w:name="Table Grid 6"/>
+    <w:lsdException w:unhideWhenUsed="0" w:uiPriority="0" w:semiHidden="0" w:name="Table Grid 7"/>
+    <w:lsdException w:unhideWhenUsed="0" w:uiPriority="0" w:semiHidden="0" w:name="Table Grid 8"/>
+    <w:lsdException w:unhideWhenUsed="0" w:uiPriority="0" w:semiHidden="0" w:name="Table List 1"/>
+    <w:lsdException w:unhideWhenUsed="0" w:uiPriority="0" w:semiHidden="0" w:name="Table List 2"/>
+    <w:lsdException w:unhideWhenUsed="0" w:uiPriority="0" w:semiHidden="0" w:name="Table List 3"/>
+    <w:lsdException w:unhideWhenUsed="0" w:uiPriority="0" w:semiHidden="0" w:name="Table List 4"/>
+    <w:lsdException w:unhideWhenUsed="0" w:uiPriority="0" w:semiHidden="0" w:name="Table List 5"/>
+    <w:lsdException w:unhideWhenUsed="0" w:uiPriority="0" w:semiHidden="0" w:name="Table List 6"/>
+    <w:lsdException w:unhideWhenUsed="0" w:uiPriority="0" w:semiHidden="0" w:name="Table List 7"/>
+    <w:lsdException w:unhideWhenUsed="0" w:uiPriority="0" w:semiHidden="0" w:name="Table List 8"/>
+    <w:lsdException w:unhideWhenUsed="0" w:uiPriority="0" w:semiHidden="0" w:name="Table 3D effects 1"/>
+    <w:lsdException w:unhideWhenUsed="0" w:uiPriority="0" w:semiHidden="0" w:name="Table 3D effects 2"/>
+    <w:lsdException w:unhideWhenUsed="0" w:uiPriority="0" w:semiHidden="0" w:name="Table 3D effects 3"/>
+    <w:lsdException w:unhideWhenUsed="0" w:uiPriority="0" w:semiHidden="0" w:name="Table Contemporary"/>
+    <w:lsdException w:unhideWhenUsed="0" w:uiPriority="0" w:semiHidden="0" w:name="Table Elegant"/>
+    <w:lsdException w:unhideWhenUsed="0" w:uiPriority="0" w:semiHidden="0" w:name="Table Professional"/>
+    <w:lsdException w:unhideWhenUsed="0" w:uiPriority="0" w:semiHidden="0" w:name="Table Subtle 1"/>
+    <w:lsdException w:unhideWhenUsed="0" w:uiPriority="0" w:semiHidden="0" w:name="Table Subtle 2"/>
+    <w:lsdException w:unhideWhenUsed="0" w:uiPriority="0" w:semiHidden="0" w:name="Table Web 1"/>
+    <w:lsdException w:unhideWhenUsed="0" w:uiPriority="0" w:semiHidden="0" w:name="Table Web 2"/>
+    <w:lsdException w:unhideWhenUsed="0" w:uiPriority="0" w:semiHidden="0" w:name="Table Web 3"/>
+    <w:lsdException w:unhideWhenUsed="0" w:uiPriority="0" w:semiHidden="0" w:name="Balloon Text"/>
+    <w:lsdException w:qFormat="1" w:unhideWhenUsed="0" w:uiPriority="0" w:semiHidden="0" w:name="Table Grid"/>
+    <w:lsdException w:unhideWhenUsed="0" w:uiPriority="0" w:semiHidden="0" w:name="Table Theme"/>
+    <w:lsdException w:unhideWhenUsed="0" w:uiPriority="60" w:semiHidden="0" w:name="Light Shading"/>
+    <w:lsdException w:unhideWhenUsed="0" w:uiPriority="61" w:semiHidden="0" w:name="Light List"/>
+    <w:lsdException w:unhideWhenUsed="0" w:uiPriority="62" w:semiHidden="0" w:name="Light Grid"/>
+    <w:lsdException w:unhideWhenUsed="0" w:uiPriority="63" w:semiHidden="0" w:name="Medium Shading 1"/>
+    <w:lsdException w:unhideWhenUsed="0" w:uiPriority="64" w:semiHidden="0" w:name="Medium Shading 2"/>
+    <w:lsdException w:unhideWhenUsed="0" w:uiPriority="65" w:semiHidden="0" w:name="Medium List 1"/>
+    <w:lsdException w:unhideWhenUsed="0" w:uiPriority="66" w:semiHidden="0" w:name="Medium List 2"/>
+    <w:lsdException w:unhideWhenUsed="0" w:uiPriority="67" w:semiHidden="0" w:name="Medium Grid 1"/>
+    <w:lsdException w:unhideWhenUsed="0" w:uiPriority="68" w:semiHidden="0" w:name="Medium Grid 2"/>
+    <w:lsdException w:unhideWhenUsed="0" w:uiPriority="69" w:semiHidden="0" w:name="Medium Grid 3"/>
+    <w:lsdException w:unhideWhenUsed="0" w:uiPriority="70" w:semiHidden="0" w:name="Dark List"/>
+    <w:lsdException w:unhideWhenUsed="0" w:uiPriority="71" w:semiHidden="0" w:name="Colorful Shading"/>
+    <w:lsdException w:unhideWhenUsed="0" w:uiPriority="72" w:semiHidden="0" w:name="Colorful List"/>
+    <w:lsdException w:unhideWhenUsed="0" w:uiPriority="73" w:semiHidden="0" w:name="Colorful Grid"/>
+    <w:lsdException w:unhideWhenUsed="0" w:uiPriority="60" w:semiHidden="0" w:name="Light Shading Accent 1"/>
+    <w:lsdException w:unhideWhenUsed="0" w:uiPriority="61" w:semiHidden="0" w:name="Light List Accent 1"/>
+    <w:lsdException w:unhideWhenUsed="0" w:uiPriority="62" w:semiHidden="0" w:name="Light Grid Accent 1"/>
+    <w:lsdException w:unhideWhenUsed="0" w:uiPriority="63" w:semiHidden="0" w:name="Medium Shading 1 Accent 1"/>
+    <w:lsdException w:unhideWhenUsed="0" w:uiPriority="64" w:semiHidden="0" w:name="Medium Shading 2 Accent 1"/>
+    <w:lsdException w:unhideWhenUsed="0" w:uiPriority="65" w:semiHidden="0" w:name="Medium List 1 Accent 1"/>
+    <w:lsdException w:unhideWhenUsed="0" w:uiPriority="66" w:semiHidden="0" w:name="Medium List 2 Accent 1"/>
+    <w:lsdException w:unhideWhenUsed="0" w:uiPriority="67" w:semiHidden="0" w:name="Medium Grid 1 Accent 1"/>
+    <w:lsdException w:unhideWhenUsed="0" w:uiPriority="68" w:semiHidden="0" w:name="Medium Grid 2 Accent 1"/>
+    <w:lsdException w:unhideWhenUsed="0" w:uiPriority="69" w:semiHidden="0" w:name="Medium Grid 3 Accent 1"/>
+    <w:lsdException w:unhideWhenUsed="0" w:uiPriority="70" w:semiHidden="0" w:name="Dark List Accent 1"/>
+    <w:lsdException w:unhideWhenUsed="0" w:uiPriority="71" w:semiHidden="0" w:name="Colorful Shading Accent 1"/>
+    <w:lsdException w:unhideWhenUsed="0" w:uiPriority="72" w:semiHidden="0" w:name="Colorful List Accent 1"/>
+    <w:lsdException w:unhideWhenUsed="0" w:uiPriority="73" w:semiHidden="0" w:name="Colorful Grid Accent 1"/>
+    <w:lsdException w:unhideWhenUsed="0" w:uiPriority="60" w:semiHidden="0" w:name="Light Shading Accent 2"/>
+    <w:lsdException w:unhideWhenUsed="0" w:uiPriority="61" w:semiHidden="0" w:name="Light List Accent 2"/>
+    <w:lsdException w:unhideWhenUsed="0" w:uiPriority="62" w:semiHidden="0" w:name="Light Grid Accent 2"/>
+    <w:lsdException w:unhideWhenUsed="0" w:uiPriority="63" w:semiHidden="0" w:name="Medium Shading 1 Accent 2"/>
+    <w:lsdException w:unhideWhenUsed="0" w:uiPriority="64" w:semiHidden="0" w:name="Medium Shading 2 Accent 2"/>
+    <w:lsdException w:unhideWhenUsed="0" w:uiPriority="65" w:semiHidden="0" w:name="Medium List 1 Accent 2"/>
+    <w:lsdException w:unhideWhenUsed="0" w:uiPriority="66" w:semiHidden="0" w:name="Medium List 2 Accent 2"/>
+    <w:lsdException w:unhideWhenUsed="0" w:uiPriority="67" w:semiHidden="0" w:name="Medium Grid 1 Accent 2"/>
+    <w:lsdException w:unhideWhenUsed="0" w:uiPriority="68" w:semiHidden="0" w:name="Medium Grid 2 Accent 2"/>
+    <w:lsdException w:unhideWhenUsed="0" w:uiPriority="69" w:semiHidden="0" w:name="Medium Grid 3 Accent 2"/>
+    <w:lsdException w:unhideWhenUsed="0" w:uiPriority="70" w:semiHidden="0" w:name="Dark List Accent 2"/>
+    <w:lsdException w:unhideWhenUsed="0" w:uiPriority="71" w:semiHidden="0" w:name="Colorful Shading Accent 2"/>
+    <w:lsdException w:unhideWhenUsed="0" w:uiPriority="72" w:semiHidden="0" w:name="Colorful List Accent 2"/>
+    <w:lsdException w:unhideWhenUsed="0" w:uiPriority="73" w:semiHidden="0" w:name="Colorful Grid Accent 2"/>
+    <w:lsdException w:unhideWhenUsed="0" w:uiPriority="60" w:semiHidden="0" w:name="Light Shading Accent 3"/>
+    <w:lsdException w:unhideWhenUsed="0" w:uiPriority="61" w:semiHidden="0" w:name="Light List Accent 3"/>
+    <w:lsdException w:unhideWhenUsed="0" w:uiPriority="62" w:semiHidden="0" w:name="Light Grid Accent 3"/>
+    <w:lsdException w:unhideWhenUsed="0" w:uiPriority="63" w:semiHidden="0" w:name="Medium Shading 1 Accent 3"/>
+    <w:lsdException w:unhideWhenUsed="0" w:uiPriority="64" w:semiHidden="0" w:name="Medium Shading 2 Accent 3"/>
+    <w:lsdException w:unhideWhenUsed="0" w:uiPriority="65" w:semiHidden="0" w:name="Medium List 1 Accent 3"/>
+    <w:lsdException w:unhideWhenUsed="0" w:uiPriority="66" w:semiHidden="0" w:name="Medium List 2 Accent 3"/>
+    <w:lsdException w:unhideWhenUsed="0" w:uiPriority="67" w:semiHidden="0" w:name="Medium Grid 1 Accent 3"/>
+    <w:lsdException w:unhideWhenUsed="0" w:uiPriority="68" w:semiHidden="0" w:name="Medium Grid 2 Accent 3"/>
+    <w:lsdException w:unhideWhenUsed="0" w:uiPriority="69" w:semiHidden="0" w:name="Medium Grid 3 Accent 3"/>
+    <w:lsdException w:unhideWhenUsed="0" w:uiPriority="70" w:semiHidden="0" w:name="Dark List Accent 3"/>
+    <w:lsdException w:unhideWhenUsed="0" w:uiPriority="71" w:semiHidden="0" w:name="Colorful Shading Accent 3"/>
+    <w:lsdException w:unhideWhenUsed="0" w:uiPriority="72" w:semiHidden="0" w:name="Colorful List Accent 3"/>
+    <w:lsdException w:unhideWhenUsed="0" w:uiPriority="73" w:semiHidden="0" w:name="Colorful Grid Accent 3"/>
+    <w:lsdException w:unhideWhenUsed="0" w:uiPriority="60" w:semiHidden="0" w:name="Light Shading Accent 4"/>
+    <w:lsdException w:unhideWhenUsed="0" w:uiPriority="61" w:semiHidden="0" w:name="Light List Accent 4"/>
+    <w:lsdException w:unhideWhenUsed="0" w:uiPriority="62" w:semiHidden="0" w:name="Light Grid Accent 4"/>
+    <w:lsdException w:unhideWhenUsed="0" w:uiPriority="63" w:semiHidden="0" w:name="Medium Shading 1 Accent 4"/>
+    <w:lsdException w:unhideWhenUsed="0" w:uiPriority="64" w:semiHidden="0" w:name="Medium Shading 2 Accent 4"/>
+    <w:lsdException w:unhideWhenUsed="0" w:uiPriority="65" w:semiHidden="0" w:name="Medium List 1 Accent 4"/>
+    <w:lsdException w:unhideWhenUsed="0" w:uiPriority="66" w:semiHidden="0" w:name="Medium List 2 Accent 4"/>
+    <w:lsdException w:unhideWhenUsed="0" w:uiPriority="67" w:semiHidden="0" w:name="Medium Grid 1 Accent 4"/>
+    <w:lsdException w:unhideWhenUsed="0" w:uiPriority="68" w:semiHidden="0" w:name="Medium Grid 2 Accent 4"/>
+    <w:lsdException w:unhideWhenUsed="0" w:uiPriority="69" w:semiHidden="0" w:name="Medium Grid 3 Accent 4"/>
+    <w:lsdException w:unhideWhenUsed="0" w:uiPriority="70" w:semiHidden="0" w:name="Dark List Accent 4"/>
+    <w:lsdException w:unhideWhenUsed="0" w:uiPriority="71" w:semiHidden="0" w:name="Colorful Shading Accent 4"/>
+    <w:lsdException w:unhideWhenUsed="0" w:uiPriority="72" w:semiHidden="0" w:name="Colorful List Accent 4"/>
+    <w:lsdException w:unhideWhenUsed="0" w:uiPriority="73" w:semiHidden="0" w:name="Colorful Grid Accent 4"/>
+    <w:lsdException w:unhideWhenUsed="0" w:uiPriority="60" w:semiHidden="0" w:name="Light Shading Accent 5"/>
+    <w:lsdException w:unhideWhenUsed="0" w:uiPriority="61" w:semiHidden="0" w:name="Light List Accent 5"/>
+    <w:lsdException w:unhideWhenUsed="0" w:uiPriority="62" w:semiHidden="0" w:name="Light Grid Accent 5"/>
+    <w:lsdException w:unhideWhenUsed="0" w:uiPriority="63" w:semiHidden="0" w:name="Medium Shading 1 Accent 5"/>
+    <w:lsdException w:unhideWhenUsed="0" w:uiPriority="64" w:semiHidden="0" w:name="Medium Shading 2 Accent 5"/>
+    <w:lsdException w:unhideWhenUsed="0" w:uiPriority="65" w:semiHidden="0" w:name="Medium List 1 Accent 5"/>
+    <w:lsdException w:unhideWhenUsed="0" w:uiPriority="66" w:semiHidden="0" w:name="Medium List 2 Accent 5"/>
+    <w:lsdException w:unhideWhenUsed="0" w:uiPriority="67" w:semiHidden="0" w:name="Medium Grid 1 Accent 5"/>
+    <w:lsdException w:unhideWhenUsed="0" w:uiPriority="68" w:semiHidden="0" w:name="Medium Grid 2 Accent 5"/>
+    <w:lsdException w:unhideWhenUsed="0" w:uiPriority="69" w:semiHidden="0" w:name="Medium Grid 3 Accent 5"/>
+    <w:lsdException w:unhideWhenUsed="0" w:uiPriority="70" w:semiHidden="0" w:name="Dark List Accent 5"/>
+    <w:lsdException w:unhideWhenUsed="0" w:uiPriority="71" w:semiHidden="0" w:name="Colorful Shading Accent 5"/>
+    <w:lsdException w:unhideWhenUsed="0" w:uiPriority="72" w:semiHidden="0" w:name="Colorful List Accent 5"/>
+    <w:lsdException w:unhideWhenUsed="0" w:uiPriority="73" w:semiHidden="0" w:name="Colorful Grid Accent 5"/>
+    <w:lsdException w:unhideWhenUsed="0" w:uiPriority="60" w:semiHidden="0" w:name="Light Shading Accent 6"/>
+    <w:lsdException w:unhideWhenUsed="0" w:uiPriority="61" w:semiHidden="0" w:name="Light List Accent 6"/>
+    <w:lsdException w:unhideWhenUsed="0" w:uiPriority="62" w:semiHidden="0" w:name="Light Grid Accent 6"/>
+    <w:lsdException w:unhideWhenUsed="0" w:uiPriority="63" w:semiHidden="0" w:name="Medium Shading 1 Accent 6"/>
+    <w:lsdException w:unhideWhenUsed="0" w:uiPriority="64" w:semiHidden="0" w:name="Medium Shading 2 Accent 6"/>
+    <w:lsdException w:unhideWhenUsed="0" w:uiPriority="65" w:semiHidden="0" w:name="Medium List 1 Accent 6"/>
+    <w:lsdException w:unhideWhenUsed="0" w:uiPriority="66" w:semiHidden="0" w:name="Medium List 2 Accent 6"/>
+    <w:lsdException w:unhideWhenUsed="0" w:uiPriority="67" w:semiHidden="0" w:name="Medium Grid 1 Accent 6"/>
+    <w:lsdException w:unhideWhenUsed="0" w:uiPriority="68" w:semiHidden="0" w:name="Medium Grid 2 Accent 6"/>
+    <w:lsdException w:unhideWhenUsed="0" w:uiPriority="69" w:semiHidden="0" w:name="Medium Grid 3 Accent 6"/>
+    <w:lsdException w:unhideWhenUsed="0" w:uiPriority="70" w:semiHidden="0" w:name="Dark List Accent 6"/>
+    <w:lsdException w:unhideWhenUsed="0" w:uiPriority="71" w:semiHidden="0" w:name="Colorful Shading Accent 6"/>
+    <w:lsdException w:unhideWhenUsed="0" w:uiPriority="72" w:semiHidden="0" w:name="Colorful List Accent 6"/>
+    <w:lsdException w:unhideWhenUsed="0" w:uiPriority="73" w:semiHidden="0" w:name="Colorful Grid Accent 6"/>
   </w:latentStyles>
-  <w:style w:type="paragraph" w:default="1" w:styleId="Normal">
+  <w:style w:type="paragraph" w:default="1" w:styleId="1">
     <w:name w:val="Normal"/>
     <w:qFormat/>
+    <w:uiPriority w:val="0"/>
     <w:pPr>
       <w:kinsoku w:val="0"/>
       <w:autoSpaceDE w:val="0"/>
@@ -5734,7 +5495,7 @@
       <w:textAlignment w:val="baseline"/>
     </w:pPr>
     <w:rPr>
-      <w:rFonts w:ascii="Arial" w:eastAsia="宋体" w:hAnsi="Arial" w:cs="Arial"/>
+      <w:rFonts w:ascii="Arial" w:hAnsi="Arial" w:eastAsia="宋体" w:cs="Arial"/>
       <w:snapToGrid w:val="0"/>
       <w:color w:val="000000"/>
       <w:kern w:val="0"/>
@@ -5743,11 +5504,12 @@
       <w:lang w:val="en-US" w:eastAsia="en-US" w:bidi="ar-SA"/>
     </w:rPr>
   </w:style>
-  <w:style w:type="paragraph" w:styleId="Heading1">
+  <w:style w:type="paragraph" w:styleId="2">
     <w:name w:val="heading 1"/>
-    <w:basedOn w:val="Normal"/>
-    <w:next w:val="Normal"/>
+    <w:basedOn w:val="1"/>
+    <w:next w:val="1"/>
     <w:qFormat/>
+    <w:uiPriority w:val="0"/>
     <w:pPr>
       <w:keepNext/>
       <w:keepLines/>
@@ -5765,12 +5527,13 @@
       <w:sz w:val="44"/>
     </w:rPr>
   </w:style>
-  <w:style w:type="paragraph" w:styleId="Heading2">
+  <w:style w:type="paragraph" w:styleId="3">
     <w:name w:val="heading 2"/>
-    <w:basedOn w:val="Normal"/>
-    <w:next w:val="Normal"/>
+    <w:basedOn w:val="1"/>
+    <w:next w:val="1"/>
     <w:unhideWhenUsed/>
     <w:qFormat/>
+    <w:uiPriority w:val="0"/>
     <w:pPr>
       <w:keepNext/>
       <w:keepLines/>
@@ -5783,18 +5546,19 @@
       <w:outlineLvl w:val="1"/>
     </w:pPr>
     <w:rPr>
-      <w:rFonts w:ascii="Arial" w:eastAsia="黑体" w:hAnsi="Arial"/>
+      <w:rFonts w:ascii="Arial" w:hAnsi="Arial" w:eastAsia="黑体"/>
       <w:b/>
       <w:sz w:val="32"/>
     </w:rPr>
   </w:style>
-  <w:style w:type="paragraph" w:styleId="Heading3">
+  <w:style w:type="paragraph" w:styleId="4">
     <w:name w:val="heading 3"/>
-    <w:basedOn w:val="Normal"/>
-    <w:next w:val="Normal"/>
+    <w:basedOn w:val="1"/>
+    <w:next w:val="1"/>
     <w:semiHidden/>
     <w:unhideWhenUsed/>
     <w:qFormat/>
+    <w:uiPriority w:val="0"/>
     <w:pPr>
       <w:keepNext/>
       <w:keepLines/>
@@ -5811,12 +5575,13 @@
       <w:sz w:val="32"/>
     </w:rPr>
   </w:style>
-  <w:style w:type="paragraph" w:styleId="Heading4">
+  <w:style w:type="paragraph" w:styleId="5">
     <w:name w:val="heading 4"/>
-    <w:basedOn w:val="Normal"/>
-    <w:next w:val="Normal"/>
+    <w:basedOn w:val="1"/>
+    <w:next w:val="1"/>
     <w:unhideWhenUsed/>
     <w:qFormat/>
+    <w:uiPriority w:val="0"/>
     <w:pPr>
       <w:keepNext/>
       <w:keepLines/>
@@ -5829,18 +5594,19 @@
       <w:outlineLvl w:val="3"/>
     </w:pPr>
     <w:rPr>
-      <w:rFonts w:ascii="Arial" w:eastAsia="黑体" w:hAnsi="Arial"/>
+      <w:rFonts w:ascii="Arial" w:hAnsi="Arial" w:eastAsia="黑体"/>
       <w:b/>
       <w:sz w:val="28"/>
     </w:rPr>
   </w:style>
-  <w:style w:type="paragraph" w:styleId="Heading5">
+  <w:style w:type="paragraph" w:styleId="6">
     <w:name w:val="heading 5"/>
-    <w:basedOn w:val="Normal"/>
-    <w:next w:val="Normal"/>
+    <w:basedOn w:val="1"/>
+    <w:next w:val="1"/>
     <w:semiHidden/>
     <w:unhideWhenUsed/>
     <w:qFormat/>
+    <w:uiPriority w:val="0"/>
     <w:pPr>
       <w:keepNext/>
       <w:keepLines/>
@@ -5857,13 +5623,14 @@
       <w:sz w:val="28"/>
     </w:rPr>
   </w:style>
-  <w:style w:type="paragraph" w:styleId="Heading6">
+  <w:style w:type="paragraph" w:styleId="7">
     <w:name w:val="heading 6"/>
-    <w:basedOn w:val="Normal"/>
-    <w:next w:val="Normal"/>
+    <w:basedOn w:val="1"/>
+    <w:next w:val="1"/>
     <w:semiHidden/>
     <w:unhideWhenUsed/>
     <w:qFormat/>
+    <w:uiPriority w:val="0"/>
     <w:pPr>
       <w:keepNext/>
       <w:keepLines/>
@@ -5876,18 +5643,19 @@
       <w:outlineLvl w:val="5"/>
     </w:pPr>
     <w:rPr>
-      <w:rFonts w:ascii="Arial" w:eastAsia="黑体" w:hAnsi="Arial"/>
+      <w:rFonts w:ascii="Arial" w:hAnsi="Arial" w:eastAsia="黑体"/>
       <w:b/>
       <w:sz w:val="24"/>
     </w:rPr>
   </w:style>
-  <w:style w:type="paragraph" w:styleId="Heading7">
+  <w:style w:type="paragraph" w:styleId="8">
     <w:name w:val="heading 7"/>
-    <w:basedOn w:val="Normal"/>
-    <w:next w:val="Normal"/>
+    <w:basedOn w:val="1"/>
+    <w:next w:val="1"/>
     <w:semiHidden/>
     <w:unhideWhenUsed/>
     <w:qFormat/>
+    <w:uiPriority w:val="0"/>
     <w:pPr>
       <w:keepNext/>
       <w:keepLines/>
@@ -5904,13 +5672,14 @@
       <w:sz w:val="24"/>
     </w:rPr>
   </w:style>
-  <w:style w:type="paragraph" w:styleId="Heading8">
+  <w:style w:type="paragraph" w:styleId="9">
     <w:name w:val="heading 8"/>
-    <w:basedOn w:val="Normal"/>
-    <w:next w:val="Normal"/>
+    <w:basedOn w:val="1"/>
+    <w:next w:val="1"/>
     <w:semiHidden/>
     <w:unhideWhenUsed/>
     <w:qFormat/>
+    <w:uiPriority w:val="0"/>
     <w:pPr>
       <w:keepNext/>
       <w:keepLines/>
@@ -5923,17 +5692,18 @@
       <w:outlineLvl w:val="7"/>
     </w:pPr>
     <w:rPr>
-      <w:rFonts w:ascii="Arial" w:eastAsia="黑体" w:hAnsi="Arial"/>
+      <w:rFonts w:ascii="Arial" w:hAnsi="Arial" w:eastAsia="黑体"/>
       <w:sz w:val="24"/>
     </w:rPr>
   </w:style>
-  <w:style w:type="paragraph" w:styleId="Heading9">
+  <w:style w:type="paragraph" w:styleId="10">
     <w:name w:val="heading 9"/>
-    <w:basedOn w:val="Normal"/>
-    <w:next w:val="Normal"/>
+    <w:basedOn w:val="1"/>
+    <w:next w:val="1"/>
     <w:semiHidden/>
     <w:unhideWhenUsed/>
     <w:qFormat/>
+    <w:uiPriority w:val="0"/>
     <w:pPr>
       <w:keepNext/>
       <w:keepLines/>
@@ -5946,19 +5716,21 @@
       <w:outlineLvl w:val="8"/>
     </w:pPr>
     <w:rPr>
-      <w:rFonts w:ascii="Arial" w:eastAsia="黑体" w:hAnsi="Arial"/>
+      <w:rFonts w:ascii="Arial" w:hAnsi="Arial" w:eastAsia="黑体"/>
       <w:sz w:val="21"/>
     </w:rPr>
   </w:style>
-  <w:style w:type="character" w:default="1" w:styleId="DefaultParagraphFont">
+  <w:style w:type="character" w:default="1" w:styleId="22">
     <w:name w:val="Default Paragraph Font"/>
     <w:semiHidden/>
     <w:qFormat/>
+    <w:uiPriority w:val="0"/>
   </w:style>
-  <w:style w:type="table" w:default="1" w:styleId="TableNormal">
+  <w:style w:type="table" w:default="1" w:styleId="20">
     <w:name w:val="Normal Table"/>
     <w:semiHidden/>
     <w:qFormat/>
+    <w:uiPriority w:val="0"/>
     <w:tblPr>
       <w:tblCellMar>
         <w:top w:w="0" w:type="dxa"/>
@@ -5968,39 +5740,43 @@
       </w:tblCellMar>
     </w:tblPr>
   </w:style>
-  <w:style w:type="paragraph" w:styleId="CommentText">
+  <w:style w:type="paragraph" w:styleId="11">
     <w:name w:val="annotation text"/>
-    <w:basedOn w:val="Normal"/>
+    <w:basedOn w:val="1"/>
     <w:qFormat/>
+    <w:uiPriority w:val="0"/>
     <w:pPr>
       <w:jc w:val="left"/>
     </w:pPr>
   </w:style>
-  <w:style w:type="paragraph" w:styleId="BodyText">
+  <w:style w:type="paragraph" w:styleId="12">
     <w:name w:val="Body Text"/>
-    <w:basedOn w:val="Normal"/>
+    <w:basedOn w:val="1"/>
     <w:semiHidden/>
     <w:qFormat/>
+    <w:uiPriority w:val="0"/>
     <w:rPr>
-      <w:rFonts w:ascii="Arial" w:eastAsia="Arial" w:hAnsi="Arial" w:cs="Arial"/>
+      <w:rFonts w:ascii="Arial" w:hAnsi="Arial" w:eastAsia="Arial" w:cs="Arial"/>
       <w:sz w:val="21"/>
       <w:szCs w:val="21"/>
       <w:lang w:val="en-US" w:eastAsia="en-US" w:bidi="ar-SA"/>
     </w:rPr>
   </w:style>
-  <w:style w:type="paragraph" w:styleId="TOC3">
+  <w:style w:type="paragraph" w:styleId="13">
     <w:name w:val="toc 3"/>
-    <w:basedOn w:val="Normal"/>
-    <w:next w:val="Normal"/>
+    <w:basedOn w:val="1"/>
+    <w:next w:val="1"/>
     <w:qFormat/>
+    <w:uiPriority w:val="0"/>
     <w:pPr>
       <w:ind w:left="840" w:leftChars="400"/>
     </w:pPr>
   </w:style>
-  <w:style w:type="paragraph" w:styleId="Footer">
+  <w:style w:type="paragraph" w:styleId="14">
     <w:name w:val="footer"/>
-    <w:basedOn w:val="Normal"/>
+    <w:basedOn w:val="1"/>
     <w:qFormat/>
+    <w:uiPriority w:val="0"/>
     <w:pPr>
       <w:tabs>
         <w:tab w:val="center" w:pos="4153"/>
@@ -6013,16 +5789,17 @@
       <w:sz w:val="18"/>
     </w:rPr>
   </w:style>
-  <w:style w:type="paragraph" w:styleId="Header">
+  <w:style w:type="paragraph" w:styleId="15">
     <w:name w:val="header"/>
-    <w:basedOn w:val="Normal"/>
+    <w:basedOn w:val="1"/>
     <w:qFormat/>
+    <w:uiPriority w:val="0"/>
     <w:pPr>
       <w:pBdr>
-        <w:top w:val="nil"/>
-        <w:left w:val="nil"/>
-        <w:bottom w:val="nil"/>
-        <w:right w:val="nil"/>
+        <w:top w:val="none" w:color="auto" w:sz="0" w:space="0"/>
+        <w:left w:val="none" w:color="auto" w:sz="0" w:space="0"/>
+        <w:bottom w:val="none" w:color="auto" w:sz="0" w:space="0"/>
+        <w:right w:val="none" w:color="auto" w:sz="0" w:space="0"/>
       </w:pBdr>
       <w:tabs>
         <w:tab w:val="center" w:pos="4153"/>
@@ -6037,37 +5814,41 @@
       <w:sz w:val="18"/>
     </w:rPr>
   </w:style>
-  <w:style w:type="paragraph" w:styleId="TOC1">
+  <w:style w:type="paragraph" w:styleId="16">
     <w:name w:val="toc 1"/>
-    <w:basedOn w:val="Normal"/>
-    <w:next w:val="Normal"/>
+    <w:basedOn w:val="1"/>
+    <w:next w:val="1"/>
     <w:qFormat/>
+    <w:uiPriority w:val="0"/>
     <w:rPr>
-      <w:rFonts w:ascii="Arial" w:eastAsia="Microsoft JhengHei" w:hAnsi="Arial"/>
+      <w:rFonts w:ascii="Arial" w:hAnsi="Arial" w:eastAsia="Microsoft JhengHei"/>
       <w:sz w:val="24"/>
     </w:rPr>
   </w:style>
-  <w:style w:type="paragraph" w:styleId="TOC2">
+  <w:style w:type="paragraph" w:styleId="17">
     <w:name w:val="toc 2"/>
-    <w:basedOn w:val="Normal"/>
-    <w:next w:val="Normal"/>
+    <w:basedOn w:val="1"/>
+    <w:next w:val="1"/>
     <w:qFormat/>
+    <w:uiPriority w:val="0"/>
     <w:pPr>
       <w:ind w:left="420" w:leftChars="200"/>
     </w:pPr>
   </w:style>
-  <w:style w:type="paragraph" w:styleId="NormalWeb">
+  <w:style w:type="paragraph" w:styleId="18">
     <w:name w:val="Normal (Web)"/>
-    <w:basedOn w:val="Normal"/>
+    <w:basedOn w:val="1"/>
     <w:qFormat/>
+    <w:uiPriority w:val="0"/>
     <w:rPr>
       <w:sz w:val="24"/>
     </w:rPr>
   </w:style>
-  <w:style w:type="paragraph" w:styleId="Title">
+  <w:style w:type="paragraph" w:styleId="19">
     <w:name w:val="Title"/>
-    <w:basedOn w:val="Normal"/>
+    <w:basedOn w:val="1"/>
     <w:qFormat/>
+    <w:uiPriority w:val="0"/>
     <w:pPr>
       <w:spacing w:before="240" w:beforeLines="0" w:beforeAutospacing="0" w:after="60" w:afterLines="0" w:afterAutospacing="0"/>
       <w:jc w:val="center"/>
@@ -6079,38 +5860,41 @@
       <w:sz w:val="32"/>
     </w:rPr>
   </w:style>
-  <w:style w:type="table" w:styleId="TableGrid">
+  <w:style w:type="table" w:styleId="21">
     <w:name w:val="Table Grid"/>
-    <w:basedOn w:val="TableNormal"/>
+    <w:basedOn w:val="20"/>
     <w:qFormat/>
+    <w:uiPriority w:val="0"/>
     <w:pPr>
       <w:widowControl w:val="0"/>
       <w:jc w:val="both"/>
     </w:pPr>
     <w:tblPr>
       <w:tblBorders>
-        <w:top w:val="single" w:sz="4" w:space="0" w:color="auto"/>
-        <w:left w:val="single" w:sz="4" w:space="0" w:color="auto"/>
-        <w:bottom w:val="single" w:sz="4" w:space="0" w:color="auto"/>
-        <w:right w:val="single" w:sz="4" w:space="0" w:color="auto"/>
-        <w:insideH w:val="single" w:sz="4" w:space="0" w:color="auto"/>
-        <w:insideV w:val="single" w:sz="4" w:space="0" w:color="auto"/>
+        <w:top w:val="single" w:color="auto" w:sz="4" w:space="0"/>
+        <w:left w:val="single" w:color="auto" w:sz="4" w:space="0"/>
+        <w:bottom w:val="single" w:color="auto" w:sz="4" w:space="0"/>
+        <w:right w:val="single" w:color="auto" w:sz="4" w:space="0"/>
+        <w:insideH w:val="single" w:color="auto" w:sz="4" w:space="0"/>
+        <w:insideV w:val="single" w:color="auto" w:sz="4" w:space="0"/>
       </w:tblBorders>
     </w:tblPr>
   </w:style>
-  <w:style w:type="character" w:styleId="Strong">
+  <w:style w:type="character" w:styleId="23">
     <w:name w:val="Strong"/>
-    <w:basedOn w:val="DefaultParagraphFont"/>
+    <w:basedOn w:val="22"/>
     <w:qFormat/>
+    <w:uiPriority w:val="0"/>
     <w:rPr>
       <w:b/>
     </w:rPr>
   </w:style>
-  <w:style w:type="table" w:customStyle="1" w:styleId="TableNormal0">
+  <w:style w:type="table" w:customStyle="1" w:styleId="24">
     <w:name w:val="Table Normal_0"/>
     <w:semiHidden/>
     <w:unhideWhenUsed/>
     <w:qFormat/>
+    <w:uiPriority w:val="0"/>
     <w:tblPr>
       <w:tblCellMar>
         <w:top w:w="0" w:type="dxa"/>
@@ -6120,81 +5904,87 @@
       </w:tblCellMar>
     </w:tblPr>
   </w:style>
-  <w:style w:type="paragraph" w:customStyle="1" w:styleId="TableText">
+  <w:style w:type="paragraph" w:customStyle="1" w:styleId="25">
     <w:name w:val="Table Text"/>
-    <w:basedOn w:val="Normal"/>
+    <w:basedOn w:val="1"/>
     <w:semiHidden/>
     <w:qFormat/>
+    <w:uiPriority w:val="0"/>
     <w:rPr>
-      <w:rFonts w:ascii="宋体" w:eastAsia="宋体" w:hAnsi="宋体" w:cs="宋体"/>
+      <w:rFonts w:ascii="宋体" w:hAnsi="宋体" w:eastAsia="宋体" w:cs="宋体"/>
       <w:sz w:val="21"/>
       <w:szCs w:val="21"/>
       <w:lang w:val="en-US" w:eastAsia="en-US" w:bidi="ar-SA"/>
     </w:rPr>
   </w:style>
-  <w:style w:type="paragraph" w:customStyle="1" w:styleId="1">
+  <w:style w:type="paragraph" w:customStyle="1" w:styleId="26">
     <w:name w:val="柴_标题1"/>
-    <w:basedOn w:val="Heading1"/>
-    <w:next w:val="a"/>
-    <w:link w:val="1Char"/>
+    <w:basedOn w:val="2"/>
+    <w:next w:val="27"/>
+    <w:link w:val="38"/>
     <w:qFormat/>
+    <w:uiPriority w:val="0"/>
     <w:pPr>
       <w:spacing w:before="100" w:after="90" w:line="360" w:lineRule="auto"/>
     </w:pPr>
     <w:rPr>
-      <w:rFonts w:ascii="Arial" w:eastAsia="宋体" w:hAnsi="Arial"/>
+      <w:rFonts w:ascii="Arial" w:hAnsi="Arial" w:eastAsia="宋体"/>
       <w:sz w:val="32"/>
     </w:rPr>
   </w:style>
-  <w:style w:type="paragraph" w:customStyle="1" w:styleId="a">
+  <w:style w:type="paragraph" w:customStyle="1" w:styleId="27">
     <w:name w:val="柴_正文"/>
-    <w:basedOn w:val="BodyText"/>
-    <w:link w:val="Char"/>
+    <w:basedOn w:val="12"/>
+    <w:link w:val="41"/>
     <w:qFormat/>
+    <w:uiPriority w:val="0"/>
     <w:pPr>
       <w:spacing w:line="360" w:lineRule="auto"/>
       <w:ind w:firstLine="470" w:firstLineChars="200"/>
     </w:pPr>
     <w:rPr>
-      <w:rFonts w:ascii="Arial" w:eastAsia="宋体" w:hAnsi="Arial"/>
+      <w:rFonts w:ascii="Arial" w:hAnsi="Arial" w:eastAsia="宋体"/>
       <w:sz w:val="24"/>
       <w:lang w:eastAsia="zh-CN"/>
     </w:rPr>
   </w:style>
-  <w:style w:type="paragraph" w:customStyle="1" w:styleId="2">
+  <w:style w:type="paragraph" w:customStyle="1" w:styleId="28">
     <w:name w:val="柴_标题2"/>
-    <w:basedOn w:val="Heading2"/>
-    <w:next w:val="a"/>
+    <w:basedOn w:val="3"/>
+    <w:next w:val="27"/>
     <w:qFormat/>
+    <w:uiPriority w:val="0"/>
     <w:pPr>
       <w:spacing w:line="360" w:lineRule="auto"/>
     </w:pPr>
     <w:rPr>
-      <w:rFonts w:ascii="Arial" w:eastAsia="宋体" w:hAnsi="Arial"/>
+      <w:rFonts w:ascii="Arial" w:hAnsi="Arial" w:eastAsia="宋体"/>
       <w:sz w:val="28"/>
     </w:rPr>
   </w:style>
-  <w:style w:type="paragraph" w:customStyle="1" w:styleId="3">
+  <w:style w:type="paragraph" w:customStyle="1" w:styleId="29">
     <w:name w:val="柴_标题3"/>
-    <w:basedOn w:val="Heading3"/>
-    <w:next w:val="a"/>
+    <w:basedOn w:val="4"/>
+    <w:next w:val="27"/>
     <w:qFormat/>
+    <w:uiPriority w:val="0"/>
     <w:pPr>
       <w:spacing w:line="360" w:lineRule="auto"/>
       <w:ind w:left="0" w:firstLine="472" w:firstLineChars="200"/>
     </w:pPr>
     <w:rPr>
-      <w:rFonts w:ascii="宋体" w:eastAsia="宋体" w:hAnsi="宋体" w:cs="宋体"/>
+      <w:rFonts w:ascii="宋体" w:hAnsi="宋体" w:eastAsia="宋体" w:cs="宋体"/>
       <w:spacing w:val="-2"/>
       <w:sz w:val="24"/>
       <w:szCs w:val="24"/>
     </w:rPr>
   </w:style>
-  <w:style w:type="paragraph" w:customStyle="1" w:styleId="a0">
+  <w:style w:type="paragraph" w:customStyle="1" w:styleId="30">
     <w:name w:val="柴_目录"/>
-    <w:basedOn w:val="Normal"/>
-    <w:next w:val="BodyText"/>
+    <w:basedOn w:val="1"/>
+    <w:next w:val="12"/>
     <w:qFormat/>
+    <w:uiPriority w:val="0"/>
     <w:pPr>
       <w:tabs>
         <w:tab w:val="right" w:leader="dot" w:pos="8442"/>
@@ -6202,89 +5992,96 @@
       <w:ind w:left="0" w:leftChars="0"/>
     </w:pPr>
     <w:rPr>
-      <w:rFonts w:ascii="Arial" w:eastAsia="Microsoft JhengHei" w:hAnsi="Arial"/>
+      <w:rFonts w:ascii="Arial" w:hAnsi="Arial" w:eastAsia="Microsoft JhengHei"/>
       <w:sz w:val="24"/>
     </w:rPr>
   </w:style>
-  <w:style w:type="paragraph" w:customStyle="1" w:styleId="a1">
+  <w:style w:type="paragraph" w:customStyle="1" w:styleId="31">
     <w:name w:val="柴_公司名"/>
-    <w:basedOn w:val="Title"/>
+    <w:basedOn w:val="19"/>
     <w:qFormat/>
+    <w:uiPriority w:val="0"/>
     <w:pPr>
       <w:spacing w:after="600" w:afterLines="600"/>
     </w:pPr>
     <w:rPr>
-      <w:rFonts w:ascii="宋体" w:eastAsia="宋体" w:hAnsi="宋体" w:cs="宋体" w:hint="eastAsia"/>
+      <w:rFonts w:hint="eastAsia" w:ascii="宋体" w:hAnsi="宋体" w:eastAsia="宋体" w:cs="宋体"/>
       <w:bCs/>
       <w:spacing w:val="-6"/>
       <w:sz w:val="52"/>
       <w:szCs w:val="52"/>
     </w:rPr>
   </w:style>
-  <w:style w:type="paragraph" w:customStyle="1" w:styleId="a2">
+  <w:style w:type="paragraph" w:customStyle="1" w:styleId="32">
     <w:name w:val="柴_文档名"/>
-    <w:basedOn w:val="Title"/>
+    <w:basedOn w:val="19"/>
     <w:qFormat/>
+    <w:uiPriority w:val="0"/>
     <w:pPr>
       <w:spacing w:after="900" w:afterLines="900"/>
     </w:pPr>
     <w:rPr>
-      <w:rFonts w:ascii="黑体" w:eastAsia="黑体" w:hAnsi="黑体" w:cs="黑体"/>
+      <w:rFonts w:ascii="黑体" w:hAnsi="黑体" w:eastAsia="黑体" w:cs="黑体"/>
       <w:bCs/>
       <w:spacing w:val="-7"/>
       <w:sz w:val="52"/>
       <w:szCs w:val="52"/>
     </w:rPr>
   </w:style>
-  <w:style w:type="paragraph" w:customStyle="1" w:styleId="WPSOffice1">
+  <w:style w:type="paragraph" w:customStyle="1" w:styleId="33">
     <w:name w:val="WPSOffice手动目录 1"/>
     <w:qFormat/>
+    <w:uiPriority w:val="0"/>
     <w:pPr>
       <w:ind w:leftChars="0"/>
     </w:pPr>
     <w:rPr>
-      <w:rFonts w:ascii="Times New Roman" w:eastAsia="宋体" w:hAnsi="Times New Roman" w:cs="Times New Roman"/>
+      <w:rFonts w:ascii="Times New Roman" w:hAnsi="Times New Roman" w:eastAsia="宋体" w:cs="Times New Roman"/>
       <w:sz w:val="20"/>
       <w:szCs w:val="20"/>
     </w:rPr>
   </w:style>
-  <w:style w:type="paragraph" w:customStyle="1" w:styleId="WPSOffice2">
+  <w:style w:type="paragraph" w:customStyle="1" w:styleId="34">
     <w:name w:val="WPSOffice手动目录 2"/>
     <w:qFormat/>
+    <w:uiPriority w:val="0"/>
     <w:pPr>
       <w:ind w:leftChars="200"/>
     </w:pPr>
     <w:rPr>
-      <w:rFonts w:ascii="Times New Roman" w:eastAsia="宋体" w:hAnsi="Times New Roman" w:cs="Times New Roman"/>
+      <w:rFonts w:ascii="Times New Roman" w:hAnsi="Times New Roman" w:eastAsia="宋体" w:cs="Times New Roman"/>
       <w:sz w:val="20"/>
       <w:szCs w:val="20"/>
     </w:rPr>
   </w:style>
-  <w:style w:type="paragraph" w:customStyle="1" w:styleId="WPSOffice3">
+  <w:style w:type="paragraph" w:customStyle="1" w:styleId="35">
     <w:name w:val="WPSOffice手动目录 3"/>
     <w:qFormat/>
+    <w:uiPriority w:val="0"/>
     <w:pPr>
       <w:ind w:leftChars="400"/>
     </w:pPr>
     <w:rPr>
-      <w:rFonts w:ascii="Times New Roman" w:eastAsia="宋体" w:hAnsi="Times New Roman" w:cs="Times New Roman"/>
+      <w:rFonts w:ascii="Times New Roman" w:hAnsi="Times New Roman" w:eastAsia="宋体" w:cs="Times New Roman"/>
       <w:sz w:val="20"/>
       <w:szCs w:val="20"/>
     </w:rPr>
   </w:style>
-  <w:style w:type="paragraph" w:customStyle="1" w:styleId="Compact">
+  <w:style w:type="paragraph" w:customStyle="1" w:styleId="36">
     <w:name w:val="Compact"/>
-    <w:basedOn w:val="BodyText"/>
+    <w:basedOn w:val="12"/>
     <w:qFormat/>
+    <w:uiPriority w:val="0"/>
     <w:pPr>
       <w:spacing w:before="36" w:after="36"/>
     </w:pPr>
   </w:style>
-  <w:style w:type="table" w:customStyle="1" w:styleId="Table">
+  <w:style w:type="table" w:customStyle="1" w:styleId="37">
     <w:name w:val="Table"/>
     <w:semiHidden/>
     <w:unhideWhenUsed/>
     <w:qFormat/>
+    <w:uiPriority w:val="0"/>
     <w:tblPr>
       <w:tblCellMar>
         <w:top w:w="0" w:type="dxa"/>
@@ -6296,25 +6093,27 @@
     <w:tblStylePr w:type="firstRow">
       <w:tcPr>
         <w:tcBorders>
-          <w:bottom w:val="single" w:sz="0" w:space="0" w:color="auto"/>
+          <w:bottom w:val="single" w:color="auto" w:sz="0" w:space="0"/>
         </w:tcBorders>
         <w:vAlign w:val="bottom"/>
       </w:tcPr>
     </w:tblStylePr>
   </w:style>
-  <w:style w:type="character" w:customStyle="1" w:styleId="1Char">
+  <w:style w:type="character" w:customStyle="1" w:styleId="38">
     <w:name w:val="柴_标题1 Char"/>
-    <w:link w:val="1"/>
+    <w:link w:val="26"/>
     <w:qFormat/>
+    <w:uiPriority w:val="0"/>
     <w:rPr>
-      <w:rFonts w:ascii="Arial" w:eastAsia="宋体" w:hAnsi="Arial"/>
+      <w:rFonts w:ascii="Arial" w:hAnsi="Arial" w:eastAsia="宋体"/>
       <w:sz w:val="32"/>
     </w:rPr>
   </w:style>
-  <w:style w:type="paragraph" w:customStyle="1" w:styleId="a3">
+  <w:style w:type="paragraph" w:customStyle="1" w:styleId="39">
     <w:name w:val="柴_正文_无缩进"/>
-    <w:basedOn w:val="Normal"/>
+    <w:basedOn w:val="1"/>
     <w:qFormat/>
+    <w:uiPriority w:val="0"/>
     <w:pPr>
       <w:ind w:firstLine="0" w:firstLineChars="0"/>
     </w:pPr>
@@ -6324,29 +6123,31 @@
       <w:lang w:eastAsia="zh-CN"/>
     </w:rPr>
   </w:style>
-  <w:style w:type="paragraph" w:customStyle="1" w:styleId="4">
+  <w:style w:type="paragraph" w:customStyle="1" w:styleId="40">
     <w:name w:val="柴_标题4"/>
-    <w:basedOn w:val="Heading4"/>
-    <w:next w:val="Normal"/>
+    <w:basedOn w:val="5"/>
+    <w:next w:val="1"/>
     <w:qFormat/>
+    <w:uiPriority w:val="0"/>
     <w:pPr>
       <w:widowControl w:val="0"/>
       <w:spacing w:before="160" w:line="360" w:lineRule="auto"/>
-      <w:ind w:left="981" w:hanging="862" w:leftChars="300"/>
+      <w:ind w:left="981" w:leftChars="300" w:hanging="862"/>
     </w:pPr>
     <w:rPr>
-      <w:rFonts w:ascii="Calibri" w:eastAsia="宋体" w:hAnsi="Calibri" w:cs="宋体" w:hint="eastAsia"/>
+      <w:rFonts w:hint="eastAsia" w:ascii="Calibri" w:hAnsi="Calibri" w:eastAsia="宋体" w:cs="宋体"/>
       <w:sz w:val="24"/>
       <w:szCs w:val="24"/>
       <w:lang w:eastAsia="zh-CN" w:bidi="zh-CN"/>
     </w:rPr>
   </w:style>
-  <w:style w:type="character" w:customStyle="1" w:styleId="Char">
+  <w:style w:type="character" w:customStyle="1" w:styleId="41">
     <w:name w:val="柴_正文 Char"/>
-    <w:link w:val="a"/>
+    <w:link w:val="27"/>
     <w:qFormat/>
+    <w:uiPriority w:val="0"/>
     <w:rPr>
-      <w:rFonts w:ascii="Arial" w:eastAsia="宋体" w:hAnsi="Arial"/>
+      <w:rFonts w:ascii="Arial" w:hAnsi="Arial" w:eastAsia="宋体"/>
       <w:sz w:val="24"/>
       <w:lang w:eastAsia="zh-CN"/>
     </w:rPr>

--- a/5.人员管理/1.流程制度规范类文件/050107-人员入离职管理制度.docx
+++ b/5.人员管理/1.流程制度规范类文件/050107-人员入离职管理制度.docx
@@ -39,7 +39,7 @@
         <w:snapToGrid w:val="0"/>
         <w:textAlignment w:val="baseline"/>
       </w:pPr>
-      <w:bookmarkStart w:id="0" w:name="_Toc2412"/>
+      <w:bookmarkStart w:id="0" w:name="_Toc20010"/>
       <w:r>
         <w:t>人员</w:t>
       </w:r>
@@ -73,7 +73,7 @@
         <w:snapToGrid w:val="0"/>
         <w:textAlignment w:val="baseline"/>
       </w:pPr>
-      <w:bookmarkStart w:id="1" w:name="_Toc15887"/>
+      <w:bookmarkStart w:id="1" w:name="_Toc27041"/>
       <w:r>
         <w:t>中达丰集团有限公司</w:t>
       </w:r>
@@ -105,7 +105,7 @@
           <w:lang w:val="en-US" w:eastAsia="zh-CN"/>
         </w:rPr>
       </w:pPr>
-      <w:bookmarkStart w:id="2" w:name="_Toc210"/>
+      <w:bookmarkStart w:id="2" w:name="_Toc17214"/>
       <w:r>
         <w:rPr>
           <w:rFonts w:hint="eastAsia" w:ascii="宋体" w:hAnsi="宋体" w:eastAsia="宋体" w:cs="宋体"/>
@@ -175,7 +175,7 @@
           <w:szCs w:val="28"/>
         </w:rPr>
       </w:pPr>
-      <w:bookmarkStart w:id="3" w:name="_Toc5362"/>
+      <w:bookmarkStart w:id="3" w:name="_Toc26319"/>
       <w:r>
         <w:rPr>
           <w:rFonts w:ascii="宋体" w:hAnsi="宋体" w:eastAsia="宋体" w:cs="宋体"/>
@@ -1614,7 +1614,7 @@
               <w:rFonts w:ascii="宋体" w:hAnsi="宋体" w:eastAsia="宋体" w:cs="宋体"/>
               <w:szCs w:val="21"/>
             </w:rPr>
-            <w:instrText xml:space="preserve"> HYPERLINK \l _Toc2412 </w:instrText>
+            <w:instrText xml:space="preserve"> HYPERLINK \l _Toc20010 </w:instrText>
           </w:r>
           <w:r>
             <w:rPr>
@@ -1643,7 +1643,7 @@
             <w:fldChar w:fldCharType="begin"/>
           </w:r>
           <w:r>
-            <w:instrText xml:space="preserve"> PAGEREF _Toc2412 \h </w:instrText>
+            <w:instrText xml:space="preserve"> PAGEREF _Toc20010 \h </w:instrText>
           </w:r>
           <w:r>
             <w:fldChar w:fldCharType="separate"/>
@@ -1681,7 +1681,7 @@
               <w:rFonts w:ascii="宋体" w:hAnsi="宋体" w:eastAsia="宋体" w:cs="宋体"/>
               <w:szCs w:val="21"/>
             </w:rPr>
-            <w:instrText xml:space="preserve"> HYPERLINK \l _Toc15887 </w:instrText>
+            <w:instrText xml:space="preserve"> HYPERLINK \l _Toc27041 </w:instrText>
           </w:r>
           <w:r>
             <w:rPr>
@@ -1700,7 +1700,7 @@
             <w:fldChar w:fldCharType="begin"/>
           </w:r>
           <w:r>
-            <w:instrText xml:space="preserve"> PAGEREF _Toc15887 \h </w:instrText>
+            <w:instrText xml:space="preserve"> PAGEREF _Toc27041 \h </w:instrText>
           </w:r>
           <w:r>
             <w:fldChar w:fldCharType="separate"/>
@@ -1738,7 +1738,7 @@
               <w:rFonts w:ascii="宋体" w:hAnsi="宋体" w:eastAsia="宋体" w:cs="宋体"/>
               <w:szCs w:val="21"/>
             </w:rPr>
-            <w:instrText xml:space="preserve"> HYPERLINK \l _Toc210 </w:instrText>
+            <w:instrText xml:space="preserve"> HYPERLINK \l _Toc17214 </w:instrText>
           </w:r>
           <w:r>
             <w:rPr>
@@ -1763,7 +1763,7 @@
             <w:fldChar w:fldCharType="begin"/>
           </w:r>
           <w:r>
-            <w:instrText xml:space="preserve"> PAGEREF _Toc210 \h </w:instrText>
+            <w:instrText xml:space="preserve"> PAGEREF _Toc17214 \h </w:instrText>
           </w:r>
           <w:r>
             <w:fldChar w:fldCharType="separate"/>
@@ -1801,7 +1801,7 @@
               <w:rFonts w:ascii="宋体" w:hAnsi="宋体" w:eastAsia="宋体" w:cs="宋体"/>
               <w:szCs w:val="21"/>
             </w:rPr>
-            <w:instrText xml:space="preserve"> HYPERLINK \l _Toc5362 </w:instrText>
+            <w:instrText xml:space="preserve"> HYPERLINK \l _Toc26319 </w:instrText>
           </w:r>
           <w:r>
             <w:rPr>
@@ -1825,7 +1825,7 @@
             <w:fldChar w:fldCharType="begin"/>
           </w:r>
           <w:r>
-            <w:instrText xml:space="preserve"> PAGEREF _Toc5362 \h </w:instrText>
+            <w:instrText xml:space="preserve"> PAGEREF _Toc26319 \h </w:instrText>
           </w:r>
           <w:r>
             <w:fldChar w:fldCharType="separate"/>
@@ -1863,7 +1863,7 @@
               <w:rFonts w:ascii="宋体" w:hAnsi="宋体" w:eastAsia="宋体" w:cs="宋体"/>
               <w:szCs w:val="21"/>
             </w:rPr>
-            <w:instrText xml:space="preserve"> HYPERLINK \l _Toc2055 </w:instrText>
+            <w:instrText xml:space="preserve"> HYPERLINK \l _Toc3473 </w:instrText>
           </w:r>
           <w:r>
             <w:rPr>
@@ -1891,7 +1891,7 @@
             <w:fldChar w:fldCharType="begin"/>
           </w:r>
           <w:r>
-            <w:instrText xml:space="preserve"> PAGEREF _Toc2055 \h </w:instrText>
+            <w:instrText xml:space="preserve"> PAGEREF _Toc3473 \h </w:instrText>
           </w:r>
           <w:r>
             <w:fldChar w:fldCharType="separate"/>
@@ -1929,7 +1929,7 @@
               <w:rFonts w:ascii="宋体" w:hAnsi="宋体" w:eastAsia="宋体" w:cs="宋体"/>
               <w:szCs w:val="21"/>
             </w:rPr>
-            <w:instrText xml:space="preserve"> HYPERLINK \l _Toc4700 </w:instrText>
+            <w:instrText xml:space="preserve"> HYPERLINK \l _Toc15579 </w:instrText>
           </w:r>
           <w:r>
             <w:rPr>
@@ -1957,7 +1957,7 @@
             <w:fldChar w:fldCharType="begin"/>
           </w:r>
           <w:r>
-            <w:instrText xml:space="preserve"> PAGEREF _Toc4700 \h </w:instrText>
+            <w:instrText xml:space="preserve"> PAGEREF _Toc15579 \h </w:instrText>
           </w:r>
           <w:r>
             <w:fldChar w:fldCharType="separate"/>
@@ -1995,7 +1995,7 @@
               <w:rFonts w:ascii="宋体" w:hAnsi="宋体" w:eastAsia="宋体" w:cs="宋体"/>
               <w:szCs w:val="21"/>
             </w:rPr>
-            <w:instrText xml:space="preserve"> HYPERLINK \l _Toc13008 </w:instrText>
+            <w:instrText xml:space="preserve"> HYPERLINK \l _Toc31869 </w:instrText>
           </w:r>
           <w:r>
             <w:rPr>
@@ -2023,7 +2023,7 @@
             <w:fldChar w:fldCharType="begin"/>
           </w:r>
           <w:r>
-            <w:instrText xml:space="preserve"> PAGEREF _Toc13008 \h </w:instrText>
+            <w:instrText xml:space="preserve"> PAGEREF _Toc31869 \h </w:instrText>
           </w:r>
           <w:r>
             <w:fldChar w:fldCharType="separate"/>
@@ -2061,7 +2061,7 @@
               <w:rFonts w:ascii="宋体" w:hAnsi="宋体" w:eastAsia="宋体" w:cs="宋体"/>
               <w:szCs w:val="21"/>
             </w:rPr>
-            <w:instrText xml:space="preserve"> HYPERLINK \l _Toc5263 </w:instrText>
+            <w:instrText xml:space="preserve"> HYPERLINK \l _Toc27786 </w:instrText>
           </w:r>
           <w:r>
             <w:rPr>
@@ -2089,7 +2089,7 @@
             <w:fldChar w:fldCharType="begin"/>
           </w:r>
           <w:r>
-            <w:instrText xml:space="preserve"> PAGEREF _Toc5263 \h </w:instrText>
+            <w:instrText xml:space="preserve"> PAGEREF _Toc27786 \h </w:instrText>
           </w:r>
           <w:r>
             <w:fldChar w:fldCharType="separate"/>
@@ -2127,7 +2127,7 @@
               <w:rFonts w:ascii="宋体" w:hAnsi="宋体" w:eastAsia="宋体" w:cs="宋体"/>
               <w:szCs w:val="21"/>
             </w:rPr>
-            <w:instrText xml:space="preserve"> HYPERLINK \l _Toc25007 </w:instrText>
+            <w:instrText xml:space="preserve"> HYPERLINK \l _Toc2363 </w:instrText>
           </w:r>
           <w:r>
             <w:rPr>
@@ -2155,7 +2155,7 @@
             <w:fldChar w:fldCharType="begin"/>
           </w:r>
           <w:r>
-            <w:instrText xml:space="preserve"> PAGEREF _Toc25007 \h </w:instrText>
+            <w:instrText xml:space="preserve"> PAGEREF _Toc2363 \h </w:instrText>
           </w:r>
           <w:r>
             <w:fldChar w:fldCharType="separate"/>
@@ -2193,7 +2193,7 @@
               <w:rFonts w:ascii="宋体" w:hAnsi="宋体" w:eastAsia="宋体" w:cs="宋体"/>
               <w:szCs w:val="21"/>
             </w:rPr>
-            <w:instrText xml:space="preserve"> HYPERLINK \l _Toc12325 </w:instrText>
+            <w:instrText xml:space="preserve"> HYPERLINK \l _Toc16272 </w:instrText>
           </w:r>
           <w:r>
             <w:rPr>
@@ -2221,7 +2221,7 @@
             <w:fldChar w:fldCharType="begin"/>
           </w:r>
           <w:r>
-            <w:instrText xml:space="preserve"> PAGEREF _Toc12325 \h </w:instrText>
+            <w:instrText xml:space="preserve"> PAGEREF _Toc16272 \h </w:instrText>
           </w:r>
           <w:r>
             <w:fldChar w:fldCharType="separate"/>
@@ -2259,7 +2259,7 @@
               <w:rFonts w:ascii="宋体" w:hAnsi="宋体" w:eastAsia="宋体" w:cs="宋体"/>
               <w:szCs w:val="21"/>
             </w:rPr>
-            <w:instrText xml:space="preserve"> HYPERLINK \l _Toc15477 </w:instrText>
+            <w:instrText xml:space="preserve"> HYPERLINK \l _Toc16009 </w:instrText>
           </w:r>
           <w:r>
             <w:rPr>
@@ -2287,7 +2287,7 @@
             <w:fldChar w:fldCharType="begin"/>
           </w:r>
           <w:r>
-            <w:instrText xml:space="preserve"> PAGEREF _Toc15477 \h </w:instrText>
+            <w:instrText xml:space="preserve"> PAGEREF _Toc16009 \h </w:instrText>
           </w:r>
           <w:r>
             <w:fldChar w:fldCharType="separate"/>
@@ -2325,7 +2325,7 @@
               <w:rFonts w:ascii="宋体" w:hAnsi="宋体" w:eastAsia="宋体" w:cs="宋体"/>
               <w:szCs w:val="21"/>
             </w:rPr>
-            <w:instrText xml:space="preserve"> HYPERLINK \l _Toc9438 </w:instrText>
+            <w:instrText xml:space="preserve"> HYPERLINK \l _Toc17959 </w:instrText>
           </w:r>
           <w:r>
             <w:rPr>
@@ -2353,7 +2353,7 @@
             <w:fldChar w:fldCharType="begin"/>
           </w:r>
           <w:r>
-            <w:instrText xml:space="preserve"> PAGEREF _Toc9438 \h </w:instrText>
+            <w:instrText xml:space="preserve"> PAGEREF _Toc17959 \h </w:instrText>
           </w:r>
           <w:r>
             <w:fldChar w:fldCharType="separate"/>
@@ -2391,7 +2391,7 @@
               <w:rFonts w:ascii="宋体" w:hAnsi="宋体" w:eastAsia="宋体" w:cs="宋体"/>
               <w:szCs w:val="21"/>
             </w:rPr>
-            <w:instrText xml:space="preserve"> HYPERLINK \l _Toc9799 </w:instrText>
+            <w:instrText xml:space="preserve"> HYPERLINK \l _Toc8803 </w:instrText>
           </w:r>
           <w:r>
             <w:rPr>
@@ -2419,7 +2419,7 @@
             <w:fldChar w:fldCharType="begin"/>
           </w:r>
           <w:r>
-            <w:instrText xml:space="preserve"> PAGEREF _Toc9799 \h </w:instrText>
+            <w:instrText xml:space="preserve"> PAGEREF _Toc8803 \h </w:instrText>
           </w:r>
           <w:r>
             <w:fldChar w:fldCharType="separate"/>
@@ -2457,7 +2457,7 @@
               <w:rFonts w:ascii="宋体" w:hAnsi="宋体" w:eastAsia="宋体" w:cs="宋体"/>
               <w:szCs w:val="21"/>
             </w:rPr>
-            <w:instrText xml:space="preserve"> HYPERLINK \l _Toc2574 </w:instrText>
+            <w:instrText xml:space="preserve"> HYPERLINK \l _Toc29273 </w:instrText>
           </w:r>
           <w:r>
             <w:rPr>
@@ -2485,7 +2485,7 @@
             <w:fldChar w:fldCharType="begin"/>
           </w:r>
           <w:r>
-            <w:instrText xml:space="preserve"> PAGEREF _Toc2574 \h </w:instrText>
+            <w:instrText xml:space="preserve"> PAGEREF _Toc29273 \h </w:instrText>
           </w:r>
           <w:r>
             <w:fldChar w:fldCharType="separate"/>
@@ -2523,7 +2523,7 @@
               <w:rFonts w:ascii="宋体" w:hAnsi="宋体" w:eastAsia="宋体" w:cs="宋体"/>
               <w:szCs w:val="21"/>
             </w:rPr>
-            <w:instrText xml:space="preserve"> HYPERLINK \l _Toc7913 </w:instrText>
+            <w:instrText xml:space="preserve"> HYPERLINK \l _Toc23205 </w:instrText>
           </w:r>
           <w:r>
             <w:rPr>
@@ -2551,7 +2551,7 @@
             <w:fldChar w:fldCharType="begin"/>
           </w:r>
           <w:r>
-            <w:instrText xml:space="preserve"> PAGEREF _Toc7913 \h </w:instrText>
+            <w:instrText xml:space="preserve"> PAGEREF _Toc23205 \h </w:instrText>
           </w:r>
           <w:r>
             <w:fldChar w:fldCharType="separate"/>
@@ -2589,7 +2589,7 @@
               <w:rFonts w:ascii="宋体" w:hAnsi="宋体" w:eastAsia="宋体" w:cs="宋体"/>
               <w:szCs w:val="21"/>
             </w:rPr>
-            <w:instrText xml:space="preserve"> HYPERLINK \l _Toc30522 </w:instrText>
+            <w:instrText xml:space="preserve"> HYPERLINK \l _Toc18091 </w:instrText>
           </w:r>
           <w:r>
             <w:rPr>
@@ -2617,7 +2617,7 @@
             <w:fldChar w:fldCharType="begin"/>
           </w:r>
           <w:r>
-            <w:instrText xml:space="preserve"> PAGEREF _Toc30522 \h </w:instrText>
+            <w:instrText xml:space="preserve"> PAGEREF _Toc18091 \h </w:instrText>
           </w:r>
           <w:r>
             <w:fldChar w:fldCharType="separate"/>
@@ -2655,7 +2655,7 @@
               <w:rFonts w:ascii="宋体" w:hAnsi="宋体" w:eastAsia="宋体" w:cs="宋体"/>
               <w:szCs w:val="21"/>
             </w:rPr>
-            <w:instrText xml:space="preserve"> HYPERLINK \l _Toc25422 </w:instrText>
+            <w:instrText xml:space="preserve"> HYPERLINK \l _Toc19338 </w:instrText>
           </w:r>
           <w:r>
             <w:rPr>
@@ -2683,7 +2683,7 @@
             <w:fldChar w:fldCharType="begin"/>
           </w:r>
           <w:r>
-            <w:instrText xml:space="preserve"> PAGEREF _Toc25422 \h </w:instrText>
+            <w:instrText xml:space="preserve"> PAGEREF _Toc19338 \h </w:instrText>
           </w:r>
           <w:r>
             <w:fldChar w:fldCharType="separate"/>
@@ -2721,7 +2721,7 @@
               <w:rFonts w:ascii="宋体" w:hAnsi="宋体" w:eastAsia="宋体" w:cs="宋体"/>
               <w:szCs w:val="21"/>
             </w:rPr>
-            <w:instrText xml:space="preserve"> HYPERLINK \l _Toc21226 </w:instrText>
+            <w:instrText xml:space="preserve"> HYPERLINK \l _Toc31497 </w:instrText>
           </w:r>
           <w:r>
             <w:rPr>
@@ -2749,7 +2749,7 @@
             <w:fldChar w:fldCharType="begin"/>
           </w:r>
           <w:r>
-            <w:instrText xml:space="preserve"> PAGEREF _Toc21226 \h </w:instrText>
+            <w:instrText xml:space="preserve"> PAGEREF _Toc31497 \h </w:instrText>
           </w:r>
           <w:r>
             <w:fldChar w:fldCharType="separate"/>
@@ -2787,7 +2787,7 @@
               <w:rFonts w:ascii="宋体" w:hAnsi="宋体" w:eastAsia="宋体" w:cs="宋体"/>
               <w:szCs w:val="21"/>
             </w:rPr>
-            <w:instrText xml:space="preserve"> HYPERLINK \l _Toc28607 </w:instrText>
+            <w:instrText xml:space="preserve"> HYPERLINK \l _Toc10089 </w:instrText>
           </w:r>
           <w:r>
             <w:rPr>
@@ -2815,7 +2815,7 @@
             <w:fldChar w:fldCharType="begin"/>
           </w:r>
           <w:r>
-            <w:instrText xml:space="preserve"> PAGEREF _Toc28607 \h </w:instrText>
+            <w:instrText xml:space="preserve"> PAGEREF _Toc10089 \h </w:instrText>
           </w:r>
           <w:r>
             <w:fldChar w:fldCharType="separate"/>
@@ -2853,7 +2853,7 @@
               <w:rFonts w:ascii="宋体" w:hAnsi="宋体" w:eastAsia="宋体" w:cs="宋体"/>
               <w:szCs w:val="21"/>
             </w:rPr>
-            <w:instrText xml:space="preserve"> HYPERLINK \l _Toc185 </w:instrText>
+            <w:instrText xml:space="preserve"> HYPERLINK \l _Toc21024 </w:instrText>
           </w:r>
           <w:r>
             <w:rPr>
@@ -2881,7 +2881,7 @@
             <w:fldChar w:fldCharType="begin"/>
           </w:r>
           <w:r>
-            <w:instrText xml:space="preserve"> PAGEREF _Toc185 \h </w:instrText>
+            <w:instrText xml:space="preserve"> PAGEREF _Toc21024 \h </w:instrText>
           </w:r>
           <w:r>
             <w:fldChar w:fldCharType="separate"/>
@@ -2919,7 +2919,7 @@
               <w:rFonts w:ascii="宋体" w:hAnsi="宋体" w:eastAsia="宋体" w:cs="宋体"/>
               <w:szCs w:val="21"/>
             </w:rPr>
-            <w:instrText xml:space="preserve"> HYPERLINK \l _Toc22545 </w:instrText>
+            <w:instrText xml:space="preserve"> HYPERLINK \l _Toc24868 </w:instrText>
           </w:r>
           <w:r>
             <w:rPr>
@@ -2947,7 +2947,7 @@
             <w:fldChar w:fldCharType="begin"/>
           </w:r>
           <w:r>
-            <w:instrText xml:space="preserve"> PAGEREF _Toc22545 \h </w:instrText>
+            <w:instrText xml:space="preserve"> PAGEREF _Toc24868 \h </w:instrText>
           </w:r>
           <w:r>
             <w:fldChar w:fldCharType="separate"/>
@@ -2985,7 +2985,7 @@
               <w:rFonts w:ascii="宋体" w:hAnsi="宋体" w:eastAsia="宋体" w:cs="宋体"/>
               <w:szCs w:val="21"/>
             </w:rPr>
-            <w:instrText xml:space="preserve"> HYPERLINK \l _Toc12579 </w:instrText>
+            <w:instrText xml:space="preserve"> HYPERLINK \l _Toc27280 </w:instrText>
           </w:r>
           <w:r>
             <w:rPr>
@@ -3013,7 +3013,7 @@
             <w:fldChar w:fldCharType="begin"/>
           </w:r>
           <w:r>
-            <w:instrText xml:space="preserve"> PAGEREF _Toc12579 \h </w:instrText>
+            <w:instrText xml:space="preserve"> PAGEREF _Toc27280 \h </w:instrText>
           </w:r>
           <w:r>
             <w:fldChar w:fldCharType="separate"/>
@@ -3051,7 +3051,7 @@
               <w:rFonts w:ascii="宋体" w:hAnsi="宋体" w:eastAsia="宋体" w:cs="宋体"/>
               <w:szCs w:val="21"/>
             </w:rPr>
-            <w:instrText xml:space="preserve"> HYPERLINK \l _Toc20170 </w:instrText>
+            <w:instrText xml:space="preserve"> HYPERLINK \l _Toc16150 </w:instrText>
           </w:r>
           <w:r>
             <w:rPr>
@@ -3079,7 +3079,7 @@
             <w:fldChar w:fldCharType="begin"/>
           </w:r>
           <w:r>
-            <w:instrText xml:space="preserve"> PAGEREF _Toc20170 \h </w:instrText>
+            <w:instrText xml:space="preserve"> PAGEREF _Toc16150 \h </w:instrText>
           </w:r>
           <w:r>
             <w:fldChar w:fldCharType="separate"/>
@@ -3187,9 +3187,9 @@
         <w:snapToGrid w:val="0"/>
         <w:textAlignment w:val="baseline"/>
       </w:pPr>
-      <w:bookmarkStart w:id="4" w:name="_Toc28195"/>
-      <w:bookmarkStart w:id="5" w:name="_Toc5665"/>
-      <w:bookmarkStart w:id="6" w:name="_Toc2055"/>
+      <w:bookmarkStart w:id="4" w:name="_Toc5665"/>
+      <w:bookmarkStart w:id="5" w:name="_Toc28195"/>
+      <w:bookmarkStart w:id="6" w:name="_Toc3473"/>
       <w:r>
         <w:rPr>
           <w:rFonts w:hint="eastAsia"/>
@@ -3244,7 +3244,7 @@
         <w:textAlignment w:val="baseline"/>
       </w:pPr>
       <w:bookmarkStart w:id="7" w:name="_Toc28351"/>
-      <w:bookmarkStart w:id="8" w:name="_Toc4700"/>
+      <w:bookmarkStart w:id="8" w:name="_Toc15579"/>
       <w:r>
         <w:rPr>
           <w:rFonts w:hint="eastAsia"/>
@@ -3253,9 +3253,9 @@
       </w:r>
       <w:bookmarkEnd w:id="7"/>
       <w:bookmarkEnd w:id="8"/>
-      <w:bookmarkStart w:id="9" w:name="_bookmark1"/>
+      <w:bookmarkStart w:id="9" w:name="2范围"/>
       <w:bookmarkEnd w:id="9"/>
-      <w:bookmarkStart w:id="10" w:name="2范围"/>
+      <w:bookmarkStart w:id="10" w:name="_bookmark1"/>
       <w:bookmarkEnd w:id="10"/>
     </w:p>
     <w:p>
@@ -3301,12 +3301,12 @@
         <w:snapToGrid w:val="0"/>
         <w:textAlignment w:val="baseline"/>
       </w:pPr>
-      <w:bookmarkStart w:id="11" w:name="3术语定义"/>
+      <w:bookmarkStart w:id="11" w:name="_bookmark2"/>
       <w:bookmarkEnd w:id="11"/>
-      <w:bookmarkStart w:id="12" w:name="_bookmark2"/>
+      <w:bookmarkStart w:id="12" w:name="3术语定义"/>
       <w:bookmarkEnd w:id="12"/>
       <w:bookmarkStart w:id="13" w:name="_Toc6142"/>
-      <w:bookmarkStart w:id="14" w:name="_Toc13008"/>
+      <w:bookmarkStart w:id="14" w:name="_Toc31869"/>
       <w:r>
         <w:rPr>
           <w:rFonts w:hint="eastAsia"/>
@@ -3337,7 +3337,7 @@
           <w:rFonts w:hint="eastAsia"/>
         </w:rPr>
       </w:pPr>
-      <w:bookmarkStart w:id="15" w:name="_Toc5263"/>
+      <w:bookmarkStart w:id="15" w:name="_Toc27786"/>
       <w:r>
         <w:rPr>
           <w:rFonts w:hint="eastAsia"/>
@@ -3392,7 +3392,7 @@
           <w:rFonts w:hint="eastAsia"/>
         </w:rPr>
       </w:pPr>
-      <w:bookmarkStart w:id="16" w:name="_Toc25007"/>
+      <w:bookmarkStart w:id="16" w:name="_Toc2363"/>
       <w:r>
         <w:rPr>
           <w:rFonts w:hint="eastAsia"/>
@@ -3447,7 +3447,7 @@
           <w:rFonts w:hint="eastAsia"/>
         </w:rPr>
       </w:pPr>
-      <w:bookmarkStart w:id="17" w:name="_Toc12325"/>
+      <w:bookmarkStart w:id="17" w:name="_Toc16272"/>
       <w:r>
         <w:rPr>
           <w:rFonts w:hint="eastAsia"/>
@@ -3505,7 +3505,7 @@
         <w:textAlignment w:val="baseline"/>
       </w:pPr>
       <w:bookmarkStart w:id="21" w:name="_Toc632"/>
-      <w:bookmarkStart w:id="22" w:name="_Toc15477"/>
+      <w:bookmarkStart w:id="22" w:name="_Toc16009"/>
       <w:r>
         <w:rPr>
           <w:rFonts w:hint="eastAsia"/>
@@ -3540,7 +3540,7 @@
         <w:textAlignment w:val="baseline"/>
       </w:pPr>
       <w:bookmarkStart w:id="26" w:name="_Toc6678"/>
-      <w:bookmarkStart w:id="27" w:name="_Toc9438"/>
+      <w:bookmarkStart w:id="27" w:name="_Toc17959"/>
       <w:r>
         <w:rPr>
           <w:rFonts w:hint="eastAsia"/>
@@ -3646,9 +3646,9 @@
       </w:pPr>
       <w:bookmarkStart w:id="28" w:name="4.2人力资源部"/>
       <w:bookmarkEnd w:id="28"/>
-      <w:bookmarkStart w:id="29" w:name="_Toc17784"/>
-      <w:bookmarkStart w:id="30" w:name="_Toc28936"/>
-      <w:bookmarkStart w:id="31" w:name="_Toc9799"/>
+      <w:bookmarkStart w:id="29" w:name="_Toc28936"/>
+      <w:bookmarkStart w:id="30" w:name="_Toc17784"/>
+      <w:bookmarkStart w:id="31" w:name="_Toc8803"/>
       <w:r>
         <w:rPr>
           <w:rFonts w:hint="eastAsia"/>
@@ -3758,7 +3758,7 @@
       <w:bookmarkEnd w:id="33"/>
       <w:bookmarkStart w:id="34" w:name="_Toc2234"/>
       <w:bookmarkStart w:id="35" w:name="_Toc27134"/>
-      <w:bookmarkStart w:id="36" w:name="_Toc2574"/>
+      <w:bookmarkStart w:id="36" w:name="_Toc29273"/>
       <w:r>
         <w:rPr>
           <w:rFonts w:hint="eastAsia"/>
@@ -3791,9 +3791,9 @@
       <w:bookmarkEnd w:id="37"/>
       <w:bookmarkStart w:id="38" w:name="_bookmark6"/>
       <w:bookmarkEnd w:id="38"/>
-      <w:bookmarkStart w:id="39" w:name="_Toc14981"/>
-      <w:bookmarkStart w:id="40" w:name="_Toc16424"/>
-      <w:bookmarkStart w:id="41" w:name="_Toc7913"/>
+      <w:bookmarkStart w:id="39" w:name="_Toc16424"/>
+      <w:bookmarkStart w:id="40" w:name="_Toc14981"/>
+      <w:bookmarkStart w:id="41" w:name="_Toc23205"/>
       <w:r>
         <w:rPr>
           <w:rFonts w:hint="eastAsia"/>
@@ -3968,13 +3968,13 @@
         <w:snapToGrid w:val="0"/>
         <w:textAlignment w:val="baseline"/>
       </w:pPr>
-      <w:bookmarkStart w:id="42" w:name="_bookmark7"/>
+      <w:bookmarkStart w:id="42" w:name="5.2试用及转正"/>
       <w:bookmarkEnd w:id="42"/>
-      <w:bookmarkStart w:id="43" w:name="5.2试用及转正"/>
+      <w:bookmarkStart w:id="43" w:name="_bookmark7"/>
       <w:bookmarkEnd w:id="43"/>
       <w:bookmarkStart w:id="44" w:name="_Toc2869"/>
       <w:bookmarkStart w:id="45" w:name="_Toc22625"/>
-      <w:bookmarkStart w:id="46" w:name="_Toc30522"/>
+      <w:bookmarkStart w:id="46" w:name="_Toc18091"/>
       <w:r>
         <w:rPr>
           <w:rFonts w:hint="eastAsia"/>
@@ -4008,7 +4008,7 @@
       <w:bookmarkStart w:id="48" w:name="5.2.1试用"/>
       <w:bookmarkEnd w:id="48"/>
       <w:bookmarkStart w:id="49" w:name="_Toc13123"/>
-      <w:bookmarkStart w:id="50" w:name="_Toc25422"/>
+      <w:bookmarkStart w:id="50" w:name="_Toc19338"/>
       <w:r>
         <w:rPr>
           <w:rFonts w:hint="eastAsia"/>
@@ -4180,7 +4180,7 @@
       <w:bookmarkStart w:id="52" w:name="5.2.2转正"/>
       <w:bookmarkEnd w:id="52"/>
       <w:bookmarkStart w:id="53" w:name="_Toc23209"/>
-      <w:bookmarkStart w:id="54" w:name="_Toc21226"/>
+      <w:bookmarkStart w:id="54" w:name="_Toc31497"/>
       <w:r>
         <w:rPr>
           <w:rFonts w:hint="eastAsia"/>
@@ -4284,9 +4284,9 @@
         </w:rPr>
         <w:t>员工转正后公司将依法为员工办理自签订劳动合同当月起的各项社会保险及人事关系接收手续，具体执行参照公司《劳动合同管理规定》。</w:t>
       </w:r>
-      <w:bookmarkStart w:id="55" w:name="5.3离职"/>
+      <w:bookmarkStart w:id="55" w:name="_bookmark10"/>
       <w:bookmarkEnd w:id="55"/>
-      <w:bookmarkStart w:id="56" w:name="_bookmark10"/>
+      <w:bookmarkStart w:id="56" w:name="5.3离职"/>
       <w:bookmarkEnd w:id="56"/>
       <w:bookmarkStart w:id="57" w:name="_Toc31749"/>
     </w:p>
@@ -4309,7 +4309,7 @@
         <w:textAlignment w:val="baseline"/>
       </w:pPr>
       <w:bookmarkStart w:id="58" w:name="_Toc20319"/>
-      <w:bookmarkStart w:id="59" w:name="_Toc28607"/>
+      <w:bookmarkStart w:id="59" w:name="_Toc10089"/>
       <w:r>
         <w:rPr>
           <w:rFonts w:hint="eastAsia"/>
@@ -4338,12 +4338,12 @@
         <w:snapToGrid w:val="0"/>
         <w:textAlignment w:val="baseline"/>
       </w:pPr>
-      <w:bookmarkStart w:id="60" w:name="5.3.1离职通知"/>
+      <w:bookmarkStart w:id="60" w:name="_bookmark11"/>
       <w:bookmarkEnd w:id="60"/>
-      <w:bookmarkStart w:id="61" w:name="_bookmark11"/>
+      <w:bookmarkStart w:id="61" w:name="5.3.1离职通知"/>
       <w:bookmarkEnd w:id="61"/>
       <w:bookmarkStart w:id="62" w:name="_Toc21054"/>
-      <w:bookmarkStart w:id="63" w:name="_Toc185"/>
+      <w:bookmarkStart w:id="63" w:name="_Toc21024"/>
       <w:r>
         <w:rPr>
           <w:rFonts w:hint="eastAsia"/>
@@ -4439,7 +4439,7 @@
       <w:bookmarkStart w:id="65" w:name="5.3.2离职面谈"/>
       <w:bookmarkEnd w:id="65"/>
       <w:bookmarkStart w:id="66" w:name="_Toc24027"/>
-      <w:bookmarkStart w:id="67" w:name="_Toc22545"/>
+      <w:bookmarkStart w:id="67" w:name="_Toc24868"/>
       <w:r>
         <w:rPr>
           <w:rFonts w:hint="eastAsia"/>
@@ -4535,7 +4535,7 @@
       <w:bookmarkStart w:id="69" w:name="5.3.3离职手续"/>
       <w:bookmarkEnd w:id="69"/>
       <w:bookmarkStart w:id="70" w:name="_Toc6302"/>
-      <w:bookmarkStart w:id="71" w:name="_Toc12579"/>
+      <w:bookmarkStart w:id="71" w:name="_Toc27280"/>
       <w:r>
         <w:rPr>
           <w:rFonts w:hint="eastAsia"/>
@@ -4830,12 +4830,12 @@
         <w:snapToGrid w:val="0"/>
         <w:textAlignment w:val="baseline"/>
       </w:pPr>
-      <w:bookmarkStart w:id="72" w:name="_bookmark14"/>
+      <w:bookmarkStart w:id="72" w:name="5.3.4离职工资结算"/>
       <w:bookmarkEnd w:id="72"/>
-      <w:bookmarkStart w:id="73" w:name="5.3.4离职工资结算"/>
+      <w:bookmarkStart w:id="73" w:name="_bookmark14"/>
       <w:bookmarkEnd w:id="73"/>
       <w:bookmarkStart w:id="74" w:name="_Toc30262"/>
-      <w:bookmarkStart w:id="75" w:name="_Toc20170"/>
+      <w:bookmarkStart w:id="75" w:name="_Toc16150"/>
       <w:r>
         <w:rPr>
           <w:rFonts w:hint="eastAsia"/>

--- a/5.人员管理/1.流程制度规范类文件/050107-人员入离职管理制度.docx
+++ b/5.人员管理/1.流程制度规范类文件/050107-人员入离职管理制度.docx
@@ -39,7 +39,7 @@
         <w:snapToGrid w:val="0"/>
         <w:textAlignment w:val="baseline"/>
       </w:pPr>
-      <w:bookmarkStart w:id="0" w:name="_Toc20010"/>
+      <w:bookmarkStart w:id="0" w:name="_Toc32748"/>
       <w:r>
         <w:t>人员</w:t>
       </w:r>
@@ -73,7 +73,7 @@
         <w:snapToGrid w:val="0"/>
         <w:textAlignment w:val="baseline"/>
       </w:pPr>
-      <w:bookmarkStart w:id="1" w:name="_Toc27041"/>
+      <w:bookmarkStart w:id="1" w:name="_Toc13920"/>
       <w:r>
         <w:t>中达丰集团有限公司</w:t>
       </w:r>
@@ -105,7 +105,7 @@
           <w:lang w:val="en-US" w:eastAsia="zh-CN"/>
         </w:rPr>
       </w:pPr>
-      <w:bookmarkStart w:id="2" w:name="_Toc17214"/>
+      <w:bookmarkStart w:id="2" w:name="_Toc14848"/>
       <w:r>
         <w:rPr>
           <w:rFonts w:hint="eastAsia" w:ascii="宋体" w:hAnsi="宋体" w:eastAsia="宋体" w:cs="宋体"/>
@@ -175,7 +175,7 @@
           <w:szCs w:val="28"/>
         </w:rPr>
       </w:pPr>
-      <w:bookmarkStart w:id="3" w:name="_Toc26319"/>
+      <w:bookmarkStart w:id="3" w:name="_Toc8795"/>
       <w:r>
         <w:rPr>
           <w:rFonts w:ascii="宋体" w:hAnsi="宋体" w:eastAsia="宋体" w:cs="宋体"/>
@@ -1614,7 +1614,7 @@
               <w:rFonts w:ascii="宋体" w:hAnsi="宋体" w:eastAsia="宋体" w:cs="宋体"/>
               <w:szCs w:val="21"/>
             </w:rPr>
-            <w:instrText xml:space="preserve"> HYPERLINK \l _Toc20010 </w:instrText>
+            <w:instrText xml:space="preserve"> HYPERLINK \l _Toc32748 </w:instrText>
           </w:r>
           <w:r>
             <w:rPr>
@@ -1643,7 +1643,7 @@
             <w:fldChar w:fldCharType="begin"/>
           </w:r>
           <w:r>
-            <w:instrText xml:space="preserve"> PAGEREF _Toc20010 \h </w:instrText>
+            <w:instrText xml:space="preserve"> PAGEREF _Toc32748 \h </w:instrText>
           </w:r>
           <w:r>
             <w:fldChar w:fldCharType="separate"/>
@@ -1681,7 +1681,7 @@
               <w:rFonts w:ascii="宋体" w:hAnsi="宋体" w:eastAsia="宋体" w:cs="宋体"/>
               <w:szCs w:val="21"/>
             </w:rPr>
-            <w:instrText xml:space="preserve"> HYPERLINK \l _Toc27041 </w:instrText>
+            <w:instrText xml:space="preserve"> HYPERLINK \l _Toc13920 </w:instrText>
           </w:r>
           <w:r>
             <w:rPr>
@@ -1700,7 +1700,7 @@
             <w:fldChar w:fldCharType="begin"/>
           </w:r>
           <w:r>
-            <w:instrText xml:space="preserve"> PAGEREF _Toc27041 \h </w:instrText>
+            <w:instrText xml:space="preserve"> PAGEREF _Toc13920 \h </w:instrText>
           </w:r>
           <w:r>
             <w:fldChar w:fldCharType="separate"/>
@@ -1738,7 +1738,7 @@
               <w:rFonts w:ascii="宋体" w:hAnsi="宋体" w:eastAsia="宋体" w:cs="宋体"/>
               <w:szCs w:val="21"/>
             </w:rPr>
-            <w:instrText xml:space="preserve"> HYPERLINK \l _Toc17214 </w:instrText>
+            <w:instrText xml:space="preserve"> HYPERLINK \l _Toc14848 </w:instrText>
           </w:r>
           <w:r>
             <w:rPr>
@@ -1763,7 +1763,7 @@
             <w:fldChar w:fldCharType="begin"/>
           </w:r>
           <w:r>
-            <w:instrText xml:space="preserve"> PAGEREF _Toc17214 \h </w:instrText>
+            <w:instrText xml:space="preserve"> PAGEREF _Toc14848 \h </w:instrText>
           </w:r>
           <w:r>
             <w:fldChar w:fldCharType="separate"/>
@@ -1801,7 +1801,7 @@
               <w:rFonts w:ascii="宋体" w:hAnsi="宋体" w:eastAsia="宋体" w:cs="宋体"/>
               <w:szCs w:val="21"/>
             </w:rPr>
-            <w:instrText xml:space="preserve"> HYPERLINK \l _Toc26319 </w:instrText>
+            <w:instrText xml:space="preserve"> HYPERLINK \l _Toc8795 </w:instrText>
           </w:r>
           <w:r>
             <w:rPr>
@@ -1825,7 +1825,7 @@
             <w:fldChar w:fldCharType="begin"/>
           </w:r>
           <w:r>
-            <w:instrText xml:space="preserve"> PAGEREF _Toc26319 \h </w:instrText>
+            <w:instrText xml:space="preserve"> PAGEREF _Toc8795 \h </w:instrText>
           </w:r>
           <w:r>
             <w:fldChar w:fldCharType="separate"/>
@@ -1863,7 +1863,7 @@
               <w:rFonts w:ascii="宋体" w:hAnsi="宋体" w:eastAsia="宋体" w:cs="宋体"/>
               <w:szCs w:val="21"/>
             </w:rPr>
-            <w:instrText xml:space="preserve"> HYPERLINK \l _Toc3473 </w:instrText>
+            <w:instrText xml:space="preserve"> HYPERLINK \l _Toc5896 </w:instrText>
           </w:r>
           <w:r>
             <w:rPr>
@@ -1891,7 +1891,7 @@
             <w:fldChar w:fldCharType="begin"/>
           </w:r>
           <w:r>
-            <w:instrText xml:space="preserve"> PAGEREF _Toc3473 \h </w:instrText>
+            <w:instrText xml:space="preserve"> PAGEREF _Toc5896 \h </w:instrText>
           </w:r>
           <w:r>
             <w:fldChar w:fldCharType="separate"/>
@@ -1929,7 +1929,7 @@
               <w:rFonts w:ascii="宋体" w:hAnsi="宋体" w:eastAsia="宋体" w:cs="宋体"/>
               <w:szCs w:val="21"/>
             </w:rPr>
-            <w:instrText xml:space="preserve"> HYPERLINK \l _Toc15579 </w:instrText>
+            <w:instrText xml:space="preserve"> HYPERLINK \l _Toc22900 </w:instrText>
           </w:r>
           <w:r>
             <w:rPr>
@@ -1957,7 +1957,7 @@
             <w:fldChar w:fldCharType="begin"/>
           </w:r>
           <w:r>
-            <w:instrText xml:space="preserve"> PAGEREF _Toc15579 \h </w:instrText>
+            <w:instrText xml:space="preserve"> PAGEREF _Toc22900 \h </w:instrText>
           </w:r>
           <w:r>
             <w:fldChar w:fldCharType="separate"/>
@@ -1995,7 +1995,7 @@
               <w:rFonts w:ascii="宋体" w:hAnsi="宋体" w:eastAsia="宋体" w:cs="宋体"/>
               <w:szCs w:val="21"/>
             </w:rPr>
-            <w:instrText xml:space="preserve"> HYPERLINK \l _Toc31869 </w:instrText>
+            <w:instrText xml:space="preserve"> HYPERLINK \l _Toc29635 </w:instrText>
           </w:r>
           <w:r>
             <w:rPr>
@@ -2023,7 +2023,7 @@
             <w:fldChar w:fldCharType="begin"/>
           </w:r>
           <w:r>
-            <w:instrText xml:space="preserve"> PAGEREF _Toc31869 \h </w:instrText>
+            <w:instrText xml:space="preserve"> PAGEREF _Toc29635 \h </w:instrText>
           </w:r>
           <w:r>
             <w:fldChar w:fldCharType="separate"/>
@@ -2061,7 +2061,7 @@
               <w:rFonts w:ascii="宋体" w:hAnsi="宋体" w:eastAsia="宋体" w:cs="宋体"/>
               <w:szCs w:val="21"/>
             </w:rPr>
-            <w:instrText xml:space="preserve"> HYPERLINK \l _Toc27786 </w:instrText>
+            <w:instrText xml:space="preserve"> HYPERLINK \l _Toc30538 </w:instrText>
           </w:r>
           <w:r>
             <w:rPr>
@@ -2089,7 +2089,7 @@
             <w:fldChar w:fldCharType="begin"/>
           </w:r>
           <w:r>
-            <w:instrText xml:space="preserve"> PAGEREF _Toc27786 \h </w:instrText>
+            <w:instrText xml:space="preserve"> PAGEREF _Toc30538 \h </w:instrText>
           </w:r>
           <w:r>
             <w:fldChar w:fldCharType="separate"/>
@@ -2127,7 +2127,7 @@
               <w:rFonts w:ascii="宋体" w:hAnsi="宋体" w:eastAsia="宋体" w:cs="宋体"/>
               <w:szCs w:val="21"/>
             </w:rPr>
-            <w:instrText xml:space="preserve"> HYPERLINK \l _Toc2363 </w:instrText>
+            <w:instrText xml:space="preserve"> HYPERLINK \l _Toc20426 </w:instrText>
           </w:r>
           <w:r>
             <w:rPr>
@@ -2155,7 +2155,7 @@
             <w:fldChar w:fldCharType="begin"/>
           </w:r>
           <w:r>
-            <w:instrText xml:space="preserve"> PAGEREF _Toc2363 \h </w:instrText>
+            <w:instrText xml:space="preserve"> PAGEREF _Toc20426 \h </w:instrText>
           </w:r>
           <w:r>
             <w:fldChar w:fldCharType="separate"/>
@@ -2193,7 +2193,7 @@
               <w:rFonts w:ascii="宋体" w:hAnsi="宋体" w:eastAsia="宋体" w:cs="宋体"/>
               <w:szCs w:val="21"/>
             </w:rPr>
-            <w:instrText xml:space="preserve"> HYPERLINK \l _Toc16272 </w:instrText>
+            <w:instrText xml:space="preserve"> HYPERLINK \l _Toc19902 </w:instrText>
           </w:r>
           <w:r>
             <w:rPr>
@@ -2221,7 +2221,7 @@
             <w:fldChar w:fldCharType="begin"/>
           </w:r>
           <w:r>
-            <w:instrText xml:space="preserve"> PAGEREF _Toc16272 \h </w:instrText>
+            <w:instrText xml:space="preserve"> PAGEREF _Toc19902 \h </w:instrText>
           </w:r>
           <w:r>
             <w:fldChar w:fldCharType="separate"/>
@@ -2259,7 +2259,7 @@
               <w:rFonts w:ascii="宋体" w:hAnsi="宋体" w:eastAsia="宋体" w:cs="宋体"/>
               <w:szCs w:val="21"/>
             </w:rPr>
-            <w:instrText xml:space="preserve"> HYPERLINK \l _Toc16009 </w:instrText>
+            <w:instrText xml:space="preserve"> HYPERLINK \l _Toc27513 </w:instrText>
           </w:r>
           <w:r>
             <w:rPr>
@@ -2287,7 +2287,7 @@
             <w:fldChar w:fldCharType="begin"/>
           </w:r>
           <w:r>
-            <w:instrText xml:space="preserve"> PAGEREF _Toc16009 \h </w:instrText>
+            <w:instrText xml:space="preserve"> PAGEREF _Toc27513 \h </w:instrText>
           </w:r>
           <w:r>
             <w:fldChar w:fldCharType="separate"/>
@@ -2325,7 +2325,7 @@
               <w:rFonts w:ascii="宋体" w:hAnsi="宋体" w:eastAsia="宋体" w:cs="宋体"/>
               <w:szCs w:val="21"/>
             </w:rPr>
-            <w:instrText xml:space="preserve"> HYPERLINK \l _Toc17959 </w:instrText>
+            <w:instrText xml:space="preserve"> HYPERLINK \l _Toc435 </w:instrText>
           </w:r>
           <w:r>
             <w:rPr>
@@ -2353,7 +2353,7 @@
             <w:fldChar w:fldCharType="begin"/>
           </w:r>
           <w:r>
-            <w:instrText xml:space="preserve"> PAGEREF _Toc17959 \h </w:instrText>
+            <w:instrText xml:space="preserve"> PAGEREF _Toc435 \h </w:instrText>
           </w:r>
           <w:r>
             <w:fldChar w:fldCharType="separate"/>
@@ -2391,7 +2391,7 @@
               <w:rFonts w:ascii="宋体" w:hAnsi="宋体" w:eastAsia="宋体" w:cs="宋体"/>
               <w:szCs w:val="21"/>
             </w:rPr>
-            <w:instrText xml:space="preserve"> HYPERLINK \l _Toc8803 </w:instrText>
+            <w:instrText xml:space="preserve"> HYPERLINK \l _Toc3642 </w:instrText>
           </w:r>
           <w:r>
             <w:rPr>
@@ -2419,7 +2419,7 @@
             <w:fldChar w:fldCharType="begin"/>
           </w:r>
           <w:r>
-            <w:instrText xml:space="preserve"> PAGEREF _Toc8803 \h </w:instrText>
+            <w:instrText xml:space="preserve"> PAGEREF _Toc3642 \h </w:instrText>
           </w:r>
           <w:r>
             <w:fldChar w:fldCharType="separate"/>
@@ -2457,7 +2457,7 @@
               <w:rFonts w:ascii="宋体" w:hAnsi="宋体" w:eastAsia="宋体" w:cs="宋体"/>
               <w:szCs w:val="21"/>
             </w:rPr>
-            <w:instrText xml:space="preserve"> HYPERLINK \l _Toc29273 </w:instrText>
+            <w:instrText xml:space="preserve"> HYPERLINK \l _Toc25265 </w:instrText>
           </w:r>
           <w:r>
             <w:rPr>
@@ -2485,7 +2485,7 @@
             <w:fldChar w:fldCharType="begin"/>
           </w:r>
           <w:r>
-            <w:instrText xml:space="preserve"> PAGEREF _Toc29273 \h </w:instrText>
+            <w:instrText xml:space="preserve"> PAGEREF _Toc25265 \h </w:instrText>
           </w:r>
           <w:r>
             <w:fldChar w:fldCharType="separate"/>
@@ -2523,7 +2523,7 @@
               <w:rFonts w:ascii="宋体" w:hAnsi="宋体" w:eastAsia="宋体" w:cs="宋体"/>
               <w:szCs w:val="21"/>
             </w:rPr>
-            <w:instrText xml:space="preserve"> HYPERLINK \l _Toc23205 </w:instrText>
+            <w:instrText xml:space="preserve"> HYPERLINK \l _Toc22 </w:instrText>
           </w:r>
           <w:r>
             <w:rPr>
@@ -2551,7 +2551,7 @@
             <w:fldChar w:fldCharType="begin"/>
           </w:r>
           <w:r>
-            <w:instrText xml:space="preserve"> PAGEREF _Toc23205 \h </w:instrText>
+            <w:instrText xml:space="preserve"> PAGEREF _Toc22 \h </w:instrText>
           </w:r>
           <w:r>
             <w:fldChar w:fldCharType="separate"/>
@@ -2589,7 +2589,7 @@
               <w:rFonts w:ascii="宋体" w:hAnsi="宋体" w:eastAsia="宋体" w:cs="宋体"/>
               <w:szCs w:val="21"/>
             </w:rPr>
-            <w:instrText xml:space="preserve"> HYPERLINK \l _Toc18091 </w:instrText>
+            <w:instrText xml:space="preserve"> HYPERLINK \l _Toc31935 </w:instrText>
           </w:r>
           <w:r>
             <w:rPr>
@@ -2617,7 +2617,7 @@
             <w:fldChar w:fldCharType="begin"/>
           </w:r>
           <w:r>
-            <w:instrText xml:space="preserve"> PAGEREF _Toc18091 \h </w:instrText>
+            <w:instrText xml:space="preserve"> PAGEREF _Toc31935 \h </w:instrText>
           </w:r>
           <w:r>
             <w:fldChar w:fldCharType="separate"/>
@@ -2655,7 +2655,7 @@
               <w:rFonts w:ascii="宋体" w:hAnsi="宋体" w:eastAsia="宋体" w:cs="宋体"/>
               <w:szCs w:val="21"/>
             </w:rPr>
-            <w:instrText xml:space="preserve"> HYPERLINK \l _Toc19338 </w:instrText>
+            <w:instrText xml:space="preserve"> HYPERLINK \l _Toc22695 </w:instrText>
           </w:r>
           <w:r>
             <w:rPr>
@@ -2683,7 +2683,7 @@
             <w:fldChar w:fldCharType="begin"/>
           </w:r>
           <w:r>
-            <w:instrText xml:space="preserve"> PAGEREF _Toc19338 \h </w:instrText>
+            <w:instrText xml:space="preserve"> PAGEREF _Toc22695 \h </w:instrText>
           </w:r>
           <w:r>
             <w:fldChar w:fldCharType="separate"/>
@@ -2721,7 +2721,7 @@
               <w:rFonts w:ascii="宋体" w:hAnsi="宋体" w:eastAsia="宋体" w:cs="宋体"/>
               <w:szCs w:val="21"/>
             </w:rPr>
-            <w:instrText xml:space="preserve"> HYPERLINK \l _Toc31497 </w:instrText>
+            <w:instrText xml:space="preserve"> HYPERLINK \l _Toc7668 </w:instrText>
           </w:r>
           <w:r>
             <w:rPr>
@@ -2749,7 +2749,7 @@
             <w:fldChar w:fldCharType="begin"/>
           </w:r>
           <w:r>
-            <w:instrText xml:space="preserve"> PAGEREF _Toc31497 \h </w:instrText>
+            <w:instrText xml:space="preserve"> PAGEREF _Toc7668 \h </w:instrText>
           </w:r>
           <w:r>
             <w:fldChar w:fldCharType="separate"/>
@@ -2787,7 +2787,7 @@
               <w:rFonts w:ascii="宋体" w:hAnsi="宋体" w:eastAsia="宋体" w:cs="宋体"/>
               <w:szCs w:val="21"/>
             </w:rPr>
-            <w:instrText xml:space="preserve"> HYPERLINK \l _Toc10089 </w:instrText>
+            <w:instrText xml:space="preserve"> HYPERLINK \l _Toc5871 </w:instrText>
           </w:r>
           <w:r>
             <w:rPr>
@@ -2815,7 +2815,7 @@
             <w:fldChar w:fldCharType="begin"/>
           </w:r>
           <w:r>
-            <w:instrText xml:space="preserve"> PAGEREF _Toc10089 \h </w:instrText>
+            <w:instrText xml:space="preserve"> PAGEREF _Toc5871 \h </w:instrText>
           </w:r>
           <w:r>
             <w:fldChar w:fldCharType="separate"/>
@@ -2853,7 +2853,7 @@
               <w:rFonts w:ascii="宋体" w:hAnsi="宋体" w:eastAsia="宋体" w:cs="宋体"/>
               <w:szCs w:val="21"/>
             </w:rPr>
-            <w:instrText xml:space="preserve"> HYPERLINK \l _Toc21024 </w:instrText>
+            <w:instrText xml:space="preserve"> HYPERLINK \l _Toc5508 </w:instrText>
           </w:r>
           <w:r>
             <w:rPr>
@@ -2881,7 +2881,7 @@
             <w:fldChar w:fldCharType="begin"/>
           </w:r>
           <w:r>
-            <w:instrText xml:space="preserve"> PAGEREF _Toc21024 \h </w:instrText>
+            <w:instrText xml:space="preserve"> PAGEREF _Toc5508 \h </w:instrText>
           </w:r>
           <w:r>
             <w:fldChar w:fldCharType="separate"/>
@@ -2919,7 +2919,7 @@
               <w:rFonts w:ascii="宋体" w:hAnsi="宋体" w:eastAsia="宋体" w:cs="宋体"/>
               <w:szCs w:val="21"/>
             </w:rPr>
-            <w:instrText xml:space="preserve"> HYPERLINK \l _Toc24868 </w:instrText>
+            <w:instrText xml:space="preserve"> HYPERLINK \l _Toc20643 </w:instrText>
           </w:r>
           <w:r>
             <w:rPr>
@@ -2947,7 +2947,7 @@
             <w:fldChar w:fldCharType="begin"/>
           </w:r>
           <w:r>
-            <w:instrText xml:space="preserve"> PAGEREF _Toc24868 \h </w:instrText>
+            <w:instrText xml:space="preserve"> PAGEREF _Toc20643 \h </w:instrText>
           </w:r>
           <w:r>
             <w:fldChar w:fldCharType="separate"/>
@@ -2985,7 +2985,7 @@
               <w:rFonts w:ascii="宋体" w:hAnsi="宋体" w:eastAsia="宋体" w:cs="宋体"/>
               <w:szCs w:val="21"/>
             </w:rPr>
-            <w:instrText xml:space="preserve"> HYPERLINK \l _Toc27280 </w:instrText>
+            <w:instrText xml:space="preserve"> HYPERLINK \l _Toc24669 </w:instrText>
           </w:r>
           <w:r>
             <w:rPr>
@@ -3013,7 +3013,7 @@
             <w:fldChar w:fldCharType="begin"/>
           </w:r>
           <w:r>
-            <w:instrText xml:space="preserve"> PAGEREF _Toc27280 \h </w:instrText>
+            <w:instrText xml:space="preserve"> PAGEREF _Toc24669 \h </w:instrText>
           </w:r>
           <w:r>
             <w:fldChar w:fldCharType="separate"/>
@@ -3051,7 +3051,7 @@
               <w:rFonts w:ascii="宋体" w:hAnsi="宋体" w:eastAsia="宋体" w:cs="宋体"/>
               <w:szCs w:val="21"/>
             </w:rPr>
-            <w:instrText xml:space="preserve"> HYPERLINK \l _Toc16150 </w:instrText>
+            <w:instrText xml:space="preserve"> HYPERLINK \l _Toc31962 </w:instrText>
           </w:r>
           <w:r>
             <w:rPr>
@@ -3079,7 +3079,7 @@
             <w:fldChar w:fldCharType="begin"/>
           </w:r>
           <w:r>
-            <w:instrText xml:space="preserve"> PAGEREF _Toc16150 \h </w:instrText>
+            <w:instrText xml:space="preserve"> PAGEREF _Toc31962 \h </w:instrText>
           </w:r>
           <w:r>
             <w:fldChar w:fldCharType="separate"/>
@@ -3187,9 +3187,9 @@
         <w:snapToGrid w:val="0"/>
         <w:textAlignment w:val="baseline"/>
       </w:pPr>
-      <w:bookmarkStart w:id="4" w:name="_Toc5665"/>
-      <w:bookmarkStart w:id="5" w:name="_Toc28195"/>
-      <w:bookmarkStart w:id="6" w:name="_Toc3473"/>
+      <w:bookmarkStart w:id="4" w:name="_Toc28195"/>
+      <w:bookmarkStart w:id="5" w:name="_Toc5665"/>
+      <w:bookmarkStart w:id="6" w:name="_Toc5896"/>
       <w:r>
         <w:rPr>
           <w:rFonts w:hint="eastAsia"/>
@@ -3244,7 +3244,7 @@
         <w:textAlignment w:val="baseline"/>
       </w:pPr>
       <w:bookmarkStart w:id="7" w:name="_Toc28351"/>
-      <w:bookmarkStart w:id="8" w:name="_Toc15579"/>
+      <w:bookmarkStart w:id="8" w:name="_Toc22900"/>
       <w:r>
         <w:rPr>
           <w:rFonts w:hint="eastAsia"/>
@@ -3301,12 +3301,12 @@
         <w:snapToGrid w:val="0"/>
         <w:textAlignment w:val="baseline"/>
       </w:pPr>
-      <w:bookmarkStart w:id="11" w:name="_bookmark2"/>
+      <w:bookmarkStart w:id="11" w:name="3术语定义"/>
       <w:bookmarkEnd w:id="11"/>
-      <w:bookmarkStart w:id="12" w:name="3术语定义"/>
+      <w:bookmarkStart w:id="12" w:name="_bookmark2"/>
       <w:bookmarkEnd w:id="12"/>
       <w:bookmarkStart w:id="13" w:name="_Toc6142"/>
-      <w:bookmarkStart w:id="14" w:name="_Toc31869"/>
+      <w:bookmarkStart w:id="14" w:name="_Toc29635"/>
       <w:r>
         <w:rPr>
           <w:rFonts w:hint="eastAsia"/>
@@ -3337,7 +3337,7 @@
           <w:rFonts w:hint="eastAsia"/>
         </w:rPr>
       </w:pPr>
-      <w:bookmarkStart w:id="15" w:name="_Toc27786"/>
+      <w:bookmarkStart w:id="15" w:name="_Toc30538"/>
       <w:r>
         <w:rPr>
           <w:rFonts w:hint="eastAsia"/>
@@ -3392,7 +3392,7 @@
           <w:rFonts w:hint="eastAsia"/>
         </w:rPr>
       </w:pPr>
-      <w:bookmarkStart w:id="16" w:name="_Toc2363"/>
+      <w:bookmarkStart w:id="16" w:name="_Toc20426"/>
       <w:r>
         <w:rPr>
           <w:rFonts w:hint="eastAsia"/>
@@ -3447,7 +3447,7 @@
           <w:rFonts w:hint="eastAsia"/>
         </w:rPr>
       </w:pPr>
-      <w:bookmarkStart w:id="17" w:name="_Toc16272"/>
+      <w:bookmarkStart w:id="17" w:name="_Toc19902"/>
       <w:r>
         <w:rPr>
           <w:rFonts w:hint="eastAsia"/>
@@ -3505,7 +3505,7 @@
         <w:textAlignment w:val="baseline"/>
       </w:pPr>
       <w:bookmarkStart w:id="21" w:name="_Toc632"/>
-      <w:bookmarkStart w:id="22" w:name="_Toc16009"/>
+      <w:bookmarkStart w:id="22" w:name="_Toc27513"/>
       <w:r>
         <w:rPr>
           <w:rFonts w:hint="eastAsia"/>
@@ -3540,7 +3540,7 @@
         <w:textAlignment w:val="baseline"/>
       </w:pPr>
       <w:bookmarkStart w:id="26" w:name="_Toc6678"/>
-      <w:bookmarkStart w:id="27" w:name="_Toc17959"/>
+      <w:bookmarkStart w:id="27" w:name="_Toc435"/>
       <w:r>
         <w:rPr>
           <w:rFonts w:hint="eastAsia"/>
@@ -3648,7 +3648,7 @@
       <w:bookmarkEnd w:id="28"/>
       <w:bookmarkStart w:id="29" w:name="_Toc28936"/>
       <w:bookmarkStart w:id="30" w:name="_Toc17784"/>
-      <w:bookmarkStart w:id="31" w:name="_Toc8803"/>
+      <w:bookmarkStart w:id="31" w:name="_Toc3642"/>
       <w:r>
         <w:rPr>
           <w:rFonts w:hint="eastAsia"/>
@@ -3756,9 +3756,9 @@
       <w:bookmarkEnd w:id="32"/>
       <w:bookmarkStart w:id="33" w:name="_bookmark5"/>
       <w:bookmarkEnd w:id="33"/>
-      <w:bookmarkStart w:id="34" w:name="_Toc2234"/>
-      <w:bookmarkStart w:id="35" w:name="_Toc27134"/>
-      <w:bookmarkStart w:id="36" w:name="_Toc29273"/>
+      <w:bookmarkStart w:id="34" w:name="_Toc27134"/>
+      <w:bookmarkStart w:id="35" w:name="_Toc2234"/>
+      <w:bookmarkStart w:id="36" w:name="_Toc25265"/>
       <w:r>
         <w:rPr>
           <w:rFonts w:hint="eastAsia"/>
@@ -3791,9 +3791,9 @@
       <w:bookmarkEnd w:id="37"/>
       <w:bookmarkStart w:id="38" w:name="_bookmark6"/>
       <w:bookmarkEnd w:id="38"/>
-      <w:bookmarkStart w:id="39" w:name="_Toc16424"/>
-      <w:bookmarkStart w:id="40" w:name="_Toc14981"/>
-      <w:bookmarkStart w:id="41" w:name="_Toc23205"/>
+      <w:bookmarkStart w:id="39" w:name="_Toc14981"/>
+      <w:bookmarkStart w:id="40" w:name="_Toc16424"/>
+      <w:bookmarkStart w:id="41" w:name="_Toc22"/>
       <w:r>
         <w:rPr>
           <w:rFonts w:hint="eastAsia"/>
@@ -3972,9 +3972,9 @@
       <w:bookmarkEnd w:id="42"/>
       <w:bookmarkStart w:id="43" w:name="_bookmark7"/>
       <w:bookmarkEnd w:id="43"/>
-      <w:bookmarkStart w:id="44" w:name="_Toc2869"/>
-      <w:bookmarkStart w:id="45" w:name="_Toc22625"/>
-      <w:bookmarkStart w:id="46" w:name="_Toc18091"/>
+      <w:bookmarkStart w:id="44" w:name="_Toc22625"/>
+      <w:bookmarkStart w:id="45" w:name="_Toc2869"/>
+      <w:bookmarkStart w:id="46" w:name="_Toc31935"/>
       <w:r>
         <w:rPr>
           <w:rFonts w:hint="eastAsia"/>
@@ -4008,7 +4008,7 @@
       <w:bookmarkStart w:id="48" w:name="5.2.1试用"/>
       <w:bookmarkEnd w:id="48"/>
       <w:bookmarkStart w:id="49" w:name="_Toc13123"/>
-      <w:bookmarkStart w:id="50" w:name="_Toc19338"/>
+      <w:bookmarkStart w:id="50" w:name="_Toc22695"/>
       <w:r>
         <w:rPr>
           <w:rFonts w:hint="eastAsia"/>
@@ -4175,12 +4175,12 @@
         <w:snapToGrid w:val="0"/>
         <w:textAlignment w:val="baseline"/>
       </w:pPr>
-      <w:bookmarkStart w:id="51" w:name="_bookmark9"/>
+      <w:bookmarkStart w:id="51" w:name="5.2.2转正"/>
       <w:bookmarkEnd w:id="51"/>
-      <w:bookmarkStart w:id="52" w:name="5.2.2转正"/>
+      <w:bookmarkStart w:id="52" w:name="_bookmark9"/>
       <w:bookmarkEnd w:id="52"/>
       <w:bookmarkStart w:id="53" w:name="_Toc23209"/>
-      <w:bookmarkStart w:id="54" w:name="_Toc31497"/>
+      <w:bookmarkStart w:id="54" w:name="_Toc7668"/>
       <w:r>
         <w:rPr>
           <w:rFonts w:hint="eastAsia"/>
@@ -4309,7 +4309,7 @@
         <w:textAlignment w:val="baseline"/>
       </w:pPr>
       <w:bookmarkStart w:id="58" w:name="_Toc20319"/>
-      <w:bookmarkStart w:id="59" w:name="_Toc10089"/>
+      <w:bookmarkStart w:id="59" w:name="_Toc5871"/>
       <w:r>
         <w:rPr>
           <w:rFonts w:hint="eastAsia"/>
@@ -4343,7 +4343,7 @@
       <w:bookmarkStart w:id="61" w:name="5.3.1离职通知"/>
       <w:bookmarkEnd w:id="61"/>
       <w:bookmarkStart w:id="62" w:name="_Toc21054"/>
-      <w:bookmarkStart w:id="63" w:name="_Toc21024"/>
+      <w:bookmarkStart w:id="63" w:name="_Toc5508"/>
       <w:r>
         <w:rPr>
           <w:rFonts w:hint="eastAsia"/>
@@ -4434,12 +4434,12 @@
         <w:snapToGrid w:val="0"/>
         <w:textAlignment w:val="baseline"/>
       </w:pPr>
-      <w:bookmarkStart w:id="64" w:name="_bookmark12"/>
+      <w:bookmarkStart w:id="64" w:name="5.3.2离职面谈"/>
       <w:bookmarkEnd w:id="64"/>
-      <w:bookmarkStart w:id="65" w:name="5.3.2离职面谈"/>
+      <w:bookmarkStart w:id="65" w:name="_bookmark12"/>
       <w:bookmarkEnd w:id="65"/>
       <w:bookmarkStart w:id="66" w:name="_Toc24027"/>
-      <w:bookmarkStart w:id="67" w:name="_Toc24868"/>
+      <w:bookmarkStart w:id="67" w:name="_Toc20643"/>
       <w:r>
         <w:rPr>
           <w:rFonts w:hint="eastAsia"/>
@@ -4530,12 +4530,12 @@
         <w:snapToGrid w:val="0"/>
         <w:textAlignment w:val="baseline"/>
       </w:pPr>
-      <w:bookmarkStart w:id="68" w:name="_bookmark13"/>
+      <w:bookmarkStart w:id="68" w:name="5.3.3离职手续"/>
       <w:bookmarkEnd w:id="68"/>
-      <w:bookmarkStart w:id="69" w:name="5.3.3离职手续"/>
+      <w:bookmarkStart w:id="69" w:name="_bookmark13"/>
       <w:bookmarkEnd w:id="69"/>
       <w:bookmarkStart w:id="70" w:name="_Toc6302"/>
-      <w:bookmarkStart w:id="71" w:name="_Toc27280"/>
+      <w:bookmarkStart w:id="71" w:name="_Toc24669"/>
       <w:r>
         <w:rPr>
           <w:rFonts w:hint="eastAsia"/>
@@ -4835,7 +4835,7 @@
       <w:bookmarkStart w:id="73" w:name="_bookmark14"/>
       <w:bookmarkEnd w:id="73"/>
       <w:bookmarkStart w:id="74" w:name="_Toc30262"/>
-      <w:bookmarkStart w:id="75" w:name="_Toc16150"/>
+      <w:bookmarkStart w:id="75" w:name="_Toc31962"/>
       <w:r>
         <w:rPr>
           <w:rFonts w:hint="eastAsia"/>
